--- a/docs/SMart_Retail_AI_Project_Report.docx
+++ b/docs/SMart_Retail_AI_Project_Report.docx
@@ -385,7 +385,7 @@
                 <w:sz w:val="19"/>
                 <w:szCs w:val="19"/>
               </w:rPr>
-              <w:t xml:space="preserve">Technical project report, revision 1.0</w:t>
+              <w:t xml:space="preserve">Technical project report, revision 1.1</w:t>
             </w:r>
           </w:p>
         </w:tc>
@@ -621,6 +621,49 @@
           <w:szCs w:val="21"/>
         </w:rPr>
         <w:t xml:space="preserve">That gap between what the system thinks happened and what actually happened is the most interesting problem in the data, so we built the checkout integrity scenario around it and let the other five scenarios fill out the picture: hourly demand forecasting, replenishment, fresh food markdown, basket affinity, and personalised offers, plus cold chain monitoring on the chiller probes.</w:t>
+      </w:r>
+    </w:p>
+    <w:p>
+      <w:pPr>
+        <w:pStyle w:val="Heading2"/>
+        <w:spacing w:after="120" w:before="260"/>
+      </w:pPr>
+      <w:r>
+        <w:rPr>
+          <w:rFonts w:ascii="Calibri" w:cs="Calibri" w:eastAsia="Calibri" w:hAnsi="Calibri"/>
+          <w:b/>
+          <w:bCs/>
+          <w:color w:val="1F4E79"/>
+          <w:sz w:val="24"/>
+          <w:szCs w:val="24"/>
+        </w:rPr>
+        <w:t xml:space="preserve">A note on scope</w:t>
+      </w:r>
+    </w:p>
+    <w:p>
+      <w:pPr>
+        <w:spacing w:after="140" w:line="276"/>
+      </w:pPr>
+      <w:r>
+        <w:rPr>
+          <w:rFonts w:ascii="Calibri" w:cs="Calibri" w:eastAsia="Calibri" w:hAnsi="Calibri"/>
+          <w:sz w:val="21"/>
+          <w:szCs w:val="21"/>
+        </w:rPr>
+        <w:t xml:space="preserve">The brief asked us to amalgamate the SAP export with the existing synthesized data for the Retail app. That turned out not to be possible, and it is worth recording why: the repository was empty when we started - no commits at all, just a bare git directory - so there was no prior dataset to merge with. Nothing was found elsewhere either.</w:t>
+      </w:r>
+    </w:p>
+    <w:p>
+      <w:pPr>
+        <w:spacing w:after="140" w:line="276"/>
+      </w:pPr>
+      <w:r>
+        <w:rPr>
+          <w:rFonts w:ascii="Calibri" w:cs="Calibri" w:eastAsia="Calibri" w:hAnsi="Calibri"/>
+          <w:sz w:val="21"/>
+          <w:szCs w:val="21"/>
+        </w:rPr>
+        <w:t xml:space="preserve">We therefore treated the export as the seed and enriched outward from it, which meets the intent of the brief but is not literally what was asked. If a Retail app dataset does exist somewhere, the pipeline is built to take it: stage two consumes the canonical extract and could just as easily consume a second source alongside it. Section 3.5 sets out exactly what the enrichment added.</w:t>
       </w:r>
     </w:p>
     <w:p>
@@ -5870,6 +5913,738 @@
         </w:tc>
       </w:tr>
     </w:tbl>
+    <w:p>
+      <w:pPr>
+        <w:pStyle w:val="Heading2"/>
+        <w:spacing w:after="120" w:before="260"/>
+      </w:pPr>
+      <w:r>
+        <w:rPr>
+          <w:rFonts w:ascii="Calibri" w:cs="Calibri" w:eastAsia="Calibri" w:hAnsi="Calibri"/>
+          <w:b/>
+          <w:bCs/>
+          <w:color w:val="1F4E79"/>
+          <w:sz w:val="24"/>
+          <w:szCs w:val="24"/>
+        </w:rPr>
+        <w:t xml:space="preserve">3.5 What the enrichment actually added</w:t>
+      </w:r>
+    </w:p>
+    <w:p>
+      <w:pPr>
+        <w:spacing w:after="140" w:line="276"/>
+      </w:pPr>
+      <w:r>
+        <w:rPr>
+          <w:rFonts w:ascii="Calibri" w:cs="Calibri" w:eastAsia="Calibri" w:hAnsi="Calibri"/>
+          <w:sz w:val="21"/>
+          <w:szCs w:val="21"/>
+        </w:rPr>
+        <w:t xml:space="preserve">"Enrichment" is a word that can cover anything, so this section is specific about what came out of SAP and what was added around it.</w:t>
+      </w:r>
+    </w:p>
+    <w:p>
+      <w:pPr>
+        <w:pStyle w:val="Heading3"/>
+        <w:spacing w:after="100" w:before="200"/>
+      </w:pPr>
+      <w:r>
+        <w:rPr>
+          <w:rFonts w:ascii="Calibri" w:cs="Calibri" w:eastAsia="Calibri" w:hAnsi="Calibri"/>
+          <w:b/>
+          <w:bCs/>
+          <w:color w:val="2E2E2E"/>
+          <w:sz w:val="22"/>
+          <w:szCs w:val="22"/>
+        </w:rPr>
+        <w:t xml:space="preserve">Structural enrichment of the article master</w:t>
+      </w:r>
+    </w:p>
+    <w:p>
+      <w:pPr>
+        <w:spacing w:after="140" w:line="276"/>
+      </w:pPr>
+      <w:r>
+        <w:rPr>
+          <w:rFonts w:ascii="Calibri" w:cs="Calibri" w:eastAsia="Calibri" w:hAnsi="Calibri"/>
+          <w:sz w:val="21"/>
+          <w:szCs w:val="21"/>
+        </w:rPr>
+        <w:t xml:space="preserve">The export gives a sales report keyed by article: identifier, name, quantity sold, gross and net revenue, discounts and VAT. Useful for reporting, but none of it is what an AI scenario needs to reason with. The model adds, per article: unit cost, temperature zone, shelf life in days, ABC class, whether the line is RFID tagged, whether it is a deposit line, shelf capacity, reorder point, and a supplier. The 63 German article groups also gained English names, a category and a temperature zone.</w:t>
+      </w:r>
+    </w:p>
+    <w:p>
+      <w:pPr>
+        <w:spacing w:after="140" w:line="276"/>
+      </w:pPr>
+      <w:r>
+        <w:rPr>
+          <w:rFonts w:ascii="Calibri" w:cs="Calibri" w:eastAsia="Calibri" w:hAnsi="Calibri"/>
+          <w:sz w:val="21"/>
+          <w:szCs w:val="21"/>
+        </w:rPr>
+        <w:t xml:space="preserve">Without those fields none of the scenarios can run. Shelf life is what makes the markdown engine possible; the RFID flag is what lets the integrity engine distinguish a misread from an untaggable article; unit cost is what turns a quantity into a margin.</w:t>
+      </w:r>
+    </w:p>
+    <w:p>
+      <w:pPr>
+        <w:pStyle w:val="Heading3"/>
+        <w:spacing w:after="100" w:before="200"/>
+      </w:pPr>
+      <w:r>
+        <w:rPr>
+          <w:rFonts w:ascii="Calibri" w:cs="Calibri" w:eastAsia="Calibri" w:hAnsi="Calibri"/>
+          <w:b/>
+          <w:bCs/>
+          <w:color w:val="2E2E2E"/>
+          <w:sz w:val="22"/>
+          <w:szCs w:val="22"/>
+        </w:rPr>
+        <w:t xml:space="preserve">Volume</w:t>
+      </w:r>
+    </w:p>
+    <w:tbl>
+      <w:tblPr>
+        <w:tblW w:type="dxa" w:w="9020"/>
+        <w:tblBorders>
+          <w:top w:val="single" w:color="BFBFBF" w:sz="4"/>
+          <w:left w:val="single" w:color="BFBFBF" w:sz="4"/>
+          <w:bottom w:val="single" w:color="BFBFBF" w:sz="4"/>
+          <w:right w:val="single" w:color="BFBFBF" w:sz="4"/>
+          <w:insideH w:val="single" w:color="D9D9D9" w:sz="2"/>
+          <w:insideV w:val="single" w:color="D9D9D9" w:sz="2"/>
+        </w:tblBorders>
+      </w:tblPr>
+      <w:tblGrid>
+        <w:gridCol w:w="3067"/>
+        <w:gridCol w:w="2977"/>
+        <w:gridCol w:w="2976"/>
+      </w:tblGrid>
+      <w:tr>
+        <w:trPr>
+          <w:tblHeader/>
+        </w:trPr>
+        <w:tc>
+          <w:tcPr>
+            <w:tcW w:type="dxa" w:w="3067"/>
+            <w:shd w:fill="1F4E79" w:color="auto" w:val="clear"/>
+            <w:tcMar>
+              <w:top w:type="dxa" w:w="70"/>
+              <w:left w:type="dxa" w:w="110"/>
+              <w:bottom w:type="dxa" w:w="70"/>
+              <w:right w:type="dxa" w:w="110"/>
+            </w:tcMar>
+          </w:tcPr>
+          <w:p>
+            <w:pPr>
+              <w:spacing w:after="0" w:line="250"/>
+            </w:pPr>
+            <w:r>
+              <w:rPr>
+                <w:rFonts w:ascii="Calibri" w:cs="Calibri" w:eastAsia="Calibri" w:hAnsi="Calibri"/>
+                <w:b/>
+                <w:bCs/>
+                <w:color w:val="FFFFFF"/>
+                <w:sz w:val="19"/>
+                <w:szCs w:val="19"/>
+              </w:rPr>
+              <w:t xml:space="preserve">Dimension</w:t>
+            </w:r>
+          </w:p>
+        </w:tc>
+        <w:tc>
+          <w:tcPr>
+            <w:tcW w:type="dxa" w:w="2977"/>
+            <w:shd w:fill="1F4E79" w:color="auto" w:val="clear"/>
+            <w:tcMar>
+              <w:top w:type="dxa" w:w="70"/>
+              <w:left w:type="dxa" w:w="110"/>
+              <w:bottom w:type="dxa" w:w="70"/>
+              <w:right w:type="dxa" w:w="110"/>
+            </w:tcMar>
+          </w:tcPr>
+          <w:p>
+            <w:pPr>
+              <w:spacing w:after="0" w:line="250"/>
+              <w:jc w:val="right"/>
+            </w:pPr>
+            <w:r>
+              <w:rPr>
+                <w:rFonts w:ascii="Calibri" w:cs="Calibri" w:eastAsia="Calibri" w:hAnsi="Calibri"/>
+                <w:b/>
+                <w:bCs/>
+                <w:color w:val="FFFFFF"/>
+                <w:sz w:val="19"/>
+                <w:szCs w:val="19"/>
+              </w:rPr>
+              <w:t xml:space="preserve">From the SAP export</w:t>
+            </w:r>
+          </w:p>
+        </w:tc>
+        <w:tc>
+          <w:tcPr>
+            <w:tcW w:type="dxa" w:w="2976"/>
+            <w:shd w:fill="1F4E79" w:color="auto" w:val="clear"/>
+            <w:tcMar>
+              <w:top w:type="dxa" w:w="70"/>
+              <w:left w:type="dxa" w:w="110"/>
+              <w:bottom w:type="dxa" w:w="70"/>
+              <w:right w:type="dxa" w:w="110"/>
+            </w:tcMar>
+          </w:tcPr>
+          <w:p>
+            <w:pPr>
+              <w:spacing w:after="0" w:line="250"/>
+              <w:jc w:val="right"/>
+            </w:pPr>
+            <w:r>
+              <w:rPr>
+                <w:rFonts w:ascii="Calibri" w:cs="Calibri" w:eastAsia="Calibri" w:hAnsi="Calibri"/>
+                <w:b/>
+                <w:bCs/>
+                <w:color w:val="FFFFFF"/>
+                <w:sz w:val="19"/>
+                <w:szCs w:val="19"/>
+              </w:rPr>
+              <w:t xml:space="preserve">After enrichment</w:t>
+            </w:r>
+          </w:p>
+        </w:tc>
+      </w:tr>
+      <w:tr>
+        <w:tc>
+          <w:tcPr>
+            <w:tcW w:type="dxa" w:w="3067"/>
+            <w:tcMar>
+              <w:top w:type="dxa" w:w="70"/>
+              <w:left w:type="dxa" w:w="110"/>
+              <w:bottom w:type="dxa" w:w="70"/>
+              <w:right w:type="dxa" w:w="110"/>
+            </w:tcMar>
+          </w:tcPr>
+          <w:p>
+            <w:pPr>
+              <w:spacing w:after="0" w:line="250"/>
+            </w:pPr>
+            <w:r>
+              <w:rPr>
+                <w:rFonts w:ascii="Calibri" w:cs="Calibri" w:eastAsia="Calibri" w:hAnsi="Calibri"/>
+                <w:sz w:val="19"/>
+                <w:szCs w:val="19"/>
+              </w:rPr>
+              <w:t xml:space="preserve">Stores</w:t>
+            </w:r>
+          </w:p>
+        </w:tc>
+        <w:tc>
+          <w:tcPr>
+            <w:tcW w:type="dxa" w:w="2977"/>
+            <w:tcMar>
+              <w:top w:type="dxa" w:w="70"/>
+              <w:left w:type="dxa" w:w="110"/>
+              <w:bottom w:type="dxa" w:w="70"/>
+              <w:right w:type="dxa" w:w="110"/>
+            </w:tcMar>
+          </w:tcPr>
+          <w:p>
+            <w:pPr>
+              <w:spacing w:after="0" w:line="250"/>
+              <w:jc w:val="right"/>
+            </w:pPr>
+            <w:r>
+              <w:rPr>
+                <w:rFonts w:ascii="Calibri" w:cs="Calibri" w:eastAsia="Calibri" w:hAnsi="Calibri"/>
+                <w:sz w:val="19"/>
+                <w:szCs w:val="19"/>
+              </w:rPr>
+              <w:t xml:space="preserve">1</w:t>
+            </w:r>
+          </w:p>
+        </w:tc>
+        <w:tc>
+          <w:tcPr>
+            <w:tcW w:type="dxa" w:w="2976"/>
+            <w:tcMar>
+              <w:top w:type="dxa" w:w="70"/>
+              <w:left w:type="dxa" w:w="110"/>
+              <w:bottom w:type="dxa" w:w="70"/>
+              <w:right w:type="dxa" w:w="110"/>
+            </w:tcMar>
+          </w:tcPr>
+          <w:p>
+            <w:pPr>
+              <w:spacing w:after="0" w:line="250"/>
+              <w:jc w:val="right"/>
+            </w:pPr>
+            <w:r>
+              <w:rPr>
+                <w:rFonts w:ascii="Calibri" w:cs="Calibri" w:eastAsia="Calibri" w:hAnsi="Calibri"/>
+                <w:sz w:val="19"/>
+                <w:szCs w:val="19"/>
+              </w:rPr>
+              <w:t xml:space="preserve">6</w:t>
+            </w:r>
+          </w:p>
+        </w:tc>
+      </w:tr>
+      <w:tr>
+        <w:tc>
+          <w:tcPr>
+            <w:tcW w:type="dxa" w:w="3067"/>
+            <w:shd w:fill="F2F5F8" w:color="auto" w:val="clear"/>
+            <w:tcMar>
+              <w:top w:type="dxa" w:w="70"/>
+              <w:left w:type="dxa" w:w="110"/>
+              <w:bottom w:type="dxa" w:w="70"/>
+              <w:right w:type="dxa" w:w="110"/>
+            </w:tcMar>
+          </w:tcPr>
+          <w:p>
+            <w:pPr>
+              <w:spacing w:after="0" w:line="250"/>
+            </w:pPr>
+            <w:r>
+              <w:rPr>
+                <w:rFonts w:ascii="Calibri" w:cs="Calibri" w:eastAsia="Calibri" w:hAnsi="Calibri"/>
+                <w:sz w:val="19"/>
+                <w:szCs w:val="19"/>
+              </w:rPr>
+              <w:t xml:space="preserve">Terminals</w:t>
+            </w:r>
+          </w:p>
+        </w:tc>
+        <w:tc>
+          <w:tcPr>
+            <w:tcW w:type="dxa" w:w="2977"/>
+            <w:shd w:fill="F2F5F8" w:color="auto" w:val="clear"/>
+            <w:tcMar>
+              <w:top w:type="dxa" w:w="70"/>
+              <w:left w:type="dxa" w:w="110"/>
+              <w:bottom w:type="dxa" w:w="70"/>
+              <w:right w:type="dxa" w:w="110"/>
+            </w:tcMar>
+          </w:tcPr>
+          <w:p>
+            <w:pPr>
+              <w:spacing w:after="0" w:line="250"/>
+              <w:jc w:val="right"/>
+            </w:pPr>
+            <w:r>
+              <w:rPr>
+                <w:rFonts w:ascii="Calibri" w:cs="Calibri" w:eastAsia="Calibri" w:hAnsi="Calibri"/>
+                <w:sz w:val="19"/>
+                <w:szCs w:val="19"/>
+              </w:rPr>
+              <w:t xml:space="preserve">3</w:t>
+            </w:r>
+          </w:p>
+        </w:tc>
+        <w:tc>
+          <w:tcPr>
+            <w:tcW w:type="dxa" w:w="2976"/>
+            <w:shd w:fill="F2F5F8" w:color="auto" w:val="clear"/>
+            <w:tcMar>
+              <w:top w:type="dxa" w:w="70"/>
+              <w:left w:type="dxa" w:w="110"/>
+              <w:bottom w:type="dxa" w:w="70"/>
+              <w:right w:type="dxa" w:w="110"/>
+            </w:tcMar>
+          </w:tcPr>
+          <w:p>
+            <w:pPr>
+              <w:spacing w:after="0" w:line="250"/>
+              <w:jc w:val="right"/>
+            </w:pPr>
+            <w:r>
+              <w:rPr>
+                <w:rFonts w:ascii="Calibri" w:cs="Calibri" w:eastAsia="Calibri" w:hAnsi="Calibri"/>
+                <w:sz w:val="19"/>
+                <w:szCs w:val="19"/>
+              </w:rPr>
+              <w:t xml:space="preserve">17</w:t>
+            </w:r>
+          </w:p>
+        </w:tc>
+      </w:tr>
+      <w:tr>
+        <w:tc>
+          <w:tcPr>
+            <w:tcW w:type="dxa" w:w="3067"/>
+            <w:tcMar>
+              <w:top w:type="dxa" w:w="70"/>
+              <w:left w:type="dxa" w:w="110"/>
+              <w:bottom w:type="dxa" w:w="70"/>
+              <w:right w:type="dxa" w:w="110"/>
+            </w:tcMar>
+          </w:tcPr>
+          <w:p>
+            <w:pPr>
+              <w:spacing w:after="0" w:line="250"/>
+            </w:pPr>
+            <w:r>
+              <w:rPr>
+                <w:rFonts w:ascii="Calibri" w:cs="Calibri" w:eastAsia="Calibri" w:hAnsi="Calibri"/>
+                <w:sz w:val="19"/>
+                <w:szCs w:val="19"/>
+              </w:rPr>
+              <w:t xml:space="preserve">Hourly sales rows</w:t>
+            </w:r>
+          </w:p>
+        </w:tc>
+        <w:tc>
+          <w:tcPr>
+            <w:tcW w:type="dxa" w:w="2977"/>
+            <w:tcMar>
+              <w:top w:type="dxa" w:w="70"/>
+              <w:left w:type="dxa" w:w="110"/>
+              <w:bottom w:type="dxa" w:w="70"/>
+              <w:right w:type="dxa" w:w="110"/>
+            </w:tcMar>
+          </w:tcPr>
+          <w:p>
+            <w:pPr>
+              <w:spacing w:after="0" w:line="250"/>
+              <w:jc w:val="right"/>
+            </w:pPr>
+            <w:r>
+              <w:rPr>
+                <w:rFonts w:ascii="Calibri" w:cs="Calibri" w:eastAsia="Calibri" w:hAnsi="Calibri"/>
+                <w:sz w:val="19"/>
+                <w:szCs w:val="19"/>
+              </w:rPr>
+              <w:t xml:space="preserve">4,926</w:t>
+            </w:r>
+          </w:p>
+        </w:tc>
+        <w:tc>
+          <w:tcPr>
+            <w:tcW w:type="dxa" w:w="2976"/>
+            <w:tcMar>
+              <w:top w:type="dxa" w:w="70"/>
+              <w:left w:type="dxa" w:w="110"/>
+              <w:bottom w:type="dxa" w:w="70"/>
+              <w:right w:type="dxa" w:w="110"/>
+            </w:tcMar>
+          </w:tcPr>
+          <w:p>
+            <w:pPr>
+              <w:spacing w:after="0" w:line="250"/>
+              <w:jc w:val="right"/>
+            </w:pPr>
+            <w:r>
+              <w:rPr>
+                <w:rFonts w:ascii="Calibri" w:cs="Calibri" w:eastAsia="Calibri" w:hAnsi="Calibri"/>
+                <w:sz w:val="19"/>
+                <w:szCs w:val="19"/>
+              </w:rPr>
+              <w:t xml:space="preserve">27,118</w:t>
+            </w:r>
+          </w:p>
+        </w:tc>
+      </w:tr>
+      <w:tr>
+        <w:tc>
+          <w:tcPr>
+            <w:tcW w:type="dxa" w:w="3067"/>
+            <w:shd w:fill="F2F5F8" w:color="auto" w:val="clear"/>
+            <w:tcMar>
+              <w:top w:type="dxa" w:w="70"/>
+              <w:left w:type="dxa" w:w="110"/>
+              <w:bottom w:type="dxa" w:w="70"/>
+              <w:right w:type="dxa" w:w="110"/>
+            </w:tcMar>
+          </w:tcPr>
+          <w:p>
+            <w:pPr>
+              <w:spacing w:after="0" w:line="250"/>
+            </w:pPr>
+            <w:r>
+              <w:rPr>
+                <w:rFonts w:ascii="Calibri" w:cs="Calibri" w:eastAsia="Calibri" w:hAnsi="Calibri"/>
+                <w:sz w:val="19"/>
+                <w:szCs w:val="19"/>
+              </w:rPr>
+              <w:t xml:space="preserve">Receipts</w:t>
+            </w:r>
+          </w:p>
+        </w:tc>
+        <w:tc>
+          <w:tcPr>
+            <w:tcW w:type="dxa" w:w="2977"/>
+            <w:shd w:fill="F2F5F8" w:color="auto" w:val="clear"/>
+            <w:tcMar>
+              <w:top w:type="dxa" w:w="70"/>
+              <w:left w:type="dxa" w:w="110"/>
+              <w:bottom w:type="dxa" w:w="70"/>
+              <w:right w:type="dxa" w:w="110"/>
+            </w:tcMar>
+          </w:tcPr>
+          <w:p>
+            <w:pPr>
+              <w:spacing w:after="0" w:line="250"/>
+              <w:jc w:val="right"/>
+            </w:pPr>
+            <w:r>
+              <w:rPr>
+                <w:rFonts w:ascii="Calibri" w:cs="Calibri" w:eastAsia="Calibri" w:hAnsi="Calibri"/>
+                <w:sz w:val="19"/>
+                <w:szCs w:val="19"/>
+              </w:rPr>
+              <w:t xml:space="preserve">2,550 (totals only)</w:t>
+            </w:r>
+          </w:p>
+        </w:tc>
+        <w:tc>
+          <w:tcPr>
+            <w:tcW w:type="dxa" w:w="2976"/>
+            <w:shd w:fill="F2F5F8" w:color="auto" w:val="clear"/>
+            <w:tcMar>
+              <w:top w:type="dxa" w:w="70"/>
+              <w:left w:type="dxa" w:w="110"/>
+              <w:bottom w:type="dxa" w:w="70"/>
+              <w:right w:type="dxa" w:w="110"/>
+            </w:tcMar>
+          </w:tcPr>
+          <w:p>
+            <w:pPr>
+              <w:spacing w:after="0" w:line="250"/>
+              <w:jc w:val="right"/>
+            </w:pPr>
+            <w:r>
+              <w:rPr>
+                <w:rFonts w:ascii="Calibri" w:cs="Calibri" w:eastAsia="Calibri" w:hAnsi="Calibri"/>
+                <w:sz w:val="19"/>
+                <w:szCs w:val="19"/>
+              </w:rPr>
+              <w:t xml:space="preserve">18,401, itemised</w:t>
+            </w:r>
+          </w:p>
+        </w:tc>
+      </w:tr>
+      <w:tr>
+        <w:tc>
+          <w:tcPr>
+            <w:tcW w:type="dxa" w:w="3067"/>
+            <w:tcMar>
+              <w:top w:type="dxa" w:w="70"/>
+              <w:left w:type="dxa" w:w="110"/>
+              <w:bottom w:type="dxa" w:w="70"/>
+              <w:right w:type="dxa" w:w="110"/>
+            </w:tcMar>
+          </w:tcPr>
+          <w:p>
+            <w:pPr>
+              <w:spacing w:after="0" w:line="250"/>
+            </w:pPr>
+            <w:r>
+              <w:rPr>
+                <w:rFonts w:ascii="Calibri" w:cs="Calibri" w:eastAsia="Calibri" w:hAnsi="Calibri"/>
+                <w:sz w:val="19"/>
+                <w:szCs w:val="19"/>
+              </w:rPr>
+              <w:t xml:space="preserve">Basket line items</w:t>
+            </w:r>
+          </w:p>
+        </w:tc>
+        <w:tc>
+          <w:tcPr>
+            <w:tcW w:type="dxa" w:w="2977"/>
+            <w:tcMar>
+              <w:top w:type="dxa" w:w="70"/>
+              <w:left w:type="dxa" w:w="110"/>
+              <w:bottom w:type="dxa" w:w="70"/>
+              <w:right w:type="dxa" w:w="110"/>
+            </w:tcMar>
+          </w:tcPr>
+          <w:p>
+            <w:pPr>
+              <w:spacing w:after="0" w:line="250"/>
+              <w:jc w:val="right"/>
+            </w:pPr>
+            <w:r>
+              <w:rPr>
+                <w:rFonts w:ascii="Calibri" w:cs="Calibri" w:eastAsia="Calibri" w:hAnsi="Calibri"/>
+                <w:sz w:val="19"/>
+                <w:szCs w:val="19"/>
+              </w:rPr>
+              <w:t xml:space="preserve">none</w:t>
+            </w:r>
+          </w:p>
+        </w:tc>
+        <w:tc>
+          <w:tcPr>
+            <w:tcW w:type="dxa" w:w="2976"/>
+            <w:tcMar>
+              <w:top w:type="dxa" w:w="70"/>
+              <w:left w:type="dxa" w:w="110"/>
+              <w:bottom w:type="dxa" w:w="70"/>
+              <w:right w:type="dxa" w:w="110"/>
+            </w:tcMar>
+          </w:tcPr>
+          <w:p>
+            <w:pPr>
+              <w:spacing w:after="0" w:line="250"/>
+              <w:jc w:val="right"/>
+            </w:pPr>
+            <w:r>
+              <w:rPr>
+                <w:rFonts w:ascii="Calibri" w:cs="Calibri" w:eastAsia="Calibri" w:hAnsi="Calibri"/>
+                <w:sz w:val="19"/>
+                <w:szCs w:val="19"/>
+              </w:rPr>
+              <w:t xml:space="preserve">29,054</w:t>
+            </w:r>
+          </w:p>
+        </w:tc>
+      </w:tr>
+      <w:tr>
+        <w:tc>
+          <w:tcPr>
+            <w:tcW w:type="dxa" w:w="3067"/>
+            <w:shd w:fill="F2F5F8" w:color="auto" w:val="clear"/>
+            <w:tcMar>
+              <w:top w:type="dxa" w:w="70"/>
+              <w:left w:type="dxa" w:w="110"/>
+              <w:bottom w:type="dxa" w:w="70"/>
+              <w:right w:type="dxa" w:w="110"/>
+            </w:tcMar>
+          </w:tcPr>
+          <w:p>
+            <w:pPr>
+              <w:spacing w:after="0" w:line="250"/>
+            </w:pPr>
+            <w:r>
+              <w:rPr>
+                <w:rFonts w:ascii="Calibri" w:cs="Calibri" w:eastAsia="Calibri" w:hAnsi="Calibri"/>
+                <w:sz w:val="19"/>
+                <w:szCs w:val="19"/>
+              </w:rPr>
+              <w:t xml:space="preserve">Cancellations</w:t>
+            </w:r>
+          </w:p>
+        </w:tc>
+        <w:tc>
+          <w:tcPr>
+            <w:tcW w:type="dxa" w:w="2977"/>
+            <w:shd w:fill="F2F5F8" w:color="auto" w:val="clear"/>
+            <w:tcMar>
+              <w:top w:type="dxa" w:w="70"/>
+              <w:left w:type="dxa" w:w="110"/>
+              <w:bottom w:type="dxa" w:w="70"/>
+              <w:right w:type="dxa" w:w="110"/>
+            </w:tcMar>
+          </w:tcPr>
+          <w:p>
+            <w:pPr>
+              <w:spacing w:after="0" w:line="250"/>
+              <w:jc w:val="right"/>
+            </w:pPr>
+            <w:r>
+              <w:rPr>
+                <w:rFonts w:ascii="Calibri" w:cs="Calibri" w:eastAsia="Calibri" w:hAnsi="Calibri"/>
+                <w:sz w:val="19"/>
+                <w:szCs w:val="19"/>
+              </w:rPr>
+              <w:t xml:space="preserve">412 aggregate rows</w:t>
+            </w:r>
+          </w:p>
+        </w:tc>
+        <w:tc>
+          <w:tcPr>
+            <w:tcW w:type="dxa" w:w="2976"/>
+            <w:shd w:fill="F2F5F8" w:color="auto" w:val="clear"/>
+            <w:tcMar>
+              <w:top w:type="dxa" w:w="70"/>
+              <w:left w:type="dxa" w:w="110"/>
+              <w:bottom w:type="dxa" w:w="70"/>
+              <w:right w:type="dxa" w:w="110"/>
+            </w:tcMar>
+          </w:tcPr>
+          <w:p>
+            <w:pPr>
+              <w:spacing w:after="0" w:line="250"/>
+              <w:jc w:val="right"/>
+            </w:pPr>
+            <w:r>
+              <w:rPr>
+                <w:rFonts w:ascii="Calibri" w:cs="Calibri" w:eastAsia="Calibri" w:hAnsi="Calibri"/>
+                <w:sz w:val="19"/>
+                <w:szCs w:val="19"/>
+              </w:rPr>
+              <w:t xml:space="preserve">5,411 dated rows</w:t>
+            </w:r>
+          </w:p>
+        </w:tc>
+      </w:tr>
+    </w:tbl>
+    <w:p>
+      <w:pPr>
+        <w:spacing w:after="140"/>
+      </w:pPr>
+      <w:r>
+        <w:t xml:space="preserve"/>
+      </w:r>
+    </w:p>
+    <w:p>
+      <w:pPr>
+        <w:pStyle w:val="Heading3"/>
+        <w:spacing w:after="100" w:before="200"/>
+      </w:pPr>
+      <w:r>
+        <w:rPr>
+          <w:rFonts w:ascii="Calibri" w:cs="Calibri" w:eastAsia="Calibri" w:hAnsi="Calibri"/>
+          <w:b/>
+          <w:bCs/>
+          <w:color w:val="2E2E2E"/>
+          <w:sz w:val="22"/>
+          <w:szCs w:val="22"/>
+        </w:rPr>
+        <w:t xml:space="preserve">Dimensions the export had nothing on</w:t>
+      </w:r>
+    </w:p>
+    <w:p>
+      <w:pPr>
+        <w:spacing w:after="140" w:line="276"/>
+      </w:pPr>
+      <w:r>
+        <w:rPr>
+          <w:rFonts w:ascii="Calibri" w:cs="Calibri" w:eastAsia="Calibri" w:hAnsi="Calibri"/>
+          <w:sz w:val="21"/>
+          <w:szCs w:val="21"/>
+        </w:rPr>
+        <w:t xml:space="preserve">Inventory snapshots (17,640), shelf sensor readings covering vision stockout, electronic labels and temperature probes (3,738), footfall and conversion per store hour (9,221), customers (480), suppliers (10) and employees (22). On top of those sit nine entities of scenario output, which are derived rather than synthesized.</w:t>
+      </w:r>
+    </w:p>
+    <w:p>
+      <w:pPr>
+        <w:pStyle w:val="Heading3"/>
+        <w:spacing w:after="100" w:before="200"/>
+      </w:pPr>
+      <w:r>
+        <w:rPr>
+          <w:rFonts w:ascii="Calibri" w:cs="Calibri" w:eastAsia="Calibri" w:hAnsi="Calibri"/>
+          <w:b/>
+          <w:bCs/>
+          <w:color w:val="2E2E2E"/>
+          <w:sz w:val="22"/>
+          <w:szCs w:val="22"/>
+        </w:rPr>
+        <w:t xml:space="preserve">The rule we held to</w:t>
+      </w:r>
+    </w:p>
+    <w:p>
+      <w:pPr>
+        <w:spacing w:after="140" w:line="276"/>
+      </w:pPr>
+      <w:r>
+        <w:rPr>
+          <w:rFonts w:ascii="Calibri" w:cs="Calibri" w:eastAsia="Calibri" w:hAnsi="Calibri"/>
+          <w:sz w:val="21"/>
+          <w:szCs w:val="21"/>
+        </w:rPr>
+        <w:t xml:space="preserve">Nothing was invented where a real distribution existed. The hour-of-day curve, the day-of-week factors, the article mix, the per-terminal cancellation rates and the payment split were all measured from the Walldorf export and replayed at other scales. Walldorf keeps its own figures untouched, and the provenance is carried in the data rather than in documentation - Stores.isReferenceStore and Articles.isFromSapExport - so any screen can state which numbers are real. The command centre does exactly that at the foot of the page.</w:t>
+      </w:r>
+    </w:p>
     <w:p>
       <w:r>
         <w:br w:type="page"/>

--- a/docs/SMart_Retail_AI_Project_Report.docx
+++ b/docs/SMart_Retail_AI_Project_Report.docx
@@ -727,7 +727,7 @@
                 <w:sz w:val="19"/>
                 <w:szCs w:val="19"/>
               </w:rPr>
-              <w:t xml:space="preserve">Component</w:t>
+              <w:t>Component</w:t>
             </w:r>
           </w:p>
         </w:tc>
@@ -755,7 +755,7 @@
                 <w:sz w:val="19"/>
                 <w:szCs w:val="19"/>
               </w:rPr>
-              <w:t xml:space="preserve">Detail</w:t>
+              <w:t>Detail</w:t>
             </w:r>
           </w:p>
         </w:tc>
@@ -781,7 +781,7 @@
                 <w:sz w:val="19"/>
                 <w:szCs w:val="19"/>
               </w:rPr>
-              <w:t xml:space="preserve">Data pipeline</w:t>
+              <w:t>Data pipeline</w:t>
             </w:r>
           </w:p>
         </w:tc>
@@ -805,7 +805,7 @@
                 <w:sz w:val="19"/>
                 <w:szCs w:val="19"/>
               </w:rPr>
-              <w:t xml:space="preserve">Three stages: extraction from the SAP workbooks, synthesis of a six-store network, scoring by the AI engines. Fully reproducible from a fixed seed.</w:t>
+              <w:t>Three stages: extraction from the SAP workbooks, synthesis of the store network, scoring by the engines. Reproducible byte for byte, and able to merge a new export incrementally rather than rebuilding from scratch.</w:t>
             </w:r>
           </w:p>
         </w:tc>
@@ -814,50 +814,48 @@
         <w:tc>
           <w:tcPr>
             <w:tcW w:type="dxa" w:w="2165"/>
-            <w:shd w:fill="F2F5F8" w:color="auto" w:val="clear"/>
-            <w:tcMar>
-              <w:top w:type="dxa" w:w="70"/>
-              <w:left w:type="dxa" w:w="110"/>
-              <w:bottom w:type="dxa" w:w="70"/>
-              <w:right w:type="dxa" w:w="110"/>
-            </w:tcMar>
-          </w:tcPr>
-          <w:p>
-            <w:pPr>
-              <w:spacing w:after="0" w:line="250"/>
-            </w:pPr>
-            <w:r>
-              <w:rPr>
-                <w:rFonts w:ascii="Calibri" w:cs="Calibri" w:eastAsia="Calibri" w:hAnsi="Calibri"/>
-                <w:sz w:val="19"/>
-                <w:szCs w:val="19"/>
-              </w:rPr>
-              <w:t xml:space="preserve">Data model</w:t>
+            <w:tcMar>
+              <w:top w:type="dxa" w:w="70"/>
+              <w:left w:type="dxa" w:w="110"/>
+              <w:bottom w:type="dxa" w:w="70"/>
+              <w:right w:type="dxa" w:w="110"/>
+            </w:tcMar>
+          </w:tcPr>
+          <w:p>
+            <w:pPr>
+              <w:spacing w:after="0" w:line="250"/>
+            </w:pPr>
+            <w:r>
+              <w:rPr>
+                <w:rFonts w:ascii="Calibri" w:cs="Calibri" w:eastAsia="Calibri" w:hAnsi="Calibri"/>
+                <w:sz w:val="19"/>
+                <w:szCs w:val="19"/>
+              </w:rPr>
+              <w:t>Data model</w:t>
             </w:r>
           </w:p>
         </w:tc>
         <w:tc>
           <w:tcPr>
             <w:tcW w:type="dxa" w:w="6855"/>
-            <w:shd w:fill="F2F5F8" w:color="auto" w:val="clear"/>
-            <w:tcMar>
-              <w:top w:type="dxa" w:w="70"/>
-              <w:left w:type="dxa" w:w="110"/>
-              <w:bottom w:type="dxa" w:w="70"/>
-              <w:right w:type="dxa" w:w="110"/>
-            </w:tcMar>
-          </w:tcPr>
-          <w:p>
-            <w:pPr>
-              <w:spacing w:after="0" w:line="250"/>
-            </w:pPr>
-            <w:r>
-              <w:rPr>
-                <w:rFonts w:ascii="Calibri" w:cs="Calibri" w:eastAsia="Calibri" w:hAnsi="Calibri"/>
-                <w:sz w:val="19"/>
-                <w:szCs w:val="19"/>
-              </w:rPr>
-              <w:t xml:space="preserve">25 CDS entities across operational and scenario-output schemas, 1,476 lines of CDS</w:t>
+            <w:tcMar>
+              <w:top w:type="dxa" w:w="70"/>
+              <w:left w:type="dxa" w:w="110"/>
+              <w:bottom w:type="dxa" w:w="70"/>
+              <w:right w:type="dxa" w:w="110"/>
+            </w:tcMar>
+          </w:tcPr>
+          <w:p>
+            <w:pPr>
+              <w:spacing w:after="0" w:line="250"/>
+            </w:pPr>
+            <w:r>
+              <w:rPr>
+                <w:rFonts w:ascii="Calibri" w:cs="Calibri" w:eastAsia="Calibri" w:hAnsi="Calibri"/>
+                <w:sz w:val="19"/>
+                <w:szCs w:val="19"/>
+              </w:rPr>
+              <w:t>27 CDS entities across operational data, scenario output, an audit trail and outcome tracking</w:t>
             </w:r>
           </w:p>
         </w:tc>
@@ -883,7 +881,7 @@
                 <w:sz w:val="19"/>
                 <w:szCs w:val="19"/>
               </w:rPr>
-              <w:t xml:space="preserve">Dataset</w:t>
+              <w:t>Dataset</w:t>
             </w:r>
           </w:p>
         </w:tc>
@@ -907,7 +905,7 @@
                 <w:sz w:val="19"/>
                 <w:szCs w:val="19"/>
               </w:rPr>
-              <w:t xml:space="preserve">27,118 hourly sales rows (4,926 of them real), 18,401 receipts, 29,054 line items, and supporting inventory, sensor and footfall data</w:t>
+              <w:t>27,118 hourly sales rows (4,926 of them real SAP records), 18,401 receipts, 327 articles, six stores</w:t>
             </w:r>
           </w:p>
         </w:tc>
@@ -916,50 +914,48 @@
         <w:tc>
           <w:tcPr>
             <w:tcW w:type="dxa" w:w="2165"/>
-            <w:shd w:fill="F2F5F8" w:color="auto" w:val="clear"/>
-            <w:tcMar>
-              <w:top w:type="dxa" w:w="70"/>
-              <w:left w:type="dxa" w:w="110"/>
-              <w:bottom w:type="dxa" w:w="70"/>
-              <w:right w:type="dxa" w:w="110"/>
-            </w:tcMar>
-          </w:tcPr>
-          <w:p>
-            <w:pPr>
-              <w:spacing w:after="0" w:line="250"/>
-            </w:pPr>
-            <w:r>
-              <w:rPr>
-                <w:rFonts w:ascii="Calibri" w:cs="Calibri" w:eastAsia="Calibri" w:hAnsi="Calibri"/>
-                <w:sz w:val="19"/>
-                <w:szCs w:val="19"/>
-              </w:rPr>
-              <w:t xml:space="preserve">AI engines</w:t>
+            <w:tcMar>
+              <w:top w:type="dxa" w:w="70"/>
+              <w:left w:type="dxa" w:w="110"/>
+              <w:bottom w:type="dxa" w:w="70"/>
+              <w:right w:type="dxa" w:w="110"/>
+            </w:tcMar>
+          </w:tcPr>
+          <w:p>
+            <w:pPr>
+              <w:spacing w:after="0" w:line="250"/>
+            </w:pPr>
+            <w:r>
+              <w:rPr>
+                <w:rFonts w:ascii="Calibri" w:cs="Calibri" w:eastAsia="Calibri" w:hAnsi="Calibri"/>
+                <w:sz w:val="19"/>
+                <w:szCs w:val="19"/>
+              </w:rPr>
+              <w:t>AI engines</w:t>
             </w:r>
           </w:p>
         </w:tc>
         <w:tc>
           <w:tcPr>
             <w:tcW w:type="dxa" w:w="6855"/>
-            <w:shd w:fill="F2F5F8" w:color="auto" w:val="clear"/>
-            <w:tcMar>
-              <w:top w:type="dxa" w:w="70"/>
-              <w:left w:type="dxa" w:w="110"/>
-              <w:bottom w:type="dxa" w:w="70"/>
-              <w:right w:type="dxa" w:w="110"/>
-            </w:tcMar>
-          </w:tcPr>
-          <w:p>
-            <w:pPr>
-              <w:spacing w:after="0" w:line="250"/>
-            </w:pPr>
-            <w:r>
-              <w:rPr>
-                <w:rFonts w:ascii="Calibri" w:cs="Calibri" w:eastAsia="Calibri" w:hAnsi="Calibri"/>
-                <w:sz w:val="19"/>
-                <w:szCs w:val="19"/>
-              </w:rPr>
-              <w:t xml:space="preserve">Six scenarios plus cold chain and a unified insight feed, 1,792 lines of JavaScript, shared between the build pipeline and the live service</w:t>
+            <w:tcMar>
+              <w:top w:type="dxa" w:w="70"/>
+              <w:left w:type="dxa" w:w="110"/>
+              <w:bottom w:type="dxa" w:w="70"/>
+              <w:right w:type="dxa" w:w="110"/>
+            </w:tcMar>
+          </w:tcPr>
+          <w:p>
+            <w:pPr>
+              <w:spacing w:after="0" w:line="250"/>
+            </w:pPr>
+            <w:r>
+              <w:rPr>
+                <w:rFonts w:ascii="Calibri" w:cs="Calibri" w:eastAsia="Calibri" w:hAnsi="Calibri"/>
+                <w:sz w:val="19"/>
+                <w:szCs w:val="19"/>
+              </w:rPr>
+              <w:t>Six scenarios plus cold chain and a unified insight feed, with Croston’s method for intermittent demand and a naive benchmark to score them against</w:t>
             </w:r>
           </w:p>
         </w:tc>
@@ -985,7 +981,7 @@
                 <w:sz w:val="19"/>
                 <w:szCs w:val="19"/>
               </w:rPr>
-              <w:t xml:space="preserve">Services</w:t>
+              <w:t>Services</w:t>
             </w:r>
           </w:p>
         </w:tc>
@@ -1009,7 +1005,7 @@
                 <w:sz w:val="19"/>
                 <w:szCs w:val="19"/>
               </w:rPr>
-              <w:t xml:space="preserve">Two OData V4 services, 12 entity-bound actions and 3 unbound actions</w:t>
+              <w:t>Two OData V4 services, 14 entity-bound actions and four unbound ones, with Viewer, Analyst and StoreManager enforced on every one</w:t>
             </w:r>
           </w:p>
         </w:tc>
@@ -1018,50 +1014,48 @@
         <w:tc>
           <w:tcPr>
             <w:tcW w:type="dxa" w:w="2165"/>
-            <w:shd w:fill="F2F5F8" w:color="auto" w:val="clear"/>
-            <w:tcMar>
-              <w:top w:type="dxa" w:w="70"/>
-              <w:left w:type="dxa" w:w="110"/>
-              <w:bottom w:type="dxa" w:w="70"/>
-              <w:right w:type="dxa" w:w="110"/>
-            </w:tcMar>
-          </w:tcPr>
-          <w:p>
-            <w:pPr>
-              <w:spacing w:after="0" w:line="250"/>
-            </w:pPr>
-            <w:r>
-              <w:rPr>
-                <w:rFonts w:ascii="Calibri" w:cs="Calibri" w:eastAsia="Calibri" w:hAnsi="Calibri"/>
-                <w:sz w:val="19"/>
-                <w:szCs w:val="19"/>
-              </w:rPr>
-              <w:t xml:space="preserve">Dashboards</w:t>
+            <w:tcMar>
+              <w:top w:type="dxa" w:w="70"/>
+              <w:left w:type="dxa" w:w="110"/>
+              <w:bottom w:type="dxa" w:w="70"/>
+              <w:right w:type="dxa" w:w="110"/>
+            </w:tcMar>
+          </w:tcPr>
+          <w:p>
+            <w:pPr>
+              <w:spacing w:after="0" w:line="250"/>
+            </w:pPr>
+            <w:r>
+              <w:rPr>
+                <w:rFonts w:ascii="Calibri" w:cs="Calibri" w:eastAsia="Calibri" w:hAnsi="Calibri"/>
+                <w:sz w:val="19"/>
+                <w:szCs w:val="19"/>
+              </w:rPr>
+              <w:t>Interface</w:t>
             </w:r>
           </w:p>
         </w:tc>
         <w:tc>
           <w:tcPr>
             <w:tcW w:type="dxa" w:w="6855"/>
-            <w:shd w:fill="F2F5F8" w:color="auto" w:val="clear"/>
-            <w:tcMar>
-              <w:top w:type="dxa" w:w="70"/>
-              <w:left w:type="dxa" w:w="110"/>
-              <w:bottom w:type="dxa" w:w="70"/>
-              <w:right w:type="dxa" w:w="110"/>
-            </w:tcMar>
-          </w:tcPr>
-          <w:p>
-            <w:pPr>
-              <w:spacing w:after="0" w:line="250"/>
-            </w:pPr>
-            <w:r>
-              <w:rPr>
-                <w:rFonts w:ascii="Calibri" w:cs="Calibri" w:eastAsia="Calibri" w:hAnsi="Calibri"/>
-                <w:sz w:val="19"/>
-                <w:szCs w:val="19"/>
-              </w:rPr>
-              <w:t xml:space="preserve">A dependency-free AI Command Centre plus eight SAP Fiori elements applications and a launchpad</w:t>
+            <w:tcMar>
+              <w:top w:type="dxa" w:w="70"/>
+              <w:left w:type="dxa" w:w="110"/>
+              <w:bottom w:type="dxa" w:w="70"/>
+              <w:right w:type="dxa" w:w="110"/>
+            </w:tcMar>
+          </w:tcPr>
+          <w:p>
+            <w:pPr>
+              <w:spacing w:after="0" w:line="250"/>
+            </w:pPr>
+            <w:r>
+              <w:rPr>
+                <w:rFonts w:ascii="Calibri" w:cs="Calibri" w:eastAsia="Calibri" w:hAnsi="Calibri"/>
+                <w:sz w:val="19"/>
+                <w:szCs w:val="19"/>
+              </w:rPr>
+              <w:t>Four screens on a shared design system — launchpad, AI Command Centre, Scenario Workbench, API Explorer — all dependency-free, plus eight SAP Fiori elements applications</w:t>
             </w:r>
           </w:p>
         </w:tc>
@@ -1087,7 +1081,7 @@
                 <w:sz w:val="19"/>
                 <w:szCs w:val="19"/>
               </w:rPr>
-              <w:t xml:space="preserve">Deployment</w:t>
+              <w:t>Governance</w:t>
             </w:r>
           </w:p>
         </w:tc>
@@ -1111,7 +1105,7 @@
                 <w:sz w:val="19"/>
                 <w:szCs w:val="19"/>
               </w:rPr>
-              <w:t xml:space="preserve">MTA descriptor, XSUAA security profile, 30 HANA column tables with 25 seed loaders</w:t>
+              <w:t>Every state change written to an immutable activity log; every recommendation acted on opens an outcome that is measured later</w:t>
             </w:r>
           </w:p>
         </w:tc>
@@ -1120,50 +1114,98 @@
         <w:tc>
           <w:tcPr>
             <w:tcW w:type="dxa" w:w="2165"/>
-            <w:shd w:fill="F2F5F8" w:color="auto" w:val="clear"/>
-            <w:tcMar>
-              <w:top w:type="dxa" w:w="70"/>
-              <w:left w:type="dxa" w:w="110"/>
-              <w:bottom w:type="dxa" w:w="70"/>
-              <w:right w:type="dxa" w:w="110"/>
-            </w:tcMar>
-          </w:tcPr>
-          <w:p>
-            <w:pPr>
-              <w:spacing w:after="0" w:line="250"/>
-            </w:pPr>
-            <w:r>
-              <w:rPr>
-                <w:rFonts w:ascii="Calibri" w:cs="Calibri" w:eastAsia="Calibri" w:hAnsi="Calibri"/>
-                <w:sz w:val="19"/>
-                <w:szCs w:val="19"/>
-              </w:rPr>
-              <w:t xml:space="preserve">Tests</w:t>
+            <w:tcMar>
+              <w:top w:type="dxa" w:w="70"/>
+              <w:left w:type="dxa" w:w="110"/>
+              <w:bottom w:type="dxa" w:w="70"/>
+              <w:right w:type="dxa" w:w="110"/>
+            </w:tcMar>
+          </w:tcPr>
+          <w:p>
+            <w:pPr>
+              <w:spacing w:after="0" w:line="250"/>
+            </w:pPr>
+            <w:r>
+              <w:rPr>
+                <w:rFonts w:ascii="Calibri" w:cs="Calibri" w:eastAsia="Calibri" w:hAnsi="Calibri"/>
+                <w:sz w:val="19"/>
+                <w:szCs w:val="19"/>
+              </w:rPr>
+              <w:t>Deployment</w:t>
             </w:r>
           </w:p>
         </w:tc>
         <w:tc>
           <w:tcPr>
             <w:tcW w:type="dxa" w:w="6855"/>
-            <w:shd w:fill="F2F5F8" w:color="auto" w:val="clear"/>
-            <w:tcMar>
-              <w:top w:type="dxa" w:w="70"/>
-              <w:left w:type="dxa" w:w="110"/>
-              <w:bottom w:type="dxa" w:w="70"/>
-              <w:right w:type="dxa" w:w="110"/>
-            </w:tcMar>
-          </w:tcPr>
-          <w:p>
-            <w:pPr>
-              <w:spacing w:after="0" w:line="250"/>
-            </w:pPr>
-            <w:r>
-              <w:rPr>
-                <w:rFonts w:ascii="Calibri" w:cs="Calibri" w:eastAsia="Calibri" w:hAnsi="Calibri"/>
-                <w:sz w:val="19"/>
-                <w:szCs w:val="19"/>
-              </w:rPr>
-              <w:t xml:space="preserve">23 unit tests over the engines, all passing</w:t>
+            <w:tcMar>
+              <w:top w:type="dxa" w:w="70"/>
+              <w:left w:type="dxa" w:w="110"/>
+              <w:bottom w:type="dxa" w:w="70"/>
+              <w:right w:type="dxa" w:w="110"/>
+            </w:tcMar>
+          </w:tcPr>
+          <w:p>
+            <w:pPr>
+              <w:spacing w:after="0" w:line="250"/>
+            </w:pPr>
+            <w:r>
+              <w:rPr>
+                <w:rFonts w:ascii="Calibri" w:cs="Calibri" w:eastAsia="Calibri" w:hAnsi="Calibri"/>
+                <w:sz w:val="19"/>
+                <w:szCs w:val="19"/>
+              </w:rPr>
+              <w:t>MTA descriptor, XSUAA security profile, 30 HANA table artifacts generated</w:t>
+            </w:r>
+          </w:p>
+        </w:tc>
+      </w:tr>
+      <w:tr>
+        <w:tc>
+          <w:tcPr>
+            <w:tcW w:type="dxa" w:w="2165"/>
+            <w:tcMar>
+              <w:top w:type="dxa" w:w="70"/>
+              <w:left w:type="dxa" w:w="110"/>
+              <w:bottom w:type="dxa" w:w="70"/>
+              <w:right w:type="dxa" w:w="110"/>
+            </w:tcMar>
+          </w:tcPr>
+          <w:p>
+            <w:pPr>
+              <w:spacing w:after="0" w:line="250"/>
+            </w:pPr>
+            <w:r>
+              <w:rPr>
+                <w:rFonts w:ascii="Calibri" w:cs="Calibri" w:eastAsia="Calibri" w:hAnsi="Calibri"/>
+                <w:sz w:val="19"/>
+                <w:szCs w:val="19"/>
+              </w:rPr>
+              <w:t>Tests</w:t>
+            </w:r>
+          </w:p>
+        </w:tc>
+        <w:tc>
+          <w:tcPr>
+            <w:tcW w:type="dxa" w:w="6855"/>
+            <w:tcMar>
+              <w:top w:type="dxa" w:w="70"/>
+              <w:left w:type="dxa" w:w="110"/>
+              <w:bottom w:type="dxa" w:w="70"/>
+              <w:right w:type="dxa" w:w="110"/>
+            </w:tcMar>
+          </w:tcPr>
+          <w:p>
+            <w:pPr>
+              <w:spacing w:after="0" w:line="250"/>
+            </w:pPr>
+            <w:r>
+              <w:rPr>
+                <w:rFonts w:ascii="Calibri" w:cs="Calibri" w:eastAsia="Calibri" w:hAnsi="Calibri"/>
+                <w:sz w:val="19"/>
+                <w:szCs w:val="19"/>
+              </w:rPr>
+              <w:t>61 automated tests over the engines and the running services, plus a browser smoke test and an ETL merge suite, all passing under continuous integration</w:t>
             </w:r>
           </w:p>
         </w:tc>
@@ -1179,7 +1221,7 @@
           <w:sz w:val="21"/>
           <w:szCs w:val="21"/>
         </w:rPr>
-        <w:t xml:space="preserve">Everything is committed to the repository under five commits and pushed to both the working branch and main.</w:t>
+        <w:t>The work was delivered in three iterations, each on its own branch. The first built the pipeline, the data model, the engines and the dashboards. The second put the interface onto a shared design system. The third added security, an audit trail, measurable outcomes and the test and CI apparatus, and corrected a number of things the first two had got wrong. Sections 9, 10 and 12 describe the state at the end of the third.</w:t>
       </w:r>
     </w:p>
     <w:p>
@@ -7008,7 +7050,7 @@
           <w:sz w:val="21"/>
           <w:szCs w:val="21"/>
         </w:rPr>
-        <w:t xml:space="preserve">Output: 1,996 hourly forecasts across the network, each carrying its own backtested accuracy.</w:t>
+        <w:t>Output: 1,962 hourly forecasts across the network, each carrying its own backtested accuracy.</w:t>
       </w:r>
     </w:p>
     <w:p>
@@ -7179,7 +7221,7 @@
           <w:sz w:val="21"/>
           <w:szCs w:val="21"/>
         </w:rPr>
-        <w:t xml:space="preserve">Output: 198 open tasks representing EUR 351.11 of lost sales exposure.</w:t>
+        <w:t>Output: 194 open tasks representing EUR 346.17 of lost sales exposure.</w:t>
       </w:r>
     </w:p>
     <w:p>
@@ -7709,7 +7751,7 @@
           <w:sz w:val="21"/>
           <w:szCs w:val="21"/>
         </w:rPr>
-        <w:t xml:space="preserve">Served at /ai. Exposes the scenario output, two aggregate views for the command centre, twelve entity-bound actions for working the queues, and three unbound actions.</w:t>
+        <w:t>Served at /ai. Exposes the scenario output, two aggregate views for the command centre, an audit trail, an outcome ledger, fourteen entity-bound actions for working the queues and four unbound ones. Every entity and every action carries an authorisation requirement; none of it is open.</w:t>
       </w:r>
     </w:p>
     <w:tbl>
@@ -7757,7 +7799,7 @@
                 <w:sz w:val="19"/>
                 <w:szCs w:val="19"/>
               </w:rPr>
-              <w:t xml:space="preserve">Action</w:t>
+              <w:t>Action</w:t>
             </w:r>
           </w:p>
         </w:tc>
@@ -7785,7 +7827,7 @@
                 <w:sz w:val="19"/>
                 <w:szCs w:val="19"/>
               </w:rPr>
-              <w:t xml:space="preserve">Bound to</w:t>
+              <w:t>Bound to (role required)</w:t>
             </w:r>
           </w:p>
         </w:tc>
@@ -7813,7 +7855,7 @@
                 <w:sz w:val="19"/>
                 <w:szCs w:val="19"/>
               </w:rPr>
-              <w:t xml:space="preserve">What it does</w:t>
+              <w:t>What it does</w:t>
             </w:r>
           </w:p>
         </w:tc>
@@ -7839,7 +7881,7 @@
                 <w:sz w:val="19"/>
                 <w:szCs w:val="19"/>
               </w:rPr>
-              <w:t xml:space="preserve">acknowledge</w:t>
+              <w:t>acknowledge</w:t>
             </w:r>
           </w:p>
         </w:tc>
@@ -7863,7 +7905,7 @@
                 <w:sz w:val="19"/>
                 <w:szCs w:val="19"/>
               </w:rPr>
-              <w:t xml:space="preserve">ShrinkAlerts, ColdChainAlerts, AIInsights</w:t>
+              <w:t>ShrinkAlerts, ColdChainAlerts, AIInsights (StoreManager)</w:t>
             </w:r>
           </w:p>
         </w:tc>
@@ -7887,7 +7929,7 @@
                 <w:sz w:val="19"/>
                 <w:szCs w:val="19"/>
               </w:rPr>
-              <w:t xml:space="preserve">Marks an alert as picked up, recording the operator note</w:t>
+              <w:t>Marks an alert as picked up, recording the operator’s note in the activity log</w:t>
             </w:r>
           </w:p>
         </w:tc>
@@ -7896,75 +7938,72 @@
         <w:tc>
           <w:tcPr>
             <w:tcW w:type="dxa" w:w="1624"/>
-            <w:shd w:fill="F2F5F8" w:color="auto" w:val="clear"/>
-            <w:tcMar>
-              <w:top w:type="dxa" w:w="70"/>
-              <w:left w:type="dxa" w:w="110"/>
-              <w:bottom w:type="dxa" w:w="70"/>
-              <w:right w:type="dxa" w:w="110"/>
-            </w:tcMar>
-          </w:tcPr>
-          <w:p>
-            <w:pPr>
-              <w:spacing w:after="0" w:line="250"/>
-            </w:pPr>
-            <w:r>
-              <w:rPr>
-                <w:rFonts w:ascii="Calibri" w:cs="Calibri" w:eastAsia="Calibri" w:hAnsi="Calibri"/>
-                <w:sz w:val="19"/>
-                <w:szCs w:val="19"/>
-              </w:rPr>
-              <w:t xml:space="preserve">resolveAlert</w:t>
+            <w:tcMar>
+              <w:top w:type="dxa" w:w="70"/>
+              <w:left w:type="dxa" w:w="110"/>
+              <w:bottom w:type="dxa" w:w="70"/>
+              <w:right w:type="dxa" w:w="110"/>
+            </w:tcMar>
+          </w:tcPr>
+          <w:p>
+            <w:pPr>
+              <w:spacing w:after="0" w:line="250"/>
+            </w:pPr>
+            <w:r>
+              <w:rPr>
+                <w:rFonts w:ascii="Calibri" w:cs="Calibri" w:eastAsia="Calibri" w:hAnsi="Calibri"/>
+                <w:sz w:val="19"/>
+                <w:szCs w:val="19"/>
+              </w:rPr>
+              <w:t>resolveAlert</w:t>
             </w:r>
           </w:p>
         </w:tc>
         <w:tc>
           <w:tcPr>
             <w:tcW w:type="dxa" w:w="2706"/>
-            <w:shd w:fill="F2F5F8" w:color="auto" w:val="clear"/>
-            <w:tcMar>
-              <w:top w:type="dxa" w:w="70"/>
-              <w:left w:type="dxa" w:w="110"/>
-              <w:bottom w:type="dxa" w:w="70"/>
-              <w:right w:type="dxa" w:w="110"/>
-            </w:tcMar>
-          </w:tcPr>
-          <w:p>
-            <w:pPr>
-              <w:spacing w:after="0" w:line="250"/>
-            </w:pPr>
-            <w:r>
-              <w:rPr>
-                <w:rFonts w:ascii="Calibri" w:cs="Calibri" w:eastAsia="Calibri" w:hAnsi="Calibri"/>
-                <w:sz w:val="19"/>
-                <w:szCs w:val="19"/>
-              </w:rPr>
-              <w:t xml:space="preserve">ShrinkAlerts, ColdChainAlerts</w:t>
+            <w:tcMar>
+              <w:top w:type="dxa" w:w="70"/>
+              <w:left w:type="dxa" w:w="110"/>
+              <w:bottom w:type="dxa" w:w="70"/>
+              <w:right w:type="dxa" w:w="110"/>
+            </w:tcMar>
+          </w:tcPr>
+          <w:p>
+            <w:pPr>
+              <w:spacing w:after="0" w:line="250"/>
+            </w:pPr>
+            <w:r>
+              <w:rPr>
+                <w:rFonts w:ascii="Calibri" w:cs="Calibri" w:eastAsia="Calibri" w:hAnsi="Calibri"/>
+                <w:sz w:val="19"/>
+                <w:szCs w:val="19"/>
+              </w:rPr>
+              <w:t>ShrinkAlerts, ColdChainAlerts (StoreManager)</w:t>
             </w:r>
           </w:p>
         </w:tc>
         <w:tc>
           <w:tcPr>
             <w:tcW w:type="dxa" w:w="4690"/>
-            <w:shd w:fill="F2F5F8" w:color="auto" w:val="clear"/>
-            <w:tcMar>
-              <w:top w:type="dxa" w:w="70"/>
-              <w:left w:type="dxa" w:w="110"/>
-              <w:bottom w:type="dxa" w:w="70"/>
-              <w:right w:type="dxa" w:w="110"/>
-            </w:tcMar>
-          </w:tcPr>
-          <w:p>
-            <w:pPr>
-              <w:spacing w:after="0" w:line="250"/>
-            </w:pPr>
-            <w:r>
-              <w:rPr>
-                <w:rFonts w:ascii="Calibri" w:cs="Calibri" w:eastAsia="Calibri" w:hAnsi="Calibri"/>
-                <w:sz w:val="19"/>
-                <w:szCs w:val="19"/>
-              </w:rPr>
-              <w:t xml:space="preserve">Closes an alert with a resolution</w:t>
+            <w:tcMar>
+              <w:top w:type="dxa" w:w="70"/>
+              <w:left w:type="dxa" w:w="110"/>
+              <w:bottom w:type="dxa" w:w="70"/>
+              <w:right w:type="dxa" w:w="110"/>
+            </w:tcMar>
+          </w:tcPr>
+          <w:p>
+            <w:pPr>
+              <w:spacing w:after="0" w:line="250"/>
+            </w:pPr>
+            <w:r>
+              <w:rPr>
+                <w:rFonts w:ascii="Calibri" w:cs="Calibri" w:eastAsia="Calibri" w:hAnsi="Calibri"/>
+                <w:sz w:val="19"/>
+                <w:szCs w:val="19"/>
+              </w:rPr>
+              <w:t>Closes an alert with a resolution</w:t>
             </w:r>
           </w:p>
         </w:tc>
@@ -7990,7 +8029,7 @@
                 <w:sz w:val="19"/>
                 <w:szCs w:val="19"/>
               </w:rPr>
-              <w:t xml:space="preserve">dismiss</w:t>
+              <w:t>dismiss</w:t>
             </w:r>
           </w:p>
         </w:tc>
@@ -8014,7 +8053,7 @@
                 <w:sz w:val="19"/>
                 <w:szCs w:val="19"/>
               </w:rPr>
-              <w:t xml:space="preserve">Five entities</w:t>
+              <w:t>Five entities (StoreManager)</w:t>
             </w:r>
           </w:p>
         </w:tc>
@@ -8038,7 +8077,7 @@
                 <w:sz w:val="19"/>
                 <w:szCs w:val="19"/>
               </w:rPr>
-              <w:t xml:space="preserve">Closes an item as not actionable</w:t>
+              <w:t>Closes an item as not actionable</w:t>
             </w:r>
           </w:p>
         </w:tc>
@@ -8047,75 +8086,72 @@
         <w:tc>
           <w:tcPr>
             <w:tcW w:type="dxa" w:w="1624"/>
-            <w:shd w:fill="F2F5F8" w:color="auto" w:val="clear"/>
-            <w:tcMar>
-              <w:top w:type="dxa" w:w="70"/>
-              <w:left w:type="dxa" w:w="110"/>
-              <w:bottom w:type="dxa" w:w="70"/>
-              <w:right w:type="dxa" w:w="110"/>
-            </w:tcMar>
-          </w:tcPr>
-          <w:p>
-            <w:pPr>
-              <w:spacing w:after="0" w:line="250"/>
-            </w:pPr>
-            <w:r>
-              <w:rPr>
-                <w:rFonts w:ascii="Calibri" w:cs="Calibri" w:eastAsia="Calibri" w:hAnsi="Calibri"/>
-                <w:sz w:val="19"/>
-                <w:szCs w:val="19"/>
-              </w:rPr>
-              <w:t xml:space="preserve">releaseOrder</w:t>
+            <w:tcMar>
+              <w:top w:type="dxa" w:w="70"/>
+              <w:left w:type="dxa" w:w="110"/>
+              <w:bottom w:type="dxa" w:w="70"/>
+              <w:right w:type="dxa" w:w="110"/>
+            </w:tcMar>
+          </w:tcPr>
+          <w:p>
+            <w:pPr>
+              <w:spacing w:after="0" w:line="250"/>
+            </w:pPr>
+            <w:r>
+              <w:rPr>
+                <w:rFonts w:ascii="Calibri" w:cs="Calibri" w:eastAsia="Calibri" w:hAnsi="Calibri"/>
+                <w:sz w:val="19"/>
+                <w:szCs w:val="19"/>
+              </w:rPr>
+              <w:t>releaseOrder</w:t>
             </w:r>
           </w:p>
         </w:tc>
         <w:tc>
           <w:tcPr>
             <w:tcW w:type="dxa" w:w="2706"/>
-            <w:shd w:fill="F2F5F8" w:color="auto" w:val="clear"/>
-            <w:tcMar>
-              <w:top w:type="dxa" w:w="70"/>
-              <w:left w:type="dxa" w:w="110"/>
-              <w:bottom w:type="dxa" w:w="70"/>
-              <w:right w:type="dxa" w:w="110"/>
-            </w:tcMar>
-          </w:tcPr>
-          <w:p>
-            <w:pPr>
-              <w:spacing w:after="0" w:line="250"/>
-            </w:pPr>
-            <w:r>
-              <w:rPr>
-                <w:rFonts w:ascii="Calibri" w:cs="Calibri" w:eastAsia="Calibri" w:hAnsi="Calibri"/>
-                <w:sz w:val="19"/>
-                <w:szCs w:val="19"/>
-              </w:rPr>
-              <w:t xml:space="preserve">ReplenishmentTasks</w:t>
+            <w:tcMar>
+              <w:top w:type="dxa" w:w="70"/>
+              <w:left w:type="dxa" w:w="110"/>
+              <w:bottom w:type="dxa" w:w="70"/>
+              <w:right w:type="dxa" w:w="110"/>
+            </w:tcMar>
+          </w:tcPr>
+          <w:p>
+            <w:pPr>
+              <w:spacing w:after="0" w:line="250"/>
+            </w:pPr>
+            <w:r>
+              <w:rPr>
+                <w:rFonts w:ascii="Calibri" w:cs="Calibri" w:eastAsia="Calibri" w:hAnsi="Calibri"/>
+                <w:sz w:val="19"/>
+                <w:szCs w:val="19"/>
+              </w:rPr>
+              <w:t>ReplenishmentTasks (StoreManager)</w:t>
             </w:r>
           </w:p>
         </w:tc>
         <w:tc>
           <w:tcPr>
             <w:tcW w:type="dxa" w:w="4690"/>
-            <w:shd w:fill="F2F5F8" w:color="auto" w:val="clear"/>
-            <w:tcMar>
-              <w:top w:type="dxa" w:w="70"/>
-              <w:left w:type="dxa" w:w="110"/>
-              <w:bottom w:type="dxa" w:w="70"/>
-              <w:right w:type="dxa" w:w="110"/>
-            </w:tcMar>
-          </w:tcPr>
-          <w:p>
-            <w:pPr>
-              <w:spacing w:after="0" w:line="250"/>
-            </w:pPr>
-            <w:r>
-              <w:rPr>
-                <w:rFonts w:ascii="Calibri" w:cs="Calibri" w:eastAsia="Calibri" w:hAnsi="Calibri"/>
-                <w:sz w:val="19"/>
-                <w:szCs w:val="19"/>
-              </w:rPr>
-              <w:t xml:space="preserve">Confirms the proposal and hands it to ordering</w:t>
+            <w:tcMar>
+              <w:top w:type="dxa" w:w="70"/>
+              <w:left w:type="dxa" w:w="110"/>
+              <w:bottom w:type="dxa" w:w="70"/>
+              <w:right w:type="dxa" w:w="110"/>
+            </w:tcMar>
+          </w:tcPr>
+          <w:p>
+            <w:pPr>
+              <w:spacing w:after="0" w:line="250"/>
+            </w:pPr>
+            <w:r>
+              <w:rPr>
+                <w:rFonts w:ascii="Calibri" w:cs="Calibri" w:eastAsia="Calibri" w:hAnsi="Calibri"/>
+                <w:sz w:val="19"/>
+                <w:szCs w:val="19"/>
+              </w:rPr>
+              <w:t>Confirms the proposal, hands it to ordering and opens an outcome to be measured</w:t>
             </w:r>
           </w:p>
         </w:tc>
@@ -8141,7 +8177,7 @@
                 <w:sz w:val="19"/>
                 <w:szCs w:val="19"/>
               </w:rPr>
-              <w:t xml:space="preserve">applyMarkdown</w:t>
+              <w:t>applyMarkdown</w:t>
             </w:r>
           </w:p>
         </w:tc>
@@ -8165,7 +8201,7 @@
                 <w:sz w:val="19"/>
                 <w:szCs w:val="19"/>
               </w:rPr>
-              <w:t xml:space="preserve">MarkdownRecommendations</w:t>
+              <w:t>MarkdownRecommendations (StoreManager)</w:t>
             </w:r>
           </w:p>
         </w:tc>
@@ -8189,7 +8225,7 @@
                 <w:sz w:val="19"/>
                 <w:szCs w:val="19"/>
               </w:rPr>
-              <w:t xml:space="preserve">Pushes the markdown to the shelf labels</w:t>
+              <w:t>Pushes the markdown to the shelf labels and opens an outcome</w:t>
             </w:r>
           </w:p>
         </w:tc>
@@ -8198,75 +8234,72 @@
         <w:tc>
           <w:tcPr>
             <w:tcW w:type="dxa" w:w="1624"/>
-            <w:shd w:fill="F2F5F8" w:color="auto" w:val="clear"/>
-            <w:tcMar>
-              <w:top w:type="dxa" w:w="70"/>
-              <w:left w:type="dxa" w:w="110"/>
-              <w:bottom w:type="dxa" w:w="70"/>
-              <w:right w:type="dxa" w:w="110"/>
-            </w:tcMar>
-          </w:tcPr>
-          <w:p>
-            <w:pPr>
-              <w:spacing w:after="0" w:line="250"/>
-            </w:pPr>
-            <w:r>
-              <w:rPr>
-                <w:rFonts w:ascii="Calibri" w:cs="Calibri" w:eastAsia="Calibri" w:hAnsi="Calibri"/>
-                <w:sz w:val="19"/>
-                <w:szCs w:val="19"/>
-              </w:rPr>
-              <w:t xml:space="preserve">activate</w:t>
+            <w:tcMar>
+              <w:top w:type="dxa" w:w="70"/>
+              <w:left w:type="dxa" w:w="110"/>
+              <w:bottom w:type="dxa" w:w="70"/>
+              <w:right w:type="dxa" w:w="110"/>
+            </w:tcMar>
+          </w:tcPr>
+          <w:p>
+            <w:pPr>
+              <w:spacing w:after="0" w:line="250"/>
+            </w:pPr>
+            <w:r>
+              <w:rPr>
+                <w:rFonts w:ascii="Calibri" w:cs="Calibri" w:eastAsia="Calibri" w:hAnsi="Calibri"/>
+                <w:sz w:val="19"/>
+                <w:szCs w:val="19"/>
+              </w:rPr>
+              <w:t>activate</w:t>
             </w:r>
           </w:p>
         </w:tc>
         <w:tc>
           <w:tcPr>
             <w:tcW w:type="dxa" w:w="2706"/>
-            <w:shd w:fill="F2F5F8" w:color="auto" w:val="clear"/>
-            <w:tcMar>
-              <w:top w:type="dxa" w:w="70"/>
-              <w:left w:type="dxa" w:w="110"/>
-              <w:bottom w:type="dxa" w:w="70"/>
-              <w:right w:type="dxa" w:w="110"/>
-            </w:tcMar>
-          </w:tcPr>
-          <w:p>
-            <w:pPr>
-              <w:spacing w:after="0" w:line="250"/>
-            </w:pPr>
-            <w:r>
-              <w:rPr>
-                <w:rFonts w:ascii="Calibri" w:cs="Calibri" w:eastAsia="Calibri" w:hAnsi="Calibri"/>
-                <w:sz w:val="19"/>
-                <w:szCs w:val="19"/>
-              </w:rPr>
-              <w:t xml:space="preserve">NextBestOffers</w:t>
+            <w:tcMar>
+              <w:top w:type="dxa" w:w="70"/>
+              <w:left w:type="dxa" w:w="110"/>
+              <w:bottom w:type="dxa" w:w="70"/>
+              <w:right w:type="dxa" w:w="110"/>
+            </w:tcMar>
+          </w:tcPr>
+          <w:p>
+            <w:pPr>
+              <w:spacing w:after="0" w:line="250"/>
+            </w:pPr>
+            <w:r>
+              <w:rPr>
+                <w:rFonts w:ascii="Calibri" w:cs="Calibri" w:eastAsia="Calibri" w:hAnsi="Calibri"/>
+                <w:sz w:val="19"/>
+                <w:szCs w:val="19"/>
+              </w:rPr>
+              <w:t>NextBestOffers (StoreManager)</w:t>
             </w:r>
           </w:p>
         </w:tc>
         <w:tc>
           <w:tcPr>
             <w:tcW w:type="dxa" w:w="4690"/>
-            <w:shd w:fill="F2F5F8" w:color="auto" w:val="clear"/>
-            <w:tcMar>
-              <w:top w:type="dxa" w:w="70"/>
-              <w:left w:type="dxa" w:w="110"/>
-              <w:bottom w:type="dxa" w:w="70"/>
-              <w:right w:type="dxa" w:w="110"/>
-            </w:tcMar>
-          </w:tcPr>
-          <w:p>
-            <w:pPr>
-              <w:spacing w:after="0" w:line="250"/>
-            </w:pPr>
-            <w:r>
-              <w:rPr>
-                <w:rFonts w:ascii="Calibri" w:cs="Calibri" w:eastAsia="Calibri" w:hAnsi="Calibri"/>
-                <w:sz w:val="19"/>
-                <w:szCs w:val="19"/>
-              </w:rPr>
-              <w:t xml:space="preserve">Activates an offer</w:t>
+            <w:tcMar>
+              <w:top w:type="dxa" w:w="70"/>
+              <w:left w:type="dxa" w:w="110"/>
+              <w:bottom w:type="dxa" w:w="70"/>
+              <w:right w:type="dxa" w:w="110"/>
+            </w:tcMar>
+          </w:tcPr>
+          <w:p>
+            <w:pPr>
+              <w:spacing w:after="0" w:line="250"/>
+            </w:pPr>
+            <w:r>
+              <w:rPr>
+                <w:rFonts w:ascii="Calibri" w:cs="Calibri" w:eastAsia="Calibri" w:hAnsi="Calibri"/>
+                <w:sz w:val="19"/>
+                <w:szCs w:val="19"/>
+              </w:rPr>
+              <w:t>Activates an offer</w:t>
             </w:r>
           </w:p>
         </w:tc>
@@ -8292,7 +8325,7 @@
                 <w:sz w:val="19"/>
                 <w:szCs w:val="19"/>
               </w:rPr>
-              <w:t xml:space="preserve">recalculate</w:t>
+              <w:t>recalculate</w:t>
             </w:r>
           </w:p>
         </w:tc>
@@ -8316,7 +8349,7 @@
                 <w:sz w:val="19"/>
                 <w:szCs w:val="19"/>
               </w:rPr>
-              <w:t xml:space="preserve">unbound</w:t>
+              <w:t>unbound (Analyst)</w:t>
             </w:r>
           </w:p>
         </w:tc>
@@ -8340,7 +8373,7 @@
                 <w:sz w:val="19"/>
                 <w:szCs w:val="19"/>
               </w:rPr>
-              <w:t xml:space="preserve">Re-runs one scenario or all of them, optionally scoped to a store</w:t>
+              <w:t>Re-runs one scenario or all of them, optionally replaying from a past point in the history</w:t>
             </w:r>
           </w:p>
         </w:tc>
@@ -8349,75 +8382,72 @@
         <w:tc>
           <w:tcPr>
             <w:tcW w:type="dxa" w:w="1624"/>
-            <w:shd w:fill="F2F5F8" w:color="auto" w:val="clear"/>
-            <w:tcMar>
-              <w:top w:type="dxa" w:w="70"/>
-              <w:left w:type="dxa" w:w="110"/>
-              <w:bottom w:type="dxa" w:w="70"/>
-              <w:right w:type="dxa" w:w="110"/>
-            </w:tcMar>
-          </w:tcPr>
-          <w:p>
-            <w:pPr>
-              <w:spacing w:after="0" w:line="250"/>
-            </w:pPr>
-            <w:r>
-              <w:rPr>
-                <w:rFonts w:ascii="Calibri" w:cs="Calibri" w:eastAsia="Calibri" w:hAnsi="Calibri"/>
-                <w:sz w:val="19"/>
-                <w:szCs w:val="19"/>
-              </w:rPr>
-              <w:t xml:space="preserve">simulateForecast</w:t>
+            <w:tcMar>
+              <w:top w:type="dxa" w:w="70"/>
+              <w:left w:type="dxa" w:w="110"/>
+              <w:bottom w:type="dxa" w:w="70"/>
+              <w:right w:type="dxa" w:w="110"/>
+            </w:tcMar>
+          </w:tcPr>
+          <w:p>
+            <w:pPr>
+              <w:spacing w:after="0" w:line="250"/>
+            </w:pPr>
+            <w:r>
+              <w:rPr>
+                <w:rFonts w:ascii="Calibri" w:cs="Calibri" w:eastAsia="Calibri" w:hAnsi="Calibri"/>
+                <w:sz w:val="19"/>
+                <w:szCs w:val="19"/>
+              </w:rPr>
+              <w:t>backfillActuals</w:t>
             </w:r>
           </w:p>
         </w:tc>
         <w:tc>
           <w:tcPr>
             <w:tcW w:type="dxa" w:w="2706"/>
-            <w:shd w:fill="F2F5F8" w:color="auto" w:val="clear"/>
-            <w:tcMar>
-              <w:top w:type="dxa" w:w="70"/>
-              <w:left w:type="dxa" w:w="110"/>
-              <w:bottom w:type="dxa" w:w="70"/>
-              <w:right w:type="dxa" w:w="110"/>
-            </w:tcMar>
-          </w:tcPr>
-          <w:p>
-            <w:pPr>
-              <w:spacing w:after="0" w:line="250"/>
-            </w:pPr>
-            <w:r>
-              <w:rPr>
-                <w:rFonts w:ascii="Calibri" w:cs="Calibri" w:eastAsia="Calibri" w:hAnsi="Calibri"/>
-                <w:sz w:val="19"/>
-                <w:szCs w:val="19"/>
-              </w:rPr>
-              <w:t xml:space="preserve">unbound</w:t>
+            <w:tcMar>
+              <w:top w:type="dxa" w:w="70"/>
+              <w:left w:type="dxa" w:w="110"/>
+              <w:bottom w:type="dxa" w:w="70"/>
+              <w:right w:type="dxa" w:w="110"/>
+            </w:tcMar>
+          </w:tcPr>
+          <w:p>
+            <w:pPr>
+              <w:spacing w:after="0" w:line="250"/>
+            </w:pPr>
+            <w:r>
+              <w:rPr>
+                <w:rFonts w:ascii="Calibri" w:cs="Calibri" w:eastAsia="Calibri" w:hAnsi="Calibri"/>
+                <w:sz w:val="19"/>
+                <w:szCs w:val="19"/>
+              </w:rPr>
+              <w:t>unbound (Analyst)</w:t>
             </w:r>
           </w:p>
         </w:tc>
         <w:tc>
           <w:tcPr>
             <w:tcW w:type="dxa" w:w="4690"/>
-            <w:shd w:fill="F2F5F8" w:color="auto" w:val="clear"/>
-            <w:tcMar>
-              <w:top w:type="dxa" w:w="70"/>
-              <w:left w:type="dxa" w:w="110"/>
-              <w:bottom w:type="dxa" w:w="70"/>
-              <w:right w:type="dxa" w:w="110"/>
-            </w:tcMar>
-          </w:tcPr>
-          <w:p>
-            <w:pPr>
-              <w:spacing w:after="0" w:line="250"/>
-            </w:pPr>
-            <w:r>
-              <w:rPr>
-                <w:rFonts w:ascii="Calibri" w:cs="Calibri" w:eastAsia="Calibri" w:hAnsi="Calibri"/>
-                <w:sz w:val="19"/>
-                <w:szCs w:val="19"/>
-              </w:rPr>
-              <w:t xml:space="preserve">Forecasts one article without persisting anything</w:t>
+            <w:tcMar>
+              <w:top w:type="dxa" w:w="70"/>
+              <w:left w:type="dxa" w:w="110"/>
+              <w:bottom w:type="dxa" w:w="70"/>
+              <w:right w:type="dxa" w:w="110"/>
+            </w:tcMar>
+          </w:tcPr>
+          <w:p>
+            <w:pPr>
+              <w:spacing w:after="0" w:line="250"/>
+            </w:pPr>
+            <w:r>
+              <w:rPr>
+                <w:rFonts w:ascii="Calibri" w:cs="Calibri" w:eastAsia="Calibri" w:hAnsi="Calibri"/>
+                <w:sz w:val="19"/>
+                <w:szCs w:val="19"/>
+              </w:rPr>
+              <w:t>Matches elapsed forecasts against what actually sold and records live accuracy and bias</w:t>
             </w:r>
           </w:p>
         </w:tc>
@@ -8443,7 +8473,7 @@
                 <w:sz w:val="19"/>
                 <w:szCs w:val="19"/>
               </w:rPr>
-              <w:t xml:space="preserve">simulateMarkdown</w:t>
+              <w:t>evaluateOutcomes</w:t>
             </w:r>
           </w:p>
         </w:tc>
@@ -8467,7 +8497,7 @@
                 <w:sz w:val="19"/>
                 <w:szCs w:val="19"/>
               </w:rPr>
-              <w:t xml:space="preserve">unbound</w:t>
+              <w:t>unbound (Analyst)</w:t>
             </w:r>
           </w:p>
         </w:tc>
@@ -8491,7 +8521,155 @@
                 <w:sz w:val="19"/>
                 <w:szCs w:val="19"/>
               </w:rPr>
-              <w:t xml:space="preserve">Scores a candidate discount depth against doing nothing</w:t>
+              <w:t>Measures whether acting on a recommendation delivered what it promised</w:t>
+            </w:r>
+          </w:p>
+        </w:tc>
+      </w:tr>
+      <w:tr>
+        <w:tc>
+          <w:tcPr>
+            <w:tcW w:type="dxa" w:w="1624"/>
+            <w:tcMar>
+              <w:top w:type="dxa" w:w="70"/>
+              <w:left w:type="dxa" w:w="110"/>
+              <w:bottom w:type="dxa" w:w="70"/>
+              <w:right w:type="dxa" w:w="110"/>
+            </w:tcMar>
+          </w:tcPr>
+          <w:p>
+            <w:pPr>
+              <w:spacing w:after="0" w:line="250"/>
+            </w:pPr>
+            <w:r>
+              <w:rPr>
+                <w:rFonts w:ascii="Calibri" w:cs="Calibri" w:eastAsia="Calibri" w:hAnsi="Calibri"/>
+                <w:sz w:val="19"/>
+                <w:szCs w:val="19"/>
+              </w:rPr>
+              <w:t>simulateForecast</w:t>
+            </w:r>
+          </w:p>
+        </w:tc>
+        <w:tc>
+          <w:tcPr>
+            <w:tcW w:type="dxa" w:w="2706"/>
+            <w:tcMar>
+              <w:top w:type="dxa" w:w="70"/>
+              <w:left w:type="dxa" w:w="110"/>
+              <w:bottom w:type="dxa" w:w="70"/>
+              <w:right w:type="dxa" w:w="110"/>
+            </w:tcMar>
+          </w:tcPr>
+          <w:p>
+            <w:pPr>
+              <w:spacing w:after="0" w:line="250"/>
+            </w:pPr>
+            <w:r>
+              <w:rPr>
+                <w:rFonts w:ascii="Calibri" w:cs="Calibri" w:eastAsia="Calibri" w:hAnsi="Calibri"/>
+                <w:sz w:val="19"/>
+                <w:szCs w:val="19"/>
+              </w:rPr>
+              <w:t>unbound (Viewer)</w:t>
+            </w:r>
+          </w:p>
+        </w:tc>
+        <w:tc>
+          <w:tcPr>
+            <w:tcW w:type="dxa" w:w="4690"/>
+            <w:tcMar>
+              <w:top w:type="dxa" w:w="70"/>
+              <w:left w:type="dxa" w:w="110"/>
+              <w:bottom w:type="dxa" w:w="70"/>
+              <w:right w:type="dxa" w:w="110"/>
+            </w:tcMar>
+          </w:tcPr>
+          <w:p>
+            <w:pPr>
+              <w:spacing w:after="0" w:line="250"/>
+            </w:pPr>
+            <w:r>
+              <w:rPr>
+                <w:rFonts w:ascii="Calibri" w:cs="Calibri" w:eastAsia="Calibri" w:hAnsi="Calibri"/>
+                <w:sz w:val="19"/>
+                <w:szCs w:val="19"/>
+              </w:rPr>
+              <w:t>Forecasts one article without persisting anything</w:t>
+            </w:r>
+          </w:p>
+        </w:tc>
+      </w:tr>
+      <w:tr>
+        <w:tc>
+          <w:tcPr>
+            <w:tcW w:type="dxa" w:w="1624"/>
+            <w:tcMar>
+              <w:top w:type="dxa" w:w="70"/>
+              <w:left w:type="dxa" w:w="110"/>
+              <w:bottom w:type="dxa" w:w="70"/>
+              <w:right w:type="dxa" w:w="110"/>
+            </w:tcMar>
+          </w:tcPr>
+          <w:p>
+            <w:pPr>
+              <w:spacing w:after="0" w:line="250"/>
+            </w:pPr>
+            <w:r>
+              <w:rPr>
+                <w:rFonts w:ascii="Calibri" w:cs="Calibri" w:eastAsia="Calibri" w:hAnsi="Calibri"/>
+                <w:sz w:val="19"/>
+                <w:szCs w:val="19"/>
+              </w:rPr>
+              <w:t>simulateMarkdown</w:t>
+            </w:r>
+          </w:p>
+        </w:tc>
+        <w:tc>
+          <w:tcPr>
+            <w:tcW w:type="dxa" w:w="2706"/>
+            <w:tcMar>
+              <w:top w:type="dxa" w:w="70"/>
+              <w:left w:type="dxa" w:w="110"/>
+              <w:bottom w:type="dxa" w:w="70"/>
+              <w:right w:type="dxa" w:w="110"/>
+            </w:tcMar>
+          </w:tcPr>
+          <w:p>
+            <w:pPr>
+              <w:spacing w:after="0" w:line="250"/>
+            </w:pPr>
+            <w:r>
+              <w:rPr>
+                <w:rFonts w:ascii="Calibri" w:cs="Calibri" w:eastAsia="Calibri" w:hAnsi="Calibri"/>
+                <w:sz w:val="19"/>
+                <w:szCs w:val="19"/>
+              </w:rPr>
+              <w:t>unbound (Viewer)</w:t>
+            </w:r>
+          </w:p>
+        </w:tc>
+        <w:tc>
+          <w:tcPr>
+            <w:tcW w:type="dxa" w:w="4690"/>
+            <w:tcMar>
+              <w:top w:type="dxa" w:w="70"/>
+              <w:left w:type="dxa" w:w="110"/>
+              <w:bottom w:type="dxa" w:w="70"/>
+              <w:right w:type="dxa" w:w="110"/>
+            </w:tcMar>
+          </w:tcPr>
+          <w:p>
+            <w:pPr>
+              <w:spacing w:after="0" w:line="250"/>
+            </w:pPr>
+            <w:r>
+              <w:rPr>
+                <w:rFonts w:ascii="Calibri" w:cs="Calibri" w:eastAsia="Calibri" w:hAnsi="Calibri"/>
+                <w:sz w:val="19"/>
+                <w:szCs w:val="19"/>
+              </w:rPr>
+              <w:t>Scores a candidate discount depth against doing nothing</w:t>
             </w:r>
           </w:p>
         </w:tc>
@@ -8529,6 +8707,62 @@
           <w:szCs w:val="21"/>
         </w:rPr>
         <w:t xml:space="preserve">The recalculate action is the one worth demonstrating. It re-runs the engines against whatever is currently in the database and replaces the stored output, so a demo can show the models responding to changed facts instead of serving a fixed extract. Because later scenarios consume earlier ones, the action keeps intermediate results in memory and only rebuilds the unified feed when every scenario has been refreshed. A partial run would otherwise drop insights from scenarios it did not touch.</w:t>
+      </w:r>
+    </w:p>
+    <w:p>
+      <w:pPr>
+        <w:pStyle w:val="Heading2"/>
+        <w:spacing w:after="120" w:before="260"/>
+      </w:pPr>
+      <w:r>
+        <w:rPr>
+          <w:rFonts w:ascii="Calibri" w:cs="Calibri" w:eastAsia="Calibri" w:hAnsi="Calibri"/>
+          <w:b/>
+          <w:bCs/>
+          <w:color w:val="1F4E79"/>
+          <w:sz w:val="24"/>
+          <w:szCs w:val="24"/>
+        </w:rPr>
+        <w:t>7.3 The audit trail and the outcome ledger</w:t>
+      </w:r>
+    </w:p>
+    <w:p>
+      <w:pPr>
+        <w:spacing w:after="140" w:line="276"/>
+      </w:pPr>
+      <w:r>
+        <w:rPr>
+          <w:rFonts w:ascii="Calibri" w:cs="Calibri" w:eastAsia="Calibri" w:hAnsi="Calibri"/>
+          <w:sz w:val="21"/>
+          <w:szCs w:val="21"/>
+        </w:rPr>
+        <w:t>Two entities exist purely to make the system accountable for itself. ActivityLog records every state change — which record, from which state to which, by whom, with the operator’s note and the value they acted on. It is read-only over the service, so there is no path by which a client can write history. It was added after a defect in which acknowledging an alert wrote the operator’s note over the recommendation field, quietly destroying the advice the alert existed to give.</w:t>
+      </w:r>
+    </w:p>
+    <w:p>
+      <w:pPr>
+        <w:spacing w:after="140" w:line="276"/>
+      </w:pPr>
+      <w:r>
+        <w:rPr>
+          <w:rFonts w:ascii="Calibri" w:cs="Calibri" w:eastAsia="Calibri" w:hAnsi="Calibri"/>
+          <w:sz w:val="21"/>
+          <w:szCs w:val="21"/>
+        </w:rPr>
+        <w:t>ScenarioOutcomes is the other half. Acting on a recommendation is a prediction: releasing an order says this much demand will arrive and be served, applying a markdown says this much stock will clear rather than be written off. Each action opens an outcome recording what was expected, and evaluateOutcomes later measures what actually happened and records a verdict of confirmed, missed or inconclusive with the reasoning in plain words.</w:t>
+      </w:r>
+    </w:p>
+    <w:p>
+      <w:pPr>
+        <w:spacing w:after="140" w:line="276"/>
+      </w:pPr>
+      <w:r>
+        <w:rPr>
+          <w:rFonts w:ascii="Calibri" w:cs="Calibri" w:eastAsia="Calibri" w:hAnsi="Calibri"/>
+          <w:sz w:val="21"/>
+          <w:szCs w:val="21"/>
+        </w:rPr>
+        <w:t>Two details matter for honesty. Expected and observed are held in the same unit, so they can be compared — an early version measured a replenishment outcome by comparing euros of avoided loss against units sold, which is not a comparison at all. And an outcome acted on after the last day of loaded sales stays pending rather than being recorded as missed, because there is no evidence either way and marking it a failure would be a claim the data cannot support.</w:t>
       </w:r>
     </w:p>
     <w:p>
@@ -8797,7 +9031,132 @@
           <w:sz w:val="21"/>
           <w:szCs w:val="21"/>
         </w:rPr>
-        <w:t xml:space="preserve">A dependency-free entry page linking the command centre, all eight scenario applications and both service metadata documents, with a note about signing in and about the SAPUI5 requirement.</w:t>
+        <w:t>A dependency-free entry page linking the four screens, all eight scenario applications and the API Explorer, with a note about signing in and about the SAPUI5 requirement.</w:t>
+      </w:r>
+    </w:p>
+    <w:p>
+      <w:pPr>
+        <w:pStyle w:val="Heading2"/>
+        <w:spacing w:after="120" w:before="260"/>
+      </w:pPr>
+      <w:r>
+        <w:rPr>
+          <w:rFonts w:ascii="Calibri" w:cs="Calibri" w:eastAsia="Calibri" w:hAnsi="Calibri"/>
+          <w:b/>
+          <w:bCs/>
+          <w:color w:val="1F4E79"/>
+          <w:sz w:val="24"/>
+          <w:szCs w:val="24"/>
+        </w:rPr>
+        <w:t>8.4 The shared design system</w:t>
+      </w:r>
+    </w:p>
+    <w:p>
+      <w:pPr>
+        <w:spacing w:after="140" w:line="276"/>
+      </w:pPr>
+      <w:r>
+        <w:rPr>
+          <w:rFonts w:ascii="Calibri" w:cs="Calibri" w:eastAsia="Calibri" w:hAnsi="Calibri"/>
+          <w:sz w:val="21"/>
+          <w:szCs w:val="21"/>
+        </w:rPr>
+        <w:t>The second iteration was concerned entirely with the interface. The four screens had grown independently and had begun to drift: three slightly different card treatments, two table styles, colours picked per page. They now share one stylesheet and one shell script.</w:t>
+      </w:r>
+    </w:p>
+    <w:p>
+      <w:pPr>
+        <w:spacing w:after="140" w:line="276"/>
+      </w:pPr>
+      <w:r>
+        <w:rPr>
+          <w:rFonts w:ascii="Calibri" w:cs="Calibri" w:eastAsia="Calibri" w:hAnsi="Calibri"/>
+          <w:sz w:val="21"/>
+          <w:szCs w:val="21"/>
+        </w:rPr>
+        <w:t>theme.css holds the tokens — colour, spacing, radius, elevation, type scale — and the components built from them: cards, stat tiles, tables, status pills, the detail drawer and loading skeletons. Light and dark are stepped separately rather than one being derived from the other by inversion, because a palette that reads well on white does not simply invert to one that reads well on near-black.</w:t>
+      </w:r>
+    </w:p>
+    <w:p>
+      <w:pPr>
+        <w:spacing w:after="140" w:line="276"/>
+      </w:pPr>
+      <w:r>
+        <w:rPr>
+          <w:rFonts w:ascii="Calibri" w:cs="Calibri" w:eastAsia="Calibri" w:hAnsi="Calibri"/>
+          <w:sz w:val="21"/>
+          <w:szCs w:val="21"/>
+        </w:rPr>
+        <w:t>shell.js renders the header, the cross-screen navigation and the theme toggle, and holds the helpers every screen had otherwise been copying: currency and number formatting, HTML escaping, OData string quoting, fetch with error handling, toasts, tooltips and the small SVG chart primitives. Those had already started to diverge between pages, which is how formatting inconsistencies reach a demo.</w:t>
+      </w:r>
+    </w:p>
+    <w:p>
+      <w:pPr>
+        <w:spacing w:after="140" w:line="276"/>
+      </w:pPr>
+      <w:r>
+        <w:rPr>
+          <w:rFonts w:ascii="Calibri" w:cs="Calibri" w:eastAsia="Calibri" w:hAnsi="Calibri"/>
+          <w:sz w:val="21"/>
+          <w:szCs w:val="21"/>
+        </w:rPr>
+        <w:t>The result is still dependency-free. No external script, font, stylesheet or image is loaded on any screen.</w:t>
+      </w:r>
+    </w:p>
+    <w:p>
+      <w:pPr>
+        <w:pStyle w:val="Heading2"/>
+        <w:spacing w:after="120" w:before="260"/>
+      </w:pPr>
+      <w:r>
+        <w:rPr>
+          <w:rFonts w:ascii="Calibri" w:cs="Calibri" w:eastAsia="Calibri" w:hAnsi="Calibri"/>
+          <w:b/>
+          <w:bCs/>
+          <w:color w:val="1F4E79"/>
+          <w:sz w:val="24"/>
+          <w:szCs w:val="24"/>
+        </w:rPr>
+        <w:t>8.5 The Scenario Workbench</w:t>
+      </w:r>
+    </w:p>
+    <w:p>
+      <w:pPr>
+        <w:spacing w:after="140" w:line="276"/>
+      </w:pPr>
+      <w:r>
+        <w:rPr>
+          <w:rFonts w:ascii="Calibri" w:cs="Calibri" w:eastAsia="Calibri" w:hAnsi="Calibri"/>
+          <w:sz w:val="21"/>
+          <w:szCs w:val="21"/>
+        </w:rPr>
+        <w:t>A single screen with a tab per scenario, giving every queue the same shape: KPI tiles, a filter bar, a sortable table and a detail drawer carrying the full record, the engine’s reasoning and the action buttons. It exists because the Fiori elements applications need the SAPUI5 runtime, and a screen that renders a blank page in the room where you are presenting is worth nothing.</w:t>
+      </w:r>
+    </w:p>
+    <w:p>
+      <w:pPr>
+        <w:spacing w:after="140" w:line="276"/>
+      </w:pPr>
+      <w:r>
+        <w:rPr>
+          <w:rFonts w:ascii="Calibri" w:cs="Calibri" w:eastAsia="Calibri" w:hAnsi="Calibri"/>
+          <w:sz w:val="21"/>
+          <w:szCs w:val="21"/>
+        </w:rPr>
+        <w:t>In the third iteration its data handling was rebuilt. It had been fetching a flat 500 rows and doing filtering, sorting and search in the browser, which was wrong in three ways at once and silent about all of them: collections larger than 500 rows were cut off with no indication, sorting reordered only the rows that happened to be loaded while presenting the result as the order of the data, and the KPI tiles were summed over that truncated set and displayed as totals. With 842 personalised offers, the "expected revenue" tile was adding up 500 of them and calling it the total.</w:t>
+      </w:r>
+    </w:p>
+    <w:p>
+      <w:pPr>
+        <w:spacing w:after="140" w:line="276"/>
+      </w:pPr>
+      <w:r>
+        <w:rPr>
+          <w:rFonts w:ascii="Calibri" w:cs="Calibri" w:eastAsia="Calibri" w:hAnsi="Calibri"/>
+          <w:sz w:val="21"/>
+          <w:szCs w:val="21"/>
+        </w:rPr>
+        <w:t>Paging, ordering and search now run on the service. The footer reports the true range and total, and the KPI tiles are computed with OData $apply so a sum is a sum over everything the filter matches rather than over the visible page.</w:t>
       </w:r>
     </w:p>
     <w:p>
@@ -8877,7 +9236,7 @@
           <w:sz w:val="21"/>
           <w:szCs w:val="21"/>
         </w:rPr>
-        <w:t xml:space="preserve">Hourly demand at SKU level here is intermittent. Most hours sell nothing, and most non-zero hours sell one or two units. Mean absolute percentage error divides by the actual, so a one-unit miss against a one-unit actual is a 100 per cent error, and the measure becomes close to meaningless. We report weighted absolute percentage error, which is total absolute error over total actual volume, and is the standard measure for intermittent retail demand.</w:t>
+        <w:t>Hourly demand at SKU level here is intermittent. Most hours sell nothing, and most non-zero hours sell one or two units. Mean absolute percentage error divides by the actual, so a one-unit miss against a one-unit actual is a 100 per cent error, and the measure becomes close to meaningless. We report weighted absolute percentage error, which is total absolute error over total actual volume, and is the standard measure for intermittent retail demand.</w:t>
       </w:r>
     </w:p>
     <w:p>
@@ -8894,7 +9253,354 @@
           <w:sz w:val="24"/>
           <w:szCs w:val="24"/>
         </w:rPr>
-        <w:t xml:space="preserve">9.2 Current figures</w:t>
+        <w:t>9.2 Why a WAPE is never shown on its own</w:t>
+      </w:r>
+    </w:p>
+    <w:p>
+      <w:pPr>
+        <w:spacing w:after="140" w:line="276"/>
+      </w:pPr>
+      <w:r>
+        <w:rPr>
+          <w:rFonts w:ascii="Calibri" w:cs="Calibri" w:eastAsia="Calibri" w:hAnsi="Calibri"/>
+          <w:sz w:val="21"/>
+          <w:szCs w:val="21"/>
+        </w:rPr>
+        <w:t>This is the most important thing in the section, and the first two iterations of the project got it wrong.</w:t>
+      </w:r>
+    </w:p>
+    <w:p>
+      <w:pPr>
+        <w:spacing w:after="140" w:line="276"/>
+      </w:pPr>
+      <w:r>
+        <w:rPr>
+          <w:rFonts w:ascii="Calibri" w:cs="Calibri" w:eastAsia="Calibri" w:hAnsi="Calibri"/>
+          <w:sz w:val="21"/>
+          <w:szCs w:val="21"/>
+        </w:rPr>
+        <w:t>On intermittent demand, WAPE has a degenerate optimum. Forecast zero everywhere and the total absolute error equals the total actual volume, so the score is exactly 100 per cent. Any honest forecast that puts demand into hours where none arrives scores worse than that. The consequence is uncomfortable: at SKU-hour grain, shrinking a forecast towards zero improves the number monotonically, all the way down to predicting nothing at all. A falling SKU-hour WAPE is therefore just as likely to mean the model has quietly stopped predicting demand as that it has got better.</w:t>
+      </w:r>
+    </w:p>
+    <w:p>
+      <w:pPr>
+        <w:spacing w:after="140" w:line="276"/>
+      </w:pPr>
+      <w:r>
+        <w:rPr>
+          <w:rFonts w:ascii="Calibri" w:cs="Calibri" w:eastAsia="Calibri" w:hAnsi="Calibri"/>
+          <w:sz w:val="21"/>
+          <w:szCs w:val="21"/>
+        </w:rPr>
+        <w:t>We verified this rather than assuming it, by taking the fitted model and scaling its output by a constant. Every reduction improved the score:</w:t>
+      </w:r>
+    </w:p>
+    <w:tbl>
+      <w:tblPr>
+        <w:tblW w:type="dxa" w:w="9020"/>
+        <w:tblBorders>
+          <w:top w:val="single" w:color="BFBFBF" w:sz="4"/>
+          <w:left w:val="single" w:color="BFBFBF" w:sz="4"/>
+          <w:bottom w:val="single" w:color="BFBFBF" w:sz="4"/>
+          <w:right w:val="single" w:color="BFBFBF" w:sz="4"/>
+          <w:insideH w:val="single" w:color="D9D9D9" w:sz="2"/>
+          <w:insideV w:val="single" w:color="D9D9D9" w:sz="2"/>
+        </w:tblBorders>
+      </w:tblPr>
+      <w:tblGrid>
+        <w:gridCol w:w="4059"/>
+        <w:gridCol w:w="4961"/>
+      </w:tblGrid>
+      <w:tr>
+        <w:trPr>
+          <w:tblHeader/>
+        </w:trPr>
+        <w:tc>
+          <w:tcPr>
+            <w:tcW w:type="dxa" w:w="4059"/>
+            <w:shd w:fill="1F4E79" w:color="auto" w:val="clear"/>
+            <w:tcMar>
+              <w:top w:type="dxa" w:w="70"/>
+              <w:left w:type="dxa" w:w="110"/>
+              <w:bottom w:type="dxa" w:w="70"/>
+              <w:right w:type="dxa" w:w="110"/>
+            </w:tcMar>
+          </w:tcPr>
+          <w:p>
+            <w:pPr>
+              <w:spacing w:after="0" w:line="250"/>
+            </w:pPr>
+            <w:r>
+              <w:rPr>
+                <w:rFonts w:ascii="Calibri" w:cs="Calibri" w:eastAsia="Calibri" w:hAnsi="Calibri"/>
+                <w:b/>
+                <w:bCs/>
+                <w:color w:val="FFFFFF"/>
+                <w:sz w:val="19"/>
+                <w:szCs w:val="19"/>
+              </w:rPr>
+              <w:t>Forecast scaled by</w:t>
+            </w:r>
+          </w:p>
+        </w:tc>
+        <w:tc>
+          <w:tcPr>
+            <w:tcW w:type="dxa" w:w="4961"/>
+            <w:shd w:fill="1F4E79" w:color="auto" w:val="clear"/>
+            <w:tcMar>
+              <w:top w:type="dxa" w:w="70"/>
+              <w:left w:type="dxa" w:w="110"/>
+              <w:bottom w:type="dxa" w:w="70"/>
+              <w:right w:type="dxa" w:w="110"/>
+            </w:tcMar>
+          </w:tcPr>
+          <w:p>
+            <w:pPr>
+              <w:spacing w:after="0" w:line="250"/>
+            </w:pPr>
+            <w:r>
+              <w:rPr>
+                <w:rFonts w:ascii="Calibri" w:cs="Calibri" w:eastAsia="Calibri" w:hAnsi="Calibri"/>
+                <w:b/>
+                <w:bCs/>
+                <w:color w:val="FFFFFF"/>
+                <w:sz w:val="19"/>
+                <w:szCs w:val="19"/>
+              </w:rPr>
+              <w:t>SKU-hour WAPE</w:t>
+            </w:r>
+          </w:p>
+        </w:tc>
+      </w:tr>
+      <w:tr>
+        <w:tc>
+          <w:tcPr>
+            <w:tcW w:type="dxa" w:w="4059"/>
+            <w:tcMar>
+              <w:top w:type="dxa" w:w="70"/>
+              <w:left w:type="dxa" w:w="110"/>
+              <w:bottom w:type="dxa" w:w="70"/>
+              <w:right w:type="dxa" w:w="110"/>
+            </w:tcMar>
+          </w:tcPr>
+          <w:p>
+            <w:pPr>
+              <w:spacing w:after="0" w:line="250"/>
+            </w:pPr>
+            <w:r>
+              <w:rPr>
+                <w:rFonts w:ascii="Calibri" w:cs="Calibri" w:eastAsia="Calibri" w:hAnsi="Calibri"/>
+                <w:sz w:val="19"/>
+                <w:szCs w:val="19"/>
+              </w:rPr>
+              <w:t>1.0 — the model as fitted</w:t>
+            </w:r>
+          </w:p>
+        </w:tc>
+        <w:tc>
+          <w:tcPr>
+            <w:tcW w:type="dxa" w:w="4961"/>
+            <w:tcMar>
+              <w:top w:type="dxa" w:w="70"/>
+              <w:left w:type="dxa" w:w="110"/>
+              <w:bottom w:type="dxa" w:w="70"/>
+              <w:right w:type="dxa" w:w="110"/>
+            </w:tcMar>
+          </w:tcPr>
+          <w:p>
+            <w:pPr>
+              <w:spacing w:after="0" w:line="250"/>
+            </w:pPr>
+            <w:r>
+              <w:rPr>
+                <w:rFonts w:ascii="Calibri" w:cs="Calibri" w:eastAsia="Calibri" w:hAnsi="Calibri"/>
+                <w:sz w:val="19"/>
+                <w:szCs w:val="19"/>
+              </w:rPr>
+              <w:t>183%</w:t>
+            </w:r>
+          </w:p>
+        </w:tc>
+      </w:tr>
+      <w:tr>
+        <w:tc>
+          <w:tcPr>
+            <w:tcW w:type="dxa" w:w="4059"/>
+            <w:tcMar>
+              <w:top w:type="dxa" w:w="70"/>
+              <w:left w:type="dxa" w:w="110"/>
+              <w:bottom w:type="dxa" w:w="70"/>
+              <w:right w:type="dxa" w:w="110"/>
+            </w:tcMar>
+          </w:tcPr>
+          <w:p>
+            <w:pPr>
+              <w:spacing w:after="0" w:line="250"/>
+            </w:pPr>
+            <w:r>
+              <w:rPr>
+                <w:rFonts w:ascii="Calibri" w:cs="Calibri" w:eastAsia="Calibri" w:hAnsi="Calibri"/>
+                <w:sz w:val="19"/>
+                <w:szCs w:val="19"/>
+              </w:rPr>
+              <w:t>0.8</w:t>
+            </w:r>
+          </w:p>
+        </w:tc>
+        <w:tc>
+          <w:tcPr>
+            <w:tcW w:type="dxa" w:w="4961"/>
+            <w:tcMar>
+              <w:top w:type="dxa" w:w="70"/>
+              <w:left w:type="dxa" w:w="110"/>
+              <w:bottom w:type="dxa" w:w="70"/>
+              <w:right w:type="dxa" w:w="110"/>
+            </w:tcMar>
+          </w:tcPr>
+          <w:p>
+            <w:pPr>
+              <w:spacing w:after="0" w:line="250"/>
+            </w:pPr>
+            <w:r>
+              <w:rPr>
+                <w:rFonts w:ascii="Calibri" w:cs="Calibri" w:eastAsia="Calibri" w:hAnsi="Calibri"/>
+                <w:sz w:val="19"/>
+                <w:szCs w:val="19"/>
+              </w:rPr>
+              <w:t>166%</w:t>
+            </w:r>
+          </w:p>
+        </w:tc>
+      </w:tr>
+      <w:tr>
+        <w:tc>
+          <w:tcPr>
+            <w:tcW w:type="dxa" w:w="4059"/>
+            <w:tcMar>
+              <w:top w:type="dxa" w:w="70"/>
+              <w:left w:type="dxa" w:w="110"/>
+              <w:bottom w:type="dxa" w:w="70"/>
+              <w:right w:type="dxa" w:w="110"/>
+            </w:tcMar>
+          </w:tcPr>
+          <w:p>
+            <w:pPr>
+              <w:spacing w:after="0" w:line="250"/>
+            </w:pPr>
+            <w:r>
+              <w:rPr>
+                <w:rFonts w:ascii="Calibri" w:cs="Calibri" w:eastAsia="Calibri" w:hAnsi="Calibri"/>
+                <w:sz w:val="19"/>
+                <w:szCs w:val="19"/>
+              </w:rPr>
+              <w:t>0.5</w:t>
+            </w:r>
+          </w:p>
+        </w:tc>
+        <w:tc>
+          <w:tcPr>
+            <w:tcW w:type="dxa" w:w="4961"/>
+            <w:tcMar>
+              <w:top w:type="dxa" w:w="70"/>
+              <w:left w:type="dxa" w:w="110"/>
+              <w:bottom w:type="dxa" w:w="70"/>
+              <w:right w:type="dxa" w:w="110"/>
+            </w:tcMar>
+          </w:tcPr>
+          <w:p>
+            <w:pPr>
+              <w:spacing w:after="0" w:line="250"/>
+            </w:pPr>
+            <w:r>
+              <w:rPr>
+                <w:rFonts w:ascii="Calibri" w:cs="Calibri" w:eastAsia="Calibri" w:hAnsi="Calibri"/>
+                <w:sz w:val="19"/>
+                <w:szCs w:val="19"/>
+              </w:rPr>
+              <w:t>141%</w:t>
+            </w:r>
+          </w:p>
+        </w:tc>
+      </w:tr>
+      <w:tr>
+        <w:tc>
+          <w:tcPr>
+            <w:tcW w:type="dxa" w:w="4059"/>
+            <w:tcMar>
+              <w:top w:type="dxa" w:w="70"/>
+              <w:left w:type="dxa" w:w="110"/>
+              <w:bottom w:type="dxa" w:w="70"/>
+              <w:right w:type="dxa" w:w="110"/>
+            </w:tcMar>
+          </w:tcPr>
+          <w:p>
+            <w:pPr>
+              <w:spacing w:after="0" w:line="250"/>
+            </w:pPr>
+            <w:r>
+              <w:rPr>
+                <w:rFonts w:ascii="Calibri" w:cs="Calibri" w:eastAsia="Calibri" w:hAnsi="Calibri"/>
+                <w:sz w:val="19"/>
+                <w:szCs w:val="19"/>
+              </w:rPr>
+              <w:t>0.0 — predict nothing at all</w:t>
+            </w:r>
+          </w:p>
+        </w:tc>
+        <w:tc>
+          <w:tcPr>
+            <w:tcW w:type="dxa" w:w="4961"/>
+            <w:tcMar>
+              <w:top w:type="dxa" w:w="70"/>
+              <w:left w:type="dxa" w:w="110"/>
+              <w:bottom w:type="dxa" w:w="70"/>
+              <w:right w:type="dxa" w:w="110"/>
+            </w:tcMar>
+          </w:tcPr>
+          <w:p>
+            <w:pPr>
+              <w:spacing w:after="0" w:line="250"/>
+            </w:pPr>
+            <w:r>
+              <w:rPr>
+                <w:rFonts w:ascii="Calibri" w:cs="Calibri" w:eastAsia="Calibri" w:hAnsi="Calibri"/>
+                <w:sz w:val="19"/>
+                <w:szCs w:val="19"/>
+              </w:rPr>
+              <w:t>100%, the best score this measure can give</w:t>
+            </w:r>
+          </w:p>
+        </w:tc>
+      </w:tr>
+    </w:tbl>
+    <w:p>
+      <w:pPr>
+        <w:spacing w:after="140" w:line="276"/>
+      </w:pPr>
+      <w:r>
+        <w:rPr>
+          <w:rFonts w:ascii="Calibri" w:cs="Calibri" w:eastAsia="Calibri" w:hAnsi="Calibri"/>
+          <w:sz w:val="21"/>
+          <w:szCs w:val="21"/>
+        </w:rPr>
+        <w:t>So the scorecard carries three figures beside the WAPE, and the WAPE is never quoted without them. The benchmark is a seasonal-naive forecast — what this store sold in the same hour of the same weekday one week ago. It is a forecast a person could produce with no model at all, it carries the same hour-of-day and day-of-week shape the real model claims to exploit, and unlike a zero baseline it cannot be gamed by shrinkage. Skill is the percentage by which the model beats it. Bias is the signed error, which is what distinguishes a model that empties shelves from one that fills the bins.</w:t>
+      </w:r>
+    </w:p>
+    <w:p>
+      <w:pPr>
+        <w:pStyle w:val="Heading2"/>
+        <w:spacing w:after="120" w:before="260"/>
+      </w:pPr>
+      <w:r>
+        <w:rPr>
+          <w:rFonts w:ascii="Calibri" w:cs="Calibri" w:eastAsia="Calibri" w:hAnsi="Calibri"/>
+          <w:b/>
+          <w:bCs/>
+          <w:color w:val="1F4E79"/>
+          <w:sz w:val="24"/>
+          <w:szCs w:val="24"/>
+        </w:rPr>
+        <w:t>9.3 Current figures</w:t>
       </w:r>
     </w:p>
     <w:tbl>
@@ -8942,7 +9648,7 @@
                 <w:sz w:val="19"/>
                 <w:szCs w:val="19"/>
               </w:rPr>
-              <w:t xml:space="preserve">Measure</w:t>
+              <w:t>Measure</w:t>
             </w:r>
           </w:p>
         </w:tc>
@@ -8971,7 +9677,7 @@
                 <w:sz w:val="19"/>
                 <w:szCs w:val="19"/>
               </w:rPr>
-              <w:t xml:space="preserve">Value</w:t>
+              <w:t>Value</w:t>
             </w:r>
           </w:p>
         </w:tc>
@@ -8999,7 +9705,7 @@
                 <w:sz w:val="19"/>
                 <w:szCs w:val="19"/>
               </w:rPr>
-              <w:t xml:space="preserve">Interpretation</w:t>
+              <w:t>Interpretation</w:t>
             </w:r>
           </w:p>
         </w:tc>
@@ -9025,7 +9731,7 @@
                 <w:sz w:val="19"/>
                 <w:szCs w:val="19"/>
               </w:rPr>
-              <w:t xml:space="preserve">WAPE at store-day grain</w:t>
+              <w:t>WAPE at store-day grain</w:t>
             </w:r>
           </w:p>
         </w:tc>
@@ -9050,7 +9756,7 @@
                 <w:sz w:val="19"/>
                 <w:szCs w:val="19"/>
               </w:rPr>
-              <w:t xml:space="preserve">28.8%</w:t>
+              <w:t>30.2%</w:t>
             </w:r>
           </w:p>
         </w:tc>
@@ -9074,7 +9780,7 @@
                 <w:sz w:val="19"/>
                 <w:szCs w:val="19"/>
               </w:rPr>
-              <w:t xml:space="preserve">A credible planning-grade figure; this is the number to judge the model by</w:t>
+              <w:t>A credible planning-grade figure, and the grain replenishment and staffing are actually decided at. This is the one to judge the model by.</w:t>
             </w:r>
           </w:p>
         </w:tc>
@@ -9083,32 +9789,30 @@
         <w:tc>
           <w:tcPr>
             <w:tcW w:type="dxa" w:w="2526"/>
-            <w:shd w:fill="F2F5F8" w:color="auto" w:val="clear"/>
-            <w:tcMar>
-              <w:top w:type="dxa" w:w="70"/>
-              <w:left w:type="dxa" w:w="110"/>
-              <w:bottom w:type="dxa" w:w="70"/>
-              <w:right w:type="dxa" w:w="110"/>
-            </w:tcMar>
-          </w:tcPr>
-          <w:p>
-            <w:pPr>
-              <w:spacing w:after="0" w:line="250"/>
-            </w:pPr>
-            <w:r>
-              <w:rPr>
-                <w:rFonts w:ascii="Calibri" w:cs="Calibri" w:eastAsia="Calibri" w:hAnsi="Calibri"/>
-                <w:sz w:val="19"/>
-                <w:szCs w:val="19"/>
-              </w:rPr>
-              <w:t xml:space="preserve">WAPE at SKU-hour grain</w:t>
+            <w:tcMar>
+              <w:top w:type="dxa" w:w="70"/>
+              <w:left w:type="dxa" w:w="110"/>
+              <w:bottom w:type="dxa" w:w="70"/>
+              <w:right w:type="dxa" w:w="110"/>
+            </w:tcMar>
+          </w:tcPr>
+          <w:p>
+            <w:pPr>
+              <w:spacing w:after="0" w:line="250"/>
+            </w:pPr>
+            <w:r>
+              <w:rPr>
+                <w:rFonts w:ascii="Calibri" w:cs="Calibri" w:eastAsia="Calibri" w:hAnsi="Calibri"/>
+                <w:sz w:val="19"/>
+                <w:szCs w:val="19"/>
+              </w:rPr>
+              <w:t>Skill vs naive, store-day</w:t>
             </w:r>
           </w:p>
         </w:tc>
         <w:tc>
           <w:tcPr>
             <w:tcW w:type="dxa" w:w="1263"/>
-            <w:shd w:fill="F2F5F8" w:color="auto" w:val="clear"/>
             <w:tcMar>
               <w:top w:type="dxa" w:w="70"/>
               <w:left w:type="dxa" w:w="110"/>
@@ -9127,32 +9831,31 @@
                 <w:sz w:val="19"/>
                 <w:szCs w:val="19"/>
               </w:rPr>
-              <w:t xml:space="preserve">186%</w:t>
+              <w:t>+11.5%</w:t>
             </w:r>
           </w:p>
         </w:tc>
         <w:tc>
           <w:tcPr>
             <w:tcW w:type="dxa" w:w="5231"/>
-            <w:shd w:fill="F2F5F8" w:color="auto" w:val="clear"/>
-            <w:tcMar>
-              <w:top w:type="dxa" w:w="70"/>
-              <w:left w:type="dxa" w:w="110"/>
-              <w:bottom w:type="dxa" w:w="70"/>
-              <w:right w:type="dxa" w:w="110"/>
-            </w:tcMar>
-          </w:tcPr>
-          <w:p>
-            <w:pPr>
-              <w:spacing w:after="0" w:line="250"/>
-            </w:pPr>
-            <w:r>
-              <w:rPr>
-                <w:rFonts w:ascii="Calibri" w:cs="Calibri" w:eastAsia="Calibri" w:hAnsi="Calibri"/>
-                <w:sz w:val="19"/>
-                <w:szCs w:val="19"/>
-              </w:rPr>
-              <w:t xml:space="preserve">Poor, but the grain is genuinely very hard; reported rather than hidden</w:t>
+            <w:tcMar>
+              <w:top w:type="dxa" w:w="70"/>
+              <w:left w:type="dxa" w:w="110"/>
+              <w:bottom w:type="dxa" w:w="70"/>
+              <w:right w:type="dxa" w:w="110"/>
+            </w:tcMar>
+          </w:tcPr>
+          <w:p>
+            <w:pPr>
+              <w:spacing w:after="0" w:line="250"/>
+            </w:pPr>
+            <w:r>
+              <w:rPr>
+                <w:rFonts w:ascii="Calibri" w:cs="Calibri" w:eastAsia="Calibri" w:hAnsi="Calibri"/>
+                <w:sz w:val="19"/>
+                <w:szCs w:val="19"/>
+              </w:rPr>
+              <w:t>The model beats reusing last week by a clear margin. This is the figure that says the modelling earns its keep.</w:t>
             </w:r>
           </w:p>
         </w:tc>
@@ -9178,7 +9881,7 @@
                 <w:sz w:val="19"/>
                 <w:szCs w:val="19"/>
               </w:rPr>
-              <w:t xml:space="preserve">MAPE</w:t>
+              <w:t>WAPE at SKU-hour grain</w:t>
             </w:r>
           </w:p>
         </w:tc>
@@ -9203,7 +9906,7 @@
                 <w:sz w:val="19"/>
                 <w:szCs w:val="19"/>
               </w:rPr>
-              <w:t xml:space="preserve">88.6%</w:t>
+              <w:t>180%</w:t>
             </w:r>
           </w:p>
         </w:tc>
@@ -9227,7 +9930,382 @@
                 <w:sz w:val="19"/>
                 <w:szCs w:val="19"/>
               </w:rPr>
-              <w:t xml:space="preserve">Included for reference only; see 9.1 for why it is not the headline</w:t>
+              <w:t>Read only alongside the two rows below; on its own this number cannot be interpreted.</w:t>
+            </w:r>
+          </w:p>
+        </w:tc>
+      </w:tr>
+      <w:tr>
+        <w:tc>
+          <w:tcPr>
+            <w:tcW w:type="dxa" w:w="2526"/>
+            <w:tcMar>
+              <w:top w:type="dxa" w:w="70"/>
+              <w:left w:type="dxa" w:w="110"/>
+              <w:bottom w:type="dxa" w:w="70"/>
+              <w:right w:type="dxa" w:w="110"/>
+            </w:tcMar>
+          </w:tcPr>
+          <w:p>
+            <w:pPr>
+              <w:spacing w:after="0" w:line="250"/>
+            </w:pPr>
+            <w:r>
+              <w:rPr>
+                <w:rFonts w:ascii="Calibri" w:cs="Calibri" w:eastAsia="Calibri" w:hAnsi="Calibri"/>
+                <w:sz w:val="19"/>
+                <w:szCs w:val="19"/>
+              </w:rPr>
+              <w:t>Skill vs naive, SKU-hour</w:t>
+            </w:r>
+          </w:p>
+        </w:tc>
+        <w:tc>
+          <w:tcPr>
+            <w:tcW w:type="dxa" w:w="1263"/>
+            <w:tcMar>
+              <w:top w:type="dxa" w:w="70"/>
+              <w:left w:type="dxa" w:w="110"/>
+              <w:bottom w:type="dxa" w:w="70"/>
+              <w:right w:type="dxa" w:w="110"/>
+            </w:tcMar>
+          </w:tcPr>
+          <w:p>
+            <w:pPr>
+              <w:spacing w:after="0" w:line="250"/>
+              <w:jc w:val="right"/>
+            </w:pPr>
+            <w:r>
+              <w:rPr>
+                <w:rFonts w:ascii="Calibri" w:cs="Calibri" w:eastAsia="Calibri" w:hAnsi="Calibri"/>
+                <w:sz w:val="19"/>
+                <w:szCs w:val="19"/>
+              </w:rPr>
+              <w:t>-1.1%</w:t>
+            </w:r>
+          </w:p>
+        </w:tc>
+        <w:tc>
+          <w:tcPr>
+            <w:tcW w:type="dxa" w:w="5231"/>
+            <w:tcMar>
+              <w:top w:type="dxa" w:w="70"/>
+              <w:left w:type="dxa" w:w="110"/>
+              <w:bottom w:type="dxa" w:w="70"/>
+              <w:right w:type="dxa" w:w="110"/>
+            </w:tcMar>
+          </w:tcPr>
+          <w:p>
+            <w:pPr>
+              <w:spacing w:after="0" w:line="250"/>
+            </w:pPr>
+            <w:r>
+              <w:rPr>
+                <w:rFonts w:ascii="Calibri" w:cs="Calibri" w:eastAsia="Calibri" w:hAnsi="Calibri"/>
+                <w:sz w:val="19"/>
+                <w:szCs w:val="19"/>
+              </w:rPr>
+              <w:t>The model does not beat last week at this grain. Reported rather than hidden, because it is the truth and it was invisible while only WAPE was shown.</w:t>
+            </w:r>
+          </w:p>
+        </w:tc>
+      </w:tr>
+      <w:tr>
+        <w:tc>
+          <w:tcPr>
+            <w:tcW w:type="dxa" w:w="2526"/>
+            <w:tcMar>
+              <w:top w:type="dxa" w:w="70"/>
+              <w:left w:type="dxa" w:w="110"/>
+              <w:bottom w:type="dxa" w:w="70"/>
+              <w:right w:type="dxa" w:w="110"/>
+            </w:tcMar>
+          </w:tcPr>
+          <w:p>
+            <w:pPr>
+              <w:spacing w:after="0" w:line="250"/>
+            </w:pPr>
+            <w:r>
+              <w:rPr>
+                <w:rFonts w:ascii="Calibri" w:cs="Calibri" w:eastAsia="Calibri" w:hAnsi="Calibri"/>
+                <w:sz w:val="19"/>
+                <w:szCs w:val="19"/>
+              </w:rPr>
+              <w:t>Forecast bias</w:t>
+            </w:r>
+          </w:p>
+        </w:tc>
+        <w:tc>
+          <w:tcPr>
+            <w:tcW w:type="dxa" w:w="1263"/>
+            <w:tcMar>
+              <w:top w:type="dxa" w:w="70"/>
+              <w:left w:type="dxa" w:w="110"/>
+              <w:bottom w:type="dxa" w:w="70"/>
+              <w:right w:type="dxa" w:w="110"/>
+            </w:tcMar>
+          </w:tcPr>
+          <w:p>
+            <w:pPr>
+              <w:spacing w:after="0" w:line="250"/>
+              <w:jc w:val="right"/>
+            </w:pPr>
+            <w:r>
+              <w:rPr>
+                <w:rFonts w:ascii="Calibri" w:cs="Calibri" w:eastAsia="Calibri" w:hAnsi="Calibri"/>
+                <w:sz w:val="19"/>
+                <w:szCs w:val="19"/>
+              </w:rPr>
+              <w:t>+7.7%</w:t>
+            </w:r>
+          </w:p>
+        </w:tc>
+        <w:tc>
+          <w:tcPr>
+            <w:tcW w:type="dxa" w:w="5231"/>
+            <w:tcMar>
+              <w:top w:type="dxa" w:w="70"/>
+              <w:left w:type="dxa" w:w="110"/>
+              <w:bottom w:type="dxa" w:w="70"/>
+              <w:right w:type="dxa" w:w="110"/>
+            </w:tcMar>
+          </w:tcPr>
+          <w:p>
+            <w:pPr>
+              <w:spacing w:after="0" w:line="250"/>
+            </w:pPr>
+            <w:r>
+              <w:rPr>
+                <w:rFonts w:ascii="Calibri" w:cs="Calibri" w:eastAsia="Calibri" w:hAnsi="Calibri"/>
+                <w:sz w:val="19"/>
+                <w:szCs w:val="19"/>
+              </w:rPr>
+              <w:t>Slight over-forecast. Preferable to under-forecasting in a replenishment context, where the cost of an empty shelf exceeds the cost of a little extra stock.</w:t>
+            </w:r>
+          </w:p>
+        </w:tc>
+      </w:tr>
+      <w:tr>
+        <w:tc>
+          <w:tcPr>
+            <w:tcW w:type="dxa" w:w="2526"/>
+            <w:tcMar>
+              <w:top w:type="dxa" w:w="70"/>
+              <w:left w:type="dxa" w:w="110"/>
+              <w:bottom w:type="dxa" w:w="70"/>
+              <w:right w:type="dxa" w:w="110"/>
+            </w:tcMar>
+          </w:tcPr>
+          <w:p>
+            <w:pPr>
+              <w:spacing w:after="0" w:line="250"/>
+            </w:pPr>
+            <w:r>
+              <w:rPr>
+                <w:rFonts w:ascii="Calibri" w:cs="Calibri" w:eastAsia="Calibri" w:hAnsi="Calibri"/>
+                <w:sz w:val="19"/>
+                <w:szCs w:val="19"/>
+              </w:rPr>
+              <w:t>Naive benchmark, store-day</w:t>
+            </w:r>
+          </w:p>
+        </w:tc>
+        <w:tc>
+          <w:tcPr>
+            <w:tcW w:type="dxa" w:w="1263"/>
+            <w:tcMar>
+              <w:top w:type="dxa" w:w="70"/>
+              <w:left w:type="dxa" w:w="110"/>
+              <w:bottom w:type="dxa" w:w="70"/>
+              <w:right w:type="dxa" w:w="110"/>
+            </w:tcMar>
+          </w:tcPr>
+          <w:p>
+            <w:pPr>
+              <w:spacing w:after="0" w:line="250"/>
+              <w:jc w:val="right"/>
+            </w:pPr>
+            <w:r>
+              <w:rPr>
+                <w:rFonts w:ascii="Calibri" w:cs="Calibri" w:eastAsia="Calibri" w:hAnsi="Calibri"/>
+                <w:sz w:val="19"/>
+                <w:szCs w:val="19"/>
+              </w:rPr>
+              <w:t>34.1%</w:t>
+            </w:r>
+          </w:p>
+        </w:tc>
+        <w:tc>
+          <w:tcPr>
+            <w:tcW w:type="dxa" w:w="5231"/>
+            <w:tcMar>
+              <w:top w:type="dxa" w:w="70"/>
+              <w:left w:type="dxa" w:w="110"/>
+              <w:bottom w:type="dxa" w:w="70"/>
+              <w:right w:type="dxa" w:w="110"/>
+            </w:tcMar>
+          </w:tcPr>
+          <w:p>
+            <w:pPr>
+              <w:spacing w:after="0" w:line="250"/>
+            </w:pPr>
+            <w:r>
+              <w:rPr>
+                <w:rFonts w:ascii="Calibri" w:cs="Calibri" w:eastAsia="Calibri" w:hAnsi="Calibri"/>
+                <w:sz w:val="19"/>
+                <w:szCs w:val="19"/>
+              </w:rPr>
+              <w:t>What last week alone achieves, for comparison</w:t>
+            </w:r>
+          </w:p>
+        </w:tc>
+      </w:tr>
+      <w:tr>
+        <w:tc>
+          <w:tcPr>
+            <w:tcW w:type="dxa" w:w="2526"/>
+            <w:tcMar>
+              <w:top w:type="dxa" w:w="70"/>
+              <w:left w:type="dxa" w:w="110"/>
+              <w:bottom w:type="dxa" w:w="70"/>
+              <w:right w:type="dxa" w:w="110"/>
+            </w:tcMar>
+          </w:tcPr>
+          <w:p>
+            <w:pPr>
+              <w:spacing w:after="0" w:line="250"/>
+            </w:pPr>
+            <w:r>
+              <w:rPr>
+                <w:rFonts w:ascii="Calibri" w:cs="Calibri" w:eastAsia="Calibri" w:hAnsi="Calibri"/>
+                <w:sz w:val="19"/>
+                <w:szCs w:val="19"/>
+              </w:rPr>
+              <w:t>Naive benchmark, SKU-hour</w:t>
+            </w:r>
+          </w:p>
+        </w:tc>
+        <w:tc>
+          <w:tcPr>
+            <w:tcW w:type="dxa" w:w="1263"/>
+            <w:tcMar>
+              <w:top w:type="dxa" w:w="70"/>
+              <w:left w:type="dxa" w:w="110"/>
+              <w:bottom w:type="dxa" w:w="70"/>
+              <w:right w:type="dxa" w:w="110"/>
+            </w:tcMar>
+          </w:tcPr>
+          <w:p>
+            <w:pPr>
+              <w:spacing w:after="0" w:line="250"/>
+              <w:jc w:val="right"/>
+            </w:pPr>
+            <w:r>
+              <w:rPr>
+                <w:rFonts w:ascii="Calibri" w:cs="Calibri" w:eastAsia="Calibri" w:hAnsi="Calibri"/>
+                <w:sz w:val="19"/>
+                <w:szCs w:val="19"/>
+              </w:rPr>
+              <w:t>177.8%</w:t>
+            </w:r>
+          </w:p>
+        </w:tc>
+        <w:tc>
+          <w:tcPr>
+            <w:tcW w:type="dxa" w:w="5231"/>
+            <w:tcMar>
+              <w:top w:type="dxa" w:w="70"/>
+              <w:left w:type="dxa" w:w="110"/>
+              <w:bottom w:type="dxa" w:w="70"/>
+              <w:right w:type="dxa" w:w="110"/>
+            </w:tcMar>
+          </w:tcPr>
+          <w:p>
+            <w:pPr>
+              <w:spacing w:after="0" w:line="250"/>
+            </w:pPr>
+            <w:r>
+              <w:rPr>
+                <w:rFonts w:ascii="Calibri" w:cs="Calibri" w:eastAsia="Calibri" w:hAnsi="Calibri"/>
+                <w:sz w:val="19"/>
+                <w:szCs w:val="19"/>
+              </w:rPr>
+              <w:t>What last week alone achieves, for comparison</w:t>
+            </w:r>
+          </w:p>
+        </w:tc>
+      </w:tr>
+      <w:tr>
+        <w:tc>
+          <w:tcPr>
+            <w:tcW w:type="dxa" w:w="2526"/>
+            <w:tcMar>
+              <w:top w:type="dxa" w:w="70"/>
+              <w:left w:type="dxa" w:w="110"/>
+              <w:bottom w:type="dxa" w:w="70"/>
+              <w:right w:type="dxa" w:w="110"/>
+            </w:tcMar>
+          </w:tcPr>
+          <w:p>
+            <w:pPr>
+              <w:spacing w:after="0" w:line="250"/>
+            </w:pPr>
+            <w:r>
+              <w:rPr>
+                <w:rFonts w:ascii="Calibri" w:cs="Calibri" w:eastAsia="Calibri" w:hAnsi="Calibri"/>
+                <w:sz w:val="19"/>
+                <w:szCs w:val="19"/>
+              </w:rPr>
+              <w:t>MAPE</w:t>
+            </w:r>
+          </w:p>
+        </w:tc>
+        <w:tc>
+          <w:tcPr>
+            <w:tcW w:type="dxa" w:w="1263"/>
+            <w:tcMar>
+              <w:top w:type="dxa" w:w="70"/>
+              <w:left w:type="dxa" w:w="110"/>
+              <w:bottom w:type="dxa" w:w="70"/>
+              <w:right w:type="dxa" w:w="110"/>
+            </w:tcMar>
+          </w:tcPr>
+          <w:p>
+            <w:pPr>
+              <w:spacing w:after="0" w:line="250"/>
+              <w:jc w:val="right"/>
+            </w:pPr>
+            <w:r>
+              <w:rPr>
+                <w:rFonts w:ascii="Calibri" w:cs="Calibri" w:eastAsia="Calibri" w:hAnsi="Calibri"/>
+                <w:sz w:val="19"/>
+                <w:szCs w:val="19"/>
+              </w:rPr>
+              <w:t>89.0%</w:t>
+            </w:r>
+          </w:p>
+        </w:tc>
+        <w:tc>
+          <w:tcPr>
+            <w:tcW w:type="dxa" w:w="5231"/>
+            <w:tcMar>
+              <w:top w:type="dxa" w:w="70"/>
+              <w:left w:type="dxa" w:w="110"/>
+              <w:bottom w:type="dxa" w:w="70"/>
+              <w:right w:type="dxa" w:w="110"/>
+            </w:tcMar>
+          </w:tcPr>
+          <w:p>
+            <w:pPr>
+              <w:spacing w:after="0" w:line="250"/>
+            </w:pPr>
+            <w:r>
+              <w:rPr>
+                <w:rFonts w:ascii="Calibri" w:cs="Calibri" w:eastAsia="Calibri" w:hAnsi="Calibri"/>
+                <w:sz w:val="19"/>
+                <w:szCs w:val="19"/>
+              </w:rPr>
+              <w:t>Included for reference only; see 9.1 for why it should not be used here</w:t>
             </w:r>
           </w:p>
         </w:tc>
@@ -9251,7 +10329,7 @@
           <w:sz w:val="21"/>
           <w:szCs w:val="21"/>
         </w:rPr>
-        <w:t xml:space="preserve">The backtest is a 14-day holdout at the end of the series.</w:t>
+        <w:t>The backtest is a 14-day holdout at the end of the series, and the model is refitted on the training window alone before being scored on it.</w:t>
       </w:r>
     </w:p>
     <w:p>
@@ -9268,7 +10346,7 @@
           <w:sz w:val="24"/>
           <w:szCs w:val="24"/>
         </w:rPr>
-        <w:t xml:space="preserve">9.3 Two bugs that were flattering the numbers</w:t>
+        <w:t>9.4 Four defects that were flattering the numbers</w:t>
       </w:r>
     </w:p>
     <w:p>
@@ -9281,7 +10359,7 @@
           <w:sz w:val="21"/>
           <w:szCs w:val="21"/>
         </w:rPr>
-        <w:t xml:space="preserve">Both of these were found by making the measurement stricter, and both are worth recording because they are easy mistakes to make.</w:t>
+        <w:t>All four were found by making the measurement stricter rather than by the numbers looking wrong, and all four are worth recording because they are easy mistakes to make.</w:t>
       </w:r>
     </w:p>
     <w:p>
@@ -9358,6 +10436,174 @@
       </w:r>
     </w:p>
     <w:p>
+      <w:pPr>
+        <w:pStyle w:val="Heading3"/>
+        <w:spacing w:after="100" w:before="200"/>
+      </w:pPr>
+      <w:r>
+        <w:rPr>
+          <w:rFonts w:ascii="Calibri" w:cs="Calibri" w:eastAsia="Calibri" w:hAnsi="Calibri"/>
+          <w:b/>
+          <w:bCs/>
+          <w:color w:val="2E2E2E"/>
+          <w:sz w:val="22"/>
+          <w:szCs w:val="22"/>
+        </w:rPr>
+        <w:t>The backtest was fitting on the data it was about to be scored on</w:t>
+      </w:r>
+    </w:p>
+    <w:p>
+      <w:pPr>
+        <w:spacing w:after="140" w:line="276"/>
+      </w:pPr>
+      <w:r>
+        <w:rPr>
+          <w:rFonts w:ascii="Calibri" w:cs="Calibri" w:eastAsia="Calibri" w:hAnsi="Calibri"/>
+          <w:sz w:val="21"/>
+          <w:szCs w:val="21"/>
+        </w:rPr>
+        <w:t>The model was learned from the whole series, holdout included, and then scored on the last fourteen days of that same series. That measures how well it memorised the answer, not how well it forecasts. It now refits on the training window alone. The effect was modest here — store-day WAPE moved from 28.8 to 30.2 per cent — but the direction is the point: every figure the project had published to that point was slightly flattering and no one could have known by looking at them.</w:t>
+      </w:r>
+    </w:p>
+    <w:p>
+      <w:pPr>
+        <w:pStyle w:val="Heading3"/>
+        <w:spacing w:after="100" w:before="200"/>
+      </w:pPr>
+      <w:r>
+        <w:rPr>
+          <w:rFonts w:ascii="Calibri" w:cs="Calibri" w:eastAsia="Calibri" w:hAnsi="Calibri"/>
+          <w:b/>
+          <w:bCs/>
+          <w:color w:val="2E2E2E"/>
+          <w:sz w:val="22"/>
+          <w:szCs w:val="22"/>
+        </w:rPr>
+        <w:t>Unmeasured actuals were stored as empty strings rather than nulls</w:t>
+      </w:r>
+    </w:p>
+    <w:p>
+      <w:pPr>
+        <w:spacing w:after="140" w:line="276"/>
+      </w:pPr>
+      <w:r>
+        <w:rPr>
+          <w:rFonts w:ascii="Calibri" w:cs="Calibri" w:eastAsia="Calibri" w:hAnsi="Calibri"/>
+          <w:sz w:val="21"/>
+          <w:szCs w:val="21"/>
+        </w:rPr>
+        <w:t>Forecast rows carry an actual quantity that is filled in once the hour has elapsed. The generator wrote an empty string for rows not yet measured, which is correct for a CSV file, where an empty field means null. Written straight to the database by the recalculate action, the same value was stored as text — and text is not null. The accuracy view, which selects rows where the actual is not null, therefore reported every unmeasured forecast as a confirmed zero sale. A store showing 12.5 predicted units against 0 actual was not a forecasting failure; it was an hour that had not happened yet.</w:t>
+      </w:r>
+    </w:p>
+    <w:p>
+      <w:pPr>
+        <w:pStyle w:val="Heading2"/>
+        <w:spacing w:after="120" w:before="260"/>
+      </w:pPr>
+      <w:r>
+        <w:rPr>
+          <w:rFonts w:ascii="Calibri" w:cs="Calibri" w:eastAsia="Calibri" w:hAnsi="Calibri"/>
+          <w:b/>
+          <w:bCs/>
+          <w:color w:val="1F4E79"/>
+          <w:sz w:val="24"/>
+          <w:szCs w:val="24"/>
+        </w:rPr>
+        <w:t>9.5 Croston’s method, and a result worth reading carefully</w:t>
+      </w:r>
+    </w:p>
+    <w:p>
+      <w:pPr>
+        <w:spacing w:after="140" w:line="276"/>
+      </w:pPr>
+      <w:r>
+        <w:rPr>
+          <w:rFonts w:ascii="Calibri" w:cs="Calibri" w:eastAsia="Calibri" w:hAnsi="Calibri"/>
+          <w:sz w:val="21"/>
+          <w:szCs w:val="21"/>
+        </w:rPr>
+        <w:t>The obvious next step for an intermittent series is Croston’s method, which stops forecasting the series and forecasts two things instead: how large a demand is when one occurs, and how many periods pass between demands. Each is smoothed only when a demand actually happens, so a long run of zeros no longer drags the estimate down. The Syntetos-Boylan correction removes a known upward bias in the original estimator, and is applied here.</w:t>
+      </w:r>
+    </w:p>
+    <w:p>
+      <w:pPr>
+        <w:spacing w:after="140" w:line="276"/>
+      </w:pPr>
+      <w:r>
+        <w:rPr>
+          <w:rFonts w:ascii="Calibri" w:cs="Calibri" w:eastAsia="Calibri" w:hAnsi="Calibri"/>
+          <w:sz w:val="21"/>
+          <w:szCs w:val="21"/>
+        </w:rPr>
+        <w:t>It is offered per article rather than imposed. A series qualifies only if it is genuinely intermittent, and a holdout then decides whether Croston or the seasonal profile forecasts it better. Ties go to the seasonal model, which carries the hour-of-day and weekday shape that Croston has no notion of. 879 of the 1,962 forecast rows in the current dataset come from Croston.</w:t>
+      </w:r>
+    </w:p>
+    <w:p>
+      <w:pPr>
+        <w:spacing w:after="140" w:line="276"/>
+      </w:pPr>
+      <w:r>
+        <w:rPr>
+          <w:rFonts w:ascii="Calibri" w:cs="Calibri" w:eastAsia="Calibri" w:hAnsi="Calibri"/>
+          <w:sz w:val="21"/>
+          <w:szCs w:val="21"/>
+        </w:rPr>
+        <w:t>The first result looked like a substantial win. SKU-hour WAPE fell from 183 to 163 per cent — an 11 per cent improvement on the headline figure the project had been trying to move for two iterations. It was not a win.</w:t>
+      </w:r>
+    </w:p>
+    <w:p>
+      <w:pPr>
+        <w:spacing w:after="140" w:line="276"/>
+      </w:pPr>
+      <w:r>
+        <w:rPr>
+          <w:rFonts w:ascii="Calibri" w:cs="Calibri" w:eastAsia="Calibri" w:hAnsi="Calibri"/>
+          <w:sz w:val="21"/>
+          <w:szCs w:val="21"/>
+        </w:rPr>
+        <w:t>Two other numbers moved at the same time. Store-day WAPE went the wrong way, from 30.2 to 33.4 per cent, and the forecast picked up a 14 per cent under-forecasting bias across the whole network. Set against the shrinkage table in 9.2, the explanation is plain: a scaling of about 0.78 produces almost exactly the SKU-hour improvement observed. The gain was the metric rewarding a smaller forecast, and the price was a model that would systematically under-order.</w:t>
+      </w:r>
+    </w:p>
+    <w:p>
+      <w:pPr>
+        <w:spacing w:after="140" w:line="276"/>
+      </w:pPr>
+      <w:r>
+        <w:rPr>
+          <w:rFonts w:ascii="Calibri" w:cs="Calibri" w:eastAsia="Calibri" w:hAnsi="Calibri"/>
+          <w:sz w:val="21"/>
+          <w:szCs w:val="21"/>
+        </w:rPr>
+        <w:t>The fix is a reconciliation step. Croston’s relative allocation between articles is kept, but the article levels are rescaled so their sum matches the store’s own smoothed daily volume — a figure measured on a dense series that needs no intermittent handling. That removes the bias and restores store-day accuracy. Because exponential smoothing is linear, the correction factor is exactly 1 for a store where no article selected Croston, so the step is provably a no-op where it should be; there is a test that asserts precisely this.</w:t>
+      </w:r>
+    </w:p>
+    <w:p>
+      <w:pPr>
+        <w:spacing w:after="140" w:line="276"/>
+      </w:pPr>
+      <w:r>
+        <w:rPr>
+          <w:rFonts w:ascii="Calibri" w:cs="Calibri" w:eastAsia="Calibri" w:hAnsi="Calibri"/>
+          <w:sz w:val="21"/>
+          <w:szCs w:val="21"/>
+        </w:rPr>
+        <w:t>What survives is a genuine but modest improvement: SKU-hour skill against the naive benchmark moves from -3.0 to -1.1 per cent at identical store-day accuracy and identical bias. That is a real gain, because it was not bought with shrinkage. It is also a great deal smaller than the headline first suggested, which is the honest reading and the reason this subsection exists.</w:t>
+      </w:r>
+    </w:p>
+    <w:p>
+      <w:pPr>
+        <w:spacing w:after="140" w:line="276"/>
+      </w:pPr>
+      <w:r>
+        <w:rPr>
+          <w:rFonts w:ascii="Calibri" w:cs="Calibri" w:eastAsia="Calibri" w:hAnsi="Calibri"/>
+          <w:sz w:val="21"/>
+          <w:szCs w:val="21"/>
+        </w:rPr>
+        <w:t>One further defect was found while writing the estimator. Croston seeds its inter-demand interval from the first observed demand, but at the first demand there is no preceding demand and therefore no interval — the counter simply measures how far into the series that first sale falls. Seeding from it held the smoothed interval below the truth for a long time, and since the rate is size divided by interval, that inflated every rate it produced.</w:t>
+      </w:r>
+    </w:p>
+    <w:p>
       <w:r>
         <w:br w:type="page"/>
       </w:r>
@@ -9721,7 +10967,7 @@
           <w:sz w:val="24"/>
           <w:szCs w:val="24"/>
         </w:rPr>
-        <w:t xml:space="preserve">10.4 Open issue: the Fiori elements applications do not render here</w:t>
+        <w:t>10.4 The Fiori elements applications and the SAPUI5 runtime</w:t>
       </w:r>
     </w:p>
     <w:p>
@@ -9734,7 +10980,7 @@
           <w:sz w:val="21"/>
           <w:szCs w:val="21"/>
         </w:rPr>
-        <w:t xml:space="preserve">Clicking through to any of the eight scenario applications gives a blank page. We diagnosed this properly rather than guessing, and the finding is unambiguous.</w:t>
+        <w:t>For most of the build, clicking through to any of the eight scenario applications gave a blank page. We diagnosed it properly rather than guessing, and the finding was unambiguous.</w:t>
       </w:r>
     </w:p>
     <w:p>
@@ -10231,7 +11477,217 @@
           <w:sz w:val="21"/>
           <w:szCs w:val="21"/>
         </w:rPr>
-        <w:t xml:space="preserve">Section 12 sets out the options and our recommendation.</w:t>
+        <w:t>Two further faults were found on top of the environment constraint, and both were ours. The application manifests pinned SAPUI5 to version 1.120.27, and that exact path returns HTTP 404 from the CDN; the unversioned URL resolves correctly. And a routing configuration had been added naming a control that Fiori elements supplies for itself, which broke the router before any view could render. With both corrected, and on a machine that can reach ui5.sap.com, the eight applications render as intended — the client has confirmed this on their own environment. They remain unavailable in this build environment and in any air-gapped landscape, for the packaging reason above. That is the case the Scenario Workbench covers.</w:t>
+      </w:r>
+    </w:p>
+    <w:p>
+      <w:pPr>
+        <w:pStyle w:val="Heading2"/>
+        <w:spacing w:after="120" w:before="260"/>
+      </w:pPr>
+      <w:r>
+        <w:rPr>
+          <w:rFonts w:ascii="Calibri" w:cs="Calibri" w:eastAsia="Calibri" w:hAnsi="Calibri"/>
+          <w:b/>
+          <w:bCs/>
+          <w:color w:val="1F4E79"/>
+          <w:sz w:val="24"/>
+          <w:szCs w:val="24"/>
+        </w:rPr>
+        <w:t>10.5 Defects found in the second and third iterations</w:t>
+      </w:r>
+    </w:p>
+    <w:p>
+      <w:pPr>
+        <w:spacing w:after="140" w:line="276"/>
+      </w:pPr>
+      <w:r>
+        <w:rPr>
+          <w:rFonts w:ascii="Calibri" w:cs="Calibri" w:eastAsia="Calibri" w:hAnsi="Calibri"/>
+          <w:sz w:val="21"/>
+          <w:szCs w:val="21"/>
+        </w:rPr>
+        <w:t>The pattern in all of these is the same, and it is the pattern worth taking away from this project: none announced itself. Each produced a screen or a number that looked entirely plausible, and each was found only by testing a thing that had not been tested before.</w:t>
+      </w:r>
+    </w:p>
+    <w:p>
+      <w:pPr>
+        <w:pStyle w:val="Heading3"/>
+        <w:spacing w:after="100" w:before="200"/>
+      </w:pPr>
+      <w:r>
+        <w:rPr>
+          <w:rFonts w:ascii="Calibri" w:cs="Calibri" w:eastAsia="Calibri" w:hAnsi="Calibri"/>
+          <w:b/>
+          <w:bCs/>
+          <w:color w:val="2E2E2E"/>
+          <w:sz w:val="22"/>
+          <w:szCs w:val="22"/>
+        </w:rPr>
+        <w:t>Working the queue destroyed the advice</w:t>
+      </w:r>
+    </w:p>
+    <w:p>
+      <w:pPr>
+        <w:spacing w:after="140" w:line="276"/>
+      </w:pPr>
+      <w:r>
+        <w:rPr>
+          <w:rFonts w:ascii="Calibri" w:cs="Calibri" w:eastAsia="Calibri" w:hAnsi="Calibri"/>
+          <w:sz w:val="21"/>
+          <w:szCs w:val="21"/>
+        </w:rPr>
+        <w:t>Acknowledging an alert wrote the operator’s note into the recommendation field. The transition worked, the note was saved, and the reason the alert existed was gone. It was found by reading a record after acting on it rather than by reading the response to the action. The activity log described in 7.3 was built in response.</w:t>
+      </w:r>
+    </w:p>
+    <w:p>
+      <w:pPr>
+        <w:pStyle w:val="Heading3"/>
+        <w:spacing w:after="100" w:before="200"/>
+      </w:pPr>
+      <w:r>
+        <w:rPr>
+          <w:rFonts w:ascii="Calibri" w:cs="Calibri" w:eastAsia="Calibri" w:hAnsi="Calibri"/>
+          <w:b/>
+          <w:bCs/>
+          <w:color w:val="2E2E2E"/>
+          <w:sz w:val="22"/>
+          <w:szCs w:val="22"/>
+        </w:rPr>
+        <w:t>The store filter returned HTTP 400</w:t>
+      </w:r>
+    </w:p>
+    <w:p>
+      <w:pPr>
+        <w:spacing w:after="140" w:line="276"/>
+      </w:pPr>
+      <w:r>
+        <w:rPr>
+          <w:rFonts w:ascii="Calibri" w:cs="Calibri" w:eastAsia="Calibri" w:hAnsi="Calibri"/>
+          <w:sz w:val="21"/>
+          <w:szCs w:val="21"/>
+        </w:rPr>
+        <w:t>Reported by the client. The aggregate views expose the store as storeId while the entity projections expose it as store_ID, and the dashboard used one spelling for both. It had never been caught because every test of that screen had been run with the filter on "all stores" — the one setting that does not exercise the code.</w:t>
+      </w:r>
+    </w:p>
+    <w:p>
+      <w:pPr>
+        <w:pStyle w:val="Heading3"/>
+        <w:spacing w:after="100" w:before="200"/>
+      </w:pPr>
+      <w:r>
+        <w:rPr>
+          <w:rFonts w:ascii="Calibri" w:cs="Calibri" w:eastAsia="Calibri" w:hAnsi="Calibri"/>
+          <w:b/>
+          <w:bCs/>
+          <w:color w:val="2E2E2E"/>
+          <w:sz w:val="22"/>
+          <w:szCs w:val="22"/>
+        </w:rPr>
+        <w:t>The workbench was truncating silently</w:t>
+      </w:r>
+    </w:p>
+    <w:p>
+      <w:pPr>
+        <w:spacing w:after="140" w:line="276"/>
+      </w:pPr>
+      <w:r>
+        <w:rPr>
+          <w:rFonts w:ascii="Calibri" w:cs="Calibri" w:eastAsia="Calibri" w:hAnsi="Calibri"/>
+          <w:sz w:val="21"/>
+          <w:szCs w:val="21"/>
+        </w:rPr>
+        <w:t>Covered in 8.5. A flat 500-row fetch with client-side sorting and summing, presenting a page as if it were the collection.</w:t>
+      </w:r>
+    </w:p>
+    <w:p>
+      <w:pPr>
+        <w:pStyle w:val="Heading3"/>
+        <w:spacing w:after="100" w:before="200"/>
+      </w:pPr>
+      <w:r>
+        <w:rPr>
+          <w:rFonts w:ascii="Calibri" w:cs="Calibri" w:eastAsia="Calibri" w:hAnsi="Calibri"/>
+          <w:b/>
+          <w:bCs/>
+          <w:color w:val="2E2E2E"/>
+          <w:sz w:val="22"/>
+          <w:szCs w:val="22"/>
+        </w:rPr>
+        <w:t>Regenerating the dataset rewrote 1,962 rows that had not changed</w:t>
+      </w:r>
+    </w:p>
+    <w:p>
+      <w:pPr>
+        <w:spacing w:after="140" w:line="276"/>
+      </w:pPr>
+      <w:r>
+        <w:rPr>
+          <w:rFonts w:ascii="Calibri" w:cs="Calibri" w:eastAsia="Calibri" w:hAnsi="Calibri"/>
+          <w:sz w:val="21"/>
+          <w:szCs w:val="21"/>
+        </w:rPr>
+        <w:t>Forecast rows were stamped with the wall-clock time of the run, so every regeneration produced a diff of nearly two thousand lines that differed only in a timestamp. That is enough churn to bury a real change, and it made the question "does the pipeline still produce the committed data?" unanswerable. The seed generator now derives the stamp from the last observed business date; the live action still records the real time, which is what provenance means at runtime.</w:t>
+      </w:r>
+    </w:p>
+    <w:p>
+      <w:pPr>
+        <w:pStyle w:val="Heading3"/>
+        <w:spacing w:after="100" w:before="200"/>
+      </w:pPr>
+      <w:r>
+        <w:rPr>
+          <w:rFonts w:ascii="Calibri" w:cs="Calibri" w:eastAsia="Calibri" w:hAnsi="Calibri"/>
+          <w:b/>
+          <w:bCs/>
+          <w:color w:val="2E2E2E"/>
+          <w:sz w:val="22"/>
+          <w:szCs w:val="22"/>
+        </w:rPr>
+        <w:t>The incremental merge doubled the fact table</w:t>
+      </w:r>
+    </w:p>
+    <w:p>
+      <w:pPr>
+        <w:spacing w:after="140" w:line="276"/>
+      </w:pPr>
+      <w:r>
+        <w:rPr>
+          <w:rFonts w:ascii="Calibri" w:cs="Calibri" w:eastAsia="Calibri" w:hAnsi="Calibri"/>
+          <w:sz w:val="21"/>
+          <w:szCs w:val="21"/>
+        </w:rPr>
+        <w:t>A fresh extract types the hour column as a timestamp, while the same column read back from CSV is a string. They never compared equal, so no key ever matched and every re-ingested hour was appended instead of superseding its predecessor. Merging two overlapping extracts of 4,926 rows produced 9,852 rows with 272 duplicate keys, and every downstream total would have inherited the error. Found by building a synthetic later export and checking the arithmetic rather than trusting that it looked right.</w:t>
+      </w:r>
+    </w:p>
+    <w:p>
+      <w:pPr>
+        <w:pStyle w:val="Heading3"/>
+        <w:spacing w:after="100" w:before="200"/>
+      </w:pPr>
+      <w:r>
+        <w:rPr>
+          <w:rFonts w:ascii="Calibri" w:cs="Calibri" w:eastAsia="Calibri" w:hAnsi="Calibri"/>
+          <w:b/>
+          <w:bCs/>
+          <w:color w:val="2E2E2E"/>
+          <w:sz w:val="22"/>
+          <w:szCs w:val="22"/>
+        </w:rPr>
+        <w:t>The tests were writing to the development database</w:t>
+      </w:r>
+    </w:p>
+    <w:p>
+      <w:pPr>
+        <w:spacing w:after="140" w:line="276"/>
+      </w:pPr>
+      <w:r>
+        <w:rPr>
+          <w:rFonts w:ascii="Calibri" w:cs="Calibri" w:eastAsia="Calibri" w:hAnsi="Calibri"/>
+          <w:sz w:val="21"/>
+          <w:szCs w:val="21"/>
+        </w:rPr>
+        <w:t>The new service tests inherited the project’s configured SQLite file rather than a throwaway one, so running the suite worked the real queue in it — releasing orders, acknowledging alerts, replacing forecasts. Anyone running the tests was quietly left with a database the seed data never described. They now boot against an in-memory database, which is what the test file had claimed all along.</w:t>
       </w:r>
     </w:p>
     <w:p>
@@ -10698,7 +12154,7 @@
           <w:sz w:val="21"/>
           <w:szCs w:val="21"/>
         </w:rPr>
-        <w:t xml:space="preserve">23 unit tests over the engines, all passing. They use small hand-built fixtures rather than the generated dataset, so a failure points at the algorithm rather than at the data.</w:t>
+        <w:t>61 automated tests, all passing, in two layers. The engine tests use small hand-built fixtures rather than the generated dataset, so a failure points at the algorithm rather than at the data. The service tests boot CAP in-process against a throwaway in-memory database and exercise the running OData services over HTTP.</w:t>
       </w:r>
     </w:p>
     <w:tbl>
@@ -10746,7 +12202,7 @@
                 <w:sz w:val="19"/>
                 <w:szCs w:val="19"/>
               </w:rPr>
-              <w:t xml:space="preserve">Area</w:t>
+              <w:t>Area</w:t>
             </w:r>
           </w:p>
         </w:tc>
@@ -10775,7 +12231,7 @@
                 <w:sz w:val="19"/>
                 <w:szCs w:val="19"/>
               </w:rPr>
-              <w:t xml:space="preserve">Tests</w:t>
+              <w:t>Tests</w:t>
             </w:r>
           </w:p>
         </w:tc>
@@ -10803,7 +12259,7 @@
                 <w:sz w:val="19"/>
                 <w:szCs w:val="19"/>
               </w:rPr>
-              <w:t xml:space="preserve">Notable cases</w:t>
+              <w:t>Notable cases</w:t>
             </w:r>
           </w:p>
         </w:tc>
@@ -10829,7 +12285,7 @@
                 <w:sz w:val="19"/>
                 <w:szCs w:val="19"/>
               </w:rPr>
-              <w:t xml:space="preserve">Statistics helpers</w:t>
+              <w:t>Statistics helpers</w:t>
             </w:r>
           </w:p>
         </w:tc>
@@ -10854,7 +12310,7 @@
                 <w:sz w:val="19"/>
                 <w:szCs w:val="19"/>
               </w:rPr>
-              <w:t xml:space="preserve">2</w:t>
+              <w:t>2</w:t>
             </w:r>
           </w:p>
         </w:tc>
@@ -10878,7 +12334,7 @@
                 <w:sz w:val="19"/>
                 <w:szCs w:val="19"/>
               </w:rPr>
-              <w:t xml:space="preserve">Severity banding, EWMA recency weighting</w:t>
+              <w:t>Severity banding, EWMA recency weighting</w:t>
             </w:r>
           </w:p>
         </w:tc>
@@ -10887,32 +12343,30 @@
         <w:tc>
           <w:tcPr>
             <w:tcW w:type="dxa" w:w="2345"/>
-            <w:shd w:fill="F2F5F8" w:color="auto" w:val="clear"/>
-            <w:tcMar>
-              <w:top w:type="dxa" w:w="70"/>
-              <w:left w:type="dxa" w:w="110"/>
-              <w:bottom w:type="dxa" w:w="70"/>
-              <w:right w:type="dxa" w:w="110"/>
-            </w:tcMar>
-          </w:tcPr>
-          <w:p>
-            <w:pPr>
-              <w:spacing w:after="0" w:line="250"/>
-            </w:pPr>
-            <w:r>
-              <w:rPr>
-                <w:rFonts w:ascii="Calibri" w:cs="Calibri" w:eastAsia="Calibri" w:hAnsi="Calibri"/>
-                <w:sz w:val="19"/>
-                <w:szCs w:val="19"/>
-              </w:rPr>
-              <w:t xml:space="preserve">CSV round-trip</w:t>
+            <w:tcMar>
+              <w:top w:type="dxa" w:w="70"/>
+              <w:left w:type="dxa" w:w="110"/>
+              <w:bottom w:type="dxa" w:w="70"/>
+              <w:right w:type="dxa" w:w="110"/>
+            </w:tcMar>
+          </w:tcPr>
+          <w:p>
+            <w:pPr>
+              <w:spacing w:after="0" w:line="250"/>
+            </w:pPr>
+            <w:r>
+              <w:rPr>
+                <w:rFonts w:ascii="Calibri" w:cs="Calibri" w:eastAsia="Calibri" w:hAnsi="Calibri"/>
+                <w:sz w:val="19"/>
+                <w:szCs w:val="19"/>
+              </w:rPr>
+              <w:t>CSV round-trip</w:t>
             </w:r>
           </w:p>
         </w:tc>
         <w:tc>
           <w:tcPr>
             <w:tcW w:type="dxa" w:w="1082"/>
-            <w:shd w:fill="F2F5F8" w:color="auto" w:val="clear"/>
             <w:tcMar>
               <w:top w:type="dxa" w:w="70"/>
               <w:left w:type="dxa" w:w="110"/>
@@ -10931,32 +12385,31 @@
                 <w:sz w:val="19"/>
                 <w:szCs w:val="19"/>
               </w:rPr>
-              <w:t xml:space="preserve">1</w:t>
+              <w:t>1</w:t>
             </w:r>
           </w:p>
         </w:tc>
         <w:tc>
           <w:tcPr>
             <w:tcW w:type="dxa" w:w="5593"/>
-            <w:shd w:fill="F2F5F8" w:color="auto" w:val="clear"/>
-            <w:tcMar>
-              <w:top w:type="dxa" w:w="70"/>
-              <w:left w:type="dxa" w:w="110"/>
-              <w:bottom w:type="dxa" w:w="70"/>
-              <w:right w:type="dxa" w:w="110"/>
-            </w:tcMar>
-          </w:tcPr>
-          <w:p>
-            <w:pPr>
-              <w:spacing w:after="0" w:line="250"/>
-            </w:pPr>
-            <w:r>
-              <w:rPr>
-                <w:rFonts w:ascii="Calibri" w:cs="Calibri" w:eastAsia="Calibri" w:hAnsi="Calibri"/>
-                <w:sz w:val="19"/>
-                <w:szCs w:val="19"/>
-              </w:rPr>
-              <w:t xml:space="preserve">Embedded commas, escaped quotes, newlines inside fields</w:t>
+            <w:tcMar>
+              <w:top w:type="dxa" w:w="70"/>
+              <w:left w:type="dxa" w:w="110"/>
+              <w:bottom w:type="dxa" w:w="70"/>
+              <w:right w:type="dxa" w:w="110"/>
+            </w:tcMar>
+          </w:tcPr>
+          <w:p>
+            <w:pPr>
+              <w:spacing w:after="0" w:line="250"/>
+            </w:pPr>
+            <w:r>
+              <w:rPr>
+                <w:rFonts w:ascii="Calibri" w:cs="Calibri" w:eastAsia="Calibri" w:hAnsi="Calibri"/>
+                <w:sz w:val="19"/>
+                <w:szCs w:val="19"/>
+              </w:rPr>
+              <w:t>Embedded commas, escaped quotes, newlines inside quoted fields</w:t>
             </w:r>
           </w:p>
         </w:tc>
@@ -10982,7 +12435,7 @@
                 <w:sz w:val="19"/>
                 <w:szCs w:val="19"/>
               </w:rPr>
-              <w:t xml:space="preserve">Forecast</w:t>
+              <w:t>Forecast</w:t>
             </w:r>
           </w:p>
         </w:tc>
@@ -11007,7 +12460,7 @@
                 <w:sz w:val="19"/>
                 <w:szCs w:val="19"/>
               </w:rPr>
-              <w:t xml:space="preserve">5</w:t>
+              <w:t>9</w:t>
             </w:r>
           </w:p>
         </w:tc>
@@ -11031,7 +12484,7 @@
                 <w:sz w:val="19"/>
                 <w:szCs w:val="19"/>
               </w:rPr>
-              <w:t xml:space="preserve">Level counts zero days; regular series backtests near zero; intervals bracket the prediction</w:t>
+              <w:t>Level counts zero days; the backtest never sees its holdout; reconciliation is a no-op without Croston; replay withholds later history; WAPE is minimised by forecasting nothing</w:t>
             </w:r>
           </w:p>
         </w:tc>
@@ -11040,32 +12493,30 @@
         <w:tc>
           <w:tcPr>
             <w:tcW w:type="dxa" w:w="2345"/>
-            <w:shd w:fill="F2F5F8" w:color="auto" w:val="clear"/>
-            <w:tcMar>
-              <w:top w:type="dxa" w:w="70"/>
-              <w:left w:type="dxa" w:w="110"/>
-              <w:bottom w:type="dxa" w:w="70"/>
-              <w:right w:type="dxa" w:w="110"/>
-            </w:tcMar>
-          </w:tcPr>
-          <w:p>
-            <w:pPr>
-              <w:spacing w:after="0" w:line="250"/>
-            </w:pPr>
-            <w:r>
-              <w:rPr>
-                <w:rFonts w:ascii="Calibri" w:cs="Calibri" w:eastAsia="Calibri" w:hAnsi="Calibri"/>
-                <w:sz w:val="19"/>
-                <w:szCs w:val="19"/>
-              </w:rPr>
-              <w:t xml:space="preserve">Checkout integrity</w:t>
+            <w:tcMar>
+              <w:top w:type="dxa" w:w="70"/>
+              <w:left w:type="dxa" w:w="110"/>
+              <w:bottom w:type="dxa" w:w="70"/>
+              <w:right w:type="dxa" w:w="110"/>
+            </w:tcMar>
+          </w:tcPr>
+          <w:p>
+            <w:pPr>
+              <w:spacing w:after="0" w:line="250"/>
+            </w:pPr>
+            <w:r>
+              <w:rPr>
+                <w:rFonts w:ascii="Calibri" w:cs="Calibri" w:eastAsia="Calibri" w:hAnsi="Calibri"/>
+                <w:sz w:val="19"/>
+                <w:szCs w:val="19"/>
+              </w:rPr>
+              <w:t>Croston and SBA</w:t>
             </w:r>
           </w:p>
         </w:tc>
         <w:tc>
           <w:tcPr>
             <w:tcW w:type="dxa" w:w="1082"/>
-            <w:shd w:fill="F2F5F8" w:color="auto" w:val="clear"/>
             <w:tcMar>
               <w:top w:type="dxa" w:w="70"/>
               <w:left w:type="dxa" w:w="110"/>
@@ -11084,32 +12535,31 @@
                 <w:sz w:val="19"/>
                 <w:szCs w:val="19"/>
               </w:rPr>
-              <w:t xml:space="preserve">3</w:t>
+              <w:t>6</w:t>
             </w:r>
           </w:p>
         </w:tc>
         <w:tc>
           <w:tcPr>
             <w:tcW w:type="dxa" w:w="5593"/>
-            <w:shd w:fill="F2F5F8" w:color="auto" w:val="clear"/>
-            <w:tcMar>
-              <w:top w:type="dxa" w:w="70"/>
-              <w:left w:type="dxa" w:w="110"/>
-              <w:bottom w:type="dxa" w:w="70"/>
-              <w:right w:type="dxa" w:w="110"/>
-            </w:tcMar>
-          </w:tcPr>
-          <w:p>
-            <w:pPr>
-              <w:spacing w:after="0" w:line="250"/>
-            </w:pPr>
-            <w:r>
-              <w:rPr>
-                <w:rFonts w:ascii="Calibri" w:cs="Calibri" w:eastAsia="Calibri" w:hAnsi="Calibri"/>
-                <w:sz w:val="19"/>
-                <w:szCs w:val="19"/>
-              </w:rPr>
-              <w:t xml:space="preserve">Price error detection, absent tag detection, evidence floor</w:t>
+            <w:tcMar>
+              <w:top w:type="dxa" w:w="70"/>
+              <w:left w:type="dxa" w:w="110"/>
+              <w:bottom w:type="dxa" w:w="70"/>
+              <w:right w:type="dxa" w:w="110"/>
+            </w:tcMar>
+          </w:tcPr>
+          <w:p>
+            <w:pPr>
+              <w:spacing w:after="0" w:line="250"/>
+            </w:pPr>
+            <w:r>
+              <w:rPr>
+                <w:rFonts w:ascii="Calibri" w:cs="Calibri" w:eastAsia="Calibri" w:hAnsi="Calibri"/>
+                <w:sz w:val="19"/>
+                <w:szCs w:val="19"/>
+              </w:rPr>
+              <w:t>Rate recovery on a regular intermittent series; the bias correction is exactly 1 − α/2; interval seeding; model selection in both directions and on a tie</w:t>
             </w:r>
           </w:p>
         </w:tc>
@@ -11135,7 +12585,7 @@
                 <w:sz w:val="19"/>
                 <w:szCs w:val="19"/>
               </w:rPr>
-              <w:t xml:space="preserve">Replenishment</w:t>
+              <w:t>Checkout integrity</w:t>
             </w:r>
           </w:p>
         </w:tc>
@@ -11160,7 +12610,7 @@
                 <w:sz w:val="19"/>
                 <w:szCs w:val="19"/>
               </w:rPr>
-              <w:t xml:space="preserve">2</w:t>
+              <w:t>3</w:t>
             </w:r>
           </w:p>
         </w:tc>
@@ -11184,7 +12634,7 @@
                 <w:sz w:val="19"/>
                 <w:szCs w:val="19"/>
               </w:rPr>
-              <w:t xml:space="preserve">Empty shelf raises a task, full shelf does not</w:t>
+              <w:t>Price error detection, absent tag detection, baseline comparison</w:t>
             </w:r>
           </w:p>
         </w:tc>
@@ -11193,32 +12643,30 @@
         <w:tc>
           <w:tcPr>
             <w:tcW w:type="dxa" w:w="2345"/>
-            <w:shd w:fill="F2F5F8" w:color="auto" w:val="clear"/>
-            <w:tcMar>
-              <w:top w:type="dxa" w:w="70"/>
-              <w:left w:type="dxa" w:w="110"/>
-              <w:bottom w:type="dxa" w:w="70"/>
-              <w:right w:type="dxa" w:w="110"/>
-            </w:tcMar>
-          </w:tcPr>
-          <w:p>
-            <w:pPr>
-              <w:spacing w:after="0" w:line="250"/>
-            </w:pPr>
-            <w:r>
-              <w:rPr>
-                <w:rFonts w:ascii="Calibri" w:cs="Calibri" w:eastAsia="Calibri" w:hAnsi="Calibri"/>
-                <w:sz w:val="19"/>
-                <w:szCs w:val="19"/>
-              </w:rPr>
-              <w:t xml:space="preserve">Markdown</w:t>
+            <w:tcMar>
+              <w:top w:type="dxa" w:w="70"/>
+              <w:left w:type="dxa" w:w="110"/>
+              <w:bottom w:type="dxa" w:w="70"/>
+              <w:right w:type="dxa" w:w="110"/>
+            </w:tcMar>
+          </w:tcPr>
+          <w:p>
+            <w:pPr>
+              <w:spacing w:after="0" w:line="250"/>
+            </w:pPr>
+            <w:r>
+              <w:rPr>
+                <w:rFonts w:ascii="Calibri" w:cs="Calibri" w:eastAsia="Calibri" w:hAnsi="Calibri"/>
+                <w:sz w:val="19"/>
+                <w:szCs w:val="19"/>
+              </w:rPr>
+              <w:t>Replenishment</w:t>
             </w:r>
           </w:p>
         </w:tc>
         <w:tc>
           <w:tcPr>
             <w:tcW w:type="dxa" w:w="1082"/>
-            <w:shd w:fill="F2F5F8" w:color="auto" w:val="clear"/>
             <w:tcMar>
               <w:top w:type="dxa" w:w="70"/>
               <w:left w:type="dxa" w:w="110"/>
@@ -11237,32 +12685,31 @@
                 <w:sz w:val="19"/>
                 <w:szCs w:val="19"/>
               </w:rPr>
-              <w:t xml:space="preserve">3</w:t>
+              <w:t>2</w:t>
             </w:r>
           </w:p>
         </w:tc>
         <w:tc>
           <w:tcPr>
             <w:tcW w:type="dxa" w:w="5593"/>
-            <w:shd w:fill="F2F5F8" w:color="auto" w:val="clear"/>
-            <w:tcMar>
-              <w:top w:type="dxa" w:w="70"/>
-              <w:left w:type="dxa" w:w="110"/>
-              <w:bottom w:type="dxa" w:w="70"/>
-              <w:right w:type="dxa" w:w="110"/>
-            </w:tcMar>
-          </w:tcPr>
-          <w:p>
-            <w:pPr>
-              <w:spacing w:after="0" w:line="250"/>
-            </w:pPr>
-            <w:r>
-              <w:rPr>
-                <w:rFonts w:ascii="Calibri" w:cs="Calibri" w:eastAsia="Calibri" w:hAnsi="Calibri"/>
-                <w:sz w:val="19"/>
-                <w:szCs w:val="19"/>
-              </w:rPr>
-              <w:t xml:space="preserve">Uplift monotonicity, waste triggers a proposal, non-perishables never do</w:t>
+            <w:tcMar>
+              <w:top w:type="dxa" w:w="70"/>
+              <w:left w:type="dxa" w:w="110"/>
+              <w:bottom w:type="dxa" w:w="70"/>
+              <w:right w:type="dxa" w:w="110"/>
+            </w:tcMar>
+          </w:tcPr>
+          <w:p>
+            <w:pPr>
+              <w:spacing w:after="0" w:line="250"/>
+            </w:pPr>
+            <w:r>
+              <w:rPr>
+                <w:rFonts w:ascii="Calibri" w:cs="Calibri" w:eastAsia="Calibri" w:hAnsi="Calibri"/>
+                <w:sz w:val="19"/>
+                <w:szCs w:val="19"/>
+              </w:rPr>
+              <w:t>Empty shelf raises a task, full shelf does not</w:t>
             </w:r>
           </w:p>
         </w:tc>
@@ -11288,7 +12735,7 @@
                 <w:sz w:val="19"/>
                 <w:szCs w:val="19"/>
               </w:rPr>
-              <w:t xml:space="preserve">Affinity</w:t>
+              <w:t>Markdown</w:t>
             </w:r>
           </w:p>
         </w:tc>
@@ -11313,7 +12760,7 @@
                 <w:sz w:val="19"/>
                 <w:szCs w:val="19"/>
               </w:rPr>
-              <w:t xml:space="preserve">1</w:t>
+              <w:t>3</w:t>
             </w:r>
           </w:p>
         </w:tc>
@@ -11337,7 +12784,7 @@
                 <w:sz w:val="19"/>
                 <w:szCs w:val="19"/>
               </w:rPr>
-              <w:t xml:space="preserve">Co-occurring pair mined with lift above 1</w:t>
+              <w:t>Uplift monotonicity, waste triggers a proposal, case sizes respected</w:t>
             </w:r>
           </w:p>
         </w:tc>
@@ -11346,32 +12793,30 @@
         <w:tc>
           <w:tcPr>
             <w:tcW w:type="dxa" w:w="2345"/>
-            <w:shd w:fill="F2F5F8" w:color="auto" w:val="clear"/>
-            <w:tcMar>
-              <w:top w:type="dxa" w:w="70"/>
-              <w:left w:type="dxa" w:w="110"/>
-              <w:bottom w:type="dxa" w:w="70"/>
-              <w:right w:type="dxa" w:w="110"/>
-            </w:tcMar>
-          </w:tcPr>
-          <w:p>
-            <w:pPr>
-              <w:spacing w:after="0" w:line="250"/>
-            </w:pPr>
-            <w:r>
-              <w:rPr>
-                <w:rFonts w:ascii="Calibri" w:cs="Calibri" w:eastAsia="Calibri" w:hAnsi="Calibri"/>
-                <w:sz w:val="19"/>
-                <w:szCs w:val="19"/>
-              </w:rPr>
-              <w:t xml:space="preserve">Personalisation</w:t>
+            <w:tcMar>
+              <w:top w:type="dxa" w:w="70"/>
+              <w:left w:type="dxa" w:w="110"/>
+              <w:bottom w:type="dxa" w:w="70"/>
+              <w:right w:type="dxa" w:w="110"/>
+            </w:tcMar>
+          </w:tcPr>
+          <w:p>
+            <w:pPr>
+              <w:spacing w:after="0" w:line="250"/>
+            </w:pPr>
+            <w:r>
+              <w:rPr>
+                <w:rFonts w:ascii="Calibri" w:cs="Calibri" w:eastAsia="Calibri" w:hAnsi="Calibri"/>
+                <w:sz w:val="19"/>
+                <w:szCs w:val="19"/>
+              </w:rPr>
+              <w:t>Affinity</w:t>
             </w:r>
           </w:p>
         </w:tc>
         <w:tc>
           <w:tcPr>
             <w:tcW w:type="dxa" w:w="1082"/>
-            <w:shd w:fill="F2F5F8" w:color="auto" w:val="clear"/>
             <w:tcMar>
               <w:top w:type="dxa" w:w="70"/>
               <w:left w:type="dxa" w:w="110"/>
@@ -11390,32 +12835,31 @@
                 <w:sz w:val="19"/>
                 <w:szCs w:val="19"/>
               </w:rPr>
-              <w:t xml:space="preserve">2</w:t>
+              <w:t>1</w:t>
             </w:r>
           </w:p>
         </w:tc>
         <w:tc>
           <w:tcPr>
             <w:tcW w:type="dxa" w:w="5593"/>
-            <w:shd w:fill="F2F5F8" w:color="auto" w:val="clear"/>
-            <w:tcMar>
-              <w:top w:type="dxa" w:w="70"/>
-              <w:left w:type="dxa" w:w="110"/>
-              <w:bottom w:type="dxa" w:w="70"/>
-              <w:right w:type="dxa" w:w="110"/>
-            </w:tcMar>
-          </w:tcPr>
-          <w:p>
-            <w:pPr>
-              <w:spacing w:after="0" w:line="250"/>
-            </w:pPr>
-            <w:r>
-              <w:rPr>
-                <w:rFonts w:ascii="Calibri" w:cs="Calibri" w:eastAsia="Calibri" w:hAnsi="Calibri"/>
-                <w:sz w:val="19"/>
-                <w:szCs w:val="19"/>
-              </w:rPr>
-              <w:t xml:space="preserve">Consent gating, routine cadence offers</w:t>
+            <w:tcMar>
+              <w:top w:type="dxa" w:w="70"/>
+              <w:left w:type="dxa" w:w="110"/>
+              <w:bottom w:type="dxa" w:w="70"/>
+              <w:right w:type="dxa" w:w="110"/>
+            </w:tcMar>
+          </w:tcPr>
+          <w:p>
+            <w:pPr>
+              <w:spacing w:after="0" w:line="250"/>
+            </w:pPr>
+            <w:r>
+              <w:rPr>
+                <w:rFonts w:ascii="Calibri" w:cs="Calibri" w:eastAsia="Calibri" w:hAnsi="Calibri"/>
+                <w:sz w:val="19"/>
+                <w:szCs w:val="19"/>
+              </w:rPr>
+              <w:t>Co-occurring pair mined with lift above 1</w:t>
             </w:r>
           </w:p>
         </w:tc>
@@ -11441,7 +12885,7 @@
                 <w:sz w:val="19"/>
                 <w:szCs w:val="19"/>
               </w:rPr>
-              <w:t xml:space="preserve">Cold chain</w:t>
+              <w:t>Personalisation</w:t>
             </w:r>
           </w:p>
         </w:tc>
@@ -11466,7 +12910,7 @@
                 <w:sz w:val="19"/>
                 <w:szCs w:val="19"/>
               </w:rPr>
-              <w:t xml:space="preserve">2</w:t>
+              <w:t>2</w:t>
             </w:r>
           </w:p>
         </w:tc>
@@ -11490,7 +12934,7 @@
                 <w:sz w:val="19"/>
                 <w:szCs w:val="19"/>
               </w:rPr>
-              <w:t xml:space="preserve">Sustained excursion alerts; stock counted once, not per snapshot</w:t>
+              <w:t>Consent gating, routine cadence offers</w:t>
             </w:r>
           </w:p>
         </w:tc>
@@ -11499,32 +12943,30 @@
         <w:tc>
           <w:tcPr>
             <w:tcW w:type="dxa" w:w="2345"/>
-            <w:shd w:fill="F2F5F8" w:color="auto" w:val="clear"/>
-            <w:tcMar>
-              <w:top w:type="dxa" w:w="70"/>
-              <w:left w:type="dxa" w:w="110"/>
-              <w:bottom w:type="dxa" w:w="70"/>
-              <w:right w:type="dxa" w:w="110"/>
-            </w:tcMar>
-          </w:tcPr>
-          <w:p>
-            <w:pPr>
-              <w:spacing w:after="0" w:line="250"/>
-            </w:pPr>
-            <w:r>
-              <w:rPr>
-                <w:rFonts w:ascii="Calibri" w:cs="Calibri" w:eastAsia="Calibri" w:hAnsi="Calibri"/>
-                <w:sz w:val="19"/>
-                <w:szCs w:val="19"/>
-              </w:rPr>
-              <w:t xml:space="preserve">Insight feed</w:t>
+            <w:tcMar>
+              <w:top w:type="dxa" w:w="70"/>
+              <w:left w:type="dxa" w:w="110"/>
+              <w:bottom w:type="dxa" w:w="70"/>
+              <w:right w:type="dxa" w:w="110"/>
+            </w:tcMar>
+          </w:tcPr>
+          <w:p>
+            <w:pPr>
+              <w:spacing w:after="0" w:line="250"/>
+            </w:pPr>
+            <w:r>
+              <w:rPr>
+                <w:rFonts w:ascii="Calibri" w:cs="Calibri" w:eastAsia="Calibri" w:hAnsi="Calibri"/>
+                <w:sz w:val="19"/>
+                <w:szCs w:val="19"/>
+              </w:rPr>
+              <w:t>Cold chain</w:t>
             </w:r>
           </w:p>
         </w:tc>
         <w:tc>
           <w:tcPr>
             <w:tcW w:type="dxa" w:w="1082"/>
-            <w:shd w:fill="F2F5F8" w:color="auto" w:val="clear"/>
             <w:tcMar>
               <w:top w:type="dxa" w:w="70"/>
               <w:left w:type="dxa" w:w="110"/>
@@ -11543,32 +12985,556 @@
                 <w:sz w:val="19"/>
                 <w:szCs w:val="19"/>
               </w:rPr>
-              <w:t xml:space="preserve">2</w:t>
+              <w:t>2</w:t>
             </w:r>
           </w:p>
         </w:tc>
         <w:tc>
           <w:tcPr>
             <w:tcW w:type="dxa" w:w="5593"/>
-            <w:shd w:fill="F2F5F8" w:color="auto" w:val="clear"/>
-            <w:tcMar>
-              <w:top w:type="dxa" w:w="70"/>
-              <w:left w:type="dxa" w:w="110"/>
-              <w:bottom w:type="dxa" w:w="70"/>
-              <w:right w:type="dxa" w:w="110"/>
-            </w:tcMar>
-          </w:tcPr>
-          <w:p>
-            <w:pPr>
-              <w:spacing w:after="0" w:line="250"/>
-            </w:pPr>
-            <w:r>
-              <w:rPr>
-                <w:rFonts w:ascii="Calibri" w:cs="Calibri" w:eastAsia="Calibri" w:hAnsi="Calibri"/>
-                <w:sz w:val="19"/>
-                <w:szCs w:val="19"/>
-              </w:rPr>
-              <w:t xml:space="preserve">Ranking by impact and confidence, cabinet de-duplication</w:t>
+            <w:tcMar>
+              <w:top w:type="dxa" w:w="70"/>
+              <w:left w:type="dxa" w:w="110"/>
+              <w:bottom w:type="dxa" w:w="70"/>
+              <w:right w:type="dxa" w:w="110"/>
+            </w:tcMar>
+          </w:tcPr>
+          <w:p>
+            <w:pPr>
+              <w:spacing w:after="0" w:line="250"/>
+            </w:pPr>
+            <w:r>
+              <w:rPr>
+                <w:rFonts w:ascii="Calibri" w:cs="Calibri" w:eastAsia="Calibri" w:hAnsi="Calibri"/>
+                <w:sz w:val="19"/>
+                <w:szCs w:val="19"/>
+              </w:rPr>
+              <w:t>Sustained excursion alerts; stock counted once, not per snapshot</w:t>
+            </w:r>
+          </w:p>
+        </w:tc>
+      </w:tr>
+      <w:tr>
+        <w:tc>
+          <w:tcPr>
+            <w:tcW w:type="dxa" w:w="2345"/>
+            <w:tcMar>
+              <w:top w:type="dxa" w:w="70"/>
+              <w:left w:type="dxa" w:w="110"/>
+              <w:bottom w:type="dxa" w:w="70"/>
+              <w:right w:type="dxa" w:w="110"/>
+            </w:tcMar>
+          </w:tcPr>
+          <w:p>
+            <w:pPr>
+              <w:spacing w:after="0" w:line="250"/>
+            </w:pPr>
+            <w:r>
+              <w:rPr>
+                <w:rFonts w:ascii="Calibri" w:cs="Calibri" w:eastAsia="Calibri" w:hAnsi="Calibri"/>
+                <w:sz w:val="19"/>
+                <w:szCs w:val="19"/>
+              </w:rPr>
+              <w:t>Insight feed</w:t>
+            </w:r>
+          </w:p>
+        </w:tc>
+        <w:tc>
+          <w:tcPr>
+            <w:tcW w:type="dxa" w:w="1082"/>
+            <w:tcMar>
+              <w:top w:type="dxa" w:w="70"/>
+              <w:left w:type="dxa" w:w="110"/>
+              <w:bottom w:type="dxa" w:w="70"/>
+              <w:right w:type="dxa" w:w="110"/>
+            </w:tcMar>
+          </w:tcPr>
+          <w:p>
+            <w:pPr>
+              <w:spacing w:after="0" w:line="250"/>
+              <w:jc w:val="right"/>
+            </w:pPr>
+            <w:r>
+              <w:rPr>
+                <w:rFonts w:ascii="Calibri" w:cs="Calibri" w:eastAsia="Calibri" w:hAnsi="Calibri"/>
+                <w:sz w:val="19"/>
+                <w:szCs w:val="19"/>
+              </w:rPr>
+              <w:t>2</w:t>
+            </w:r>
+          </w:p>
+        </w:tc>
+        <w:tc>
+          <w:tcPr>
+            <w:tcW w:type="dxa" w:w="5593"/>
+            <w:tcMar>
+              <w:top w:type="dxa" w:w="70"/>
+              <w:left w:type="dxa" w:w="110"/>
+              <w:bottom w:type="dxa" w:w="70"/>
+              <w:right w:type="dxa" w:w="110"/>
+            </w:tcMar>
+          </w:tcPr>
+          <w:p>
+            <w:pPr>
+              <w:spacing w:after="0" w:line="250"/>
+            </w:pPr>
+            <w:r>
+              <w:rPr>
+                <w:rFonts w:ascii="Calibri" w:cs="Calibri" w:eastAsia="Calibri" w:hAnsi="Calibri"/>
+                <w:sz w:val="19"/>
+                <w:szCs w:val="19"/>
+              </w:rPr>
+              <w:t>Ranking by impact and confidence, cabinet de-duplication</w:t>
+            </w:r>
+          </w:p>
+        </w:tc>
+      </w:tr>
+      <w:tr>
+        <w:tc>
+          <w:tcPr>
+            <w:tcW w:type="dxa" w:w="2345"/>
+            <w:tcMar>
+              <w:top w:type="dxa" w:w="70"/>
+              <w:left w:type="dxa" w:w="110"/>
+              <w:bottom w:type="dxa" w:w="70"/>
+              <w:right w:type="dxa" w:w="110"/>
+            </w:tcMar>
+          </w:tcPr>
+          <w:p>
+            <w:pPr>
+              <w:spacing w:after="0" w:line="250"/>
+            </w:pPr>
+            <w:r>
+              <w:rPr>
+                <w:rFonts w:ascii="Calibri" w:cs="Calibri" w:eastAsia="Calibri" w:hAnsi="Calibri"/>
+                <w:sz w:val="19"/>
+                <w:szCs w:val="19"/>
+              </w:rPr>
+              <w:t>Services: projections and queries</w:t>
+            </w:r>
+          </w:p>
+        </w:tc>
+        <w:tc>
+          <w:tcPr>
+            <w:tcW w:type="dxa" w:w="1082"/>
+            <w:tcMar>
+              <w:top w:type="dxa" w:w="70"/>
+              <w:left w:type="dxa" w:w="110"/>
+              <w:bottom w:type="dxa" w:w="70"/>
+              <w:right w:type="dxa" w:w="110"/>
+            </w:tcMar>
+          </w:tcPr>
+          <w:p>
+            <w:pPr>
+              <w:spacing w:after="0" w:line="250"/>
+              <w:jc w:val="right"/>
+            </w:pPr>
+            <w:r>
+              <w:rPr>
+                <w:rFonts w:ascii="Calibri" w:cs="Calibri" w:eastAsia="Calibri" w:hAnsi="Calibri"/>
+                <w:sz w:val="19"/>
+                <w:szCs w:val="19"/>
+              </w:rPr>
+              <w:t>7</w:t>
+            </w:r>
+          </w:p>
+        </w:tc>
+        <w:tc>
+          <w:tcPr>
+            <w:tcW w:type="dxa" w:w="5593"/>
+            <w:tcMar>
+              <w:top w:type="dxa" w:w="70"/>
+              <w:left w:type="dxa" w:w="110"/>
+              <w:bottom w:type="dxa" w:w="70"/>
+              <w:right w:type="dxa" w:w="110"/>
+            </w:tcMar>
+          </w:tcPr>
+          <w:p>
+            <w:pPr>
+              <w:spacing w:after="0" w:line="250"/>
+            </w:pPr>
+            <w:r>
+              <w:rPr>
+                <w:rFonts w:ascii="Calibri" w:cs="Calibri" w:eastAsia="Calibri" w:hAnsi="Calibri"/>
+                <w:sz w:val="19"/>
+                <w:szCs w:val="19"/>
+              </w:rPr>
+              <w:t>$expand across every association the workbench uses; store filters on every entity; $count and $apply agreeing with each other; case-insensitive search</w:t>
+            </w:r>
+          </w:p>
+        </w:tc>
+      </w:tr>
+      <w:tr>
+        <w:tc>
+          <w:tcPr>
+            <w:tcW w:type="dxa" w:w="2345"/>
+            <w:tcMar>
+              <w:top w:type="dxa" w:w="70"/>
+              <w:left w:type="dxa" w:w="110"/>
+              <w:bottom w:type="dxa" w:w="70"/>
+              <w:right w:type="dxa" w:w="110"/>
+            </w:tcMar>
+          </w:tcPr>
+          <w:p>
+            <w:pPr>
+              <w:spacing w:after="0" w:line="250"/>
+            </w:pPr>
+            <w:r>
+              <w:rPr>
+                <w:rFonts w:ascii="Calibri" w:cs="Calibri" w:eastAsia="Calibri" w:hAnsi="Calibri"/>
+                <w:sz w:val="19"/>
+                <w:szCs w:val="19"/>
+              </w:rPr>
+              <w:t>Services: authorisation</w:t>
+            </w:r>
+          </w:p>
+        </w:tc>
+        <w:tc>
+          <w:tcPr>
+            <w:tcW w:type="dxa" w:w="1082"/>
+            <w:tcMar>
+              <w:top w:type="dxa" w:w="70"/>
+              <w:left w:type="dxa" w:w="110"/>
+              <w:bottom w:type="dxa" w:w="70"/>
+              <w:right w:type="dxa" w:w="110"/>
+            </w:tcMar>
+          </w:tcPr>
+          <w:p>
+            <w:pPr>
+              <w:spacing w:after="0" w:line="250"/>
+              <w:jc w:val="right"/>
+            </w:pPr>
+            <w:r>
+              <w:rPr>
+                <w:rFonts w:ascii="Calibri" w:cs="Calibri" w:eastAsia="Calibri" w:hAnsi="Calibri"/>
+                <w:sz w:val="19"/>
+                <w:szCs w:val="19"/>
+              </w:rPr>
+              <w:t>4</w:t>
+            </w:r>
+          </w:p>
+        </w:tc>
+        <w:tc>
+          <w:tcPr>
+            <w:tcW w:type="dxa" w:w="5593"/>
+            <w:tcMar>
+              <w:top w:type="dxa" w:w="70"/>
+              <w:left w:type="dxa" w:w="110"/>
+              <w:bottom w:type="dxa" w:w="70"/>
+              <w:right w:type="dxa" w:w="110"/>
+            </w:tcMar>
+          </w:tcPr>
+          <w:p>
+            <w:pPr>
+              <w:spacing w:after="0" w:line="250"/>
+            </w:pPr>
+            <w:r>
+              <w:rPr>
+                <w:rFonts w:ascii="Calibri" w:cs="Calibri" w:eastAsia="Calibri" w:hAnsi="Calibri"/>
+                <w:sz w:val="19"/>
+                <w:szCs w:val="19"/>
+              </w:rPr>
+              <w:t>Anonymous rejected; viewer may read but not act; analyst may recalculate but not work the queue</w:t>
+            </w:r>
+          </w:p>
+        </w:tc>
+      </w:tr>
+      <w:tr>
+        <w:tc>
+          <w:tcPr>
+            <w:tcW w:type="dxa" w:w="2345"/>
+            <w:tcMar>
+              <w:top w:type="dxa" w:w="70"/>
+              <w:left w:type="dxa" w:w="110"/>
+              <w:bottom w:type="dxa" w:w="70"/>
+              <w:right w:type="dxa" w:w="110"/>
+            </w:tcMar>
+          </w:tcPr>
+          <w:p>
+            <w:pPr>
+              <w:spacing w:after="0" w:line="250"/>
+            </w:pPr>
+            <w:r>
+              <w:rPr>
+                <w:rFonts w:ascii="Calibri" w:cs="Calibri" w:eastAsia="Calibri" w:hAnsi="Calibri"/>
+                <w:sz w:val="19"/>
+                <w:szCs w:val="19"/>
+              </w:rPr>
+              <w:t>Services: actions and audit</w:t>
+            </w:r>
+          </w:p>
+        </w:tc>
+        <w:tc>
+          <w:tcPr>
+            <w:tcW w:type="dxa" w:w="1082"/>
+            <w:tcMar>
+              <w:top w:type="dxa" w:w="70"/>
+              <w:left w:type="dxa" w:w="110"/>
+              <w:bottom w:type="dxa" w:w="70"/>
+              <w:right w:type="dxa" w:w="110"/>
+            </w:tcMar>
+          </w:tcPr>
+          <w:p>
+            <w:pPr>
+              <w:spacing w:after="0" w:line="250"/>
+              <w:jc w:val="right"/>
+            </w:pPr>
+            <w:r>
+              <w:rPr>
+                <w:rFonts w:ascii="Calibri" w:cs="Calibri" w:eastAsia="Calibri" w:hAnsi="Calibri"/>
+                <w:sz w:val="19"/>
+                <w:szCs w:val="19"/>
+              </w:rPr>
+              <w:t>5</w:t>
+            </w:r>
+          </w:p>
+        </w:tc>
+        <w:tc>
+          <w:tcPr>
+            <w:tcW w:type="dxa" w:w="5593"/>
+            <w:tcMar>
+              <w:top w:type="dxa" w:w="70"/>
+              <w:left w:type="dxa" w:w="110"/>
+              <w:bottom w:type="dxa" w:w="70"/>
+              <w:right w:type="dxa" w:w="110"/>
+            </w:tcMar>
+          </w:tcPr>
+          <w:p>
+            <w:pPr>
+              <w:spacing w:after="0" w:line="250"/>
+            </w:pPr>
+            <w:r>
+              <w:rPr>
+                <w:rFonts w:ascii="Calibri" w:cs="Calibri" w:eastAsia="Calibri" w:hAnsi="Calibri"/>
+                <w:sz w:val="19"/>
+                <w:szCs w:val="19"/>
+              </w:rPr>
+              <w:t>Acknowledging preserves the recommendation and writes one audit row; the log cannot be written through the service; double action returns 409; zero quantity returns 400</w:t>
+            </w:r>
+          </w:p>
+        </w:tc>
+      </w:tr>
+      <w:tr>
+        <w:tc>
+          <w:tcPr>
+            <w:tcW w:type="dxa" w:w="2345"/>
+            <w:tcMar>
+              <w:top w:type="dxa" w:w="70"/>
+              <w:left w:type="dxa" w:w="110"/>
+              <w:bottom w:type="dxa" w:w="70"/>
+              <w:right w:type="dxa" w:w="110"/>
+            </w:tcMar>
+          </w:tcPr>
+          <w:p>
+            <w:pPr>
+              <w:spacing w:after="0" w:line="250"/>
+            </w:pPr>
+            <w:r>
+              <w:rPr>
+                <w:rFonts w:ascii="Calibri" w:cs="Calibri" w:eastAsia="Calibri" w:hAnsi="Calibri"/>
+                <w:sz w:val="19"/>
+                <w:szCs w:val="19"/>
+              </w:rPr>
+              <w:t>Services: the measurement loop</w:t>
+            </w:r>
+          </w:p>
+        </w:tc>
+        <w:tc>
+          <w:tcPr>
+            <w:tcW w:type="dxa" w:w="1082"/>
+            <w:tcMar>
+              <w:top w:type="dxa" w:w="70"/>
+              <w:left w:type="dxa" w:w="110"/>
+              <w:bottom w:type="dxa" w:w="70"/>
+              <w:right w:type="dxa" w:w="110"/>
+            </w:tcMar>
+          </w:tcPr>
+          <w:p>
+            <w:pPr>
+              <w:spacing w:after="0" w:line="250"/>
+              <w:jc w:val="right"/>
+            </w:pPr>
+            <w:r>
+              <w:rPr>
+                <w:rFonts w:ascii="Calibri" w:cs="Calibri" w:eastAsia="Calibri" w:hAnsi="Calibri"/>
+                <w:sz w:val="19"/>
+                <w:szCs w:val="19"/>
+              </w:rPr>
+              <w:t>5</w:t>
+            </w:r>
+          </w:p>
+        </w:tc>
+        <w:tc>
+          <w:tcPr>
+            <w:tcW w:type="dxa" w:w="5593"/>
+            <w:tcMar>
+              <w:top w:type="dxa" w:w="70"/>
+              <w:left w:type="dxa" w:w="110"/>
+              <w:bottom w:type="dxa" w:w="70"/>
+              <w:right w:type="dxa" w:w="110"/>
+            </w:tcMar>
+          </w:tcPr>
+          <w:p>
+            <w:pPr>
+              <w:spacing w:after="0" w:line="250"/>
+            </w:pPr>
+            <w:r>
+              <w:rPr>
+                <w:rFonts w:ascii="Calibri" w:cs="Calibri" w:eastAsia="Calibri" w:hAnsi="Calibri"/>
+                <w:sz w:val="19"/>
+                <w:szCs w:val="19"/>
+              </w:rPr>
+              <w:t>Outcomes stay pending without evidence; a replayed verdict is labelled; forecasts replay and then score; the accuracy view excludes unmeasured rows</w:t>
+            </w:r>
+          </w:p>
+        </w:tc>
+      </w:tr>
+      <w:tr>
+        <w:tc>
+          <w:tcPr>
+            <w:tcW w:type="dxa" w:w="2345"/>
+            <w:tcMar>
+              <w:top w:type="dxa" w:w="70"/>
+              <w:left w:type="dxa" w:w="110"/>
+              <w:bottom w:type="dxa" w:w="70"/>
+              <w:right w:type="dxa" w:w="110"/>
+            </w:tcMar>
+          </w:tcPr>
+          <w:p>
+            <w:pPr>
+              <w:spacing w:after="0" w:line="250"/>
+            </w:pPr>
+            <w:r>
+              <w:rPr>
+                <w:rFonts w:ascii="Calibri" w:cs="Calibri" w:eastAsia="Calibri" w:hAnsi="Calibri"/>
+                <w:sz w:val="19"/>
+                <w:szCs w:val="19"/>
+              </w:rPr>
+              <w:t>Analytics</w:t>
+            </w:r>
+          </w:p>
+        </w:tc>
+        <w:tc>
+          <w:tcPr>
+            <w:tcW w:type="dxa" w:w="1082"/>
+            <w:tcMar>
+              <w:top w:type="dxa" w:w="70"/>
+              <w:left w:type="dxa" w:w="110"/>
+              <w:bottom w:type="dxa" w:w="70"/>
+              <w:right w:type="dxa" w:w="110"/>
+            </w:tcMar>
+          </w:tcPr>
+          <w:p>
+            <w:pPr>
+              <w:spacing w:after="0" w:line="250"/>
+              <w:jc w:val="right"/>
+            </w:pPr>
+            <w:r>
+              <w:rPr>
+                <w:rFonts w:ascii="Calibri" w:cs="Calibri" w:eastAsia="Calibri" w:hAnsi="Calibri"/>
+                <w:sz w:val="19"/>
+                <w:szCs w:val="19"/>
+              </w:rPr>
+              <w:t>2</w:t>
+            </w:r>
+          </w:p>
+        </w:tc>
+        <w:tc>
+          <w:tcPr>
+            <w:tcW w:type="dxa" w:w="5593"/>
+            <w:tcMar>
+              <w:top w:type="dxa" w:w="70"/>
+              <w:left w:type="dxa" w:w="110"/>
+              <w:bottom w:type="dxa" w:w="70"/>
+              <w:right w:type="dxa" w:w="110"/>
+            </w:tcMar>
+          </w:tcPr>
+          <w:p>
+            <w:pPr>
+              <w:spacing w:after="0" w:line="250"/>
+            </w:pPr>
+            <w:r>
+              <w:rPr>
+                <w:rFonts w:ascii="Calibri" w:cs="Calibri" w:eastAsia="Calibri" w:hAnsi="Calibri"/>
+                <w:sz w:val="19"/>
+                <w:szCs w:val="19"/>
+              </w:rPr>
+              <w:t>Net plus VAT reconciles to gross; the service is closed to anonymous callers</w:t>
+            </w:r>
+          </w:p>
+        </w:tc>
+      </w:tr>
+      <w:tr>
+        <w:tc>
+          <w:tcPr>
+            <w:tcW w:type="dxa" w:w="2345"/>
+            <w:tcMar>
+              <w:top w:type="dxa" w:w="70"/>
+              <w:left w:type="dxa" w:w="110"/>
+              <w:bottom w:type="dxa" w:w="70"/>
+              <w:right w:type="dxa" w:w="110"/>
+            </w:tcMar>
+          </w:tcPr>
+          <w:p>
+            <w:pPr>
+              <w:spacing w:after="0" w:line="250"/>
+            </w:pPr>
+            <w:r>
+              <w:rPr>
+                <w:rFonts w:ascii="Calibri" w:cs="Calibri" w:eastAsia="Calibri" w:hAnsi="Calibri"/>
+                <w:sz w:val="19"/>
+                <w:szCs w:val="19"/>
+              </w:rPr>
+              <w:t>ETL incremental merge</w:t>
+            </w:r>
+          </w:p>
+        </w:tc>
+        <w:tc>
+          <w:tcPr>
+            <w:tcW w:type="dxa" w:w="1082"/>
+            <w:tcMar>
+              <w:top w:type="dxa" w:w="70"/>
+              <w:left w:type="dxa" w:w="110"/>
+              <w:bottom w:type="dxa" w:w="70"/>
+              <w:right w:type="dxa" w:w="110"/>
+            </w:tcMar>
+          </w:tcPr>
+          <w:p>
+            <w:pPr>
+              <w:spacing w:after="0" w:line="250"/>
+              <w:jc w:val="right"/>
+            </w:pPr>
+            <w:r>
+              <w:rPr>
+                <w:rFonts w:ascii="Calibri" w:cs="Calibri" w:eastAsia="Calibri" w:hAnsi="Calibri"/>
+                <w:sz w:val="19"/>
+                <w:szCs w:val="19"/>
+              </w:rPr>
+              <w:t>7</w:t>
+            </w:r>
+          </w:p>
+        </w:tc>
+        <w:tc>
+          <w:tcPr>
+            <w:tcW w:type="dxa" w:w="5593"/>
+            <w:tcMar>
+              <w:top w:type="dxa" w:w="70"/>
+              <w:left w:type="dxa" w:w="110"/>
+              <w:bottom w:type="dxa" w:w="70"/>
+              <w:right w:type="dxa" w:w="110"/>
+            </w:tcMar>
+          </w:tcPr>
+          <w:p>
+            <w:pPr>
+              <w:spacing w:after="0" w:line="250"/>
+            </w:pPr>
+            <w:r>
+              <w:rPr>
+                <w:rFonts w:ascii="Calibri" w:cs="Calibri" w:eastAsia="Calibri" w:hAnsi="Calibri"/>
+                <w:sz w:val="19"/>
+                <w:szCs w:val="19"/>
+              </w:rPr>
+              <w:t>Addition, correction, idempotency, order-independence, a schema that gained a column, and the timestamp-versus-string key trap</w:t>
             </w:r>
           </w:p>
         </w:tc>
@@ -11592,7 +13558,50 @@
           <w:sz w:val="21"/>
           <w:szCs w:val="21"/>
         </w:rPr>
-        <w:t xml:space="preserve">Several of these tests exist specifically to pin down bugs described in section 10, so a regression would be caught rather than rediscovered.</w:t>
+        <w:t>Most of these tests exist specifically to pin down a defect described in section 10, so a regression would be caught rather than rediscovered.</w:t>
+      </w:r>
+    </w:p>
+    <w:p>
+      <w:pPr>
+        <w:spacing w:after="140" w:line="276"/>
+      </w:pPr>
+      <w:r>
+        <w:rPr>
+          <w:rFonts w:ascii="Calibri" w:cs="Calibri" w:eastAsia="Calibri" w:hAnsi="Calibri"/>
+          <w:sz w:val="21"/>
+          <w:szCs w:val="21"/>
+        </w:rPr>
+        <w:t>Two further checks run outside the unit suite. A browser smoke test loads all eleven pages in Chromium and fails on any console error, uncaught exception or failed request — every user interface defect in this project announced itself in the console first. And a separate job re-runs the entire data pipeline and fails if the committed CSVs no longer match what the code produces, which is only meaningful because the pipeline was made reproducible byte for byte.</w:t>
+      </w:r>
+    </w:p>
+    <w:p>
+      <w:pPr>
+        <w:pStyle w:val="Heading3"/>
+        <w:spacing w:after="100" w:before="200"/>
+      </w:pPr>
+      <w:r>
+        <w:rPr>
+          <w:rFonts w:ascii="Calibri" w:cs="Calibri" w:eastAsia="Calibri" w:hAnsi="Calibri"/>
+          <w:b/>
+          <w:bCs/>
+          <w:color w:val="2E2E2E"/>
+          <w:sz w:val="22"/>
+          <w:szCs w:val="22"/>
+        </w:rPr>
+        <w:t>Continuous integration</w:t>
+      </w:r>
+    </w:p>
+    <w:p>
+      <w:pPr>
+        <w:spacing w:after="140" w:line="276"/>
+      </w:pPr>
+      <w:r>
+        <w:rPr>
+          <w:rFonts w:ascii="Calibri" w:cs="Calibri" w:eastAsia="Calibri" w:hAnsi="Calibri"/>
+          <w:sz w:val="21"/>
+          <w:szCs w:val="21"/>
+        </w:rPr>
+        <w:t>A GitHub Actions workflow runs the unit and service tests on Node 20 and 22, the ETL merge tests, the browser smoke test, and the pipeline reproducibility check, on every push and pull request.</w:t>
       </w:r>
     </w:p>
     <w:p>
@@ -11699,7 +13708,7 @@
           <w:sz w:val="21"/>
           <w:szCs w:val="21"/>
         </w:rPr>
-        <w:t xml:space="preserve">All three unbound actions exercised over HTTP with real responses inspected</w:t>
+        <w:t>All four unbound actions exercised over HTTP with real responses inspected</w:t>
       </w:r>
     </w:p>
     <w:p>
@@ -11775,206 +13784,6 @@
       </w:r>
     </w:p>
     <w:p>
-      <w:r>
-        <w:br w:type="page"/>
-      </w:r>
-    </w:p>
-    <w:p>
-      <w:pPr>
-        <w:pStyle w:val="Heading1"/>
-        <w:spacing w:after="160" w:before="360"/>
-      </w:pPr>
-      <w:r>
-        <w:rPr>
-          <w:rFonts w:ascii="Calibri" w:cs="Calibri" w:eastAsia="Calibri" w:hAnsi="Calibri"/>
-          <w:b/>
-          <w:bCs/>
-          <w:color w:val="1F4E79"/>
-          <w:sz w:val="30"/>
-          <w:szCs w:val="30"/>
-        </w:rPr>
-        <w:t xml:space="preserve">12. Recommendations and Next Steps</w:t>
-      </w:r>
-    </w:p>
-    <w:p>
-      <w:pPr>
-        <w:pBdr>
-          <w:bottom w:val="single" w:color="1F4E79" w:sz="6"/>
-        </w:pBdr>
-        <w:spacing w:after="200" w:before="60"/>
-      </w:pPr>
-      <w:r>
-        <w:rPr>
-          <w:sz w:val="2"/>
-          <w:szCs w:val="2"/>
-        </w:rPr>
-        <w:t xml:space="preserve"/>
-      </w:r>
-    </w:p>
-    <w:p>
-      <w:pPr>
-        <w:pStyle w:val="Heading2"/>
-        <w:spacing w:after="120" w:before="260"/>
-      </w:pPr>
-      <w:r>
-        <w:rPr>
-          <w:rFonts w:ascii="Calibri" w:cs="Calibri" w:eastAsia="Calibri" w:hAnsi="Calibri"/>
-          <w:b/>
-          <w:bCs/>
-          <w:color w:val="1F4E79"/>
-          <w:sz w:val="24"/>
-          <w:szCs w:val="24"/>
-        </w:rPr>
-        <w:t xml:space="preserve">12.1 Decision needed: the Fiori elements applications</w:t>
-      </w:r>
-    </w:p>
-    <w:p>
-      <w:pPr>
-        <w:spacing w:after="140" w:line="276"/>
-      </w:pPr>
-      <w:r>
-        <w:rPr>
-          <w:rFonts w:ascii="Calibri" w:cs="Calibri" w:eastAsia="Calibri" w:hAnsi="Calibri"/>
-          <w:sz w:val="21"/>
-          <w:szCs w:val="21"/>
-        </w:rPr>
-        <w:t xml:space="preserve">Given the constraint established in section 10.4, there are three ways forward.</w:t>
-      </w:r>
-    </w:p>
-    <w:p>
-      <w:pPr>
-        <w:pStyle w:val="Heading3"/>
-        <w:spacing w:after="100" w:before="200"/>
-      </w:pPr>
-      <w:r>
-        <w:rPr>
-          <w:rFonts w:ascii="Calibri" w:cs="Calibri" w:eastAsia="Calibri" w:hAnsi="Calibri"/>
-          <w:b/>
-          <w:bCs/>
-          <w:color w:val="2E2E2E"/>
-          <w:sz w:val="22"/>
-          <w:szCs w:val="22"/>
-        </w:rPr>
-        <w:t xml:space="preserve">Option A: leave them as they are and document the requirement</w:t>
-      </w:r>
-    </w:p>
-    <w:p>
-      <w:pPr>
-        <w:spacing w:after="140" w:line="276"/>
-      </w:pPr>
-      <w:r>
-        <w:rPr>
-          <w:rFonts w:ascii="Calibri" w:cs="Calibri" w:eastAsia="Calibri" w:hAnsi="Calibri"/>
-          <w:sz w:val="21"/>
-          <w:szCs w:val="21"/>
-        </w:rPr>
-        <w:t xml:space="preserve">No further work. They will render on any machine with internet access, in Business Application Studio and on BTP, and stay blank anywhere else. Appropriate if the demo audience will always have connectivity and the "genuine SAP Fiori elements" label matters for credibility.</w:t>
-      </w:r>
-    </w:p>
-    <w:p>
-      <w:pPr>
-        <w:pStyle w:val="Heading3"/>
-        <w:spacing w:after="100" w:before="200"/>
-      </w:pPr>
-      <w:r>
-        <w:rPr>
-          <w:rFonts w:ascii="Calibri" w:cs="Calibri" w:eastAsia="Calibri" w:hAnsi="Calibri"/>
-          <w:b/>
-          <w:bCs/>
-          <w:color w:val="2E2E2E"/>
-          <w:sz w:val="22"/>
-          <w:szCs w:val="22"/>
-        </w:rPr>
-        <w:t xml:space="preserve">Option B: rebuild the eight scenario views using the command centre approach</w:t>
-      </w:r>
-    </w:p>
-    <w:p>
-      <w:pPr>
-        <w:spacing w:after="140" w:line="276"/>
-      </w:pPr>
-      <w:r>
-        <w:rPr>
-          <w:rFonts w:ascii="Calibri" w:cs="Calibri" w:eastAsia="Calibri" w:hAnsi="Calibri"/>
-          <w:sz w:val="21"/>
-          <w:szCs w:val="21"/>
-        </w:rPr>
-        <w:t xml:space="preserve">Roughly a day of work. Each scenario becomes a self-contained page in the same style as the command centre, reading the same OData services, working everywhere including air-gapped. The cost is that they are no longer Fiori elements applications, so the annotation work stops being load-bearing and the SAP-standard look has to be approximated by hand.</w:t>
-      </w:r>
-    </w:p>
-    <w:p>
-      <w:pPr>
-        <w:pStyle w:val="Heading3"/>
-        <w:spacing w:after="100" w:before="200"/>
-      </w:pPr>
-      <w:r>
-        <w:rPr>
-          <w:rFonts w:ascii="Calibri" w:cs="Calibri" w:eastAsia="Calibri" w:hAnsi="Calibri"/>
-          <w:b/>
-          <w:bCs/>
-          <w:color w:val="2E2E2E"/>
-          <w:sz w:val="22"/>
-          <w:szCs w:val="22"/>
-        </w:rPr>
-        <w:t xml:space="preserve">Option C: keep both</w:t>
-      </w:r>
-    </w:p>
-    <w:p>
-      <w:pPr>
-        <w:spacing w:after="140" w:line="276"/>
-      </w:pPr>
-      <w:r>
-        <w:rPr>
-          <w:rFonts w:ascii="Calibri" w:cs="Calibri" w:eastAsia="Calibri" w:hAnsi="Calibri"/>
-          <w:sz w:val="21"/>
-          <w:szCs w:val="21"/>
-        </w:rPr>
-        <w:t xml:space="preserve">Retain the Fiori elements applications for BTP deployment, where they are the right answer and where the annotations do real work, and add self-contained equivalents for local and offline demonstration. The launchpad already distinguishes the two, so this is mostly additive.</w:t>
-      </w:r>
-    </w:p>
-    <w:p>
-      <w:pPr>
-        <w:spacing w:after="140" w:line="276"/>
-      </w:pPr>
-      <w:r>
-        <w:rPr>
-          <w:rFonts w:ascii="Calibri" w:cs="Calibri" w:eastAsia="Calibri" w:hAnsi="Calibri"/>
-          <w:sz w:val="21"/>
-          <w:szCs w:val="21"/>
-        </w:rPr>
-        <w:t xml:space="preserve">Our recommendation is Option C, weighted towards building the offline versions first. The reasoning is that the annotation layer is genuinely valuable when deployed to BTP, where Fiori elements gives variant management, personalisation and the standard SAP interaction model for free, and throwing that away would be a real loss. But a dashboard that renders a blank page in the room where you are presenting is worth nothing, and the command centre has already proved that pattern works here. Building the offline views does not invalidate the Fiori elements work; it covers the case the CDN cannot.</w:t>
-      </w:r>
-    </w:p>
-    <w:p>
-      <w:pPr>
-        <w:spacing w:after="140" w:line="276"/>
-      </w:pPr>
-      <w:r>
-        <w:rPr>
-          <w:rFonts w:ascii="Calibri" w:cs="Calibri" w:eastAsia="Calibri" w:hAnsi="Calibri"/>
-          <w:sz w:val="21"/>
-          <w:szCs w:val="21"/>
-        </w:rPr>
-        <w:t xml:space="preserve">If time is short, Option B alone is defensible. Option A is only defensible if connectivity is guaranteed.</w:t>
-      </w:r>
-    </w:p>
-    <w:p>
-      <w:pPr>
-        <w:pStyle w:val="Heading2"/>
-        <w:spacing w:after="120" w:before="260"/>
-      </w:pPr>
-      <w:r>
-        <w:rPr>
-          <w:rFonts w:ascii="Calibri" w:cs="Calibri" w:eastAsia="Calibri" w:hAnsi="Calibri"/>
-          <w:b/>
-          <w:bCs/>
-          <w:color w:val="1F4E79"/>
-          <w:sz w:val="24"/>
-          <w:szCs w:val="24"/>
-        </w:rPr>
-        <w:t xml:space="preserve">12.2 Other things worth doing</w:t>
-      </w:r>
-    </w:p>
-    <w:p>
       <w:pPr>
         <w:pStyle w:val="ListParagraph"/>
         <w:numPr>
@@ -11989,7 +13798,7 @@
           <w:sz w:val="21"/>
           <w:szCs w:val="21"/>
         </w:rPr>
-        <w:t xml:space="preserve">Deploy to a real HANA Cloud instance. Everything is prepared but unproven against an actual container, and that is the one claim in this report that rests on generated artifacts rather than an executed deployment.</w:t>
+        <w:t>Role enforcement checked end to end for all three personas: a viewer refused on every write, an analyst refused on the queue actions, a manager permitted</w:t>
       </w:r>
     </w:p>
     <w:p>
@@ -12007,7 +13816,7 @@
           <w:sz w:val="21"/>
           <w:szCs w:val="21"/>
         </w:rPr>
-        <w:t xml:space="preserve">Improve SKU-hour forecast accuracy. The store-day figure is fine; the hourly figure is not. Croston's method or a similar intermittent-demand model would be the obvious next thing to try, and the backtest harness to evaluate it fairly already exists.</w:t>
+        <w:t>A record read back after being acted on, confirming the recommendation survives and one audit row is written naming the actor</w:t>
       </w:r>
     </w:p>
     <w:p>
@@ -12025,7 +13834,7 @@
           <w:sz w:val="21"/>
           <w:szCs w:val="21"/>
         </w:rPr>
-        <w:t xml:space="preserve">Feed actuals back into DemandForecasts.actualQty once hours elapse, so accuracy can be tracked continuously rather than only at backtest time. The column is modelled and currently unpopulated.</w:t>
+        <w:t>The forecast replayed to a past origin and scored against real sales, producing a live WAPE and bias</w:t>
       </w:r>
     </w:p>
     <w:p>
@@ -12043,7 +13852,7 @@
           <w:sz w:val="21"/>
           <w:szCs w:val="21"/>
         </w:rPr>
-        <w:t xml:space="preserve">Wire the store attribute in the XSUAA profile to real identity provider attributes, so a store manager only sees their own stores.</w:t>
+        <w:t>An order released and the resulting outcome measured, including the case where the window has not elapsed and the verdict must stay pending</w:t>
       </w:r>
     </w:p>
     <w:p>
@@ -12061,7 +13870,80 @@
           <w:sz w:val="21"/>
           <w:szCs w:val="21"/>
         </w:rPr>
-        <w:t xml:space="preserve">Revisit the deposit return finding with the business. If deposits are three of the four highest-volume lines and none of them can be tagged, that is an operational problem worth solving rather than an alert worth acknowledging repeatedly.</w:t>
+        <w:t>Every page loaded in Chromium with no console error and no failed request, across all eight workbench tabs</w:t>
+      </w:r>
+    </w:p>
+    <w:p>
+      <w:pPr>
+        <w:pStyle w:val="ListParagraph"/>
+        <w:numPr>
+          <w:ilvl w:val="0"/>
+          <w:numId w:val="2"/>
+        </w:numPr>
+        <w:spacing w:after="90" w:line="276"/>
+      </w:pPr>
+      <w:r>
+        <w:rPr>
+          <w:rFonts w:ascii="Calibri" w:cs="Calibri" w:eastAsia="Calibri" w:hAnsi="Calibri"/>
+          <w:sz w:val="21"/>
+          <w:szCs w:val="21"/>
+        </w:rPr>
+        <w:t>The workbench exercised for paging, sort-resets-page, debounced search and the aggregate tiles, against 842 rows</w:t>
+      </w:r>
+    </w:p>
+    <w:p>
+      <w:pPr>
+        <w:pStyle w:val="ListParagraph"/>
+        <w:numPr>
+          <w:ilvl w:val="0"/>
+          <w:numId w:val="2"/>
+        </w:numPr>
+        <w:spacing w:after="90" w:line="276"/>
+      </w:pPr>
+      <w:r>
+        <w:rPr>
+          <w:rFonts w:ascii="Calibri" w:cs="Calibri" w:eastAsia="Calibri" w:hAnsi="Calibri"/>
+          <w:sz w:val="21"/>
+          <w:szCs w:val="21"/>
+        </w:rPr>
+        <w:t>The data pipeline run three times and confirmed byte-identical, and the incremental merge tested against a synthetic later export</w:t>
+      </w:r>
+    </w:p>
+    <w:p>
+      <w:r>
+        <w:br w:type="page"/>
+      </w:r>
+    </w:p>
+    <w:p>
+      <w:pPr>
+        <w:pStyle w:val="Heading1"/>
+        <w:spacing w:after="160" w:before="360"/>
+      </w:pPr>
+      <w:r>
+        <w:rPr>
+          <w:rFonts w:ascii="Calibri" w:cs="Calibri" w:eastAsia="Calibri" w:hAnsi="Calibri"/>
+          <w:b/>
+          <w:bCs/>
+          <w:color w:val="1F4E79"/>
+          <w:sz w:val="30"/>
+          <w:szCs w:val="30"/>
+        </w:rPr>
+        <w:t xml:space="preserve">12. Recommendations and Next Steps</w:t>
+      </w:r>
+    </w:p>
+    <w:p>
+      <w:pPr>
+        <w:pBdr>
+          <w:bottom w:val="single" w:color="1F4E79" w:sz="6"/>
+        </w:pBdr>
+        <w:spacing w:after="200" w:before="60"/>
+      </w:pPr>
+      <w:r>
+        <w:rPr>
+          <w:sz w:val="2"/>
+          <w:szCs w:val="2"/>
+        </w:rPr>
+        <w:t xml:space="preserve"/>
       </w:r>
     </w:p>
     <w:p>
@@ -12078,7 +13960,7 @@
           <w:sz w:val="24"/>
           <w:szCs w:val="24"/>
         </w:rPr>
-        <w:t xml:space="preserve">12.3 What we would not change</w:t>
+        <w:t>12.1 The Fiori elements applications: decision taken</w:t>
       </w:r>
     </w:p>
     <w:p>
@@ -12091,7 +13973,434 @@
           <w:sz w:val="21"/>
           <w:szCs w:val="21"/>
         </w:rPr>
+        <w:t>Given the constraint established in section 10.4, there were three ways forward. Option C was chosen and has been implemented; the reasoning is kept below because the trade-off is worth understanding.</w:t>
+      </w:r>
+    </w:p>
+    <w:p>
+      <w:pPr>
+        <w:pStyle w:val="Heading3"/>
+        <w:spacing w:after="100" w:before="200"/>
+      </w:pPr>
+      <w:r>
+        <w:rPr>
+          <w:rFonts w:ascii="Calibri" w:cs="Calibri" w:eastAsia="Calibri" w:hAnsi="Calibri"/>
+          <w:b/>
+          <w:bCs/>
+          <w:color w:val="2E2E2E"/>
+          <w:sz w:val="22"/>
+          <w:szCs w:val="22"/>
+        </w:rPr>
+        <w:t xml:space="preserve">Option A: leave them as they are and document the requirement</w:t>
+      </w:r>
+    </w:p>
+    <w:p>
+      <w:pPr>
+        <w:spacing w:after="140" w:line="276"/>
+      </w:pPr>
+      <w:r>
+        <w:rPr>
+          <w:rFonts w:ascii="Calibri" w:cs="Calibri" w:eastAsia="Calibri" w:hAnsi="Calibri"/>
+          <w:sz w:val="21"/>
+          <w:szCs w:val="21"/>
+        </w:rPr>
+        <w:t xml:space="preserve">No further work. They will render on any machine with internet access, in Business Application Studio and on BTP, and stay blank anywhere else. Appropriate if the demo audience will always have connectivity and the "genuine SAP Fiori elements" label matters for credibility.</w:t>
+      </w:r>
+    </w:p>
+    <w:p>
+      <w:pPr>
+        <w:pStyle w:val="Heading3"/>
+        <w:spacing w:after="100" w:before="200"/>
+      </w:pPr>
+      <w:r>
+        <w:rPr>
+          <w:rFonts w:ascii="Calibri" w:cs="Calibri" w:eastAsia="Calibri" w:hAnsi="Calibri"/>
+          <w:b/>
+          <w:bCs/>
+          <w:color w:val="2E2E2E"/>
+          <w:sz w:val="22"/>
+          <w:szCs w:val="22"/>
+        </w:rPr>
+        <w:t xml:space="preserve">Option B: rebuild the eight scenario views using the command centre approach</w:t>
+      </w:r>
+    </w:p>
+    <w:p>
+      <w:pPr>
+        <w:spacing w:after="140" w:line="276"/>
+      </w:pPr>
+      <w:r>
+        <w:rPr>
+          <w:rFonts w:ascii="Calibri" w:cs="Calibri" w:eastAsia="Calibri" w:hAnsi="Calibri"/>
+          <w:sz w:val="21"/>
+          <w:szCs w:val="21"/>
+        </w:rPr>
+        <w:t xml:space="preserve">Roughly a day of work. Each scenario becomes a self-contained page in the same style as the command centre, reading the same OData services, working everywhere including air-gapped. The cost is that they are no longer Fiori elements applications, so the annotation work stops being load-bearing and the SAP-standard look has to be approximated by hand.</w:t>
+      </w:r>
+    </w:p>
+    <w:p>
+      <w:pPr>
+        <w:pStyle w:val="Heading3"/>
+        <w:spacing w:after="100" w:before="200"/>
+      </w:pPr>
+      <w:r>
+        <w:rPr>
+          <w:rFonts w:ascii="Calibri" w:cs="Calibri" w:eastAsia="Calibri" w:hAnsi="Calibri"/>
+          <w:b/>
+          <w:bCs/>
+          <w:color w:val="2E2E2E"/>
+          <w:sz w:val="22"/>
+          <w:szCs w:val="22"/>
+        </w:rPr>
+        <w:t xml:space="preserve">Option C: keep both</w:t>
+      </w:r>
+    </w:p>
+    <w:p>
+      <w:pPr>
+        <w:spacing w:after="140" w:line="276"/>
+      </w:pPr>
+      <w:r>
+        <w:rPr>
+          <w:rFonts w:ascii="Calibri" w:cs="Calibri" w:eastAsia="Calibri" w:hAnsi="Calibri"/>
+          <w:sz w:val="21"/>
+          <w:szCs w:val="21"/>
+        </w:rPr>
+        <w:t xml:space="preserve">Retain the Fiori elements applications for BTP deployment, where they are the right answer and where the annotations do real work, and add self-contained equivalents for local and offline demonstration. The launchpad already distinguishes the two, so this is mostly additive.</w:t>
+      </w:r>
+    </w:p>
+    <w:p>
+      <w:pPr>
+        <w:spacing w:after="140" w:line="276"/>
+      </w:pPr>
+      <w:r>
+        <w:rPr>
+          <w:rFonts w:ascii="Calibri" w:cs="Calibri" w:eastAsia="Calibri" w:hAnsi="Calibri"/>
+          <w:sz w:val="21"/>
+          <w:szCs w:val="21"/>
+        </w:rPr>
+        <w:t>Option C was the recommendation and is what was built, weighted towards the offline versions first. The reasoning was that the annotation layer is genuinely valuable on BTP, where Fiori elements gives variant management, personalisation and the standard SAP interaction model for free, and discarding it would be a real loss — but a dashboard that renders a blank page in the room where you are presenting is worth nothing. The Scenario Workbench described in 8.5 now covers every scenario without a runtime dependency, and the eight Fiori elements applications remain for BTP, where they render correctly.</w:t>
+      </w:r>
+    </w:p>
+    <w:p>
+      <w:pPr>
+        <w:spacing w:after="140" w:line="276"/>
+      </w:pPr>
+      <w:r>
+        <w:rPr>
+          <w:rFonts w:ascii="Calibri" w:cs="Calibri" w:eastAsia="Calibri" w:hAnsi="Calibri"/>
+          <w:sz w:val="21"/>
+          <w:szCs w:val="21"/>
+        </w:rPr>
+        <w:t>Both paths are therefore live, and the launchpad distinguishes them so nobody is surprised by which is which.</w:t>
+      </w:r>
+    </w:p>
+    <w:p>
+      <w:pPr>
+        <w:pStyle w:val="Heading2"/>
+        <w:spacing w:after="120" w:before="260"/>
+      </w:pPr>
+      <w:r>
+        <w:rPr>
+          <w:rFonts w:ascii="Calibri" w:cs="Calibri" w:eastAsia="Calibri" w:hAnsi="Calibri"/>
+          <w:b/>
+          <w:bCs/>
+          <w:color w:val="1F4E79"/>
+          <w:sz w:val="24"/>
+          <w:szCs w:val="24"/>
+        </w:rPr>
+        <w:t>12.2 Delivered since the first report</w:t>
+      </w:r>
+    </w:p>
+    <w:p>
+      <w:pPr>
+        <w:pStyle w:val="ListParagraph"/>
+        <w:numPr>
+          <w:ilvl w:val="0"/>
+          <w:numId w:val="2"/>
+        </w:numPr>
+        <w:spacing w:after="90" w:line="276"/>
+      </w:pPr>
+      <w:r>
+        <w:rPr>
+          <w:rFonts w:ascii="Calibri" w:cs="Calibri" w:eastAsia="Calibri" w:hAnsi="Calibri"/>
+          <w:sz w:val="21"/>
+          <w:szCs w:val="21"/>
+        </w:rPr>
+        <w:t>Croston’s method for intermittent demand, with the Syntetos-Boylan correction, selected per article by a holdout. Section 9.5 explains why the result is smaller than it first looked.</w:t>
+      </w:r>
+    </w:p>
+    <w:p>
+      <w:pPr>
+        <w:pStyle w:val="ListParagraph"/>
+        <w:numPr>
+          <w:ilvl w:val="0"/>
+          <w:numId w:val="2"/>
+        </w:numPr>
+        <w:spacing w:after="90" w:line="276"/>
+      </w:pPr>
+      <w:r>
+        <w:rPr>
+          <w:rFonts w:ascii="Calibri" w:cs="Calibri" w:eastAsia="Calibri" w:hAnsi="Calibri"/>
+          <w:sz w:val="21"/>
+          <w:szCs w:val="21"/>
+        </w:rPr>
+        <w:t>A seasonal-naive benchmark, a skill score against it and a signed bias on the scorecard, so the accuracy figures can be read at all. Section 9.2.</w:t>
+      </w:r>
+    </w:p>
+    <w:p>
+      <w:pPr>
+        <w:pStyle w:val="ListParagraph"/>
+        <w:numPr>
+          <w:ilvl w:val="0"/>
+          <w:numId w:val="2"/>
+        </w:numPr>
+        <w:spacing w:after="90" w:line="276"/>
+      </w:pPr>
+      <w:r>
+        <w:rPr>
+          <w:rFonts w:ascii="Calibri" w:cs="Calibri" w:eastAsia="Calibri" w:hAnsi="Calibri"/>
+          <w:sz w:val="21"/>
+          <w:szCs w:val="21"/>
+        </w:rPr>
+        <w:t>Actuals fed back into the forecast rows once hours elapse, with live accuracy and bias recorded alongside the backtest figures.</w:t>
+      </w:r>
+    </w:p>
+    <w:p>
+      <w:pPr>
+        <w:pStyle w:val="ListParagraph"/>
+        <w:numPr>
+          <w:ilvl w:val="0"/>
+          <w:numId w:val="2"/>
+        </w:numPr>
+        <w:spacing w:after="90" w:line="276"/>
+      </w:pPr>
+      <w:r>
+        <w:rPr>
+          <w:rFonts w:ascii="Calibri" w:cs="Calibri" w:eastAsia="Calibri" w:hAnsi="Calibri"/>
+          <w:sz w:val="21"/>
+          <w:szCs w:val="21"/>
+        </w:rPr>
+        <w:t>Outcome tracking: every recommendation acted on is measured against what actually happened and given a verdict with its reasoning.</w:t>
+      </w:r>
+    </w:p>
+    <w:p>
+      <w:pPr>
+        <w:pStyle w:val="ListParagraph"/>
+        <w:numPr>
+          <w:ilvl w:val="0"/>
+          <w:numId w:val="2"/>
+        </w:numPr>
+        <w:spacing w:after="90" w:line="276"/>
+      </w:pPr>
+      <w:r>
+        <w:rPr>
+          <w:rFonts w:ascii="Calibri" w:cs="Calibri" w:eastAsia="Calibri" w:hAnsi="Calibri"/>
+          <w:sz w:val="21"/>
+          <w:szCs w:val="21"/>
+        </w:rPr>
+        <w:t>Role enforcement across both services and every action, and an immutable activity log recording who changed what.</w:t>
+      </w:r>
+    </w:p>
+    <w:p>
+      <w:pPr>
+        <w:pStyle w:val="ListParagraph"/>
+        <w:numPr>
+          <w:ilvl w:val="0"/>
+          <w:numId w:val="2"/>
+        </w:numPr>
+        <w:spacing w:after="90" w:line="276"/>
+      </w:pPr>
+      <w:r>
+        <w:rPr>
+          <w:rFonts w:ascii="Calibri" w:cs="Calibri" w:eastAsia="Calibri" w:hAnsi="Calibri"/>
+          <w:sz w:val="21"/>
+          <w:szCs w:val="21"/>
+        </w:rPr>
+        <w:t>Server-side paging, ordering, search and aggregation in the Scenario Workbench, replacing a silent 500-row cap and page-level totals presented as collection totals.</w:t>
+      </w:r>
+    </w:p>
+    <w:p>
+      <w:pPr>
+        <w:pStyle w:val="ListParagraph"/>
+        <w:numPr>
+          <w:ilvl w:val="0"/>
+          <w:numId w:val="2"/>
+        </w:numPr>
+        <w:spacing w:after="90" w:line="276"/>
+      </w:pPr>
+      <w:r>
+        <w:rPr>
+          <w:rFonts w:ascii="Calibri" w:cs="Calibri" w:eastAsia="Calibri" w:hAnsi="Calibri"/>
+          <w:sz w:val="21"/>
+          <w:szCs w:val="21"/>
+        </w:rPr>
+        <w:t>A test suite grown from 23 to 61, plus a browser smoke test and an ETL merge suite, all running in continuous integration on every push.</w:t>
+      </w:r>
+    </w:p>
+    <w:p>
+      <w:pPr>
+        <w:pStyle w:val="ListParagraph"/>
+        <w:numPr>
+          <w:ilvl w:val="0"/>
+          <w:numId w:val="2"/>
+        </w:numPr>
+        <w:spacing w:after="90" w:line="276"/>
+      </w:pPr>
+      <w:r>
+        <w:rPr>
+          <w:rFonts w:ascii="Calibri" w:cs="Calibri" w:eastAsia="Calibri" w:hAnsi="Calibri"/>
+          <w:sz w:val="21"/>
+          <w:szCs w:val="21"/>
+        </w:rPr>
+        <w:t>A reproducible pipeline, and incremental ingestion so a new SAP export can be merged rather than triggering a full rebuild.</w:t>
+      </w:r>
+    </w:p>
+    <w:p>
+      <w:pPr>
+        <w:pStyle w:val="Heading2"/>
+        <w:spacing w:after="120" w:before="260"/>
+      </w:pPr>
+      <w:r>
+        <w:rPr>
+          <w:rFonts w:ascii="Calibri" w:cs="Calibri" w:eastAsia="Calibri" w:hAnsi="Calibri"/>
+          <w:b/>
+          <w:bCs/>
+          <w:color w:val="1F4E79"/>
+          <w:sz w:val="24"/>
+          <w:szCs w:val="24"/>
+        </w:rPr>
+        <w:t>12.3 Still to do</w:t>
+      </w:r>
+    </w:p>
+    <w:p>
+      <w:pPr>
+        <w:pStyle w:val="ListParagraph"/>
+        <w:numPr>
+          <w:ilvl w:val="0"/>
+          <w:numId w:val="2"/>
+        </w:numPr>
+        <w:spacing w:after="90" w:line="276"/>
+      </w:pPr>
+      <w:r>
+        <w:rPr>
+          <w:rFonts w:ascii="Calibri" w:cs="Calibri" w:eastAsia="Calibri" w:hAnsi="Calibri"/>
+          <w:sz w:val="21"/>
+          <w:szCs w:val="21"/>
+        </w:rPr>
+        <w:t>Deploy to a real HANA Cloud instance. Everything is prepared but unproven against an actual container, and this remains the one claim in the report that rests on generated artifacts rather than an executed deployment. No credentials were available in the build environment at any point.</w:t>
+      </w:r>
+    </w:p>
+    <w:p>
+      <w:pPr>
+        <w:pStyle w:val="ListParagraph"/>
+        <w:numPr>
+          <w:ilvl w:val="0"/>
+          <w:numId w:val="2"/>
+        </w:numPr>
+        <w:spacing w:after="90" w:line="276"/>
+      </w:pPr>
+      <w:r>
+        <w:rPr>
+          <w:rFonts w:ascii="Calibri" w:cs="Calibri" w:eastAsia="Calibri" w:hAnsi="Calibri"/>
+          <w:sz w:val="21"/>
+          <w:szCs w:val="21"/>
+        </w:rPr>
+        <w:t>Wire the store attribute in the XSUAA profile to real identity provider attributes, so a store manager sees only the stores they are responsible for. The attribute is defined and the roles are enforced; the binding to an identity provider is not something that can be done without one.</w:t>
+      </w:r>
+    </w:p>
+    <w:p>
+      <w:pPr>
+        <w:pStyle w:val="ListParagraph"/>
+        <w:numPr>
+          <w:ilvl w:val="0"/>
+          <w:numId w:val="2"/>
+        </w:numPr>
+        <w:spacing w:after="90" w:line="276"/>
+      </w:pPr>
+      <w:r>
+        <w:rPr>
+          <w:rFonts w:ascii="Calibri" w:cs="Calibri" w:eastAsia="Calibri" w:hAnsi="Calibri"/>
+          <w:sz w:val="21"/>
+          <w:szCs w:val="21"/>
+        </w:rPr>
+        <w:t>Revisit the deposit return finding with the business. If deposits are three of the four highest-volume lines and none of them can carry a tag, that is an operational problem worth solving rather than an alert worth acknowledging repeatedly.</w:t>
+      </w:r>
+    </w:p>
+    <w:p>
+      <w:pPr>
+        <w:pStyle w:val="ListParagraph"/>
+        <w:numPr>
+          <w:ilvl w:val="0"/>
+          <w:numId w:val="2"/>
+        </w:numPr>
+        <w:spacing w:after="90" w:line="276"/>
+      </w:pPr>
+      <w:r>
+        <w:rPr>
+          <w:rFonts w:ascii="Calibri" w:cs="Calibri" w:eastAsia="Calibri" w:hAnsi="Calibri"/>
+          <w:sz w:val="21"/>
+          <w:szCs w:val="21"/>
+        </w:rPr>
+        <w:t>Consider whether SKU-hour forecasting is worth pursuing further at all. The evidence in section 9 is that neither the seasonal model nor Croston beats simply reusing last week at that grain, and that the metric commonly used to judge it rewards the wrong behaviour. A sensible next step is to establish what decision actually needs an hourly SKU number, and whether store-hour or article-day would serve it better.</w:t>
+      </w:r>
+    </w:p>
+    <w:p>
+      <w:pPr>
+        <w:pStyle w:val="ListParagraph"/>
+        <w:numPr>
+          <w:ilvl w:val="0"/>
+          <w:numId w:val="2"/>
+        </w:numPr>
+        <w:spacing w:after="90" w:line="276"/>
+      </w:pPr>
+      <w:r>
+        <w:rPr>
+          <w:rFonts w:ascii="Calibri" w:cs="Calibri" w:eastAsia="Calibri" w:hAnsi="Calibri"/>
+          <w:sz w:val="21"/>
+          <w:szCs w:val="21"/>
+        </w:rPr>
+        <w:t>Retain outcome verdicts over time and chart them, so the honest question — are these recommendations actually working? — can be answered from a trend rather than from a single evaluation.</w:t>
+      </w:r>
+    </w:p>
+    <w:p>
+      <w:pPr>
+        <w:pStyle w:val="Heading2"/>
+        <w:spacing w:after="120" w:before="260"/>
+      </w:pPr>
+      <w:r>
+        <w:rPr>
+          <w:rFonts w:ascii="Calibri" w:cs="Calibri" w:eastAsia="Calibri" w:hAnsi="Calibri"/>
+          <w:b/>
+          <w:bCs/>
+          <w:color w:val="1F4E79"/>
+          <w:sz w:val="24"/>
+          <w:szCs w:val="24"/>
+        </w:rPr>
+        <w:t>12.4 What we would not change</w:t>
+      </w:r>
+    </w:p>
+    <w:p>
+      <w:pPr>
+        <w:spacing w:after="140" w:line="276"/>
+      </w:pPr>
+      <w:r>
+        <w:rPr>
+          <w:rFonts w:ascii="Calibri" w:cs="Calibri" w:eastAsia="Calibri" w:hAnsi="Calibri"/>
+          <w:sz w:val="21"/>
+          <w:szCs w:val="21"/>
+        </w:rPr>
         <w:t xml:space="preserve">The decision to share one implementation of the engines between the pipeline and the live service has paid for itself several times over. Every bug in section 10 was fixed once. The decision to keep the Walldorf figures untouched and derive everything else from measurements of them means the demo can honestly say which numbers are real, which matters more than it might appear when someone in the room asks.</w:t>
+      </w:r>
+    </w:p>
+    <w:p>
+      <w:pPr>
+        <w:spacing w:after="140" w:line="276"/>
+      </w:pPr>
+      <w:r>
+        <w:rPr>
+          <w:rFonts w:ascii="Calibri" w:cs="Calibri" w:eastAsia="Calibri" w:hAnsi="Calibri"/>
+          <w:sz w:val="21"/>
+          <w:szCs w:val="21"/>
+        </w:rPr>
+        <w:t>The decision to report accuracy against a benchmark rather than as a bare percentage belongs in the same list, though it was learned late. Every figure in section 9 that turned out to be misleading was misleading in the direction of looking better, and none of them would have been caught by anyone reading the dashboard.</w:t>
       </w:r>
     </w:p>
     <w:p>
@@ -12175,7 +14484,7 @@
                 <w:sz w:val="19"/>
                 <w:szCs w:val="19"/>
               </w:rPr>
-              <w:t xml:space="preserve">Path</w:t>
+              <w:t>Path</w:t>
             </w:r>
           </w:p>
         </w:tc>
@@ -12203,7 +14512,7 @@
                 <w:sz w:val="19"/>
                 <w:szCs w:val="19"/>
               </w:rPr>
-              <w:t xml:space="preserve">Contents</w:t>
+              <w:t>Contents</w:t>
             </w:r>
           </w:p>
         </w:tc>
@@ -12229,7 +14538,7 @@
                 <w:sz w:val="19"/>
                 <w:szCs w:val="19"/>
               </w:rPr>
-              <w:t xml:space="preserve">db/schema.cds</w:t>
+              <w:t>db/schema.cds</w:t>
             </w:r>
           </w:p>
         </w:tc>
@@ -12253,7 +14562,7 @@
                 <w:sz w:val="19"/>
                 <w:szCs w:val="19"/>
               </w:rPr>
-              <w:t xml:space="preserve">Operational data model: stores, terminals, articles, sales, inventory, telemetry</w:t>
+              <w:t>Operational data model: stores, terminals, articles, receipts, sensors</w:t>
             </w:r>
           </w:p>
         </w:tc>
@@ -12262,50 +14571,48 @@
         <w:tc>
           <w:tcPr>
             <w:tcW w:type="dxa" w:w="2706"/>
-            <w:shd w:fill="F2F5F8" w:color="auto" w:val="clear"/>
-            <w:tcMar>
-              <w:top w:type="dxa" w:w="70"/>
-              <w:left w:type="dxa" w:w="110"/>
-              <w:bottom w:type="dxa" w:w="70"/>
-              <w:right w:type="dxa" w:w="110"/>
-            </w:tcMar>
-          </w:tcPr>
-          <w:p>
-            <w:pPr>
-              <w:spacing w:after="0" w:line="250"/>
-            </w:pPr>
-            <w:r>
-              <w:rPr>
-                <w:rFonts w:ascii="Calibri" w:cs="Calibri" w:eastAsia="Calibri" w:hAnsi="Calibri"/>
-                <w:sz w:val="19"/>
-                <w:szCs w:val="19"/>
-              </w:rPr>
-              <w:t xml:space="preserve">db/ai-schema.cds</w:t>
+            <w:tcMar>
+              <w:top w:type="dxa" w:w="70"/>
+              <w:left w:type="dxa" w:w="110"/>
+              <w:bottom w:type="dxa" w:w="70"/>
+              <w:right w:type="dxa" w:w="110"/>
+            </w:tcMar>
+          </w:tcPr>
+          <w:p>
+            <w:pPr>
+              <w:spacing w:after="0" w:line="250"/>
+            </w:pPr>
+            <w:r>
+              <w:rPr>
+                <w:rFonts w:ascii="Calibri" w:cs="Calibri" w:eastAsia="Calibri" w:hAnsi="Calibri"/>
+                <w:sz w:val="19"/>
+                <w:szCs w:val="19"/>
+              </w:rPr>
+              <w:t>db/ai-schema.cds</w:t>
             </w:r>
           </w:p>
         </w:tc>
         <w:tc>
           <w:tcPr>
             <w:tcW w:type="dxa" w:w="6314"/>
-            <w:shd w:fill="F2F5F8" w:color="auto" w:val="clear"/>
-            <w:tcMar>
-              <w:top w:type="dxa" w:w="70"/>
-              <w:left w:type="dxa" w:w="110"/>
-              <w:bottom w:type="dxa" w:w="70"/>
-              <w:right w:type="dxa" w:w="110"/>
-            </w:tcMar>
-          </w:tcPr>
-          <w:p>
-            <w:pPr>
-              <w:spacing w:after="0" w:line="250"/>
-            </w:pPr>
-            <w:r>
-              <w:rPr>
-                <w:rFonts w:ascii="Calibri" w:cs="Calibri" w:eastAsia="Calibri" w:hAnsi="Calibri"/>
-                <w:sz w:val="19"/>
-                <w:szCs w:val="19"/>
-              </w:rPr>
-              <w:t xml:space="preserve">Scenario output model: forecasts, alerts, tasks, recommendations, insight feed</w:t>
+            <w:tcMar>
+              <w:top w:type="dxa" w:w="70"/>
+              <w:left w:type="dxa" w:w="110"/>
+              <w:bottom w:type="dxa" w:w="70"/>
+              <w:right w:type="dxa" w:w="110"/>
+            </w:tcMar>
+          </w:tcPr>
+          <w:p>
+            <w:pPr>
+              <w:spacing w:after="0" w:line="250"/>
+            </w:pPr>
+            <w:r>
+              <w:rPr>
+                <w:rFonts w:ascii="Calibri" w:cs="Calibri" w:eastAsia="Calibri" w:hAnsi="Calibri"/>
+                <w:sz w:val="19"/>
+                <w:szCs w:val="19"/>
+              </w:rPr>
+              <w:t>Scenario output model: forecasts, alerts, tasks, offers, the activity log and the outcome ledger</w:t>
             </w:r>
           </w:p>
         </w:tc>
@@ -12331,7 +14638,7 @@
                 <w:sz w:val="19"/>
                 <w:szCs w:val="19"/>
               </w:rPr>
-              <w:t xml:space="preserve">db/common.cds</w:t>
+              <w:t>db/common.cds</w:t>
             </w:r>
           </w:p>
         </w:tc>
@@ -12355,7 +14662,7 @@
                 <w:sz w:val="19"/>
                 <w:szCs w:val="19"/>
               </w:rPr>
-              <w:t xml:space="preserve">Shared recordKey aspect</w:t>
+              <w:t>Shared recordKey aspect</w:t>
             </w:r>
           </w:p>
         </w:tc>
@@ -12364,50 +14671,48 @@
         <w:tc>
           <w:tcPr>
             <w:tcW w:type="dxa" w:w="2706"/>
-            <w:shd w:fill="F2F5F8" w:color="auto" w:val="clear"/>
-            <w:tcMar>
-              <w:top w:type="dxa" w:w="70"/>
-              <w:left w:type="dxa" w:w="110"/>
-              <w:bottom w:type="dxa" w:w="70"/>
-              <w:right w:type="dxa" w:w="110"/>
-            </w:tcMar>
-          </w:tcPr>
-          <w:p>
-            <w:pPr>
-              <w:spacing w:after="0" w:line="250"/>
-            </w:pPr>
-            <w:r>
-              <w:rPr>
-                <w:rFonts w:ascii="Calibri" w:cs="Calibri" w:eastAsia="Calibri" w:hAnsi="Calibri"/>
-                <w:sz w:val="19"/>
-                <w:szCs w:val="19"/>
-              </w:rPr>
-              <w:t xml:space="preserve">db/data/</w:t>
+            <w:tcMar>
+              <w:top w:type="dxa" w:w="70"/>
+              <w:left w:type="dxa" w:w="110"/>
+              <w:bottom w:type="dxa" w:w="70"/>
+              <w:right w:type="dxa" w:w="110"/>
+            </w:tcMar>
+          </w:tcPr>
+          <w:p>
+            <w:pPr>
+              <w:spacing w:after="0" w:line="250"/>
+            </w:pPr>
+            <w:r>
+              <w:rPr>
+                <w:rFonts w:ascii="Calibri" w:cs="Calibri" w:eastAsia="Calibri" w:hAnsi="Calibri"/>
+                <w:sz w:val="19"/>
+                <w:szCs w:val="19"/>
+              </w:rPr>
+              <w:t>db/data/</w:t>
             </w:r>
           </w:p>
         </w:tc>
         <w:tc>
           <w:tcPr>
             <w:tcW w:type="dxa" w:w="6314"/>
-            <w:shd w:fill="F2F5F8" w:color="auto" w:val="clear"/>
-            <w:tcMar>
-              <w:top w:type="dxa" w:w="70"/>
-              <w:left w:type="dxa" w:w="110"/>
-              <w:bottom w:type="dxa" w:w="70"/>
-              <w:right w:type="dxa" w:w="110"/>
-            </w:tcMar>
-          </w:tcPr>
-          <w:p>
-            <w:pPr>
-              <w:spacing w:after="0" w:line="250"/>
-            </w:pPr>
-            <w:r>
-              <w:rPr>
-                <w:rFonts w:ascii="Calibri" w:cs="Calibri" w:eastAsia="Calibri" w:hAnsi="Calibri"/>
-                <w:sz w:val="19"/>
-                <w:szCs w:val="19"/>
-              </w:rPr>
-              <w:t xml:space="preserve">25 seed CSV files, the deployable dataset</w:t>
+            <w:tcMar>
+              <w:top w:type="dxa" w:w="70"/>
+              <w:left w:type="dxa" w:w="110"/>
+              <w:bottom w:type="dxa" w:w="70"/>
+              <w:right w:type="dxa" w:w="110"/>
+            </w:tcMar>
+          </w:tcPr>
+          <w:p>
+            <w:pPr>
+              <w:spacing w:after="0" w:line="250"/>
+            </w:pPr>
+            <w:r>
+              <w:rPr>
+                <w:rFonts w:ascii="Calibri" w:cs="Calibri" w:eastAsia="Calibri" w:hAnsi="Calibri"/>
+                <w:sz w:val="19"/>
+                <w:szCs w:val="19"/>
+              </w:rPr>
+              <w:t>25 seed CSV files, the deployable dataset</w:t>
             </w:r>
           </w:p>
         </w:tc>
@@ -12433,7 +14738,7 @@
                 <w:sz w:val="19"/>
                 <w:szCs w:val="19"/>
               </w:rPr>
-              <w:t xml:space="preserve">srv/analytics-service.cds</w:t>
+              <w:t>srv/analytics-service.cds</w:t>
             </w:r>
           </w:p>
         </w:tc>
@@ -12457,7 +14762,7 @@
                 <w:sz w:val="19"/>
                 <w:szCs w:val="19"/>
               </w:rPr>
-              <w:t xml:space="preserve">Read-only analytical service and its aggregate views</w:t>
+              <w:t>Read-only analytical service and its aggregate views</w:t>
             </w:r>
           </w:p>
         </w:tc>
@@ -12466,50 +14771,48 @@
         <w:tc>
           <w:tcPr>
             <w:tcW w:type="dxa" w:w="2706"/>
-            <w:shd w:fill="F2F5F8" w:color="auto" w:val="clear"/>
-            <w:tcMar>
-              <w:top w:type="dxa" w:w="70"/>
-              <w:left w:type="dxa" w:w="110"/>
-              <w:bottom w:type="dxa" w:w="70"/>
-              <w:right w:type="dxa" w:w="110"/>
-            </w:tcMar>
-          </w:tcPr>
-          <w:p>
-            <w:pPr>
-              <w:spacing w:after="0" w:line="250"/>
-            </w:pPr>
-            <w:r>
-              <w:rPr>
-                <w:rFonts w:ascii="Calibri" w:cs="Calibri" w:eastAsia="Calibri" w:hAnsi="Calibri"/>
-                <w:sz w:val="19"/>
-                <w:szCs w:val="19"/>
-              </w:rPr>
-              <w:t xml:space="preserve">srv/ai-service.cds</w:t>
+            <w:tcMar>
+              <w:top w:type="dxa" w:w="70"/>
+              <w:left w:type="dxa" w:w="110"/>
+              <w:bottom w:type="dxa" w:w="70"/>
+              <w:right w:type="dxa" w:w="110"/>
+            </w:tcMar>
+          </w:tcPr>
+          <w:p>
+            <w:pPr>
+              <w:spacing w:after="0" w:line="250"/>
+            </w:pPr>
+            <w:r>
+              <w:rPr>
+                <w:rFonts w:ascii="Calibri" w:cs="Calibri" w:eastAsia="Calibri" w:hAnsi="Calibri"/>
+                <w:sz w:val="19"/>
+                <w:szCs w:val="19"/>
+              </w:rPr>
+              <w:t>srv/ai-service.cds</w:t>
             </w:r>
           </w:p>
         </w:tc>
         <w:tc>
           <w:tcPr>
             <w:tcW w:type="dxa" w:w="6314"/>
-            <w:shd w:fill="F2F5F8" w:color="auto" w:val="clear"/>
-            <w:tcMar>
-              <w:top w:type="dxa" w:w="70"/>
-              <w:left w:type="dxa" w:w="110"/>
-              <w:bottom w:type="dxa" w:w="70"/>
-              <w:right w:type="dxa" w:w="110"/>
-            </w:tcMar>
-          </w:tcPr>
-          <w:p>
-            <w:pPr>
-              <w:spacing w:after="0" w:line="250"/>
-            </w:pPr>
-            <w:r>
-              <w:rPr>
-                <w:rFonts w:ascii="Calibri" w:cs="Calibri" w:eastAsia="Calibri" w:hAnsi="Calibri"/>
-                <w:sz w:val="19"/>
-                <w:szCs w:val="19"/>
-              </w:rPr>
-              <w:t xml:space="preserve">AI service definition, actions and return types</w:t>
+            <w:tcMar>
+              <w:top w:type="dxa" w:w="70"/>
+              <w:left w:type="dxa" w:w="110"/>
+              <w:bottom w:type="dxa" w:w="70"/>
+              <w:right w:type="dxa" w:w="110"/>
+            </w:tcMar>
+          </w:tcPr>
+          <w:p>
+            <w:pPr>
+              <w:spacing w:after="0" w:line="250"/>
+            </w:pPr>
+            <w:r>
+              <w:rPr>
+                <w:rFonts w:ascii="Calibri" w:cs="Calibri" w:eastAsia="Calibri" w:hAnsi="Calibri"/>
+                <w:sz w:val="19"/>
+                <w:szCs w:val="19"/>
+              </w:rPr>
+              <w:t>AI service definition, actions, return types and role requirements</w:t>
             </w:r>
           </w:p>
         </w:tc>
@@ -12535,7 +14838,7 @@
                 <w:sz w:val="19"/>
                 <w:szCs w:val="19"/>
               </w:rPr>
-              <w:t xml:space="preserve">srv/ai-service.js</w:t>
+              <w:t>srv/ai-service.js</w:t>
             </w:r>
           </w:p>
         </w:tc>
@@ -12559,7 +14862,7 @@
                 <w:sz w:val="19"/>
                 <w:szCs w:val="19"/>
               </w:rPr>
-              <w:t xml:space="preserve">Service implementation wiring engines to actions</w:t>
+              <w:t>Service implementation wiring engines to actions, plus the audit and outcome logic</w:t>
             </w:r>
           </w:p>
         </w:tc>
@@ -12568,50 +14871,48 @@
         <w:tc>
           <w:tcPr>
             <w:tcW w:type="dxa" w:w="2706"/>
-            <w:shd w:fill="F2F5F8" w:color="auto" w:val="clear"/>
-            <w:tcMar>
-              <w:top w:type="dxa" w:w="70"/>
-              <w:left w:type="dxa" w:w="110"/>
-              <w:bottom w:type="dxa" w:w="70"/>
-              <w:right w:type="dxa" w:w="110"/>
-            </w:tcMar>
-          </w:tcPr>
-          <w:p>
-            <w:pPr>
-              <w:spacing w:after="0" w:line="250"/>
-            </w:pPr>
-            <w:r>
-              <w:rPr>
-                <w:rFonts w:ascii="Calibri" w:cs="Calibri" w:eastAsia="Calibri" w:hAnsi="Calibri"/>
-                <w:sz w:val="19"/>
-                <w:szCs w:val="19"/>
-              </w:rPr>
-              <w:t xml:space="preserve">srv/lib/engines/</w:t>
+            <w:tcMar>
+              <w:top w:type="dxa" w:w="70"/>
+              <w:left w:type="dxa" w:w="110"/>
+              <w:bottom w:type="dxa" w:w="70"/>
+              <w:right w:type="dxa" w:w="110"/>
+            </w:tcMar>
+          </w:tcPr>
+          <w:p>
+            <w:pPr>
+              <w:spacing w:after="0" w:line="250"/>
+            </w:pPr>
+            <w:r>
+              <w:rPr>
+                <w:rFonts w:ascii="Calibri" w:cs="Calibri" w:eastAsia="Calibri" w:hAnsi="Calibri"/>
+                <w:sz w:val="19"/>
+                <w:szCs w:val="19"/>
+              </w:rPr>
+              <w:t>srv/lib/engines/</w:t>
             </w:r>
           </w:p>
         </w:tc>
         <w:tc>
           <w:tcPr>
             <w:tcW w:type="dxa" w:w="6314"/>
-            <w:shd w:fill="F2F5F8" w:color="auto" w:val="clear"/>
-            <w:tcMar>
-              <w:top w:type="dxa" w:w="70"/>
-              <w:left w:type="dxa" w:w="110"/>
-              <w:bottom w:type="dxa" w:w="70"/>
-              <w:right w:type="dxa" w:w="110"/>
-            </w:tcMar>
-          </w:tcPr>
-          <w:p>
-            <w:pPr>
-              <w:spacing w:after="0" w:line="250"/>
-            </w:pPr>
-            <w:r>
-              <w:rPr>
-                <w:rFonts w:ascii="Calibri" w:cs="Calibri" w:eastAsia="Calibri" w:hAnsi="Calibri"/>
-                <w:sz w:val="19"/>
-                <w:szCs w:val="19"/>
-              </w:rPr>
-              <w:t xml:space="preserve">The eight engines as pure functions</w:t>
+            <w:tcMar>
+              <w:top w:type="dxa" w:w="70"/>
+              <w:left w:type="dxa" w:w="110"/>
+              <w:bottom w:type="dxa" w:w="70"/>
+              <w:right w:type="dxa" w:w="110"/>
+            </w:tcMar>
+          </w:tcPr>
+          <w:p>
+            <w:pPr>
+              <w:spacing w:after="0" w:line="250"/>
+            </w:pPr>
+            <w:r>
+              <w:rPr>
+                <w:rFonts w:ascii="Calibri" w:cs="Calibri" w:eastAsia="Calibri" w:hAnsi="Calibri"/>
+                <w:sz w:val="19"/>
+                <w:szCs w:val="19"/>
+              </w:rPr>
+              <w:t>The eight engines as pure functions, including croston.js</w:t>
             </w:r>
           </w:p>
         </w:tc>
@@ -12637,7 +14938,7 @@
                 <w:sz w:val="19"/>
                 <w:szCs w:val="19"/>
               </w:rPr>
-              <w:t xml:space="preserve">srv/lib/stats.js</w:t>
+              <w:t>srv/lib/stats.js</w:t>
             </w:r>
           </w:p>
         </w:tc>
@@ -12661,7 +14962,7 @@
                 <w:sz w:val="19"/>
                 <w:szCs w:val="19"/>
               </w:rPr>
-              <w:t xml:space="preserve">Shared numeric helpers</w:t>
+              <w:t>Shared numeric helpers</w:t>
             </w:r>
           </w:p>
         </w:tc>
@@ -12670,50 +14971,48 @@
         <w:tc>
           <w:tcPr>
             <w:tcW w:type="dxa" w:w="2706"/>
-            <w:shd w:fill="F2F5F8" w:color="auto" w:val="clear"/>
-            <w:tcMar>
-              <w:top w:type="dxa" w:w="70"/>
-              <w:left w:type="dxa" w:w="110"/>
-              <w:bottom w:type="dxa" w:w="70"/>
-              <w:right w:type="dxa" w:w="110"/>
-            </w:tcMar>
-          </w:tcPr>
-          <w:p>
-            <w:pPr>
-              <w:spacing w:after="0" w:line="250"/>
-            </w:pPr>
-            <w:r>
-              <w:rPr>
-                <w:rFonts w:ascii="Calibri" w:cs="Calibri" w:eastAsia="Calibri" w:hAnsi="Calibri"/>
-                <w:sz w:val="19"/>
-                <w:szCs w:val="19"/>
-              </w:rPr>
-              <w:t xml:space="preserve">srv/lib/csv.js</w:t>
+            <w:tcMar>
+              <w:top w:type="dxa" w:w="70"/>
+              <w:left w:type="dxa" w:w="110"/>
+              <w:bottom w:type="dxa" w:w="70"/>
+              <w:right w:type="dxa" w:w="110"/>
+            </w:tcMar>
+          </w:tcPr>
+          <w:p>
+            <w:pPr>
+              <w:spacing w:after="0" w:line="250"/>
+            </w:pPr>
+            <w:r>
+              <w:rPr>
+                <w:rFonts w:ascii="Calibri" w:cs="Calibri" w:eastAsia="Calibri" w:hAnsi="Calibri"/>
+                <w:sz w:val="19"/>
+                <w:szCs w:val="19"/>
+              </w:rPr>
+              <w:t>srv/lib/csv.js</w:t>
             </w:r>
           </w:p>
         </w:tc>
         <w:tc>
           <w:tcPr>
             <w:tcW w:type="dxa" w:w="6314"/>
-            <w:shd w:fill="F2F5F8" w:color="auto" w:val="clear"/>
-            <w:tcMar>
-              <w:top w:type="dxa" w:w="70"/>
-              <w:left w:type="dxa" w:w="110"/>
-              <w:bottom w:type="dxa" w:w="70"/>
-              <w:right w:type="dxa" w:w="110"/>
-            </w:tcMar>
-          </w:tcPr>
-          <w:p>
-            <w:pPr>
-              <w:spacing w:after="0" w:line="250"/>
-            </w:pPr>
-            <w:r>
-              <w:rPr>
-                <w:rFonts w:ascii="Calibri" w:cs="Calibri" w:eastAsia="Calibri" w:hAnsi="Calibri"/>
-                <w:sz w:val="19"/>
-                <w:szCs w:val="19"/>
-              </w:rPr>
-              <w:t xml:space="preserve">Dependency-free RFC 4180 reader and writer</w:t>
+            <w:tcMar>
+              <w:top w:type="dxa" w:w="70"/>
+              <w:left w:type="dxa" w:w="110"/>
+              <w:bottom w:type="dxa" w:w="70"/>
+              <w:right w:type="dxa" w:w="110"/>
+            </w:tcMar>
+          </w:tcPr>
+          <w:p>
+            <w:pPr>
+              <w:spacing w:after="0" w:line="250"/>
+            </w:pPr>
+            <w:r>
+              <w:rPr>
+                <w:rFonts w:ascii="Calibri" w:cs="Calibri" w:eastAsia="Calibri" w:hAnsi="Calibri"/>
+                <w:sz w:val="19"/>
+                <w:szCs w:val="19"/>
+              </w:rPr>
+              <w:t>Dependency-free RFC 4180 reader and writer</w:t>
             </w:r>
           </w:p>
         </w:tc>
@@ -12739,7 +15038,7 @@
                 <w:sz w:val="19"/>
                 <w:szCs w:val="19"/>
               </w:rPr>
-              <w:t xml:space="preserve">srv/annotations/</w:t>
+              <w:t>srv/annotations/</w:t>
             </w:r>
           </w:p>
         </w:tc>
@@ -12763,7 +15062,7 @@
                 <w:sz w:val="19"/>
                 <w:szCs w:val="19"/>
               </w:rPr>
-              <w:t xml:space="preserve">Fiori elements UI definitions</w:t>
+              <w:t>Fiori elements UI definitions</w:t>
             </w:r>
           </w:p>
         </w:tc>
@@ -12772,50 +15071,48 @@
         <w:tc>
           <w:tcPr>
             <w:tcW w:type="dxa" w:w="2706"/>
-            <w:shd w:fill="F2F5F8" w:color="auto" w:val="clear"/>
-            <w:tcMar>
-              <w:top w:type="dxa" w:w="70"/>
-              <w:left w:type="dxa" w:w="110"/>
-              <w:bottom w:type="dxa" w:w="70"/>
-              <w:right w:type="dxa" w:w="110"/>
-            </w:tcMar>
-          </w:tcPr>
-          <w:p>
-            <w:pPr>
-              <w:spacing w:after="0" w:line="250"/>
-            </w:pPr>
-            <w:r>
-              <w:rPr>
-                <w:rFonts w:ascii="Calibri" w:cs="Calibri" w:eastAsia="Calibri" w:hAnsi="Calibri"/>
-                <w:sz w:val="19"/>
-                <w:szCs w:val="19"/>
-              </w:rPr>
-              <w:t xml:space="preserve">srv/annotations.cds</w:t>
+            <w:tcMar>
+              <w:top w:type="dxa" w:w="70"/>
+              <w:left w:type="dxa" w:w="110"/>
+              <w:bottom w:type="dxa" w:w="70"/>
+              <w:right w:type="dxa" w:w="110"/>
+            </w:tcMar>
+          </w:tcPr>
+          <w:p>
+            <w:pPr>
+              <w:spacing w:after="0" w:line="250"/>
+            </w:pPr>
+            <w:r>
+              <w:rPr>
+                <w:rFonts w:ascii="Calibri" w:cs="Calibri" w:eastAsia="Calibri" w:hAnsi="Calibri"/>
+                <w:sz w:val="19"/>
+                <w:szCs w:val="19"/>
+              </w:rPr>
+              <w:t>srv/annotations.cds</w:t>
             </w:r>
           </w:p>
         </w:tc>
         <w:tc>
           <w:tcPr>
             <w:tcW w:type="dxa" w:w="6314"/>
-            <w:shd w:fill="F2F5F8" w:color="auto" w:val="clear"/>
-            <w:tcMar>
-              <w:top w:type="dxa" w:w="70"/>
-              <w:left w:type="dxa" w:w="110"/>
-              <w:bottom w:type="dxa" w:w="70"/>
-              <w:right w:type="dxa" w:w="110"/>
-            </w:tcMar>
-          </w:tcPr>
-          <w:p>
-            <w:pPr>
-              <w:spacing w:after="0" w:line="250"/>
-            </w:pPr>
-            <w:r>
-              <w:rPr>
-                <w:rFonts w:ascii="Calibri" w:cs="Calibri" w:eastAsia="Calibri" w:hAnsi="Calibri"/>
-                <w:sz w:val="19"/>
-                <w:szCs w:val="19"/>
-              </w:rPr>
-              <w:t xml:space="preserve">Index that pulls the subfolder into the model</w:t>
+            <w:tcMar>
+              <w:top w:type="dxa" w:w="70"/>
+              <w:left w:type="dxa" w:w="110"/>
+              <w:bottom w:type="dxa" w:w="70"/>
+              <w:right w:type="dxa" w:w="110"/>
+            </w:tcMar>
+          </w:tcPr>
+          <w:p>
+            <w:pPr>
+              <w:spacing w:after="0" w:line="250"/>
+            </w:pPr>
+            <w:r>
+              <w:rPr>
+                <w:rFonts w:ascii="Calibri" w:cs="Calibri" w:eastAsia="Calibri" w:hAnsi="Calibri"/>
+                <w:sz w:val="19"/>
+                <w:szCs w:val="19"/>
+              </w:rPr>
+              <w:t>Index that pulls the subfolder into the model</w:t>
             </w:r>
           </w:p>
         </w:tc>
@@ -12841,7 +15138,7 @@
                 <w:sz w:val="19"/>
                 <w:szCs w:val="19"/>
               </w:rPr>
-              <w:t xml:space="preserve">app/command-center/</w:t>
+              <w:t>app/assets/theme.css</w:t>
             </w:r>
           </w:p>
         </w:tc>
@@ -12865,7 +15162,7 @@
                 <w:sz w:val="19"/>
                 <w:szCs w:val="19"/>
               </w:rPr>
-              <w:t xml:space="preserve">The self-contained AI Command Centre</w:t>
+              <w:t>The shared design system: tokens and components, light and dark</w:t>
             </w:r>
           </w:p>
         </w:tc>
@@ -12874,50 +15171,48 @@
         <w:tc>
           <w:tcPr>
             <w:tcW w:type="dxa" w:w="2706"/>
-            <w:shd w:fill="F2F5F8" w:color="auto" w:val="clear"/>
-            <w:tcMar>
-              <w:top w:type="dxa" w:w="70"/>
-              <w:left w:type="dxa" w:w="110"/>
-              <w:bottom w:type="dxa" w:w="70"/>
-              <w:right w:type="dxa" w:w="110"/>
-            </w:tcMar>
-          </w:tcPr>
-          <w:p>
-            <w:pPr>
-              <w:spacing w:after="0" w:line="250"/>
-            </w:pPr>
-            <w:r>
-              <w:rPr>
-                <w:rFonts w:ascii="Calibri" w:cs="Calibri" w:eastAsia="Calibri" w:hAnsi="Calibri"/>
-                <w:sz w:val="19"/>
-                <w:szCs w:val="19"/>
-              </w:rPr>
-              <w:t xml:space="preserve">app/index.html</w:t>
+            <w:tcMar>
+              <w:top w:type="dxa" w:w="70"/>
+              <w:left w:type="dxa" w:w="110"/>
+              <w:bottom w:type="dxa" w:w="70"/>
+              <w:right w:type="dxa" w:w="110"/>
+            </w:tcMar>
+          </w:tcPr>
+          <w:p>
+            <w:pPr>
+              <w:spacing w:after="0" w:line="250"/>
+            </w:pPr>
+            <w:r>
+              <w:rPr>
+                <w:rFonts w:ascii="Calibri" w:cs="Calibri" w:eastAsia="Calibri" w:hAnsi="Calibri"/>
+                <w:sz w:val="19"/>
+                <w:szCs w:val="19"/>
+              </w:rPr>
+              <w:t>app/assets/shell.js</w:t>
             </w:r>
           </w:p>
         </w:tc>
         <w:tc>
           <w:tcPr>
             <w:tcW w:type="dxa" w:w="6314"/>
-            <w:shd w:fill="F2F5F8" w:color="auto" w:val="clear"/>
-            <w:tcMar>
-              <w:top w:type="dxa" w:w="70"/>
-              <w:left w:type="dxa" w:w="110"/>
-              <w:bottom w:type="dxa" w:w="70"/>
-              <w:right w:type="dxa" w:w="110"/>
-            </w:tcMar>
-          </w:tcPr>
-          <w:p>
-            <w:pPr>
-              <w:spacing w:after="0" w:line="250"/>
-            </w:pPr>
-            <w:r>
-              <w:rPr>
-                <w:rFonts w:ascii="Calibri" w:cs="Calibri" w:eastAsia="Calibri" w:hAnsi="Calibri"/>
-                <w:sz w:val="19"/>
-                <w:szCs w:val="19"/>
-              </w:rPr>
-              <w:t xml:space="preserve">Launchpad</w:t>
+            <w:tcMar>
+              <w:top w:type="dxa" w:w="70"/>
+              <w:left w:type="dxa" w:w="110"/>
+              <w:bottom w:type="dxa" w:w="70"/>
+              <w:right w:type="dxa" w:w="110"/>
+            </w:tcMar>
+          </w:tcPr>
+          <w:p>
+            <w:pPr>
+              <w:spacing w:after="0" w:line="250"/>
+            </w:pPr>
+            <w:r>
+              <w:rPr>
+                <w:rFonts w:ascii="Calibri" w:cs="Calibri" w:eastAsia="Calibri" w:hAnsi="Calibri"/>
+                <w:sz w:val="19"/>
+                <w:szCs w:val="19"/>
+              </w:rPr>
+              <w:t>Shared header, navigation, theme toggle, formatting and chart helpers</w:t>
             </w:r>
           </w:p>
         </w:tc>
@@ -12943,7 +15238,7 @@
                 <w:sz w:val="19"/>
                 <w:szCs w:val="19"/>
               </w:rPr>
-              <w:t xml:space="preserve">app/*/webapp/</w:t>
+              <w:t>app/index.html</w:t>
             </w:r>
           </w:p>
         </w:tc>
@@ -12967,7 +15262,7 @@
                 <w:sz w:val="19"/>
                 <w:szCs w:val="19"/>
               </w:rPr>
-              <w:t xml:space="preserve">Eight Fiori elements applications</w:t>
+              <w:t>Launchpad</w:t>
             </w:r>
           </w:p>
         </w:tc>
@@ -12976,50 +15271,48 @@
         <w:tc>
           <w:tcPr>
             <w:tcW w:type="dxa" w:w="2706"/>
-            <w:shd w:fill="F2F5F8" w:color="auto" w:val="clear"/>
-            <w:tcMar>
-              <w:top w:type="dxa" w:w="70"/>
-              <w:left w:type="dxa" w:w="110"/>
-              <w:bottom w:type="dxa" w:w="70"/>
-              <w:right w:type="dxa" w:w="110"/>
-            </w:tcMar>
-          </w:tcPr>
-          <w:p>
-            <w:pPr>
-              <w:spacing w:after="0" w:line="250"/>
-            </w:pPr>
-            <w:r>
-              <w:rPr>
-                <w:rFonts w:ascii="Calibri" w:cs="Calibri" w:eastAsia="Calibri" w:hAnsi="Calibri"/>
-                <w:sz w:val="19"/>
-                <w:szCs w:val="19"/>
-              </w:rPr>
-              <w:t xml:space="preserve">tools/etl_sap_export.py</w:t>
+            <w:tcMar>
+              <w:top w:type="dxa" w:w="70"/>
+              <w:left w:type="dxa" w:w="110"/>
+              <w:bottom w:type="dxa" w:w="70"/>
+              <w:right w:type="dxa" w:w="110"/>
+            </w:tcMar>
+          </w:tcPr>
+          <w:p>
+            <w:pPr>
+              <w:spacing w:after="0" w:line="250"/>
+            </w:pPr>
+            <w:r>
+              <w:rPr>
+                <w:rFonts w:ascii="Calibri" w:cs="Calibri" w:eastAsia="Calibri" w:hAnsi="Calibri"/>
+                <w:sz w:val="19"/>
+                <w:szCs w:val="19"/>
+              </w:rPr>
+              <w:t>app/command-center/</w:t>
             </w:r>
           </w:p>
         </w:tc>
         <w:tc>
           <w:tcPr>
             <w:tcW w:type="dxa" w:w="6314"/>
-            <w:shd w:fill="F2F5F8" w:color="auto" w:val="clear"/>
-            <w:tcMar>
-              <w:top w:type="dxa" w:w="70"/>
-              <w:left w:type="dxa" w:w="110"/>
-              <w:bottom w:type="dxa" w:w="70"/>
-              <w:right w:type="dxa" w:w="110"/>
-            </w:tcMar>
-          </w:tcPr>
-          <w:p>
-            <w:pPr>
-              <w:spacing w:after="0" w:line="250"/>
-            </w:pPr>
-            <w:r>
-              <w:rPr>
-                <w:rFonts w:ascii="Calibri" w:cs="Calibri" w:eastAsia="Calibri" w:hAnsi="Calibri"/>
-                <w:sz w:val="19"/>
-                <w:szCs w:val="19"/>
-              </w:rPr>
-              <w:t xml:space="preserve">Stage one: extraction from the SAP workbooks</w:t>
+            <w:tcMar>
+              <w:top w:type="dxa" w:w="70"/>
+              <w:left w:type="dxa" w:w="110"/>
+              <w:bottom w:type="dxa" w:w="70"/>
+              <w:right w:type="dxa" w:w="110"/>
+            </w:tcMar>
+          </w:tcPr>
+          <w:p>
+            <w:pPr>
+              <w:spacing w:after="0" w:line="250"/>
+            </w:pPr>
+            <w:r>
+              <w:rPr>
+                <w:rFonts w:ascii="Calibri" w:cs="Calibri" w:eastAsia="Calibri" w:hAnsi="Calibri"/>
+                <w:sz w:val="19"/>
+                <w:szCs w:val="19"/>
+              </w:rPr>
+              <w:t>The AI Command Centre</w:t>
             </w:r>
           </w:p>
         </w:tc>
@@ -13045,7 +15338,7 @@
                 <w:sz w:val="19"/>
                 <w:szCs w:val="19"/>
               </w:rPr>
-              <w:t xml:space="preserve">tools/synthesize_dataset.py</w:t>
+              <w:t>app/scenarios/</w:t>
             </w:r>
           </w:p>
         </w:tc>
@@ -13069,7 +15362,7 @@
                 <w:sz w:val="19"/>
                 <w:szCs w:val="19"/>
               </w:rPr>
-              <w:t xml:space="preserve">Stage two: store network synthesis</w:t>
+              <w:t>The Scenario Workbench, one tab per scenario</w:t>
             </w:r>
           </w:p>
         </w:tc>
@@ -13078,50 +15371,48 @@
         <w:tc>
           <w:tcPr>
             <w:tcW w:type="dxa" w:w="2706"/>
-            <w:shd w:fill="F2F5F8" w:color="auto" w:val="clear"/>
-            <w:tcMar>
-              <w:top w:type="dxa" w:w="70"/>
-              <w:left w:type="dxa" w:w="110"/>
-              <w:bottom w:type="dxa" w:w="70"/>
-              <w:right w:type="dxa" w:w="110"/>
-            </w:tcMar>
-          </w:tcPr>
-          <w:p>
-            <w:pPr>
-              <w:spacing w:after="0" w:line="250"/>
-            </w:pPr>
-            <w:r>
-              <w:rPr>
-                <w:rFonts w:ascii="Calibri" w:cs="Calibri" w:eastAsia="Calibri" w:hAnsi="Calibri"/>
-                <w:sz w:val="19"/>
-                <w:szCs w:val="19"/>
-              </w:rPr>
-              <w:t xml:space="preserve">tools/generate_ai_outputs.js</w:t>
+            <w:tcMar>
+              <w:top w:type="dxa" w:w="70"/>
+              <w:left w:type="dxa" w:w="110"/>
+              <w:bottom w:type="dxa" w:w="70"/>
+              <w:right w:type="dxa" w:w="110"/>
+            </w:tcMar>
+          </w:tcPr>
+          <w:p>
+            <w:pPr>
+              <w:spacing w:after="0" w:line="250"/>
+            </w:pPr>
+            <w:r>
+              <w:rPr>
+                <w:rFonts w:ascii="Calibri" w:cs="Calibri" w:eastAsia="Calibri" w:hAnsi="Calibri"/>
+                <w:sz w:val="19"/>
+                <w:szCs w:val="19"/>
+              </w:rPr>
+              <w:t>app/api/</w:t>
             </w:r>
           </w:p>
         </w:tc>
         <w:tc>
           <w:tcPr>
             <w:tcW w:type="dxa" w:w="6314"/>
-            <w:shd w:fill="F2F5F8" w:color="auto" w:val="clear"/>
-            <w:tcMar>
-              <w:top w:type="dxa" w:w="70"/>
-              <w:left w:type="dxa" w:w="110"/>
-              <w:bottom w:type="dxa" w:w="70"/>
-              <w:right w:type="dxa" w:w="110"/>
-            </w:tcMar>
-          </w:tcPr>
-          <w:p>
-            <w:pPr>
-              <w:spacing w:after="0" w:line="250"/>
-            </w:pPr>
-            <w:r>
-              <w:rPr>
-                <w:rFonts w:ascii="Calibri" w:cs="Calibri" w:eastAsia="Calibri" w:hAnsi="Calibri"/>
-                <w:sz w:val="19"/>
-                <w:szCs w:val="19"/>
-              </w:rPr>
-              <w:t xml:space="preserve">Stage three: engine scoring</w:t>
+            <w:tcMar>
+              <w:top w:type="dxa" w:w="70"/>
+              <w:left w:type="dxa" w:w="110"/>
+              <w:bottom w:type="dxa" w:w="70"/>
+              <w:right w:type="dxa" w:w="110"/>
+            </w:tcMar>
+          </w:tcPr>
+          <w:p>
+            <w:pPr>
+              <w:spacing w:after="0" w:line="250"/>
+            </w:pPr>
+            <w:r>
+              <w:rPr>
+                <w:rFonts w:ascii="Calibri" w:cs="Calibri" w:eastAsia="Calibri" w:hAnsi="Calibri"/>
+                <w:sz w:val="19"/>
+                <w:szCs w:val="19"/>
+              </w:rPr>
+              <w:t>The API Explorer</w:t>
             </w:r>
           </w:p>
         </w:tc>
@@ -13147,7 +15438,7 @@
                 <w:sz w:val="19"/>
                 <w:szCs w:val="19"/>
               </w:rPr>
-              <w:t xml:space="preserve">test/engines.test.js</w:t>
+              <w:t>app/*/webapp/</w:t>
             </w:r>
           </w:p>
         </w:tc>
@@ -13171,7 +15462,7 @@
                 <w:sz w:val="19"/>
                 <w:szCs w:val="19"/>
               </w:rPr>
-              <w:t xml:space="preserve">23 unit tests</w:t>
+              <w:t>Eight Fiori elements applications</w:t>
             </w:r>
           </w:p>
         </w:tc>
@@ -13180,50 +15471,48 @@
         <w:tc>
           <w:tcPr>
             <w:tcW w:type="dxa" w:w="2706"/>
-            <w:shd w:fill="F2F5F8" w:color="auto" w:val="clear"/>
-            <w:tcMar>
-              <w:top w:type="dxa" w:w="70"/>
-              <w:left w:type="dxa" w:w="110"/>
-              <w:bottom w:type="dxa" w:w="70"/>
-              <w:right w:type="dxa" w:w="110"/>
-            </w:tcMar>
-          </w:tcPr>
-          <w:p>
-            <w:pPr>
-              <w:spacing w:after="0" w:line="250"/>
-            </w:pPr>
-            <w:r>
-              <w:rPr>
-                <w:rFonts w:ascii="Calibri" w:cs="Calibri" w:eastAsia="Calibri" w:hAnsi="Calibri"/>
-                <w:sz w:val="19"/>
-                <w:szCs w:val="19"/>
-              </w:rPr>
-              <w:t xml:space="preserve">data/source/</w:t>
+            <w:tcMar>
+              <w:top w:type="dxa" w:w="70"/>
+              <w:left w:type="dxa" w:w="110"/>
+              <w:bottom w:type="dxa" w:w="70"/>
+              <w:right w:type="dxa" w:w="110"/>
+            </w:tcMar>
+          </w:tcPr>
+          <w:p>
+            <w:pPr>
+              <w:spacing w:after="0" w:line="250"/>
+            </w:pPr>
+            <w:r>
+              <w:rPr>
+                <w:rFonts w:ascii="Calibri" w:cs="Calibri" w:eastAsia="Calibri" w:hAnsi="Calibri"/>
+                <w:sz w:val="19"/>
+                <w:szCs w:val="19"/>
+              </w:rPr>
+              <w:t>tools/etl_sap_export.py</w:t>
             </w:r>
           </w:p>
         </w:tc>
         <w:tc>
           <w:tcPr>
             <w:tcW w:type="dxa" w:w="6314"/>
-            <w:shd w:fill="F2F5F8" w:color="auto" w:val="clear"/>
-            <w:tcMar>
-              <w:top w:type="dxa" w:w="70"/>
-              <w:left w:type="dxa" w:w="110"/>
-              <w:bottom w:type="dxa" w:w="70"/>
-              <w:right w:type="dxa" w:w="110"/>
-            </w:tcMar>
-          </w:tcPr>
-          <w:p>
-            <w:pPr>
-              <w:spacing w:after="0" w:line="250"/>
-            </w:pPr>
-            <w:r>
-              <w:rPr>
-                <w:rFonts w:ascii="Calibri" w:cs="Calibri" w:eastAsia="Calibri" w:hAnsi="Calibri"/>
-                <w:sz w:val="19"/>
-                <w:szCs w:val="19"/>
-              </w:rPr>
-              <w:t xml:space="preserve">The original SAP exports, unmodified</w:t>
+            <w:tcMar>
+              <w:top w:type="dxa" w:w="70"/>
+              <w:left w:type="dxa" w:w="110"/>
+              <w:bottom w:type="dxa" w:w="70"/>
+              <w:right w:type="dxa" w:w="110"/>
+            </w:tcMar>
+          </w:tcPr>
+          <w:p>
+            <w:pPr>
+              <w:spacing w:after="0" w:line="250"/>
+            </w:pPr>
+            <w:r>
+              <w:rPr>
+                <w:rFonts w:ascii="Calibri" w:cs="Calibri" w:eastAsia="Calibri" w:hAnsi="Calibri"/>
+                <w:sz w:val="19"/>
+                <w:szCs w:val="19"/>
+              </w:rPr>
+              <w:t>Stage one: extraction, full or incremental</w:t>
             </w:r>
           </w:p>
         </w:tc>
@@ -13249,7 +15538,7 @@
                 <w:sz w:val="19"/>
                 <w:szCs w:val="19"/>
               </w:rPr>
-              <w:t xml:space="preserve">data/canonical/</w:t>
+              <w:t>tools/synthesize_dataset.py</w:t>
             </w:r>
           </w:p>
         </w:tc>
@@ -13273,7 +15562,7 @@
                 <w:sz w:val="19"/>
                 <w:szCs w:val="19"/>
               </w:rPr>
-              <w:t xml:space="preserve">Extracted tidy CSVs and the reconciliation manifest</w:t>
+              <w:t>Stage two: store network synthesis</w:t>
             </w:r>
           </w:p>
         </w:tc>
@@ -13282,50 +15571,48 @@
         <w:tc>
           <w:tcPr>
             <w:tcW w:type="dxa" w:w="2706"/>
-            <w:shd w:fill="F2F5F8" w:color="auto" w:val="clear"/>
-            <w:tcMar>
-              <w:top w:type="dxa" w:w="70"/>
-              <w:left w:type="dxa" w:w="110"/>
-              <w:bottom w:type="dxa" w:w="70"/>
-              <w:right w:type="dxa" w:w="110"/>
-            </w:tcMar>
-          </w:tcPr>
-          <w:p>
-            <w:pPr>
-              <w:spacing w:after="0" w:line="250"/>
-            </w:pPr>
-            <w:r>
-              <w:rPr>
-                <w:rFonts w:ascii="Calibri" w:cs="Calibri" w:eastAsia="Calibri" w:hAnsi="Calibri"/>
-                <w:sz w:val="19"/>
-                <w:szCs w:val="19"/>
-              </w:rPr>
-              <w:t xml:space="preserve">mta.yaml, xs-security.json</w:t>
+            <w:tcMar>
+              <w:top w:type="dxa" w:w="70"/>
+              <w:left w:type="dxa" w:w="110"/>
+              <w:bottom w:type="dxa" w:w="70"/>
+              <w:right w:type="dxa" w:w="110"/>
+            </w:tcMar>
+          </w:tcPr>
+          <w:p>
+            <w:pPr>
+              <w:spacing w:after="0" w:line="250"/>
+            </w:pPr>
+            <w:r>
+              <w:rPr>
+                <w:rFonts w:ascii="Calibri" w:cs="Calibri" w:eastAsia="Calibri" w:hAnsi="Calibri"/>
+                <w:sz w:val="19"/>
+                <w:szCs w:val="19"/>
+              </w:rPr>
+              <w:t>tools/generate_ai_outputs.js</w:t>
             </w:r>
           </w:p>
         </w:tc>
         <w:tc>
           <w:tcPr>
             <w:tcW w:type="dxa" w:w="6314"/>
-            <w:shd w:fill="F2F5F8" w:color="auto" w:val="clear"/>
-            <w:tcMar>
-              <w:top w:type="dxa" w:w="70"/>
-              <w:left w:type="dxa" w:w="110"/>
-              <w:bottom w:type="dxa" w:w="70"/>
-              <w:right w:type="dxa" w:w="110"/>
-            </w:tcMar>
-          </w:tcPr>
-          <w:p>
-            <w:pPr>
-              <w:spacing w:after="0" w:line="250"/>
-            </w:pPr>
-            <w:r>
-              <w:rPr>
-                <w:rFonts w:ascii="Calibri" w:cs="Calibri" w:eastAsia="Calibri" w:hAnsi="Calibri"/>
-                <w:sz w:val="19"/>
-                <w:szCs w:val="19"/>
-              </w:rPr>
-              <w:t xml:space="preserve">Cloud Foundry deployment and security profile</w:t>
+            <w:tcMar>
+              <w:top w:type="dxa" w:w="70"/>
+              <w:left w:type="dxa" w:w="110"/>
+              <w:bottom w:type="dxa" w:w="70"/>
+              <w:right w:type="dxa" w:w="110"/>
+            </w:tcMar>
+          </w:tcPr>
+          <w:p>
+            <w:pPr>
+              <w:spacing w:after="0" w:line="250"/>
+            </w:pPr>
+            <w:r>
+              <w:rPr>
+                <w:rFonts w:ascii="Calibri" w:cs="Calibri" w:eastAsia="Calibri" w:hAnsi="Calibri"/>
+                <w:sz w:val="19"/>
+                <w:szCs w:val="19"/>
+              </w:rPr>
+              <w:t>Stage three: engine scoring</w:t>
             </w:r>
           </w:p>
         </w:tc>
@@ -13351,7 +15638,7 @@
                 <w:sz w:val="19"/>
                 <w:szCs w:val="19"/>
               </w:rPr>
-              <w:t xml:space="preserve">docs/</w:t>
+              <w:t>tools/test_etl_merge.py</w:t>
             </w:r>
           </w:p>
         </w:tc>
@@ -13375,7 +15662,407 @@
                 <w:sz w:val="19"/>
                 <w:szCs w:val="19"/>
               </w:rPr>
-              <w:t xml:space="preserve">Data model reference and HANA deployment walkthrough</w:t>
+              <w:t>Tests for the incremental merge</w:t>
+            </w:r>
+          </w:p>
+        </w:tc>
+      </w:tr>
+      <w:tr>
+        <w:tc>
+          <w:tcPr>
+            <w:tcW w:type="dxa" w:w="2706"/>
+            <w:tcMar>
+              <w:top w:type="dxa" w:w="70"/>
+              <w:left w:type="dxa" w:w="110"/>
+              <w:bottom w:type="dxa" w:w="70"/>
+              <w:right w:type="dxa" w:w="110"/>
+            </w:tcMar>
+          </w:tcPr>
+          <w:p>
+            <w:pPr>
+              <w:spacing w:after="0" w:line="250"/>
+            </w:pPr>
+            <w:r>
+              <w:rPr>
+                <w:rFonts w:ascii="Calibri" w:cs="Calibri" w:eastAsia="Calibri" w:hAnsi="Calibri"/>
+                <w:sz w:val="19"/>
+                <w:szCs w:val="19"/>
+              </w:rPr>
+              <w:t>test/engines.test.js</w:t>
+            </w:r>
+          </w:p>
+        </w:tc>
+        <w:tc>
+          <w:tcPr>
+            <w:tcW w:type="dxa" w:w="6314"/>
+            <w:tcMar>
+              <w:top w:type="dxa" w:w="70"/>
+              <w:left w:type="dxa" w:w="110"/>
+              <w:bottom w:type="dxa" w:w="70"/>
+              <w:right w:type="dxa" w:w="110"/>
+            </w:tcMar>
+          </w:tcPr>
+          <w:p>
+            <w:pPr>
+              <w:spacing w:after="0" w:line="250"/>
+            </w:pPr>
+            <w:r>
+              <w:rPr>
+                <w:rFonts w:ascii="Calibri" w:cs="Calibri" w:eastAsia="Calibri" w:hAnsi="Calibri"/>
+                <w:sz w:val="19"/>
+                <w:szCs w:val="19"/>
+              </w:rPr>
+              <w:t>38 engine tests</w:t>
+            </w:r>
+          </w:p>
+        </w:tc>
+      </w:tr>
+      <w:tr>
+        <w:tc>
+          <w:tcPr>
+            <w:tcW w:type="dxa" w:w="2706"/>
+            <w:tcMar>
+              <w:top w:type="dxa" w:w="70"/>
+              <w:left w:type="dxa" w:w="110"/>
+              <w:bottom w:type="dxa" w:w="70"/>
+              <w:right w:type="dxa" w:w="110"/>
+            </w:tcMar>
+          </w:tcPr>
+          <w:p>
+            <w:pPr>
+              <w:spacing w:after="0" w:line="250"/>
+            </w:pPr>
+            <w:r>
+              <w:rPr>
+                <w:rFonts w:ascii="Calibri" w:cs="Calibri" w:eastAsia="Calibri" w:hAnsi="Calibri"/>
+                <w:sz w:val="19"/>
+                <w:szCs w:val="19"/>
+              </w:rPr>
+              <w:t>test/service.test.js</w:t>
+            </w:r>
+          </w:p>
+        </w:tc>
+        <w:tc>
+          <w:tcPr>
+            <w:tcW w:type="dxa" w:w="6314"/>
+            <w:tcMar>
+              <w:top w:type="dxa" w:w="70"/>
+              <w:left w:type="dxa" w:w="110"/>
+              <w:bottom w:type="dxa" w:w="70"/>
+              <w:right w:type="dxa" w:w="110"/>
+            </w:tcMar>
+          </w:tcPr>
+          <w:p>
+            <w:pPr>
+              <w:spacing w:after="0" w:line="250"/>
+            </w:pPr>
+            <w:r>
+              <w:rPr>
+                <w:rFonts w:ascii="Calibri" w:cs="Calibri" w:eastAsia="Calibri" w:hAnsi="Calibri"/>
+                <w:sz w:val="19"/>
+                <w:szCs w:val="19"/>
+              </w:rPr>
+              <w:t>23 tests against the running OData services</w:t>
+            </w:r>
+          </w:p>
+        </w:tc>
+      </w:tr>
+      <w:tr>
+        <w:tc>
+          <w:tcPr>
+            <w:tcW w:type="dxa" w:w="2706"/>
+            <w:tcMar>
+              <w:top w:type="dxa" w:w="70"/>
+              <w:left w:type="dxa" w:w="110"/>
+              <w:bottom w:type="dxa" w:w="70"/>
+              <w:right w:type="dxa" w:w="110"/>
+            </w:tcMar>
+          </w:tcPr>
+          <w:p>
+            <w:pPr>
+              <w:spacing w:after="0" w:line="250"/>
+            </w:pPr>
+            <w:r>
+              <w:rPr>
+                <w:rFonts w:ascii="Calibri" w:cs="Calibri" w:eastAsia="Calibri" w:hAnsi="Calibri"/>
+                <w:sz w:val="19"/>
+                <w:szCs w:val="19"/>
+              </w:rPr>
+              <w:t>test/smoke-ui.mjs</w:t>
+            </w:r>
+          </w:p>
+        </w:tc>
+        <w:tc>
+          <w:tcPr>
+            <w:tcW w:type="dxa" w:w="6314"/>
+            <w:tcMar>
+              <w:top w:type="dxa" w:w="70"/>
+              <w:left w:type="dxa" w:w="110"/>
+              <w:bottom w:type="dxa" w:w="70"/>
+              <w:right w:type="dxa" w:w="110"/>
+            </w:tcMar>
+          </w:tcPr>
+          <w:p>
+            <w:pPr>
+              <w:spacing w:after="0" w:line="250"/>
+            </w:pPr>
+            <w:r>
+              <w:rPr>
+                <w:rFonts w:ascii="Calibri" w:cs="Calibri" w:eastAsia="Calibri" w:hAnsi="Calibri"/>
+                <w:sz w:val="19"/>
+                <w:szCs w:val="19"/>
+              </w:rPr>
+              <w:t>Loads every page in a browser and fails on console errors</w:t>
+            </w:r>
+          </w:p>
+        </w:tc>
+      </w:tr>
+      <w:tr>
+        <w:tc>
+          <w:tcPr>
+            <w:tcW w:type="dxa" w:w="2706"/>
+            <w:tcMar>
+              <w:top w:type="dxa" w:w="70"/>
+              <w:left w:type="dxa" w:w="110"/>
+              <w:bottom w:type="dxa" w:w="70"/>
+              <w:right w:type="dxa" w:w="110"/>
+            </w:tcMar>
+          </w:tcPr>
+          <w:p>
+            <w:pPr>
+              <w:spacing w:after="0" w:line="250"/>
+            </w:pPr>
+            <w:r>
+              <w:rPr>
+                <w:rFonts w:ascii="Calibri" w:cs="Calibri" w:eastAsia="Calibri" w:hAnsi="Calibri"/>
+                <w:sz w:val="19"/>
+                <w:szCs w:val="19"/>
+              </w:rPr>
+              <w:t>.github/workflows/ci.yml</w:t>
+            </w:r>
+          </w:p>
+        </w:tc>
+        <w:tc>
+          <w:tcPr>
+            <w:tcW w:type="dxa" w:w="6314"/>
+            <w:tcMar>
+              <w:top w:type="dxa" w:w="70"/>
+              <w:left w:type="dxa" w:w="110"/>
+              <w:bottom w:type="dxa" w:w="70"/>
+              <w:right w:type="dxa" w:w="110"/>
+            </w:tcMar>
+          </w:tcPr>
+          <w:p>
+            <w:pPr>
+              <w:spacing w:after="0" w:line="250"/>
+            </w:pPr>
+            <w:r>
+              <w:rPr>
+                <w:rFonts w:ascii="Calibri" w:cs="Calibri" w:eastAsia="Calibri" w:hAnsi="Calibri"/>
+                <w:sz w:val="19"/>
+                <w:szCs w:val="19"/>
+              </w:rPr>
+              <w:t>Continuous integration: tests, pipeline reproducibility, UI smoke test</w:t>
+            </w:r>
+          </w:p>
+        </w:tc>
+      </w:tr>
+      <w:tr>
+        <w:tc>
+          <w:tcPr>
+            <w:tcW w:type="dxa" w:w="2706"/>
+            <w:tcMar>
+              <w:top w:type="dxa" w:w="70"/>
+              <w:left w:type="dxa" w:w="110"/>
+              <w:bottom w:type="dxa" w:w="70"/>
+              <w:right w:type="dxa" w:w="110"/>
+            </w:tcMar>
+          </w:tcPr>
+          <w:p>
+            <w:pPr>
+              <w:spacing w:after="0" w:line="250"/>
+            </w:pPr>
+            <w:r>
+              <w:rPr>
+                <w:rFonts w:ascii="Calibri" w:cs="Calibri" w:eastAsia="Calibri" w:hAnsi="Calibri"/>
+                <w:sz w:val="19"/>
+                <w:szCs w:val="19"/>
+              </w:rPr>
+              <w:t>data/source/</w:t>
+            </w:r>
+          </w:p>
+        </w:tc>
+        <w:tc>
+          <w:tcPr>
+            <w:tcW w:type="dxa" w:w="6314"/>
+            <w:tcMar>
+              <w:top w:type="dxa" w:w="70"/>
+              <w:left w:type="dxa" w:w="110"/>
+              <w:bottom w:type="dxa" w:w="70"/>
+              <w:right w:type="dxa" w:w="110"/>
+            </w:tcMar>
+          </w:tcPr>
+          <w:p>
+            <w:pPr>
+              <w:spacing w:after="0" w:line="250"/>
+            </w:pPr>
+            <w:r>
+              <w:rPr>
+                <w:rFonts w:ascii="Calibri" w:cs="Calibri" w:eastAsia="Calibri" w:hAnsi="Calibri"/>
+                <w:sz w:val="19"/>
+                <w:szCs w:val="19"/>
+              </w:rPr>
+              <w:t>The original SAP exports, unmodified</w:t>
+            </w:r>
+          </w:p>
+        </w:tc>
+      </w:tr>
+      <w:tr>
+        <w:tc>
+          <w:tcPr>
+            <w:tcW w:type="dxa" w:w="2706"/>
+            <w:tcMar>
+              <w:top w:type="dxa" w:w="70"/>
+              <w:left w:type="dxa" w:w="110"/>
+              <w:bottom w:type="dxa" w:w="70"/>
+              <w:right w:type="dxa" w:w="110"/>
+            </w:tcMar>
+          </w:tcPr>
+          <w:p>
+            <w:pPr>
+              <w:spacing w:after="0" w:line="250"/>
+            </w:pPr>
+            <w:r>
+              <w:rPr>
+                <w:rFonts w:ascii="Calibri" w:cs="Calibri" w:eastAsia="Calibri" w:hAnsi="Calibri"/>
+                <w:sz w:val="19"/>
+                <w:szCs w:val="19"/>
+              </w:rPr>
+              <w:t>data/canonical/</w:t>
+            </w:r>
+          </w:p>
+        </w:tc>
+        <w:tc>
+          <w:tcPr>
+            <w:tcW w:type="dxa" w:w="6314"/>
+            <w:tcMar>
+              <w:top w:type="dxa" w:w="70"/>
+              <w:left w:type="dxa" w:w="110"/>
+              <w:bottom w:type="dxa" w:w="70"/>
+              <w:right w:type="dxa" w:w="110"/>
+            </w:tcMar>
+          </w:tcPr>
+          <w:p>
+            <w:pPr>
+              <w:spacing w:after="0" w:line="250"/>
+            </w:pPr>
+            <w:r>
+              <w:rPr>
+                <w:rFonts w:ascii="Calibri" w:cs="Calibri" w:eastAsia="Calibri" w:hAnsi="Calibri"/>
+                <w:sz w:val="19"/>
+                <w:szCs w:val="19"/>
+              </w:rPr>
+              <w:t>Extracted tidy CSVs, the reconciliation manifest and ingestion provenance</w:t>
+            </w:r>
+          </w:p>
+        </w:tc>
+      </w:tr>
+      <w:tr>
+        <w:tc>
+          <w:tcPr>
+            <w:tcW w:type="dxa" w:w="2706"/>
+            <w:tcMar>
+              <w:top w:type="dxa" w:w="70"/>
+              <w:left w:type="dxa" w:w="110"/>
+              <w:bottom w:type="dxa" w:w="70"/>
+              <w:right w:type="dxa" w:w="110"/>
+            </w:tcMar>
+          </w:tcPr>
+          <w:p>
+            <w:pPr>
+              <w:spacing w:after="0" w:line="250"/>
+            </w:pPr>
+            <w:r>
+              <w:rPr>
+                <w:rFonts w:ascii="Calibri" w:cs="Calibri" w:eastAsia="Calibri" w:hAnsi="Calibri"/>
+                <w:sz w:val="19"/>
+                <w:szCs w:val="19"/>
+              </w:rPr>
+              <w:t>mta.yaml, xs-security.json</w:t>
+            </w:r>
+          </w:p>
+        </w:tc>
+        <w:tc>
+          <w:tcPr>
+            <w:tcW w:type="dxa" w:w="6314"/>
+            <w:tcMar>
+              <w:top w:type="dxa" w:w="70"/>
+              <w:left w:type="dxa" w:w="110"/>
+              <w:bottom w:type="dxa" w:w="70"/>
+              <w:right w:type="dxa" w:w="110"/>
+            </w:tcMar>
+          </w:tcPr>
+          <w:p>
+            <w:pPr>
+              <w:spacing w:after="0" w:line="250"/>
+            </w:pPr>
+            <w:r>
+              <w:rPr>
+                <w:rFonts w:ascii="Calibri" w:cs="Calibri" w:eastAsia="Calibri" w:hAnsi="Calibri"/>
+                <w:sz w:val="19"/>
+                <w:szCs w:val="19"/>
+              </w:rPr>
+              <w:t>Cloud Foundry deployment and security profile</w:t>
+            </w:r>
+          </w:p>
+        </w:tc>
+      </w:tr>
+      <w:tr>
+        <w:tc>
+          <w:tcPr>
+            <w:tcW w:type="dxa" w:w="2706"/>
+            <w:tcMar>
+              <w:top w:type="dxa" w:w="70"/>
+              <w:left w:type="dxa" w:w="110"/>
+              <w:bottom w:type="dxa" w:w="70"/>
+              <w:right w:type="dxa" w:w="110"/>
+            </w:tcMar>
+          </w:tcPr>
+          <w:p>
+            <w:pPr>
+              <w:spacing w:after="0" w:line="250"/>
+            </w:pPr>
+            <w:r>
+              <w:rPr>
+                <w:rFonts w:ascii="Calibri" w:cs="Calibri" w:eastAsia="Calibri" w:hAnsi="Calibri"/>
+                <w:sz w:val="19"/>
+                <w:szCs w:val="19"/>
+              </w:rPr>
+              <w:t>docs/</w:t>
+            </w:r>
+          </w:p>
+        </w:tc>
+        <w:tc>
+          <w:tcPr>
+            <w:tcW w:type="dxa" w:w="6314"/>
+            <w:tcMar>
+              <w:top w:type="dxa" w:w="70"/>
+              <w:left w:type="dxa" w:w="110"/>
+              <w:bottom w:type="dxa" w:w="70"/>
+              <w:right w:type="dxa" w:w="110"/>
+            </w:tcMar>
+          </w:tcPr>
+          <w:p>
+            <w:pPr>
+              <w:spacing w:after="0" w:line="250"/>
+            </w:pPr>
+            <w:r>
+              <w:rPr>
+                <w:rFonts w:ascii="Calibri" w:cs="Calibri" w:eastAsia="Calibri" w:hAnsi="Calibri"/>
+                <w:sz w:val="19"/>
+                <w:szCs w:val="19"/>
+              </w:rPr>
+              <w:t>Data model reference, HANA deployment walkthrough, this report and the user guide</w:t>
             </w:r>
           </w:p>
         </w:tc>
@@ -13450,7 +16137,7 @@
                 <w:sz w:val="19"/>
                 <w:szCs w:val="19"/>
               </w:rPr>
-              <w:t xml:space="preserve">Area</w:t>
+              <w:t>Area</w:t>
             </w:r>
           </w:p>
         </w:tc>
@@ -13479,7 +16166,7 @@
                 <w:sz w:val="19"/>
                 <w:szCs w:val="19"/>
               </w:rPr>
-              <w:t xml:space="preserve">Lines</w:t>
+              <w:t>Lines</w:t>
             </w:r>
           </w:p>
         </w:tc>
@@ -13505,7 +16192,7 @@
                 <w:sz w:val="19"/>
                 <w:szCs w:val="19"/>
               </w:rPr>
-              <w:t xml:space="preserve">CDS models, services and annotations</w:t>
+              <w:t>CDS models, services and annotations</w:t>
             </w:r>
           </w:p>
         </w:tc>
@@ -13530,7 +16217,7 @@
                 <w:sz w:val="19"/>
                 <w:szCs w:val="19"/>
               </w:rPr>
-              <w:t xml:space="preserve">1,476</w:t>
+              <w:t>1,627</w:t>
             </w:r>
           </w:p>
         </w:tc>
@@ -13539,32 +16226,30 @@
         <w:tc>
           <w:tcPr>
             <w:tcW w:type="dxa" w:w="6314"/>
-            <w:shd w:fill="F2F5F8" w:color="auto" w:val="clear"/>
-            <w:tcMar>
-              <w:top w:type="dxa" w:w="70"/>
-              <w:left w:type="dxa" w:w="110"/>
-              <w:bottom w:type="dxa" w:w="70"/>
-              <w:right w:type="dxa" w:w="110"/>
-            </w:tcMar>
-          </w:tcPr>
-          <w:p>
-            <w:pPr>
-              <w:spacing w:after="0" w:line="250"/>
-            </w:pPr>
-            <w:r>
-              <w:rPr>
-                <w:rFonts w:ascii="Calibri" w:cs="Calibri" w:eastAsia="Calibri" w:hAnsi="Calibri"/>
-                <w:sz w:val="19"/>
-                <w:szCs w:val="19"/>
-              </w:rPr>
-              <w:t xml:space="preserve">AI engines and shared helpers (JavaScript)</w:t>
+            <w:tcMar>
+              <w:top w:type="dxa" w:w="70"/>
+              <w:left w:type="dxa" w:w="110"/>
+              <w:bottom w:type="dxa" w:w="70"/>
+              <w:right w:type="dxa" w:w="110"/>
+            </w:tcMar>
+          </w:tcPr>
+          <w:p>
+            <w:pPr>
+              <w:spacing w:after="0" w:line="250"/>
+            </w:pPr>
+            <w:r>
+              <w:rPr>
+                <w:rFonts w:ascii="Calibri" w:cs="Calibri" w:eastAsia="Calibri" w:hAnsi="Calibri"/>
+                <w:sz w:val="19"/>
+                <w:szCs w:val="19"/>
+              </w:rPr>
+              <w:t>AI engines and shared helpers (JavaScript)</w:t>
             </w:r>
           </w:p>
         </w:tc>
         <w:tc>
           <w:tcPr>
             <w:tcW w:type="dxa" w:w="2706"/>
-            <w:shd w:fill="F2F5F8" w:color="auto" w:val="clear"/>
             <w:tcMar>
               <w:top w:type="dxa" w:w="70"/>
               <w:left w:type="dxa" w:w="110"/>
@@ -13583,7 +16268,7 @@
                 <w:sz w:val="19"/>
                 <w:szCs w:val="19"/>
               </w:rPr>
-              <w:t xml:space="preserve">1,792</w:t>
+              <w:t>2,167</w:t>
             </w:r>
           </w:p>
         </w:tc>
@@ -13609,7 +16294,7 @@
                 <w:sz w:val="19"/>
                 <w:szCs w:val="19"/>
               </w:rPr>
-              <w:t xml:space="preserve">Pipeline tools (Python)</w:t>
+              <w:t>Service implementation</w:t>
             </w:r>
           </w:p>
         </w:tc>
@@ -13634,7 +16319,7 @@
                 <w:sz w:val="19"/>
                 <w:szCs w:val="19"/>
               </w:rPr>
-              <w:t xml:space="preserve">1,632</w:t>
+              <w:t>730</w:t>
             </w:r>
           </w:p>
         </w:tc>
@@ -13643,32 +16328,30 @@
         <w:tc>
           <w:tcPr>
             <w:tcW w:type="dxa" w:w="6314"/>
-            <w:shd w:fill="F2F5F8" w:color="auto" w:val="clear"/>
-            <w:tcMar>
-              <w:top w:type="dxa" w:w="70"/>
-              <w:left w:type="dxa" w:w="110"/>
-              <w:bottom w:type="dxa" w:w="70"/>
-              <w:right w:type="dxa" w:w="110"/>
-            </w:tcMar>
-          </w:tcPr>
-          <w:p>
-            <w:pPr>
-              <w:spacing w:after="0" w:line="250"/>
-            </w:pPr>
-            <w:r>
-              <w:rPr>
-                <w:rFonts w:ascii="Calibri" w:cs="Calibri" w:eastAsia="Calibri" w:hAnsi="Calibri"/>
-                <w:sz w:val="19"/>
-                <w:szCs w:val="19"/>
-              </w:rPr>
-              <w:t xml:space="preserve">AI Command Centre (HTML, CSS, JavaScript)</w:t>
+            <w:tcMar>
+              <w:top w:type="dxa" w:w="70"/>
+              <w:left w:type="dxa" w:w="110"/>
+              <w:bottom w:type="dxa" w:w="70"/>
+              <w:right w:type="dxa" w:w="110"/>
+            </w:tcMar>
+          </w:tcPr>
+          <w:p>
+            <w:pPr>
+              <w:spacing w:after="0" w:line="250"/>
+            </w:pPr>
+            <w:r>
+              <w:rPr>
+                <w:rFonts w:ascii="Calibri" w:cs="Calibri" w:eastAsia="Calibri" w:hAnsi="Calibri"/>
+                <w:sz w:val="19"/>
+                <w:szCs w:val="19"/>
+              </w:rPr>
+              <w:t>Pipeline tools (Python)</w:t>
             </w:r>
           </w:p>
         </w:tc>
         <w:tc>
           <w:tcPr>
             <w:tcW w:type="dxa" w:w="2706"/>
-            <w:shd w:fill="F2F5F8" w:color="auto" w:val="clear"/>
             <w:tcMar>
               <w:top w:type="dxa" w:w="70"/>
               <w:left w:type="dxa" w:w="110"/>
@@ -13687,7 +16370,7 @@
                 <w:sz w:val="19"/>
                 <w:szCs w:val="19"/>
               </w:rPr>
-              <w:t xml:space="preserve">1,043</w:t>
+              <w:t>1,898</w:t>
             </w:r>
           </w:p>
         </w:tc>
@@ -13713,7 +16396,7 @@
                 <w:sz w:val="19"/>
                 <w:szCs w:val="19"/>
               </w:rPr>
-              <w:t xml:space="preserve">Unit tests</w:t>
+              <w:t>User interface (HTML, CSS, JavaScript)</w:t>
             </w:r>
           </w:p>
         </w:tc>
@@ -13738,7 +16421,7 @@
                 <w:sz w:val="19"/>
                 <w:szCs w:val="19"/>
               </w:rPr>
-              <w:t xml:space="preserve">449</w:t>
+              <w:t>2,499</w:t>
             </w:r>
           </w:p>
         </w:tc>
@@ -13747,32 +16430,30 @@
         <w:tc>
           <w:tcPr>
             <w:tcW w:type="dxa" w:w="6314"/>
-            <w:shd w:fill="F2F5F8" w:color="auto" w:val="clear"/>
-            <w:tcMar>
-              <w:top w:type="dxa" w:w="70"/>
-              <w:left w:type="dxa" w:w="110"/>
-              <w:bottom w:type="dxa" w:w="70"/>
-              <w:right w:type="dxa" w:w="110"/>
-            </w:tcMar>
-          </w:tcPr>
-          <w:p>
-            <w:pPr>
-              <w:spacing w:after="0" w:line="250"/>
-            </w:pPr>
-            <w:r>
-              <w:rPr>
-                <w:rFonts w:ascii="Calibri" w:cs="Calibri" w:eastAsia="Calibri" w:hAnsi="Calibri"/>
-                <w:sz w:val="19"/>
-                <w:szCs w:val="19"/>
-              </w:rPr>
-              <w:t xml:space="preserve">Service implementation</w:t>
+            <w:tcMar>
+              <w:top w:type="dxa" w:w="70"/>
+              <w:left w:type="dxa" w:w="110"/>
+              <w:bottom w:type="dxa" w:w="70"/>
+              <w:right w:type="dxa" w:w="110"/>
+            </w:tcMar>
+          </w:tcPr>
+          <w:p>
+            <w:pPr>
+              <w:spacing w:after="0" w:line="250"/>
+            </w:pPr>
+            <w:r>
+              <w:rPr>
+                <w:rFonts w:ascii="Calibri" w:cs="Calibri" w:eastAsia="Calibri" w:hAnsi="Calibri"/>
+                <w:sz w:val="19"/>
+                <w:szCs w:val="19"/>
+              </w:rPr>
+              <w:t>Tests</w:t>
             </w:r>
           </w:p>
         </w:tc>
         <w:tc>
           <w:tcPr>
             <w:tcW w:type="dxa" w:w="2706"/>
-            <w:shd w:fill="F2F5F8" w:color="auto" w:val="clear"/>
             <w:tcMar>
               <w:top w:type="dxa" w:w="70"/>
               <w:left w:type="dxa" w:w="110"/>
@@ -13791,7 +16472,7 @@
                 <w:sz w:val="19"/>
                 <w:szCs w:val="19"/>
               </w:rPr>
-              <w:t xml:space="preserve">374</w:t>
+              <w:t>1,158</w:t>
             </w:r>
           </w:p>
         </w:tc>
@@ -13832,7 +16513,7 @@
           <w:sz w:val="21"/>
           <w:szCs w:val="21"/>
         </w:rPr>
-        <w:t xml:space="preserve">npm install, then npm run deploy:local, then npm start. The launchpad is at http://localhost:4004/index.html. Development uses CAP mocked authentication; sign in as manager with password manager. To rebuild the dataset from the original spreadsheets, npm run pipeline.</w:t>
+        <w:t>npm install, then npm run deploy:local, then npm start. The launchpad is at http://localhost:4004/index.html. Development uses CAP mocked authentication; sign in as manager with password manager for the full set of permissions, analyst or viewer to see the roles take effect. npm test runs the engine and service tests; npm run pipeline rebuilds the dataset from the original spreadsheets; npm run etl:incremental merges a new export into what is already there.</w:t>
       </w:r>
     </w:p>
     <w:sectPr>

--- a/docs/SMart_Retail_AI_Project_Report.docx
+++ b/docs/SMart_Retail_AI_Project_Report.docx
@@ -10346,7 +10346,7 @@
                 <w:sz w:val="19"/>
                 <w:szCs w:val="19"/>
               </w:rPr>
-              <w:t xml:space="preserve">Artifact</w:t>
+              <w:t>Artifact</w:t>
             </w:r>
           </w:p>
         </w:tc>
@@ -10375,7 +10375,7 @@
                 <w:sz w:val="19"/>
                 <w:szCs w:val="19"/>
               </w:rPr>
-              <w:t xml:space="preserve">Count</w:t>
+              <w:t>Count</w:t>
             </w:r>
           </w:p>
         </w:tc>
@@ -10403,7 +10403,7 @@
                 <w:sz w:val="19"/>
                 <w:szCs w:val="19"/>
               </w:rPr>
-              <w:t xml:space="preserve">Purpose</w:t>
+              <w:t>Purpose</w:t>
             </w:r>
           </w:p>
         </w:tc>
@@ -10429,7 +10429,7 @@
                 <w:sz w:val="19"/>
                 <w:szCs w:val="19"/>
               </w:rPr>
-              <w:t xml:space="preserve">.hdbtable</w:t>
+              <w:t>.hdbtable</w:t>
             </w:r>
           </w:p>
         </w:tc>
@@ -10454,7 +10454,7 @@
                 <w:sz w:val="19"/>
                 <w:szCs w:val="19"/>
               </w:rPr>
-              <w:t xml:space="preserve">30</w:t>
+              <w:t>30</w:t>
             </w:r>
           </w:p>
         </w:tc>
@@ -10478,7 +10478,7 @@
                 <w:sz w:val="19"/>
                 <w:szCs w:val="19"/>
               </w:rPr>
-              <w:t xml:space="preserve">HANA column tables for the smart.retail namespace</w:t>
+              <w:t>HANA column tables for the smart.retail namespace, the CAP outbox and the standard code lists</w:t>
             </w:r>
           </w:p>
         </w:tc>
@@ -10487,32 +10487,30 @@
         <w:tc>
           <w:tcPr>
             <w:tcW w:type="dxa" w:w="3067"/>
-            <w:shd w:fill="F2F5F8" w:color="auto" w:val="clear"/>
-            <w:tcMar>
-              <w:top w:type="dxa" w:w="70"/>
-              <w:left w:type="dxa" w:w="110"/>
-              <w:bottom w:type="dxa" w:w="70"/>
-              <w:right w:type="dxa" w:w="110"/>
-            </w:tcMar>
-          </w:tcPr>
-          <w:p>
-            <w:pPr>
-              <w:spacing w:after="0" w:line="250"/>
-            </w:pPr>
-            <w:r>
-              <w:rPr>
-                <w:rFonts w:ascii="Calibri" w:cs="Calibri" w:eastAsia="Calibri" w:hAnsi="Calibri"/>
-                <w:sz w:val="19"/>
-                <w:szCs w:val="19"/>
-              </w:rPr>
-              <w:t xml:space="preserve">.hdbview</w:t>
+            <w:tcMar>
+              <w:top w:type="dxa" w:w="70"/>
+              <w:left w:type="dxa" w:w="110"/>
+              <w:bottom w:type="dxa" w:w="70"/>
+              <w:right w:type="dxa" w:w="110"/>
+            </w:tcMar>
+          </w:tcPr>
+          <w:p>
+            <w:pPr>
+              <w:spacing w:after="0" w:line="250"/>
+            </w:pPr>
+            <w:r>
+              <w:rPr>
+                <w:rFonts w:ascii="Calibri" w:cs="Calibri" w:eastAsia="Calibri" w:hAnsi="Calibri"/>
+                <w:sz w:val="19"/>
+                <w:szCs w:val="19"/>
+              </w:rPr>
+              <w:t>.hdbview</w:t>
             </w:r>
           </w:p>
         </w:tc>
         <w:tc>
           <w:tcPr>
             <w:tcW w:type="dxa" w:w="1263"/>
-            <w:shd w:fill="F2F5F8" w:color="auto" w:val="clear"/>
             <w:tcMar>
               <w:top w:type="dxa" w:w="70"/>
               <w:left w:type="dxa" w:w="110"/>
@@ -10531,32 +10529,31 @@
                 <w:sz w:val="19"/>
                 <w:szCs w:val="19"/>
               </w:rPr>
-              <w:t xml:space="preserve">Multiple</w:t>
+              <w:t>49</w:t>
             </w:r>
           </w:p>
         </w:tc>
         <w:tc>
           <w:tcPr>
             <w:tcW w:type="dxa" w:w="4690"/>
-            <w:shd w:fill="F2F5F8" w:color="auto" w:val="clear"/>
-            <w:tcMar>
-              <w:top w:type="dxa" w:w="70"/>
-              <w:left w:type="dxa" w:w="110"/>
-              <w:bottom w:type="dxa" w:w="70"/>
-              <w:right w:type="dxa" w:w="110"/>
-            </w:tcMar>
-          </w:tcPr>
-          <w:p>
-            <w:pPr>
-              <w:spacing w:after="0" w:line="250"/>
-            </w:pPr>
-            <w:r>
-              <w:rPr>
-                <w:rFonts w:ascii="Calibri" w:cs="Calibri" w:eastAsia="Calibri" w:hAnsi="Calibri"/>
-                <w:sz w:val="19"/>
-                <w:szCs w:val="19"/>
-              </w:rPr>
-              <w:t xml:space="preserve">Views backing the service projections and aggregates</w:t>
+            <w:tcMar>
+              <w:top w:type="dxa" w:w="70"/>
+              <w:left w:type="dxa" w:w="110"/>
+              <w:bottom w:type="dxa" w:w="70"/>
+              <w:right w:type="dxa" w:w="110"/>
+            </w:tcMar>
+          </w:tcPr>
+          <w:p>
+            <w:pPr>
+              <w:spacing w:after="0" w:line="250"/>
+            </w:pPr>
+            <w:r>
+              <w:rPr>
+                <w:rFonts w:ascii="Calibri" w:cs="Calibri" w:eastAsia="Calibri" w:hAnsi="Calibri"/>
+                <w:sz w:val="19"/>
+                <w:szCs w:val="19"/>
+              </w:rPr>
+              <w:t>One view per service entity, including the aggregate views and the localized variants</w:t>
             </w:r>
           </w:p>
         </w:tc>
@@ -10582,7 +10579,7 @@
                 <w:sz w:val="19"/>
                 <w:szCs w:val="19"/>
               </w:rPr>
-              <w:t xml:space="preserve">.csv with .hdbtabledata</w:t>
+              <w:t>.hdbtabledata with .csv</w:t>
             </w:r>
           </w:p>
         </w:tc>
@@ -10607,7 +10604,7 @@
                 <w:sz w:val="19"/>
                 <w:szCs w:val="19"/>
               </w:rPr>
-              <w:t xml:space="preserve">25</w:t>
+              <w:t>25</w:t>
             </w:r>
           </w:p>
         </w:tc>
@@ -10631,7 +10628,82 @@
                 <w:sz w:val="19"/>
                 <w:szCs w:val="19"/>
               </w:rPr>
-              <w:t xml:space="preserve">Seed dataset and the loader descriptors that import it</w:t>
+              <w:t>Seed dataset and the loader descriptors binding each file to its target table</w:t>
+            </w:r>
+          </w:p>
+        </w:tc>
+      </w:tr>
+      <w:tr>
+        <w:tc>
+          <w:tcPr>
+            <w:tcW w:type="dxa" w:w="3067"/>
+            <w:tcMar>
+              <w:top w:type="dxa" w:w="70"/>
+              <w:left w:type="dxa" w:w="110"/>
+              <w:bottom w:type="dxa" w:w="70"/>
+              <w:right w:type="dxa" w:w="110"/>
+            </w:tcMar>
+          </w:tcPr>
+          <w:p>
+            <w:pPr>
+              <w:spacing w:after="0" w:line="250"/>
+            </w:pPr>
+            <w:r>
+              <w:rPr>
+                <w:rFonts w:ascii="Calibri" w:cs="Calibri" w:eastAsia="Calibri" w:hAnsi="Calibri"/>
+                <w:sz w:val="19"/>
+                <w:szCs w:val="19"/>
+              </w:rPr>
+              <w:t>Deployed to HANA</w:t>
+            </w:r>
+          </w:p>
+        </w:tc>
+        <w:tc>
+          <w:tcPr>
+            <w:tcW w:type="dxa" w:w="1263"/>
+            <w:tcMar>
+              <w:top w:type="dxa" w:w="70"/>
+              <w:left w:type="dxa" w:w="110"/>
+              <w:bottom w:type="dxa" w:w="70"/>
+              <w:right w:type="dxa" w:w="110"/>
+            </w:tcMar>
+          </w:tcPr>
+          <w:p>
+            <w:pPr>
+              <w:spacing w:after="0" w:line="250"/>
+              <w:jc w:val="right"/>
+            </w:pPr>
+            <w:r>
+              <w:rPr>
+                <w:rFonts w:ascii="Calibri" w:cs="Calibri" w:eastAsia="Calibri" w:hAnsi="Calibri"/>
+                <w:sz w:val="19"/>
+                <w:szCs w:val="19"/>
+              </w:rPr>
+              <w:t>131</w:t>
+            </w:r>
+          </w:p>
+        </w:tc>
+        <w:tc>
+          <w:tcPr>
+            <w:tcW w:type="dxa" w:w="4690"/>
+            <w:tcMar>
+              <w:top w:type="dxa" w:w="70"/>
+              <w:left w:type="dxa" w:w="110"/>
+              <w:bottom w:type="dxa" w:w="70"/>
+              <w:right w:type="dxa" w:w="110"/>
+            </w:tcMar>
+          </w:tcPr>
+          <w:p>
+            <w:pPr>
+              <w:spacing w:after="0" w:line="250"/>
+            </w:pPr>
+            <w:r>
+              <w:rPr>
+                <w:rFonts w:ascii="Calibri" w:cs="Calibri" w:eastAsia="Calibri" w:hAnsi="Calibri"/>
+                <w:sz w:val="19"/>
+                <w:szCs w:val="19"/>
+              </w:rPr>
+              <w:t>Effective 156 including expansions; 0 warnings</w:t>
             </w:r>
           </w:p>
         </w:tc>
@@ -10668,7 +10740,162 @@
           <w:sz w:val="21"/>
           <w:szCs w:val="21"/>
         </w:rPr>
-        <w:t xml:space="preserve">An important caveat: this has been built and verified, but not deployed. There were no HANA Cloud credentials available in the build environment, so the artifacts are known to generate correctly and the descriptors are known to be well-formed, but an actual deployment has not been executed. The walkthrough in docs/hana-deployment.md covers the steps.</w:t>
+        <w:t>This has now been deployed and exercised. The subsections below record what was deployed, what it proved and what it measured. The walkthrough in docs/hana-deployment.md covers the steps, and the technical specification carries the full artifact inventory.</w:t>
+      </w:r>
+    </w:p>
+    <w:p>
+      <w:pPr>
+        <w:pStyle w:val="Heading3"/>
+        <w:spacing w:after="100" w:before="200"/>
+      </w:pPr>
+      <w:r>
+        <w:rPr>
+          <w:rFonts w:ascii="Calibri" w:cs="Calibri" w:eastAsia="Calibri" w:hAnsi="Calibri"/>
+          <w:b/>
+          <w:bCs/>
+          <w:color w:val="2E2E2E"/>
+          <w:sz w:val="22"/>
+          <w:szCs w:val="22"/>
+        </w:rPr>
+        <w:t>What was deployed</w:t>
+      </w:r>
+    </w:p>
+    <w:p>
+      <w:pPr>
+        <w:spacing w:after="140" w:line="276"/>
+      </w:pPr>
+      <w:r>
+        <w:rPr>
+          <w:rFonts w:ascii="Calibri" w:cs="Calibri" w:eastAsia="Calibri" w:hAnsi="Calibri"/>
+          <w:sz w:val="21"/>
+          <w:szCs w:val="21"/>
+        </w:rPr>
+        <w:t>The target is a SAP HANA Cloud instance named s-mart-hanadb, running on AWS in US East under a Cloud Foundry runtime environment: 80 GB memory, 240 GB storage, five vCPUs, single node, version 2026.2.10. The database lives in an HDI shared container created as the service instance smartstore-db.</w:t>
+      </w:r>
+    </w:p>
+    <w:p>
+      <w:pPr>
+        <w:spacing w:after="140" w:line="276"/>
+      </w:pPr>
+      <w:r>
+        <w:rPr>
+          <w:rFonts w:ascii="Calibri" w:cs="Calibri" w:eastAsia="Calibri" w:hAnsi="Calibri"/>
+          <w:sz w:val="21"/>
+          <w:szCs w:val="21"/>
+        </w:rPr>
+        <w:t>The deployment completed in 5.9 seconds: 131 files deployed, none undeployed, and zero warnings. All 25 seed tables loaded with the row counts their CSVs declare - 120,324 rows in total, including 27,118 hourly sales, 29,054 receipt items and 18,401 receipts.</w:t>
+      </w:r>
+    </w:p>
+    <w:p>
+      <w:pPr>
+        <w:pStyle w:val="Heading3"/>
+        <w:spacing w:after="100" w:before="200"/>
+      </w:pPr>
+      <w:r>
+        <w:rPr>
+          <w:rFonts w:ascii="Calibri" w:cs="Calibri" w:eastAsia="Calibri" w:hAnsi="Calibri"/>
+          <w:b/>
+          <w:bCs/>
+          <w:color w:val="2E2E2E"/>
+          <w:sz w:val="22"/>
+          <w:szCs w:val="22"/>
+        </w:rPr>
+        <w:t>What it proved</w:t>
+      </w:r>
+    </w:p>
+    <w:p>
+      <w:pPr>
+        <w:spacing w:after="140" w:line="276"/>
+      </w:pPr>
+      <w:r>
+        <w:rPr>
+          <w:rFonts w:ascii="Calibri" w:cs="Calibri" w:eastAsia="Calibri" w:hAnsi="Calibri"/>
+          <w:sz w:val="21"/>
+          <w:szCs w:val="21"/>
+        </w:rPr>
+        <w:t>The claim that the model is portable was the one thing in this project resting on generated artifacts rather than an executed deployment. It holds. The CDS model compiled to HANA unchanged - no construct needed rewriting, no annotation needed a HANA-specific variant, and the aggregate views, which were the likeliest candidates for trouble, deployed without a single warning. Reads, both aggregate view families and a full read-compute-write recalculate were then exercised against the deployed container.</w:t>
+      </w:r>
+    </w:p>
+    <w:p>
+      <w:pPr>
+        <w:spacing w:after="140" w:line="276"/>
+      </w:pPr>
+      <w:r>
+        <w:rPr>
+          <w:rFonts w:ascii="Calibri" w:cs="Calibri" w:eastAsia="Calibri" w:hAnsi="Calibri"/>
+          <w:sz w:val="21"/>
+          <w:szCs w:val="21"/>
+        </w:rPr>
+        <w:t>One gap was found and fixed on the way. The production profile had always named @cap-js/hana as the database implementation, but the package was never a dependency, so any HANA connection would have failed at the first attempt. It had gone unnoticed for exactly the reason this section previously admitted: the deployment had never been run. It is pinned to the 2.x line, because 3.x requires CAP 10 and this project is on 9.9.3.</w:t>
+      </w:r>
+    </w:p>
+    <w:p>
+      <w:pPr>
+        <w:pStyle w:val="Heading3"/>
+        <w:spacing w:after="100" w:before="200"/>
+      </w:pPr>
+      <w:r>
+        <w:rPr>
+          <w:rFonts w:ascii="Calibri" w:cs="Calibri" w:eastAsia="Calibri" w:hAnsi="Calibri"/>
+          <w:b/>
+          <w:bCs/>
+          <w:color w:val="2E2E2E"/>
+          <w:sz w:val="22"/>
+          <w:szCs w:val="22"/>
+        </w:rPr>
+        <w:t>What it measured, and the one thing worth acting on</w:t>
+      </w:r>
+    </w:p>
+    <w:p>
+      <w:pPr>
+        <w:spacing w:after="140" w:line="276"/>
+      </w:pPr>
+      <w:r>
+        <w:rPr>
+          <w:rFonts w:ascii="Calibri" w:cs="Calibri" w:eastAsia="Calibri" w:hAnsi="Calibri"/>
+          <w:sz w:val="21"/>
+          <w:szCs w:val="21"/>
+        </w:rPr>
+        <w:t>A full recalculate of the checkout integrity scenario against HANA took 2.37 seconds end to end. The action reported 128 milliseconds of that for computing 676 alerts and writing them back, which leaves roughly 2.2 seconds in loading data before the engine starts.</w:t>
+      </w:r>
+    </w:p>
+    <w:p>
+      <w:pPr>
+        <w:spacing w:after="140" w:line="276"/>
+      </w:pPr>
+      <w:r>
+        <w:rPr>
+          <w:rFonts w:ascii="Calibri" w:cs="Calibri" w:eastAsia="Calibri" w:hAnsi="Calibri"/>
+          <w:sz w:val="21"/>
+          <w:szCs w:val="21"/>
+        </w:rPr>
+        <w:t>That figure has a specific cause rather than a general one. loadBase fetches all twelve base tables regardless of which scenario was asked for. Checkout integrity needs cancellations, hourly sales, articles, POS systems and inventory - about 50,500 rows. It also pulled 29,054 receipt items, 18,401 receipts and 3,738 sensor readings that the scenario never touches. Just over half of the roughly 102,000 rows fetched were discarded.</w:t>
+      </w:r>
+    </w:p>
+    <w:p>
+      <w:pPr>
+        <w:spacing w:after="140" w:line="276"/>
+      </w:pPr>
+      <w:r>
+        <w:rPr>
+          <w:rFonts w:ascii="Calibri" w:cs="Calibri" w:eastAsia="Calibri" w:hAnsi="Calibri"/>
+          <w:sz w:val="21"/>
+          <w:szCs w:val="21"/>
+        </w:rPr>
+        <w:t>Against a local SQLite file that was an invisible file read. Against a network database it is most of the elapsed time. The cheap fix is to make loadBase scenario-aware, fetching only the tables the requested scenarios declare: a contained change, no engine touched, and it should roughly halve a single-scenario recalculate. The larger one is to push the aggregation into SQL so the engines receive daily and hourly totals rather than raw rows, which is what would make this survive chain-scale volumes.</w:t>
+      </w:r>
+    </w:p>
+    <w:p>
+      <w:pPr>
+        <w:spacing w:after="140" w:line="276"/>
+      </w:pPr>
+      <w:r>
+        <w:rPr>
+          <w:rFonts w:ascii="Calibri" w:cs="Calibri" w:eastAsia="Calibri" w:hAnsi="Calibri"/>
+          <w:sz w:val="21"/>
+          <w:szCs w:val="21"/>
+        </w:rPr>
+        <w:t>Neither is urgent. 2.4 seconds for a full read-compute-write cycle against a cloud database is respectable, and nothing here is broken. It is worth recording because it is the first evidence-backed case for a change that had until now only been argued from first principles - and because it was invisible until a real database was involved.</w:t>
       </w:r>
     </w:p>
     <w:p>

--- a/docs/SMart_Retail_AI_Project_Report.docx
+++ b/docs/SMart_Retail_AI_Project_Report.docx
@@ -20,7 +20,7 @@
           <w:rFonts w:ascii="Calibri" w:cs="Calibri" w:eastAsia="Calibri" w:hAnsi="Calibri"/>
           <w:b/>
           <w:bCs/>
-          <w:color w:val="1F4E79"/>
+          <w:color w:val="454545"/>
           <w:sz w:val="52"/>
           <w:szCs w:val="52"/>
         </w:rPr>
@@ -82,7 +82,7 @@
         <w:tc>
           <w:tcPr>
             <w:tcW w:type="dxa" w:w="2345"/>
-            <w:shd w:fill="1F4E79" w:color="auto" w:val="clear"/>
+            <w:shd w:fill="454545" w:color="auto" w:val="clear"/>
             <w:tcMar>
               <w:top w:type="dxa" w:w="70"/>
               <w:left w:type="dxa" w:w="110"/>
@@ -110,7 +110,7 @@
         <w:tc>
           <w:tcPr>
             <w:tcW w:type="dxa" w:w="6675"/>
-            <w:shd w:fill="1F4E79" w:color="auto" w:val="clear"/>
+            <w:shd w:fill="454545" w:color="auto" w:val="clear"/>
             <w:tcMar>
               <w:top w:type="dxa" w:w="70"/>
               <w:left w:type="dxa" w:w="110"/>
@@ -190,7 +190,7 @@
         <w:tc>
           <w:tcPr>
             <w:tcW w:type="dxa" w:w="2345"/>
-            <w:shd w:fill="F2F5F8" w:color="auto" w:val="clear"/>
+            <w:shd w:fill="F4F4F4" w:color="auto" w:val="clear"/>
             <w:tcMar>
               <w:top w:type="dxa" w:w="70"/>
               <w:left w:type="dxa" w:w="110"/>
@@ -215,7 +215,7 @@
         <w:tc>
           <w:tcPr>
             <w:tcW w:type="dxa" w:w="6675"/>
-            <w:shd w:fill="F2F5F8" w:color="auto" w:val="clear"/>
+            <w:shd w:fill="F4F4F4" w:color="auto" w:val="clear"/>
             <w:tcMar>
               <w:top w:type="dxa" w:w="70"/>
               <w:left w:type="dxa" w:w="110"/>
@@ -292,7 +292,7 @@
         <w:tc>
           <w:tcPr>
             <w:tcW w:type="dxa" w:w="2345"/>
-            <w:shd w:fill="F2F5F8" w:color="auto" w:val="clear"/>
+            <w:shd w:fill="F4F4F4" w:color="auto" w:val="clear"/>
             <w:tcMar>
               <w:top w:type="dxa" w:w="70"/>
               <w:left w:type="dxa" w:w="110"/>
@@ -317,7 +317,7 @@
         <w:tc>
           <w:tcPr>
             <w:tcW w:type="dxa" w:w="6675"/>
-            <w:shd w:fill="F2F5F8" w:color="auto" w:val="clear"/>
+            <w:shd w:fill="F4F4F4" w:color="auto" w:val="clear"/>
             <w:tcMar>
               <w:top w:type="dxa" w:w="70"/>
               <w:left w:type="dxa" w:w="110"/>
@@ -394,7 +394,7 @@
         <w:tc>
           <w:tcPr>
             <w:tcW w:type="dxa" w:w="2345"/>
-            <w:shd w:fill="F2F5F8" w:color="auto" w:val="clear"/>
+            <w:shd w:fill="F4F4F4" w:color="auto" w:val="clear"/>
             <w:tcMar>
               <w:top w:type="dxa" w:w="70"/>
               <w:left w:type="dxa" w:w="110"/>
@@ -419,7 +419,7 @@
         <w:tc>
           <w:tcPr>
             <w:tcW w:type="dxa" w:w="6675"/>
-            <w:shd w:fill="F2F5F8" w:color="auto" w:val="clear"/>
+            <w:shd w:fill="F4F4F4" w:color="auto" w:val="clear"/>
             <w:tcMar>
               <w:top w:type="dxa" w:w="70"/>
               <w:left w:type="dxa" w:w="110"/>
@@ -508,7 +508,7 @@
           <w:rFonts w:ascii="Calibri" w:cs="Calibri" w:eastAsia="Calibri" w:hAnsi="Calibri"/>
           <w:b/>
           <w:bCs/>
-          <w:color w:val="1F4E79"/>
+          <w:color w:val="454545"/>
           <w:sz w:val="30"/>
           <w:szCs w:val="30"/>
         </w:rPr>
@@ -549,7 +549,7 @@
           <w:rFonts w:ascii="Calibri" w:cs="Calibri" w:eastAsia="Calibri" w:hAnsi="Calibri"/>
           <w:b/>
           <w:bCs/>
-          <w:color w:val="1F4E79"/>
+          <w:color w:val="454545"/>
           <w:sz w:val="30"/>
           <w:szCs w:val="30"/>
         </w:rPr>
@@ -559,7 +559,7 @@
     <w:p>
       <w:pPr>
         <w:pBdr>
-          <w:bottom w:val="single" w:color="1F4E79" w:sz="6"/>
+          <w:bottom w:val="single" w:color="454545" w:sz="6"/>
         </w:pBdr>
         <w:spacing w:after="200" w:before="60"/>
       </w:pPr>
@@ -633,7 +633,7 @@
           <w:rFonts w:ascii="Calibri" w:cs="Calibri" w:eastAsia="Calibri" w:hAnsi="Calibri"/>
           <w:b/>
           <w:bCs/>
-          <w:color w:val="1F4E79"/>
+          <w:color w:val="454545"/>
           <w:sz w:val="24"/>
           <w:szCs w:val="24"/>
         </w:rPr>
@@ -676,7 +676,7 @@
           <w:rFonts w:ascii="Calibri" w:cs="Calibri" w:eastAsia="Calibri" w:hAnsi="Calibri"/>
           <w:b/>
           <w:bCs/>
-          <w:color w:val="1F4E79"/>
+          <w:color w:val="454545"/>
           <w:sz w:val="24"/>
           <w:szCs w:val="24"/>
         </w:rPr>
@@ -706,7 +706,7 @@
         <w:tc>
           <w:tcPr>
             <w:tcW w:type="dxa" w:w="2165"/>
-            <w:shd w:fill="1F4E79" w:color="auto" w:val="clear"/>
+            <w:shd w:fill="454545" w:color="auto" w:val="clear"/>
             <w:tcMar>
               <w:top w:type="dxa" w:w="70"/>
               <w:left w:type="dxa" w:w="110"/>
@@ -734,7 +734,7 @@
         <w:tc>
           <w:tcPr>
             <w:tcW w:type="dxa" w:w="6855"/>
-            <w:shd w:fill="1F4E79" w:color="auto" w:val="clear"/>
+            <w:shd w:fill="454545" w:color="auto" w:val="clear"/>
             <w:tcMar>
               <w:top w:type="dxa" w:w="70"/>
               <w:left w:type="dxa" w:w="110"/>
@@ -814,7 +814,7 @@
         <w:tc>
           <w:tcPr>
             <w:tcW w:type="dxa" w:w="2165"/>
-            <w:shd w:fill="F2F5F8" w:color="auto" w:val="clear"/>
+            <w:shd w:fill="F4F4F4" w:color="auto" w:val="clear"/>
             <w:tcMar>
               <w:top w:type="dxa" w:w="70"/>
               <w:left w:type="dxa" w:w="110"/>
@@ -839,7 +839,7 @@
         <w:tc>
           <w:tcPr>
             <w:tcW w:type="dxa" w:w="6855"/>
-            <w:shd w:fill="F2F5F8" w:color="auto" w:val="clear"/>
+            <w:shd w:fill="F4F4F4" w:color="auto" w:val="clear"/>
             <w:tcMar>
               <w:top w:type="dxa" w:w="70"/>
               <w:left w:type="dxa" w:w="110"/>
@@ -916,7 +916,7 @@
         <w:tc>
           <w:tcPr>
             <w:tcW w:type="dxa" w:w="2165"/>
-            <w:shd w:fill="F2F5F8" w:color="auto" w:val="clear"/>
+            <w:shd w:fill="F4F4F4" w:color="auto" w:val="clear"/>
             <w:tcMar>
               <w:top w:type="dxa" w:w="70"/>
               <w:left w:type="dxa" w:w="110"/>
@@ -941,7 +941,7 @@
         <w:tc>
           <w:tcPr>
             <w:tcW w:type="dxa" w:w="6855"/>
-            <w:shd w:fill="F2F5F8" w:color="auto" w:val="clear"/>
+            <w:shd w:fill="F4F4F4" w:color="auto" w:val="clear"/>
             <w:tcMar>
               <w:top w:type="dxa" w:w="70"/>
               <w:left w:type="dxa" w:w="110"/>
@@ -1018,7 +1018,7 @@
         <w:tc>
           <w:tcPr>
             <w:tcW w:type="dxa" w:w="2165"/>
-            <w:shd w:fill="F2F5F8" w:color="auto" w:val="clear"/>
+            <w:shd w:fill="F4F4F4" w:color="auto" w:val="clear"/>
             <w:tcMar>
               <w:top w:type="dxa" w:w="70"/>
               <w:left w:type="dxa" w:w="110"/>
@@ -1043,7 +1043,7 @@
         <w:tc>
           <w:tcPr>
             <w:tcW w:type="dxa" w:w="6855"/>
-            <w:shd w:fill="F2F5F8" w:color="auto" w:val="clear"/>
+            <w:shd w:fill="F4F4F4" w:color="auto" w:val="clear"/>
             <w:tcMar>
               <w:top w:type="dxa" w:w="70"/>
               <w:left w:type="dxa" w:w="110"/>
@@ -1120,7 +1120,7 @@
         <w:tc>
           <w:tcPr>
             <w:tcW w:type="dxa" w:w="2165"/>
-            <w:shd w:fill="F2F5F8" w:color="auto" w:val="clear"/>
+            <w:shd w:fill="F4F4F4" w:color="auto" w:val="clear"/>
             <w:tcMar>
               <w:top w:type="dxa" w:w="70"/>
               <w:left w:type="dxa" w:w="110"/>
@@ -1145,7 +1145,7 @@
         <w:tc>
           <w:tcPr>
             <w:tcW w:type="dxa" w:w="6855"/>
-            <w:shd w:fill="F2F5F8" w:color="auto" w:val="clear"/>
+            <w:shd w:fill="F4F4F4" w:color="auto" w:val="clear"/>
             <w:tcMar>
               <w:top w:type="dxa" w:w="70"/>
               <w:left w:type="dxa" w:w="110"/>
@@ -1197,7 +1197,7 @@
           <w:rFonts w:ascii="Calibri" w:cs="Calibri" w:eastAsia="Calibri" w:hAnsi="Calibri"/>
           <w:b/>
           <w:bCs/>
-          <w:color w:val="1F4E79"/>
+          <w:color w:val="454545"/>
           <w:sz w:val="30"/>
           <w:szCs w:val="30"/>
         </w:rPr>
@@ -1207,7 +1207,7 @@
     <w:p>
       <w:pPr>
         <w:pBdr>
-          <w:bottom w:val="single" w:color="1F4E79" w:sz="6"/>
+          <w:bottom w:val="single" w:color="454545" w:sz="6"/>
         </w:pBdr>
         <w:spacing w:after="200" w:before="60"/>
       </w:pPr>
@@ -1229,7 +1229,7 @@
           <w:rFonts w:ascii="Calibri" w:cs="Calibri" w:eastAsia="Calibri" w:hAnsi="Calibri"/>
           <w:b/>
           <w:bCs/>
-          <w:color w:val="1F4E79"/>
+          <w:color w:val="454545"/>
           <w:sz w:val="24"/>
           <w:szCs w:val="24"/>
         </w:rPr>
@@ -1285,7 +1285,7 @@
           <w:rFonts w:ascii="Calibri" w:cs="Calibri" w:eastAsia="Calibri" w:hAnsi="Calibri"/>
           <w:b/>
           <w:bCs/>
-          <w:color w:val="1F4E79"/>
+          <w:color w:val="454545"/>
           <w:sz w:val="24"/>
           <w:szCs w:val="24"/>
         </w:rPr>
@@ -1315,7 +1315,7 @@
         <w:tc>
           <w:tcPr>
             <w:tcW w:type="dxa" w:w="4059"/>
-            <w:shd w:fill="1F4E79" w:color="auto" w:val="clear"/>
+            <w:shd w:fill="454545" w:color="auto" w:val="clear"/>
             <w:tcMar>
               <w:top w:type="dxa" w:w="70"/>
               <w:left w:type="dxa" w:w="110"/>
@@ -1343,7 +1343,7 @@
         <w:tc>
           <w:tcPr>
             <w:tcW w:type="dxa" w:w="4961"/>
-            <w:shd w:fill="1F4E79" w:color="auto" w:val="clear"/>
+            <w:shd w:fill="454545" w:color="auto" w:val="clear"/>
             <w:tcMar>
               <w:top w:type="dxa" w:w="70"/>
               <w:left w:type="dxa" w:w="110"/>
@@ -1423,7 +1423,7 @@
         <w:tc>
           <w:tcPr>
             <w:tcW w:type="dxa" w:w="4059"/>
-            <w:shd w:fill="F2F5F8" w:color="auto" w:val="clear"/>
+            <w:shd w:fill="F4F4F4" w:color="auto" w:val="clear"/>
             <w:tcMar>
               <w:top w:type="dxa" w:w="70"/>
               <w:left w:type="dxa" w:w="110"/>
@@ -1448,7 +1448,7 @@
         <w:tc>
           <w:tcPr>
             <w:tcW w:type="dxa" w:w="4961"/>
-            <w:shd w:fill="F2F5F8" w:color="auto" w:val="clear"/>
+            <w:shd w:fill="F4F4F4" w:color="auto" w:val="clear"/>
             <w:tcMar>
               <w:top w:type="dxa" w:w="70"/>
               <w:left w:type="dxa" w:w="110"/>
@@ -1525,7 +1525,7 @@
         <w:tc>
           <w:tcPr>
             <w:tcW w:type="dxa" w:w="4059"/>
-            <w:shd w:fill="F2F5F8" w:color="auto" w:val="clear"/>
+            <w:shd w:fill="F4F4F4" w:color="auto" w:val="clear"/>
             <w:tcMar>
               <w:top w:type="dxa" w:w="70"/>
               <w:left w:type="dxa" w:w="110"/>
@@ -1550,7 +1550,7 @@
         <w:tc>
           <w:tcPr>
             <w:tcW w:type="dxa" w:w="4961"/>
-            <w:shd w:fill="F2F5F8" w:color="auto" w:val="clear"/>
+            <w:shd w:fill="F4F4F4" w:color="auto" w:val="clear"/>
             <w:tcMar>
               <w:top w:type="dxa" w:w="70"/>
               <w:left w:type="dxa" w:w="110"/>
@@ -1627,7 +1627,7 @@
         <w:tc>
           <w:tcPr>
             <w:tcW w:type="dxa" w:w="4059"/>
-            <w:shd w:fill="F2F5F8" w:color="auto" w:val="clear"/>
+            <w:shd w:fill="F4F4F4" w:color="auto" w:val="clear"/>
             <w:tcMar>
               <w:top w:type="dxa" w:w="70"/>
               <w:left w:type="dxa" w:w="110"/>
@@ -1652,7 +1652,7 @@
         <w:tc>
           <w:tcPr>
             <w:tcW w:type="dxa" w:w="4961"/>
-            <w:shd w:fill="F2F5F8" w:color="auto" w:val="clear"/>
+            <w:shd w:fill="F4F4F4" w:color="auto" w:val="clear"/>
             <w:tcMar>
               <w:top w:type="dxa" w:w="70"/>
               <w:left w:type="dxa" w:w="110"/>
@@ -1729,7 +1729,7 @@
         <w:tc>
           <w:tcPr>
             <w:tcW w:type="dxa" w:w="4059"/>
-            <w:shd w:fill="F2F5F8" w:color="auto" w:val="clear"/>
+            <w:shd w:fill="F4F4F4" w:color="auto" w:val="clear"/>
             <w:tcMar>
               <w:top w:type="dxa" w:w="70"/>
               <w:left w:type="dxa" w:w="110"/>
@@ -1754,7 +1754,7 @@
         <w:tc>
           <w:tcPr>
             <w:tcW w:type="dxa" w:w="4961"/>
-            <w:shd w:fill="F2F5F8" w:color="auto" w:val="clear"/>
+            <w:shd w:fill="F4F4F4" w:color="auto" w:val="clear"/>
             <w:tcMar>
               <w:top w:type="dxa" w:w="70"/>
               <w:left w:type="dxa" w:w="110"/>
@@ -1831,7 +1831,7 @@
         <w:tc>
           <w:tcPr>
             <w:tcW w:type="dxa" w:w="4059"/>
-            <w:shd w:fill="F2F5F8" w:color="auto" w:val="clear"/>
+            <w:shd w:fill="F4F4F4" w:color="auto" w:val="clear"/>
             <w:tcMar>
               <w:top w:type="dxa" w:w="70"/>
               <w:left w:type="dxa" w:w="110"/>
@@ -1856,7 +1856,7 @@
         <w:tc>
           <w:tcPr>
             <w:tcW w:type="dxa" w:w="4961"/>
-            <w:shd w:fill="F2F5F8" w:color="auto" w:val="clear"/>
+            <w:shd w:fill="F4F4F4" w:color="auto" w:val="clear"/>
             <w:tcMar>
               <w:top w:type="dxa" w:w="70"/>
               <w:left w:type="dxa" w:w="110"/>
@@ -1977,7 +1977,7 @@
         <w:tc>
           <w:tcPr>
             <w:tcW w:type="dxa" w:w="1263"/>
-            <w:shd w:fill="1F4E79" w:color="auto" w:val="clear"/>
+            <w:shd w:fill="454545" w:color="auto" w:val="clear"/>
             <w:tcMar>
               <w:top w:type="dxa" w:w="70"/>
               <w:left w:type="dxa" w:w="110"/>
@@ -2005,7 +2005,7 @@
         <w:tc>
           <w:tcPr>
             <w:tcW w:type="dxa" w:w="3608"/>
-            <w:shd w:fill="1F4E79" w:color="auto" w:val="clear"/>
+            <w:shd w:fill="454545" w:color="auto" w:val="clear"/>
             <w:tcMar>
               <w:top w:type="dxa" w:w="70"/>
               <w:left w:type="dxa" w:w="110"/>
@@ -2033,7 +2033,7 @@
         <w:tc>
           <w:tcPr>
             <w:tcW w:type="dxa" w:w="1353"/>
-            <w:shd w:fill="1F4E79" w:color="auto" w:val="clear"/>
+            <w:shd w:fill="454545" w:color="auto" w:val="clear"/>
             <w:tcMar>
               <w:top w:type="dxa" w:w="70"/>
               <w:left w:type="dxa" w:w="110"/>
@@ -2062,7 +2062,7 @@
         <w:tc>
           <w:tcPr>
             <w:tcW w:type="dxa" w:w="1804"/>
-            <w:shd w:fill="1F4E79" w:color="auto" w:val="clear"/>
+            <w:shd w:fill="454545" w:color="auto" w:val="clear"/>
             <w:tcMar>
               <w:top w:type="dxa" w:w="70"/>
               <w:left w:type="dxa" w:w="110"/>
@@ -2091,7 +2091,7 @@
         <w:tc>
           <w:tcPr>
             <w:tcW w:type="dxa" w:w="992"/>
-            <w:shd w:fill="1F4E79" w:color="auto" w:val="clear"/>
+            <w:shd w:fill="454545" w:color="auto" w:val="clear"/>
             <w:tcMar>
               <w:top w:type="dxa" w:w="70"/>
               <w:left w:type="dxa" w:w="110"/>
@@ -2247,7 +2247,7 @@
         <w:tc>
           <w:tcPr>
             <w:tcW w:type="dxa" w:w="1263"/>
-            <w:shd w:fill="F2F5F8" w:color="auto" w:val="clear"/>
+            <w:shd w:fill="F4F4F4" w:color="auto" w:val="clear"/>
             <w:tcMar>
               <w:top w:type="dxa" w:w="70"/>
               <w:left w:type="dxa" w:w="110"/>
@@ -2272,7 +2272,7 @@
         <w:tc>
           <w:tcPr>
             <w:tcW w:type="dxa" w:w="3608"/>
-            <w:shd w:fill="F2F5F8" w:color="auto" w:val="clear"/>
+            <w:shd w:fill="F4F4F4" w:color="auto" w:val="clear"/>
             <w:tcMar>
               <w:top w:type="dxa" w:w="70"/>
               <w:left w:type="dxa" w:w="110"/>
@@ -2297,7 +2297,7 @@
         <w:tc>
           <w:tcPr>
             <w:tcW w:type="dxa" w:w="1353"/>
-            <w:shd w:fill="F2F5F8" w:color="auto" w:val="clear"/>
+            <w:shd w:fill="F4F4F4" w:color="auto" w:val="clear"/>
             <w:tcMar>
               <w:top w:type="dxa" w:w="70"/>
               <w:left w:type="dxa" w:w="110"/>
@@ -2323,7 +2323,7 @@
         <w:tc>
           <w:tcPr>
             <w:tcW w:type="dxa" w:w="1804"/>
-            <w:shd w:fill="F2F5F8" w:color="auto" w:val="clear"/>
+            <w:shd w:fill="F4F4F4" w:color="auto" w:val="clear"/>
             <w:tcMar>
               <w:top w:type="dxa" w:w="70"/>
               <w:left w:type="dxa" w:w="110"/>
@@ -2349,7 +2349,7 @@
         <w:tc>
           <w:tcPr>
             <w:tcW w:type="dxa" w:w="992"/>
-            <w:shd w:fill="F2F5F8" w:color="auto" w:val="clear"/>
+            <w:shd w:fill="F4F4F4" w:color="auto" w:val="clear"/>
             <w:tcMar>
               <w:top w:type="dxa" w:w="70"/>
               <w:left w:type="dxa" w:w="110"/>
@@ -2530,7 +2530,7 @@
           <w:rFonts w:ascii="Calibri" w:cs="Calibri" w:eastAsia="Calibri" w:hAnsi="Calibri"/>
           <w:b/>
           <w:bCs/>
-          <w:color w:val="1F4E79"/>
+          <w:color w:val="454545"/>
           <w:sz w:val="24"/>
           <w:szCs w:val="24"/>
         </w:rPr>
@@ -2573,7 +2573,7 @@
           <w:rFonts w:ascii="Calibri" w:cs="Calibri" w:eastAsia="Calibri" w:hAnsi="Calibri"/>
           <w:b/>
           <w:bCs/>
-          <w:color w:val="1F4E79"/>
+          <w:color w:val="454545"/>
           <w:sz w:val="24"/>
           <w:szCs w:val="24"/>
         </w:rPr>
@@ -2618,7 +2618,7 @@
         <w:tc>
           <w:tcPr>
             <w:tcW w:type="dxa" w:w="3067"/>
-            <w:shd w:fill="1F4E79" w:color="auto" w:val="clear"/>
+            <w:shd w:fill="454545" w:color="auto" w:val="clear"/>
             <w:tcMar>
               <w:top w:type="dxa" w:w="70"/>
               <w:left w:type="dxa" w:w="110"/>
@@ -2646,7 +2646,7 @@
         <w:tc>
           <w:tcPr>
             <w:tcW w:type="dxa" w:w="1984"/>
-            <w:shd w:fill="1F4E79" w:color="auto" w:val="clear"/>
+            <w:shd w:fill="454545" w:color="auto" w:val="clear"/>
             <w:tcMar>
               <w:top w:type="dxa" w:w="70"/>
               <w:left w:type="dxa" w:w="110"/>
@@ -2675,7 +2675,7 @@
         <w:tc>
           <w:tcPr>
             <w:tcW w:type="dxa" w:w="1984"/>
-            <w:shd w:fill="1F4E79" w:color="auto" w:val="clear"/>
+            <w:shd w:fill="454545" w:color="auto" w:val="clear"/>
             <w:tcMar>
               <w:top w:type="dxa" w:w="70"/>
               <w:left w:type="dxa" w:w="110"/>
@@ -2704,7 +2704,7 @@
         <w:tc>
           <w:tcPr>
             <w:tcW w:type="dxa" w:w="1985"/>
-            <w:shd w:fill="1F4E79" w:color="auto" w:val="clear"/>
+            <w:shd w:fill="454545" w:color="auto" w:val="clear"/>
             <w:tcMar>
               <w:top w:type="dxa" w:w="70"/>
               <w:left w:type="dxa" w:w="110"/>
@@ -2836,7 +2836,7 @@
         <w:tc>
           <w:tcPr>
             <w:tcW w:type="dxa" w:w="3067"/>
-            <w:shd w:fill="F2F5F8" w:color="auto" w:val="clear"/>
+            <w:shd w:fill="F4F4F4" w:color="auto" w:val="clear"/>
             <w:tcMar>
               <w:top w:type="dxa" w:w="70"/>
               <w:left w:type="dxa" w:w="110"/>
@@ -2861,7 +2861,7 @@
         <w:tc>
           <w:tcPr>
             <w:tcW w:type="dxa" w:w="1984"/>
-            <w:shd w:fill="F2F5F8" w:color="auto" w:val="clear"/>
+            <w:shd w:fill="F4F4F4" w:color="auto" w:val="clear"/>
             <w:tcMar>
               <w:top w:type="dxa" w:w="70"/>
               <w:left w:type="dxa" w:w="110"/>
@@ -2887,7 +2887,7 @@
         <w:tc>
           <w:tcPr>
             <w:tcW w:type="dxa" w:w="1984"/>
-            <w:shd w:fill="F2F5F8" w:color="auto" w:val="clear"/>
+            <w:shd w:fill="F4F4F4" w:color="auto" w:val="clear"/>
             <w:tcMar>
               <w:top w:type="dxa" w:w="70"/>
               <w:left w:type="dxa" w:w="110"/>
@@ -2913,7 +2913,7 @@
         <w:tc>
           <w:tcPr>
             <w:tcW w:type="dxa" w:w="1985"/>
-            <w:shd w:fill="F2F5F8" w:color="auto" w:val="clear"/>
+            <w:shd w:fill="F4F4F4" w:color="auto" w:val="clear"/>
             <w:tcMar>
               <w:top w:type="dxa" w:w="70"/>
               <w:left w:type="dxa" w:w="110"/>
@@ -3042,7 +3042,7 @@
         <w:tc>
           <w:tcPr>
             <w:tcW w:type="dxa" w:w="3067"/>
-            <w:shd w:fill="F2F5F8" w:color="auto" w:val="clear"/>
+            <w:shd w:fill="F4F4F4" w:color="auto" w:val="clear"/>
             <w:tcMar>
               <w:top w:type="dxa" w:w="70"/>
               <w:left w:type="dxa" w:w="110"/>
@@ -3067,7 +3067,7 @@
         <w:tc>
           <w:tcPr>
             <w:tcW w:type="dxa" w:w="1984"/>
-            <w:shd w:fill="F2F5F8" w:color="auto" w:val="clear"/>
+            <w:shd w:fill="F4F4F4" w:color="auto" w:val="clear"/>
             <w:tcMar>
               <w:top w:type="dxa" w:w="70"/>
               <w:left w:type="dxa" w:w="110"/>
@@ -3093,7 +3093,7 @@
         <w:tc>
           <w:tcPr>
             <w:tcW w:type="dxa" w:w="1984"/>
-            <w:shd w:fill="F2F5F8" w:color="auto" w:val="clear"/>
+            <w:shd w:fill="F4F4F4" w:color="auto" w:val="clear"/>
             <w:tcMar>
               <w:top w:type="dxa" w:w="70"/>
               <w:left w:type="dxa" w:w="110"/>
@@ -3119,7 +3119,7 @@
         <w:tc>
           <w:tcPr>
             <w:tcW w:type="dxa" w:w="1985"/>
-            <w:shd w:fill="F2F5F8" w:color="auto" w:val="clear"/>
+            <w:shd w:fill="F4F4F4" w:color="auto" w:val="clear"/>
             <w:tcMar>
               <w:top w:type="dxa" w:w="70"/>
               <w:left w:type="dxa" w:w="110"/>
@@ -3180,7 +3180,7 @@
           <w:rFonts w:ascii="Calibri" w:cs="Calibri" w:eastAsia="Calibri" w:hAnsi="Calibri"/>
           <w:b/>
           <w:bCs/>
-          <w:color w:val="1F4E79"/>
+          <w:color w:val="454545"/>
           <w:sz w:val="30"/>
           <w:szCs w:val="30"/>
         </w:rPr>
@@ -3190,7 +3190,7 @@
     <w:p>
       <w:pPr>
         <w:pBdr>
-          <w:bottom w:val="single" w:color="1F4E79" w:sz="6"/>
+          <w:bottom w:val="single" w:color="454545" w:sz="6"/>
         </w:pBdr>
         <w:spacing w:after="200" w:before="60"/>
       </w:pPr>
@@ -3225,7 +3225,7 @@
           <w:rFonts w:ascii="Calibri" w:cs="Calibri" w:eastAsia="Calibri" w:hAnsi="Calibri"/>
           <w:b/>
           <w:bCs/>
-          <w:color w:val="1F4E79"/>
+          <w:color w:val="454545"/>
           <w:sz w:val="24"/>
           <w:szCs w:val="24"/>
         </w:rPr>
@@ -3281,7 +3281,7 @@
           <w:rFonts w:ascii="Calibri" w:cs="Calibri" w:eastAsia="Calibri" w:hAnsi="Calibri"/>
           <w:b/>
           <w:bCs/>
-          <w:color w:val="1F4E79"/>
+          <w:color w:val="454545"/>
           <w:sz w:val="24"/>
           <w:szCs w:val="24"/>
         </w:rPr>
@@ -3452,7 +3452,7 @@
         <w:tc>
           <w:tcPr>
             <w:tcW w:type="dxa" w:w="902"/>
-            <w:shd w:fill="1F4E79" w:color="auto" w:val="clear"/>
+            <w:shd w:fill="454545" w:color="auto" w:val="clear"/>
             <w:tcMar>
               <w:top w:type="dxa" w:w="70"/>
               <w:left w:type="dxa" w:w="110"/>
@@ -3480,7 +3480,7 @@
         <w:tc>
           <w:tcPr>
             <w:tcW w:type="dxa" w:w="2706"/>
-            <w:shd w:fill="1F4E79" w:color="auto" w:val="clear"/>
+            <w:shd w:fill="454545" w:color="auto" w:val="clear"/>
             <w:tcMar>
               <w:top w:type="dxa" w:w="70"/>
               <w:left w:type="dxa" w:w="110"/>
@@ -3508,7 +3508,7 @@
         <w:tc>
           <w:tcPr>
             <w:tcW w:type="dxa" w:w="1533"/>
-            <w:shd w:fill="1F4E79" w:color="auto" w:val="clear"/>
+            <w:shd w:fill="454545" w:color="auto" w:val="clear"/>
             <w:tcMar>
               <w:top w:type="dxa" w:w="70"/>
               <w:left w:type="dxa" w:w="110"/>
@@ -3536,7 +3536,7 @@
         <w:tc>
           <w:tcPr>
             <w:tcW w:type="dxa" w:w="992"/>
-            <w:shd w:fill="1F4E79" w:color="auto" w:val="clear"/>
+            <w:shd w:fill="454545" w:color="auto" w:val="clear"/>
             <w:tcMar>
               <w:top w:type="dxa" w:w="70"/>
               <w:left w:type="dxa" w:w="110"/>
@@ -3564,7 +3564,7 @@
         <w:tc>
           <w:tcPr>
             <w:tcW w:type="dxa" w:w="1082"/>
-            <w:shd w:fill="1F4E79" w:color="auto" w:val="clear"/>
+            <w:shd w:fill="454545" w:color="auto" w:val="clear"/>
             <w:tcMar>
               <w:top w:type="dxa" w:w="70"/>
               <w:left w:type="dxa" w:w="110"/>
@@ -3592,7 +3592,7 @@
         <w:tc>
           <w:tcPr>
             <w:tcW w:type="dxa" w:w="1805"/>
-            <w:shd w:fill="1F4E79" w:color="auto" w:val="clear"/>
+            <w:shd w:fill="454545" w:color="auto" w:val="clear"/>
             <w:tcMar>
               <w:top w:type="dxa" w:w="70"/>
               <w:left w:type="dxa" w:w="110"/>
@@ -3768,7 +3768,7 @@
         <w:tc>
           <w:tcPr>
             <w:tcW w:type="dxa" w:w="902"/>
-            <w:shd w:fill="F2F5F8" w:color="auto" w:val="clear"/>
+            <w:shd w:fill="F4F4F4" w:color="auto" w:val="clear"/>
             <w:tcMar>
               <w:top w:type="dxa" w:w="70"/>
               <w:left w:type="dxa" w:w="110"/>
@@ -3793,7 +3793,7 @@
         <w:tc>
           <w:tcPr>
             <w:tcW w:type="dxa" w:w="2706"/>
-            <w:shd w:fill="F2F5F8" w:color="auto" w:val="clear"/>
+            <w:shd w:fill="F4F4F4" w:color="auto" w:val="clear"/>
             <w:tcMar>
               <w:top w:type="dxa" w:w="70"/>
               <w:left w:type="dxa" w:w="110"/>
@@ -3818,7 +3818,7 @@
         <w:tc>
           <w:tcPr>
             <w:tcW w:type="dxa" w:w="1533"/>
-            <w:shd w:fill="F2F5F8" w:color="auto" w:val="clear"/>
+            <w:shd w:fill="F4F4F4" w:color="auto" w:val="clear"/>
             <w:tcMar>
               <w:top w:type="dxa" w:w="70"/>
               <w:left w:type="dxa" w:w="110"/>
@@ -3843,7 +3843,7 @@
         <w:tc>
           <w:tcPr>
             <w:tcW w:type="dxa" w:w="992"/>
-            <w:shd w:fill="F2F5F8" w:color="auto" w:val="clear"/>
+            <w:shd w:fill="F4F4F4" w:color="auto" w:val="clear"/>
             <w:tcMar>
               <w:top w:type="dxa" w:w="70"/>
               <w:left w:type="dxa" w:w="110"/>
@@ -3868,7 +3868,7 @@
         <w:tc>
           <w:tcPr>
             <w:tcW w:type="dxa" w:w="1082"/>
-            <w:shd w:fill="F2F5F8" w:color="auto" w:val="clear"/>
+            <w:shd w:fill="F4F4F4" w:color="auto" w:val="clear"/>
             <w:tcMar>
               <w:top w:type="dxa" w:w="70"/>
               <w:left w:type="dxa" w:w="110"/>
@@ -3893,7 +3893,7 @@
         <w:tc>
           <w:tcPr>
             <w:tcW w:type="dxa" w:w="1805"/>
-            <w:shd w:fill="F2F5F8" w:color="auto" w:val="clear"/>
+            <w:shd w:fill="F4F4F4" w:color="auto" w:val="clear"/>
             <w:tcMar>
               <w:top w:type="dxa" w:w="70"/>
               <w:left w:type="dxa" w:w="110"/>
@@ -4066,7 +4066,7 @@
         <w:tc>
           <w:tcPr>
             <w:tcW w:type="dxa" w:w="902"/>
-            <w:shd w:fill="F2F5F8" w:color="auto" w:val="clear"/>
+            <w:shd w:fill="F4F4F4" w:color="auto" w:val="clear"/>
             <w:tcMar>
               <w:top w:type="dxa" w:w="70"/>
               <w:left w:type="dxa" w:w="110"/>
@@ -4091,7 +4091,7 @@
         <w:tc>
           <w:tcPr>
             <w:tcW w:type="dxa" w:w="2706"/>
-            <w:shd w:fill="F2F5F8" w:color="auto" w:val="clear"/>
+            <w:shd w:fill="F4F4F4" w:color="auto" w:val="clear"/>
             <w:tcMar>
               <w:top w:type="dxa" w:w="70"/>
               <w:left w:type="dxa" w:w="110"/>
@@ -4116,7 +4116,7 @@
         <w:tc>
           <w:tcPr>
             <w:tcW w:type="dxa" w:w="1533"/>
-            <w:shd w:fill="F2F5F8" w:color="auto" w:val="clear"/>
+            <w:shd w:fill="F4F4F4" w:color="auto" w:val="clear"/>
             <w:tcMar>
               <w:top w:type="dxa" w:w="70"/>
               <w:left w:type="dxa" w:w="110"/>
@@ -4141,7 +4141,7 @@
         <w:tc>
           <w:tcPr>
             <w:tcW w:type="dxa" w:w="992"/>
-            <w:shd w:fill="F2F5F8" w:color="auto" w:val="clear"/>
+            <w:shd w:fill="F4F4F4" w:color="auto" w:val="clear"/>
             <w:tcMar>
               <w:top w:type="dxa" w:w="70"/>
               <w:left w:type="dxa" w:w="110"/>
@@ -4166,7 +4166,7 @@
         <w:tc>
           <w:tcPr>
             <w:tcW w:type="dxa" w:w="1082"/>
-            <w:shd w:fill="F2F5F8" w:color="auto" w:val="clear"/>
+            <w:shd w:fill="F4F4F4" w:color="auto" w:val="clear"/>
             <w:tcMar>
               <w:top w:type="dxa" w:w="70"/>
               <w:left w:type="dxa" w:w="110"/>
@@ -4191,7 +4191,7 @@
         <w:tc>
           <w:tcPr>
             <w:tcW w:type="dxa" w:w="1805"/>
-            <w:shd w:fill="F2F5F8" w:color="auto" w:val="clear"/>
+            <w:shd w:fill="F4F4F4" w:color="auto" w:val="clear"/>
             <w:tcMar>
               <w:top w:type="dxa" w:w="70"/>
               <w:left w:type="dxa" w:w="110"/>
@@ -4364,7 +4364,7 @@
         <w:tc>
           <w:tcPr>
             <w:tcW w:type="dxa" w:w="902"/>
-            <w:shd w:fill="F2F5F8" w:color="auto" w:val="clear"/>
+            <w:shd w:fill="F4F4F4" w:color="auto" w:val="clear"/>
             <w:tcMar>
               <w:top w:type="dxa" w:w="70"/>
               <w:left w:type="dxa" w:w="110"/>
@@ -4389,7 +4389,7 @@
         <w:tc>
           <w:tcPr>
             <w:tcW w:type="dxa" w:w="2706"/>
-            <w:shd w:fill="F2F5F8" w:color="auto" w:val="clear"/>
+            <w:shd w:fill="F4F4F4" w:color="auto" w:val="clear"/>
             <w:tcMar>
               <w:top w:type="dxa" w:w="70"/>
               <w:left w:type="dxa" w:w="110"/>
@@ -4414,7 +4414,7 @@
         <w:tc>
           <w:tcPr>
             <w:tcW w:type="dxa" w:w="1533"/>
-            <w:shd w:fill="F2F5F8" w:color="auto" w:val="clear"/>
+            <w:shd w:fill="F4F4F4" w:color="auto" w:val="clear"/>
             <w:tcMar>
               <w:top w:type="dxa" w:w="70"/>
               <w:left w:type="dxa" w:w="110"/>
@@ -4439,7 +4439,7 @@
         <w:tc>
           <w:tcPr>
             <w:tcW w:type="dxa" w:w="992"/>
-            <w:shd w:fill="F2F5F8" w:color="auto" w:val="clear"/>
+            <w:shd w:fill="F4F4F4" w:color="auto" w:val="clear"/>
             <w:tcMar>
               <w:top w:type="dxa" w:w="70"/>
               <w:left w:type="dxa" w:w="110"/>
@@ -4464,7 +4464,7 @@
         <w:tc>
           <w:tcPr>
             <w:tcW w:type="dxa" w:w="1082"/>
-            <w:shd w:fill="F2F5F8" w:color="auto" w:val="clear"/>
+            <w:shd w:fill="F4F4F4" w:color="auto" w:val="clear"/>
             <w:tcMar>
               <w:top w:type="dxa" w:w="70"/>
               <w:left w:type="dxa" w:w="110"/>
@@ -4489,7 +4489,7 @@
         <w:tc>
           <w:tcPr>
             <w:tcW w:type="dxa" w:w="1805"/>
-            <w:shd w:fill="F2F5F8" w:color="auto" w:val="clear"/>
+            <w:shd w:fill="F4F4F4" w:color="auto" w:val="clear"/>
             <w:tcMar>
               <w:top w:type="dxa" w:w="70"/>
               <w:left w:type="dxa" w:w="110"/>
@@ -4544,7 +4544,7 @@
           <w:rFonts w:ascii="Calibri" w:cs="Calibri" w:eastAsia="Calibri" w:hAnsi="Calibri"/>
           <w:b/>
           <w:bCs/>
-          <w:color w:val="1F4E79"/>
+          <w:color w:val="454545"/>
           <w:sz w:val="24"/>
           <w:szCs w:val="24"/>
         </w:rPr>
@@ -4574,7 +4574,7 @@
           <w:rFonts w:ascii="Calibri" w:cs="Calibri" w:eastAsia="Calibri" w:hAnsi="Calibri"/>
           <w:b/>
           <w:bCs/>
-          <w:color w:val="1F4E79"/>
+          <w:color w:val="454545"/>
           <w:sz w:val="24"/>
           <w:szCs w:val="24"/>
         </w:rPr>
@@ -4605,7 +4605,7 @@
         <w:tc>
           <w:tcPr>
             <w:tcW w:type="dxa" w:w="2706"/>
-            <w:shd w:fill="1F4E79" w:color="auto" w:val="clear"/>
+            <w:shd w:fill="454545" w:color="auto" w:val="clear"/>
             <w:tcMar>
               <w:top w:type="dxa" w:w="70"/>
               <w:left w:type="dxa" w:w="110"/>
@@ -4633,7 +4633,7 @@
         <w:tc>
           <w:tcPr>
             <w:tcW w:type="dxa" w:w="1263"/>
-            <w:shd w:fill="1F4E79" w:color="auto" w:val="clear"/>
+            <w:shd w:fill="454545" w:color="auto" w:val="clear"/>
             <w:tcMar>
               <w:top w:type="dxa" w:w="70"/>
               <w:left w:type="dxa" w:w="110"/>
@@ -4662,7 +4662,7 @@
         <w:tc>
           <w:tcPr>
             <w:tcW w:type="dxa" w:w="5051"/>
-            <w:shd w:fill="1F4E79" w:color="auto" w:val="clear"/>
+            <w:shd w:fill="454545" w:color="auto" w:val="clear"/>
             <w:tcMar>
               <w:top w:type="dxa" w:w="70"/>
               <w:left w:type="dxa" w:w="110"/>
@@ -4767,7 +4767,7 @@
         <w:tc>
           <w:tcPr>
             <w:tcW w:type="dxa" w:w="2706"/>
-            <w:shd w:fill="F2F5F8" w:color="auto" w:val="clear"/>
+            <w:shd w:fill="F4F4F4" w:color="auto" w:val="clear"/>
             <w:tcMar>
               <w:top w:type="dxa" w:w="70"/>
               <w:left w:type="dxa" w:w="110"/>
@@ -4792,7 +4792,7 @@
         <w:tc>
           <w:tcPr>
             <w:tcW w:type="dxa" w:w="1263"/>
-            <w:shd w:fill="F2F5F8" w:color="auto" w:val="clear"/>
+            <w:shd w:fill="F4F4F4" w:color="auto" w:val="clear"/>
             <w:tcMar>
               <w:top w:type="dxa" w:w="70"/>
               <w:left w:type="dxa" w:w="110"/>
@@ -4818,7 +4818,7 @@
         <w:tc>
           <w:tcPr>
             <w:tcW w:type="dxa" w:w="5051"/>
-            <w:shd w:fill="F2F5F8" w:color="auto" w:val="clear"/>
+            <w:shd w:fill="F4F4F4" w:color="auto" w:val="clear"/>
             <w:tcMar>
               <w:top w:type="dxa" w:w="70"/>
               <w:left w:type="dxa" w:w="110"/>
@@ -4920,7 +4920,7 @@
         <w:tc>
           <w:tcPr>
             <w:tcW w:type="dxa" w:w="2706"/>
-            <w:shd w:fill="F2F5F8" w:color="auto" w:val="clear"/>
+            <w:shd w:fill="F4F4F4" w:color="auto" w:val="clear"/>
             <w:tcMar>
               <w:top w:type="dxa" w:w="70"/>
               <w:left w:type="dxa" w:w="110"/>
@@ -4945,7 +4945,7 @@
         <w:tc>
           <w:tcPr>
             <w:tcW w:type="dxa" w:w="1263"/>
-            <w:shd w:fill="F2F5F8" w:color="auto" w:val="clear"/>
+            <w:shd w:fill="F4F4F4" w:color="auto" w:val="clear"/>
             <w:tcMar>
               <w:top w:type="dxa" w:w="70"/>
               <w:left w:type="dxa" w:w="110"/>
@@ -4971,7 +4971,7 @@
         <w:tc>
           <w:tcPr>
             <w:tcW w:type="dxa" w:w="5051"/>
-            <w:shd w:fill="F2F5F8" w:color="auto" w:val="clear"/>
+            <w:shd w:fill="F4F4F4" w:color="auto" w:val="clear"/>
             <w:tcMar>
               <w:top w:type="dxa" w:w="70"/>
               <w:left w:type="dxa" w:w="110"/>
@@ -5073,7 +5073,7 @@
         <w:tc>
           <w:tcPr>
             <w:tcW w:type="dxa" w:w="2706"/>
-            <w:shd w:fill="F2F5F8" w:color="auto" w:val="clear"/>
+            <w:shd w:fill="F4F4F4" w:color="auto" w:val="clear"/>
             <w:tcMar>
               <w:top w:type="dxa" w:w="70"/>
               <w:left w:type="dxa" w:w="110"/>
@@ -5098,7 +5098,7 @@
         <w:tc>
           <w:tcPr>
             <w:tcW w:type="dxa" w:w="1263"/>
-            <w:shd w:fill="F2F5F8" w:color="auto" w:val="clear"/>
+            <w:shd w:fill="F4F4F4" w:color="auto" w:val="clear"/>
             <w:tcMar>
               <w:top w:type="dxa" w:w="70"/>
               <w:left w:type="dxa" w:w="110"/>
@@ -5124,7 +5124,7 @@
         <w:tc>
           <w:tcPr>
             <w:tcW w:type="dxa" w:w="5051"/>
-            <w:shd w:fill="F2F5F8" w:color="auto" w:val="clear"/>
+            <w:shd w:fill="F4F4F4" w:color="auto" w:val="clear"/>
             <w:tcMar>
               <w:top w:type="dxa" w:w="70"/>
               <w:left w:type="dxa" w:w="110"/>
@@ -5226,7 +5226,7 @@
         <w:tc>
           <w:tcPr>
             <w:tcW w:type="dxa" w:w="2706"/>
-            <w:shd w:fill="F2F5F8" w:color="auto" w:val="clear"/>
+            <w:shd w:fill="F4F4F4" w:color="auto" w:val="clear"/>
             <w:tcMar>
               <w:top w:type="dxa" w:w="70"/>
               <w:left w:type="dxa" w:w="110"/>
@@ -5251,7 +5251,7 @@
         <w:tc>
           <w:tcPr>
             <w:tcW w:type="dxa" w:w="1263"/>
-            <w:shd w:fill="F2F5F8" w:color="auto" w:val="clear"/>
+            <w:shd w:fill="F4F4F4" w:color="auto" w:val="clear"/>
             <w:tcMar>
               <w:top w:type="dxa" w:w="70"/>
               <w:left w:type="dxa" w:w="110"/>
@@ -5277,7 +5277,7 @@
         <w:tc>
           <w:tcPr>
             <w:tcW w:type="dxa" w:w="5051"/>
-            <w:shd w:fill="F2F5F8" w:color="auto" w:val="clear"/>
+            <w:shd w:fill="F4F4F4" w:color="auto" w:val="clear"/>
             <w:tcMar>
               <w:top w:type="dxa" w:w="70"/>
               <w:left w:type="dxa" w:w="110"/>
@@ -5379,7 +5379,7 @@
         <w:tc>
           <w:tcPr>
             <w:tcW w:type="dxa" w:w="2706"/>
-            <w:shd w:fill="F2F5F8" w:color="auto" w:val="clear"/>
+            <w:shd w:fill="F4F4F4" w:color="auto" w:val="clear"/>
             <w:tcMar>
               <w:top w:type="dxa" w:w="70"/>
               <w:left w:type="dxa" w:w="110"/>
@@ -5404,7 +5404,7 @@
         <w:tc>
           <w:tcPr>
             <w:tcW w:type="dxa" w:w="1263"/>
-            <w:shd w:fill="F2F5F8" w:color="auto" w:val="clear"/>
+            <w:shd w:fill="F4F4F4" w:color="auto" w:val="clear"/>
             <w:tcMar>
               <w:top w:type="dxa" w:w="70"/>
               <w:left w:type="dxa" w:w="110"/>
@@ -5430,7 +5430,7 @@
         <w:tc>
           <w:tcPr>
             <w:tcW w:type="dxa" w:w="5051"/>
-            <w:shd w:fill="F2F5F8" w:color="auto" w:val="clear"/>
+            <w:shd w:fill="F4F4F4" w:color="auto" w:val="clear"/>
             <w:tcMar>
               <w:top w:type="dxa" w:w="70"/>
               <w:left w:type="dxa" w:w="110"/>
@@ -5532,7 +5532,7 @@
         <w:tc>
           <w:tcPr>
             <w:tcW w:type="dxa" w:w="2706"/>
-            <w:shd w:fill="F2F5F8" w:color="auto" w:val="clear"/>
+            <w:shd w:fill="F4F4F4" w:color="auto" w:val="clear"/>
             <w:tcMar>
               <w:top w:type="dxa" w:w="70"/>
               <w:left w:type="dxa" w:w="110"/>
@@ -5557,7 +5557,7 @@
         <w:tc>
           <w:tcPr>
             <w:tcW w:type="dxa" w:w="1263"/>
-            <w:shd w:fill="F2F5F8" w:color="auto" w:val="clear"/>
+            <w:shd w:fill="F4F4F4" w:color="auto" w:val="clear"/>
             <w:tcMar>
               <w:top w:type="dxa" w:w="70"/>
               <w:left w:type="dxa" w:w="110"/>
@@ -5583,7 +5583,7 @@
         <w:tc>
           <w:tcPr>
             <w:tcW w:type="dxa" w:w="5051"/>
-            <w:shd w:fill="F2F5F8" w:color="auto" w:val="clear"/>
+            <w:shd w:fill="F4F4F4" w:color="auto" w:val="clear"/>
             <w:tcMar>
               <w:top w:type="dxa" w:w="70"/>
               <w:left w:type="dxa" w:w="110"/>
@@ -5685,7 +5685,7 @@
         <w:tc>
           <w:tcPr>
             <w:tcW w:type="dxa" w:w="2706"/>
-            <w:shd w:fill="F2F5F8" w:color="auto" w:val="clear"/>
+            <w:shd w:fill="F4F4F4" w:color="auto" w:val="clear"/>
             <w:tcMar>
               <w:top w:type="dxa" w:w="70"/>
               <w:left w:type="dxa" w:w="110"/>
@@ -5710,7 +5710,7 @@
         <w:tc>
           <w:tcPr>
             <w:tcW w:type="dxa" w:w="1263"/>
-            <w:shd w:fill="F2F5F8" w:color="auto" w:val="clear"/>
+            <w:shd w:fill="F4F4F4" w:color="auto" w:val="clear"/>
             <w:tcMar>
               <w:top w:type="dxa" w:w="70"/>
               <w:left w:type="dxa" w:w="110"/>
@@ -5736,7 +5736,7 @@
         <w:tc>
           <w:tcPr>
             <w:tcW w:type="dxa" w:w="5051"/>
-            <w:shd w:fill="F2F5F8" w:color="auto" w:val="clear"/>
+            <w:shd w:fill="F4F4F4" w:color="auto" w:val="clear"/>
             <w:tcMar>
               <w:top w:type="dxa" w:w="70"/>
               <w:left w:type="dxa" w:w="110"/>
@@ -5838,7 +5838,7 @@
         <w:tc>
           <w:tcPr>
             <w:tcW w:type="dxa" w:w="2706"/>
-            <w:shd w:fill="F2F5F8" w:color="auto" w:val="clear"/>
+            <w:shd w:fill="F4F4F4" w:color="auto" w:val="clear"/>
             <w:tcMar>
               <w:top w:type="dxa" w:w="70"/>
               <w:left w:type="dxa" w:w="110"/>
@@ -5863,7 +5863,7 @@
         <w:tc>
           <w:tcPr>
             <w:tcW w:type="dxa" w:w="1263"/>
-            <w:shd w:fill="F2F5F8" w:color="auto" w:val="clear"/>
+            <w:shd w:fill="F4F4F4" w:color="auto" w:val="clear"/>
             <w:tcMar>
               <w:top w:type="dxa" w:w="70"/>
               <w:left w:type="dxa" w:w="110"/>
@@ -5889,7 +5889,7 @@
         <w:tc>
           <w:tcPr>
             <w:tcW w:type="dxa" w:w="5051"/>
-            <w:shd w:fill="F2F5F8" w:color="auto" w:val="clear"/>
+            <w:shd w:fill="F4F4F4" w:color="auto" w:val="clear"/>
             <w:tcMar>
               <w:top w:type="dxa" w:w="70"/>
               <w:left w:type="dxa" w:w="110"/>
@@ -5923,7 +5923,7 @@
           <w:rFonts w:ascii="Calibri" w:cs="Calibri" w:eastAsia="Calibri" w:hAnsi="Calibri"/>
           <w:b/>
           <w:bCs/>
-          <w:color w:val="1F4E79"/>
+          <w:color w:val="454545"/>
           <w:sz w:val="24"/>
           <w:szCs w:val="24"/>
         </w:rPr>
@@ -6027,7 +6027,7 @@
         <w:tc>
           <w:tcPr>
             <w:tcW w:type="dxa" w:w="3067"/>
-            <w:shd w:fill="1F4E79" w:color="auto" w:val="clear"/>
+            <w:shd w:fill="454545" w:color="auto" w:val="clear"/>
             <w:tcMar>
               <w:top w:type="dxa" w:w="70"/>
               <w:left w:type="dxa" w:w="110"/>
@@ -6055,7 +6055,7 @@
         <w:tc>
           <w:tcPr>
             <w:tcW w:type="dxa" w:w="2977"/>
-            <w:shd w:fill="1F4E79" w:color="auto" w:val="clear"/>
+            <w:shd w:fill="454545" w:color="auto" w:val="clear"/>
             <w:tcMar>
               <w:top w:type="dxa" w:w="70"/>
               <w:left w:type="dxa" w:w="110"/>
@@ -6084,7 +6084,7 @@
         <w:tc>
           <w:tcPr>
             <w:tcW w:type="dxa" w:w="2976"/>
-            <w:shd w:fill="1F4E79" w:color="auto" w:val="clear"/>
+            <w:shd w:fill="454545" w:color="auto" w:val="clear"/>
             <w:tcMar>
               <w:top w:type="dxa" w:w="70"/>
               <w:left w:type="dxa" w:w="110"/>
@@ -6191,7 +6191,7 @@
         <w:tc>
           <w:tcPr>
             <w:tcW w:type="dxa" w:w="3067"/>
-            <w:shd w:fill="F2F5F8" w:color="auto" w:val="clear"/>
+            <w:shd w:fill="F4F4F4" w:color="auto" w:val="clear"/>
             <w:tcMar>
               <w:top w:type="dxa" w:w="70"/>
               <w:left w:type="dxa" w:w="110"/>
@@ -6216,7 +6216,7 @@
         <w:tc>
           <w:tcPr>
             <w:tcW w:type="dxa" w:w="2977"/>
-            <w:shd w:fill="F2F5F8" w:color="auto" w:val="clear"/>
+            <w:shd w:fill="F4F4F4" w:color="auto" w:val="clear"/>
             <w:tcMar>
               <w:top w:type="dxa" w:w="70"/>
               <w:left w:type="dxa" w:w="110"/>
@@ -6242,7 +6242,7 @@
         <w:tc>
           <w:tcPr>
             <w:tcW w:type="dxa" w:w="2976"/>
-            <w:shd w:fill="F2F5F8" w:color="auto" w:val="clear"/>
+            <w:shd w:fill="F4F4F4" w:color="auto" w:val="clear"/>
             <w:tcMar>
               <w:top w:type="dxa" w:w="70"/>
               <w:left w:type="dxa" w:w="110"/>
@@ -6346,7 +6346,7 @@
         <w:tc>
           <w:tcPr>
             <w:tcW w:type="dxa" w:w="3067"/>
-            <w:shd w:fill="F2F5F8" w:color="auto" w:val="clear"/>
+            <w:shd w:fill="F4F4F4" w:color="auto" w:val="clear"/>
             <w:tcMar>
               <w:top w:type="dxa" w:w="70"/>
               <w:left w:type="dxa" w:w="110"/>
@@ -6371,7 +6371,7 @@
         <w:tc>
           <w:tcPr>
             <w:tcW w:type="dxa" w:w="2977"/>
-            <w:shd w:fill="F2F5F8" w:color="auto" w:val="clear"/>
+            <w:shd w:fill="F4F4F4" w:color="auto" w:val="clear"/>
             <w:tcMar>
               <w:top w:type="dxa" w:w="70"/>
               <w:left w:type="dxa" w:w="110"/>
@@ -6397,7 +6397,7 @@
         <w:tc>
           <w:tcPr>
             <w:tcW w:type="dxa" w:w="2976"/>
-            <w:shd w:fill="F2F5F8" w:color="auto" w:val="clear"/>
+            <w:shd w:fill="F4F4F4" w:color="auto" w:val="clear"/>
             <w:tcMar>
               <w:top w:type="dxa" w:w="70"/>
               <w:left w:type="dxa" w:w="110"/>
@@ -6501,7 +6501,7 @@
         <w:tc>
           <w:tcPr>
             <w:tcW w:type="dxa" w:w="3067"/>
-            <w:shd w:fill="F2F5F8" w:color="auto" w:val="clear"/>
+            <w:shd w:fill="F4F4F4" w:color="auto" w:val="clear"/>
             <w:tcMar>
               <w:top w:type="dxa" w:w="70"/>
               <w:left w:type="dxa" w:w="110"/>
@@ -6526,7 +6526,7 @@
         <w:tc>
           <w:tcPr>
             <w:tcW w:type="dxa" w:w="2977"/>
-            <w:shd w:fill="F2F5F8" w:color="auto" w:val="clear"/>
+            <w:shd w:fill="F4F4F4" w:color="auto" w:val="clear"/>
             <w:tcMar>
               <w:top w:type="dxa" w:w="70"/>
               <w:left w:type="dxa" w:w="110"/>
@@ -6552,7 +6552,7 @@
         <w:tc>
           <w:tcPr>
             <w:tcW w:type="dxa" w:w="2976"/>
-            <w:shd w:fill="F2F5F8" w:color="auto" w:val="clear"/>
+            <w:shd w:fill="F4F4F4" w:color="auto" w:val="clear"/>
             <w:tcMar>
               <w:top w:type="dxa" w:w="70"/>
               <w:left w:type="dxa" w:w="110"/>
@@ -6660,7 +6660,7 @@
           <w:rFonts w:ascii="Calibri" w:cs="Calibri" w:eastAsia="Calibri" w:hAnsi="Calibri"/>
           <w:b/>
           <w:bCs/>
-          <w:color w:val="1F4E79"/>
+          <w:color w:val="454545"/>
           <w:sz w:val="30"/>
           <w:szCs w:val="30"/>
         </w:rPr>
@@ -6670,7 +6670,7 @@
     <w:p>
       <w:pPr>
         <w:pBdr>
-          <w:bottom w:val="single" w:color="1F4E79" w:sz="6"/>
+          <w:bottom w:val="single" w:color="454545" w:sz="6"/>
         </w:pBdr>
         <w:spacing w:after="200" w:before="60"/>
       </w:pPr>
@@ -6705,7 +6705,7 @@
           <w:rFonts w:ascii="Calibri" w:cs="Calibri" w:eastAsia="Calibri" w:hAnsi="Calibri"/>
           <w:b/>
           <w:bCs/>
-          <w:color w:val="1F4E79"/>
+          <w:color w:val="454545"/>
           <w:sz w:val="24"/>
           <w:szCs w:val="24"/>
         </w:rPr>
@@ -6855,7 +6855,7 @@
           <w:rFonts w:ascii="Calibri" w:cs="Calibri" w:eastAsia="Calibri" w:hAnsi="Calibri"/>
           <w:b/>
           <w:bCs/>
-          <w:color w:val="1F4E79"/>
+          <w:color w:val="454545"/>
           <w:sz w:val="24"/>
           <w:szCs w:val="24"/>
         </w:rPr>
@@ -6933,7 +6933,7 @@
           <w:rFonts w:ascii="Calibri" w:cs="Calibri" w:eastAsia="Calibri" w:hAnsi="Calibri"/>
           <w:b/>
           <w:bCs/>
-          <w:color w:val="1F4E79"/>
+          <w:color w:val="454545"/>
           <w:sz w:val="30"/>
           <w:szCs w:val="30"/>
         </w:rPr>
@@ -6943,7 +6943,7 @@
     <w:p>
       <w:pPr>
         <w:pBdr>
-          <w:bottom w:val="single" w:color="1F4E79" w:sz="6"/>
+          <w:bottom w:val="single" w:color="454545" w:sz="6"/>
         </w:pBdr>
         <w:spacing w:after="200" w:before="60"/>
       </w:pPr>
@@ -6978,7 +6978,7 @@
           <w:rFonts w:ascii="Calibri" w:cs="Calibri" w:eastAsia="Calibri" w:hAnsi="Calibri"/>
           <w:b/>
           <w:bCs/>
-          <w:color w:val="1F4E79"/>
+          <w:color w:val="454545"/>
           <w:sz w:val="24"/>
           <w:szCs w:val="24"/>
         </w:rPr>
@@ -7021,7 +7021,7 @@
           <w:rFonts w:ascii="Calibri" w:cs="Calibri" w:eastAsia="Calibri" w:hAnsi="Calibri"/>
           <w:b/>
           <w:bCs/>
-          <w:color w:val="1F4E79"/>
+          <w:color w:val="454545"/>
           <w:sz w:val="24"/>
           <w:szCs w:val="24"/>
         </w:rPr>
@@ -7149,7 +7149,7 @@
           <w:rFonts w:ascii="Calibri" w:cs="Calibri" w:eastAsia="Calibri" w:hAnsi="Calibri"/>
           <w:b/>
           <w:bCs/>
-          <w:color w:val="1F4E79"/>
+          <w:color w:val="454545"/>
           <w:sz w:val="24"/>
           <w:szCs w:val="24"/>
         </w:rPr>
@@ -7192,7 +7192,7 @@
           <w:rFonts w:ascii="Calibri" w:cs="Calibri" w:eastAsia="Calibri" w:hAnsi="Calibri"/>
           <w:b/>
           <w:bCs/>
-          <w:color w:val="1F4E79"/>
+          <w:color w:val="454545"/>
           <w:sz w:val="24"/>
           <w:szCs w:val="24"/>
         </w:rPr>
@@ -7235,7 +7235,7 @@
           <w:rFonts w:ascii="Calibri" w:cs="Calibri" w:eastAsia="Calibri" w:hAnsi="Calibri"/>
           <w:b/>
           <w:bCs/>
-          <w:color w:val="1F4E79"/>
+          <w:color w:val="454545"/>
           <w:sz w:val="24"/>
           <w:szCs w:val="24"/>
         </w:rPr>
@@ -7278,7 +7278,7 @@
           <w:rFonts w:ascii="Calibri" w:cs="Calibri" w:eastAsia="Calibri" w:hAnsi="Calibri"/>
           <w:b/>
           <w:bCs/>
-          <w:color w:val="1F4E79"/>
+          <w:color w:val="454545"/>
           <w:sz w:val="24"/>
           <w:szCs w:val="24"/>
         </w:rPr>
@@ -7334,7 +7334,7 @@
           <w:rFonts w:ascii="Calibri" w:cs="Calibri" w:eastAsia="Calibri" w:hAnsi="Calibri"/>
           <w:b/>
           <w:bCs/>
-          <w:color w:val="1F4E79"/>
+          <w:color w:val="454545"/>
           <w:sz w:val="24"/>
           <w:szCs w:val="24"/>
         </w:rPr>
@@ -7377,7 +7377,7 @@
           <w:rFonts w:ascii="Calibri" w:cs="Calibri" w:eastAsia="Calibri" w:hAnsi="Calibri"/>
           <w:b/>
           <w:bCs/>
-          <w:color w:val="1F4E79"/>
+          <w:color w:val="454545"/>
           <w:sz w:val="24"/>
           <w:szCs w:val="24"/>
         </w:rPr>
@@ -7425,7 +7425,7 @@
           <w:rFonts w:ascii="Calibri" w:cs="Calibri" w:eastAsia="Calibri" w:hAnsi="Calibri"/>
           <w:b/>
           <w:bCs/>
-          <w:color w:val="1F4E79"/>
+          <w:color w:val="454545"/>
           <w:sz w:val="30"/>
           <w:szCs w:val="30"/>
         </w:rPr>
@@ -7435,7 +7435,7 @@
     <w:p>
       <w:pPr>
         <w:pBdr>
-          <w:bottom w:val="single" w:color="1F4E79" w:sz="6"/>
+          <w:bottom w:val="single" w:color="454545" w:sz="6"/>
         </w:pBdr>
         <w:spacing w:after="200" w:before="60"/>
       </w:pPr>
@@ -7470,7 +7470,7 @@
           <w:rFonts w:ascii="Calibri" w:cs="Calibri" w:eastAsia="Calibri" w:hAnsi="Calibri"/>
           <w:b/>
           <w:bCs/>
-          <w:color w:val="1F4E79"/>
+          <w:color w:val="454545"/>
           <w:sz w:val="24"/>
           <w:szCs w:val="24"/>
         </w:rPr>
@@ -7513,7 +7513,7 @@
           <w:rFonts w:ascii="Calibri" w:cs="Calibri" w:eastAsia="Calibri" w:hAnsi="Calibri"/>
           <w:b/>
           <w:bCs/>
-          <w:color w:val="1F4E79"/>
+          <w:color w:val="454545"/>
           <w:sz w:val="24"/>
           <w:szCs w:val="24"/>
         </w:rPr>
@@ -7569,7 +7569,7 @@
           <w:rFonts w:ascii="Calibri" w:cs="Calibri" w:eastAsia="Calibri" w:hAnsi="Calibri"/>
           <w:b/>
           <w:bCs/>
-          <w:color w:val="1F4E79"/>
+          <w:color w:val="454545"/>
           <w:sz w:val="24"/>
           <w:szCs w:val="24"/>
         </w:rPr>
@@ -7617,7 +7617,7 @@
           <w:rFonts w:ascii="Calibri" w:cs="Calibri" w:eastAsia="Calibri" w:hAnsi="Calibri"/>
           <w:b/>
           <w:bCs/>
-          <w:color w:val="1F4E79"/>
+          <w:color w:val="454545"/>
           <w:sz w:val="30"/>
           <w:szCs w:val="30"/>
         </w:rPr>
@@ -7627,7 +7627,7 @@
     <w:p>
       <w:pPr>
         <w:pBdr>
-          <w:bottom w:val="single" w:color="1F4E79" w:sz="6"/>
+          <w:bottom w:val="single" w:color="454545" w:sz="6"/>
         </w:pBdr>
         <w:spacing w:after="200" w:before="60"/>
       </w:pPr>
@@ -7662,7 +7662,7 @@
           <w:rFonts w:ascii="Calibri" w:cs="Calibri" w:eastAsia="Calibri" w:hAnsi="Calibri"/>
           <w:b/>
           <w:bCs/>
-          <w:color w:val="1F4E79"/>
+          <w:color w:val="454545"/>
           <w:sz w:val="24"/>
           <w:szCs w:val="24"/>
         </w:rPr>
@@ -7692,7 +7692,7 @@
           <w:rFonts w:ascii="Calibri" w:cs="Calibri" w:eastAsia="Calibri" w:hAnsi="Calibri"/>
           <w:b/>
           <w:bCs/>
-          <w:color w:val="1F4E79"/>
+          <w:color w:val="454545"/>
           <w:sz w:val="24"/>
           <w:szCs w:val="24"/>
         </w:rPr>
@@ -7736,7 +7736,7 @@
         <w:tc>
           <w:tcPr>
             <w:tcW w:type="dxa" w:w="1624"/>
-            <w:shd w:fill="1F4E79" w:color="auto" w:val="clear"/>
+            <w:shd w:fill="454545" w:color="auto" w:val="clear"/>
             <w:tcMar>
               <w:top w:type="dxa" w:w="70"/>
               <w:left w:type="dxa" w:w="110"/>
@@ -7764,7 +7764,7 @@
         <w:tc>
           <w:tcPr>
             <w:tcW w:type="dxa" w:w="2706"/>
-            <w:shd w:fill="1F4E79" w:color="auto" w:val="clear"/>
+            <w:shd w:fill="454545" w:color="auto" w:val="clear"/>
             <w:tcMar>
               <w:top w:type="dxa" w:w="70"/>
               <w:left w:type="dxa" w:w="110"/>
@@ -7792,7 +7792,7 @@
         <w:tc>
           <w:tcPr>
             <w:tcW w:type="dxa" w:w="4690"/>
-            <w:shd w:fill="1F4E79" w:color="auto" w:val="clear"/>
+            <w:shd w:fill="454545" w:color="auto" w:val="clear"/>
             <w:tcMar>
               <w:top w:type="dxa" w:w="70"/>
               <w:left w:type="dxa" w:w="110"/>
@@ -7896,7 +7896,7 @@
         <w:tc>
           <w:tcPr>
             <w:tcW w:type="dxa" w:w="1624"/>
-            <w:shd w:fill="F2F5F8" w:color="auto" w:val="clear"/>
+            <w:shd w:fill="F4F4F4" w:color="auto" w:val="clear"/>
             <w:tcMar>
               <w:top w:type="dxa" w:w="70"/>
               <w:left w:type="dxa" w:w="110"/>
@@ -7921,7 +7921,7 @@
         <w:tc>
           <w:tcPr>
             <w:tcW w:type="dxa" w:w="2706"/>
-            <w:shd w:fill="F2F5F8" w:color="auto" w:val="clear"/>
+            <w:shd w:fill="F4F4F4" w:color="auto" w:val="clear"/>
             <w:tcMar>
               <w:top w:type="dxa" w:w="70"/>
               <w:left w:type="dxa" w:w="110"/>
@@ -7946,7 +7946,7 @@
         <w:tc>
           <w:tcPr>
             <w:tcW w:type="dxa" w:w="4690"/>
-            <w:shd w:fill="F2F5F8" w:color="auto" w:val="clear"/>
+            <w:shd w:fill="F4F4F4" w:color="auto" w:val="clear"/>
             <w:tcMar>
               <w:top w:type="dxa" w:w="70"/>
               <w:left w:type="dxa" w:w="110"/>
@@ -8047,7 +8047,7 @@
         <w:tc>
           <w:tcPr>
             <w:tcW w:type="dxa" w:w="1624"/>
-            <w:shd w:fill="F2F5F8" w:color="auto" w:val="clear"/>
+            <w:shd w:fill="F4F4F4" w:color="auto" w:val="clear"/>
             <w:tcMar>
               <w:top w:type="dxa" w:w="70"/>
               <w:left w:type="dxa" w:w="110"/>
@@ -8072,7 +8072,7 @@
         <w:tc>
           <w:tcPr>
             <w:tcW w:type="dxa" w:w="2706"/>
-            <w:shd w:fill="F2F5F8" w:color="auto" w:val="clear"/>
+            <w:shd w:fill="F4F4F4" w:color="auto" w:val="clear"/>
             <w:tcMar>
               <w:top w:type="dxa" w:w="70"/>
               <w:left w:type="dxa" w:w="110"/>
@@ -8097,7 +8097,7 @@
         <w:tc>
           <w:tcPr>
             <w:tcW w:type="dxa" w:w="4690"/>
-            <w:shd w:fill="F2F5F8" w:color="auto" w:val="clear"/>
+            <w:shd w:fill="F4F4F4" w:color="auto" w:val="clear"/>
             <w:tcMar>
               <w:top w:type="dxa" w:w="70"/>
               <w:left w:type="dxa" w:w="110"/>
@@ -8198,7 +8198,7 @@
         <w:tc>
           <w:tcPr>
             <w:tcW w:type="dxa" w:w="1624"/>
-            <w:shd w:fill="F2F5F8" w:color="auto" w:val="clear"/>
+            <w:shd w:fill="F4F4F4" w:color="auto" w:val="clear"/>
             <w:tcMar>
               <w:top w:type="dxa" w:w="70"/>
               <w:left w:type="dxa" w:w="110"/>
@@ -8223,7 +8223,7 @@
         <w:tc>
           <w:tcPr>
             <w:tcW w:type="dxa" w:w="2706"/>
-            <w:shd w:fill="F2F5F8" w:color="auto" w:val="clear"/>
+            <w:shd w:fill="F4F4F4" w:color="auto" w:val="clear"/>
             <w:tcMar>
               <w:top w:type="dxa" w:w="70"/>
               <w:left w:type="dxa" w:w="110"/>
@@ -8248,7 +8248,7 @@
         <w:tc>
           <w:tcPr>
             <w:tcW w:type="dxa" w:w="4690"/>
-            <w:shd w:fill="F2F5F8" w:color="auto" w:val="clear"/>
+            <w:shd w:fill="F4F4F4" w:color="auto" w:val="clear"/>
             <w:tcMar>
               <w:top w:type="dxa" w:w="70"/>
               <w:left w:type="dxa" w:w="110"/>
@@ -8349,7 +8349,7 @@
         <w:tc>
           <w:tcPr>
             <w:tcW w:type="dxa" w:w="1624"/>
-            <w:shd w:fill="F2F5F8" w:color="auto" w:val="clear"/>
+            <w:shd w:fill="F4F4F4" w:color="auto" w:val="clear"/>
             <w:tcMar>
               <w:top w:type="dxa" w:w="70"/>
               <w:left w:type="dxa" w:w="110"/>
@@ -8374,7 +8374,7 @@
         <w:tc>
           <w:tcPr>
             <w:tcW w:type="dxa" w:w="2706"/>
-            <w:shd w:fill="F2F5F8" w:color="auto" w:val="clear"/>
+            <w:shd w:fill="F4F4F4" w:color="auto" w:val="clear"/>
             <w:tcMar>
               <w:top w:type="dxa" w:w="70"/>
               <w:left w:type="dxa" w:w="110"/>
@@ -8399,7 +8399,7 @@
         <w:tc>
           <w:tcPr>
             <w:tcW w:type="dxa" w:w="4690"/>
-            <w:shd w:fill="F2F5F8" w:color="auto" w:val="clear"/>
+            <w:shd w:fill="F4F4F4" w:color="auto" w:val="clear"/>
             <w:tcMar>
               <w:top w:type="dxa" w:w="70"/>
               <w:left w:type="dxa" w:w="110"/>
@@ -8546,7 +8546,7 @@
           <w:rFonts w:ascii="Calibri" w:cs="Calibri" w:eastAsia="Calibri" w:hAnsi="Calibri"/>
           <w:b/>
           <w:bCs/>
-          <w:color w:val="1F4E79"/>
+          <w:color w:val="454545"/>
           <w:sz w:val="30"/>
           <w:szCs w:val="30"/>
         </w:rPr>
@@ -8556,7 +8556,7 @@
     <w:p>
       <w:pPr>
         <w:pBdr>
-          <w:bottom w:val="single" w:color="1F4E79" w:sz="6"/>
+          <w:bottom w:val="single" w:color="454545" w:sz="6"/>
         </w:pBdr>
         <w:spacing w:after="200" w:before="60"/>
       </w:pPr>
@@ -8578,7 +8578,7 @@
           <w:rFonts w:ascii="Calibri" w:cs="Calibri" w:eastAsia="Calibri" w:hAnsi="Calibri"/>
           <w:b/>
           <w:bCs/>
-          <w:color w:val="1F4E79"/>
+          <w:color w:val="454545"/>
           <w:sz w:val="24"/>
           <w:szCs w:val="24"/>
         </w:rPr>
@@ -8737,7 +8737,7 @@
           <w:rFonts w:ascii="Calibri" w:cs="Calibri" w:eastAsia="Calibri" w:hAnsi="Calibri"/>
           <w:b/>
           <w:bCs/>
-          <w:color w:val="1F4E79"/>
+          <w:color w:val="454545"/>
           <w:sz w:val="24"/>
           <w:szCs w:val="24"/>
         </w:rPr>
@@ -8780,7 +8780,7 @@
           <w:rFonts w:ascii="Calibri" w:cs="Calibri" w:eastAsia="Calibri" w:hAnsi="Calibri"/>
           <w:b/>
           <w:bCs/>
-          <w:color w:val="1F4E79"/>
+          <w:color w:val="454545"/>
           <w:sz w:val="24"/>
           <w:szCs w:val="24"/>
         </w:rPr>
@@ -8815,7 +8815,7 @@
           <w:rFonts w:ascii="Calibri" w:cs="Calibri" w:eastAsia="Calibri" w:hAnsi="Calibri"/>
           <w:b/>
           <w:bCs/>
-          <w:color w:val="1F4E79"/>
+          <w:color w:val="454545"/>
           <w:sz w:val="30"/>
           <w:szCs w:val="30"/>
         </w:rPr>
@@ -8825,7 +8825,7 @@
     <w:p>
       <w:pPr>
         <w:pBdr>
-          <w:bottom w:val="single" w:color="1F4E79" w:sz="6"/>
+          <w:bottom w:val="single" w:color="454545" w:sz="6"/>
         </w:pBdr>
         <w:spacing w:after="200" w:before="60"/>
       </w:pPr>
@@ -8860,7 +8860,7 @@
           <w:rFonts w:ascii="Calibri" w:cs="Calibri" w:eastAsia="Calibri" w:hAnsi="Calibri"/>
           <w:b/>
           <w:bCs/>
-          <w:color w:val="1F4E79"/>
+          <w:color w:val="454545"/>
           <w:sz w:val="24"/>
           <w:szCs w:val="24"/>
         </w:rPr>
@@ -8890,7 +8890,7 @@
           <w:rFonts w:ascii="Calibri" w:cs="Calibri" w:eastAsia="Calibri" w:hAnsi="Calibri"/>
           <w:b/>
           <w:bCs/>
-          <w:color w:val="1F4E79"/>
+          <w:color w:val="454545"/>
           <w:sz w:val="24"/>
           <w:szCs w:val="24"/>
         </w:rPr>
@@ -8921,7 +8921,7 @@
         <w:tc>
           <w:tcPr>
             <w:tcW w:type="dxa" w:w="2526"/>
-            <w:shd w:fill="1F4E79" w:color="auto" w:val="clear"/>
+            <w:shd w:fill="454545" w:color="auto" w:val="clear"/>
             <w:tcMar>
               <w:top w:type="dxa" w:w="70"/>
               <w:left w:type="dxa" w:w="110"/>
@@ -8949,7 +8949,7 @@
         <w:tc>
           <w:tcPr>
             <w:tcW w:type="dxa" w:w="1263"/>
-            <w:shd w:fill="1F4E79" w:color="auto" w:val="clear"/>
+            <w:shd w:fill="454545" w:color="auto" w:val="clear"/>
             <w:tcMar>
               <w:top w:type="dxa" w:w="70"/>
               <w:left w:type="dxa" w:w="110"/>
@@ -8978,7 +8978,7 @@
         <w:tc>
           <w:tcPr>
             <w:tcW w:type="dxa" w:w="5231"/>
-            <w:shd w:fill="1F4E79" w:color="auto" w:val="clear"/>
+            <w:shd w:fill="454545" w:color="auto" w:val="clear"/>
             <w:tcMar>
               <w:top w:type="dxa" w:w="70"/>
               <w:left w:type="dxa" w:w="110"/>
@@ -9083,7 +9083,7 @@
         <w:tc>
           <w:tcPr>
             <w:tcW w:type="dxa" w:w="2526"/>
-            <w:shd w:fill="F2F5F8" w:color="auto" w:val="clear"/>
+            <w:shd w:fill="F4F4F4" w:color="auto" w:val="clear"/>
             <w:tcMar>
               <w:top w:type="dxa" w:w="70"/>
               <w:left w:type="dxa" w:w="110"/>
@@ -9108,7 +9108,7 @@
         <w:tc>
           <w:tcPr>
             <w:tcW w:type="dxa" w:w="1263"/>
-            <w:shd w:fill="F2F5F8" w:color="auto" w:val="clear"/>
+            <w:shd w:fill="F4F4F4" w:color="auto" w:val="clear"/>
             <w:tcMar>
               <w:top w:type="dxa" w:w="70"/>
               <w:left w:type="dxa" w:w="110"/>
@@ -9134,7 +9134,7 @@
         <w:tc>
           <w:tcPr>
             <w:tcW w:type="dxa" w:w="5231"/>
-            <w:shd w:fill="F2F5F8" w:color="auto" w:val="clear"/>
+            <w:shd w:fill="F4F4F4" w:color="auto" w:val="clear"/>
             <w:tcMar>
               <w:top w:type="dxa" w:w="70"/>
               <w:left w:type="dxa" w:w="110"/>
@@ -9264,7 +9264,7 @@
           <w:rFonts w:ascii="Calibri" w:cs="Calibri" w:eastAsia="Calibri" w:hAnsi="Calibri"/>
           <w:b/>
           <w:bCs/>
-          <w:color w:val="1F4E79"/>
+          <w:color w:val="454545"/>
           <w:sz w:val="24"/>
           <w:szCs w:val="24"/>
         </w:rPr>
@@ -9372,7 +9372,7 @@
           <w:rFonts w:ascii="Calibri" w:cs="Calibri" w:eastAsia="Calibri" w:hAnsi="Calibri"/>
           <w:b/>
           <w:bCs/>
-          <w:color w:val="1F4E79"/>
+          <w:color w:val="454545"/>
           <w:sz w:val="30"/>
           <w:szCs w:val="30"/>
         </w:rPr>
@@ -9382,7 +9382,7 @@
     <w:p>
       <w:pPr>
         <w:pBdr>
-          <w:bottom w:val="single" w:color="1F4E79" w:sz="6"/>
+          <w:bottom w:val="single" w:color="454545" w:sz="6"/>
         </w:pBdr>
         <w:spacing w:after="200" w:before="60"/>
       </w:pPr>
@@ -9417,7 +9417,7 @@
           <w:rFonts w:ascii="Calibri" w:cs="Calibri" w:eastAsia="Calibri" w:hAnsi="Calibri"/>
           <w:b/>
           <w:bCs/>
-          <w:color w:val="1F4E79"/>
+          <w:color w:val="454545"/>
           <w:sz w:val="24"/>
           <w:szCs w:val="24"/>
         </w:rPr>
@@ -9567,7 +9567,7 @@
           <w:rFonts w:ascii="Calibri" w:cs="Calibri" w:eastAsia="Calibri" w:hAnsi="Calibri"/>
           <w:b/>
           <w:bCs/>
-          <w:color w:val="1F4E79"/>
+          <w:color w:val="454545"/>
           <w:sz w:val="24"/>
           <w:szCs w:val="24"/>
         </w:rPr>
@@ -9687,7 +9687,7 @@
           <w:rFonts w:ascii="Calibri" w:cs="Calibri" w:eastAsia="Calibri" w:hAnsi="Calibri"/>
           <w:b/>
           <w:bCs/>
-          <w:color w:val="1F4E79"/>
+          <w:color w:val="454545"/>
           <w:sz w:val="24"/>
           <w:szCs w:val="24"/>
         </w:rPr>
@@ -9717,7 +9717,7 @@
           <w:rFonts w:ascii="Calibri" w:cs="Calibri" w:eastAsia="Calibri" w:hAnsi="Calibri"/>
           <w:b/>
           <w:bCs/>
-          <w:color w:val="1F4E79"/>
+          <w:color w:val="454545"/>
           <w:sz w:val="24"/>
           <w:szCs w:val="24"/>
         </w:rPr>
@@ -9758,7 +9758,7 @@
       <w:r>
         <w:rPr>
           <w:rFonts w:ascii="Consolas" w:cs="Consolas" w:eastAsia="Consolas" w:hAnsi="Consolas"/>
-          <w:color w:val="A00000"/>
+          <w:color w:val="303030"/>
           <w:sz w:val="19"/>
           <w:szCs w:val="19"/>
         </w:rPr>
@@ -9815,7 +9815,7 @@
         <w:tc>
           <w:tcPr>
             <w:tcW w:type="dxa" w:w="2706"/>
-            <w:shd w:fill="1F4E79" w:color="auto" w:val="clear"/>
+            <w:shd w:fill="454545" w:color="auto" w:val="clear"/>
             <w:tcMar>
               <w:top w:type="dxa" w:w="70"/>
               <w:left w:type="dxa" w:w="110"/>
@@ -9843,7 +9843,7 @@
         <w:tc>
           <w:tcPr>
             <w:tcW w:type="dxa" w:w="1804"/>
-            <w:shd w:fill="1F4E79" w:color="auto" w:val="clear"/>
+            <w:shd w:fill="454545" w:color="auto" w:val="clear"/>
             <w:tcMar>
               <w:top w:type="dxa" w:w="70"/>
               <w:left w:type="dxa" w:w="110"/>
@@ -9871,7 +9871,7 @@
         <w:tc>
           <w:tcPr>
             <w:tcW w:type="dxa" w:w="4510"/>
-            <w:shd w:fill="1F4E79" w:color="auto" w:val="clear"/>
+            <w:shd w:fill="454545" w:color="auto" w:val="clear"/>
             <w:tcMar>
               <w:top w:type="dxa" w:w="70"/>
               <w:left w:type="dxa" w:w="110"/>
@@ -9975,7 +9975,7 @@
         <w:tc>
           <w:tcPr>
             <w:tcW w:type="dxa" w:w="2706"/>
-            <w:shd w:fill="F2F5F8" w:color="auto" w:val="clear"/>
+            <w:shd w:fill="F4F4F4" w:color="auto" w:val="clear"/>
             <w:tcMar>
               <w:top w:type="dxa" w:w="70"/>
               <w:left w:type="dxa" w:w="110"/>
@@ -10000,7 +10000,7 @@
         <w:tc>
           <w:tcPr>
             <w:tcW w:type="dxa" w:w="1804"/>
-            <w:shd w:fill="F2F5F8" w:color="auto" w:val="clear"/>
+            <w:shd w:fill="F4F4F4" w:color="auto" w:val="clear"/>
             <w:tcMar>
               <w:top w:type="dxa" w:w="70"/>
               <w:left w:type="dxa" w:w="110"/>
@@ -10025,7 +10025,7 @@
         <w:tc>
           <w:tcPr>
             <w:tcW w:type="dxa" w:w="4510"/>
-            <w:shd w:fill="F2F5F8" w:color="auto" w:val="clear"/>
+            <w:shd w:fill="F4F4F4" w:color="auto" w:val="clear"/>
             <w:tcMar>
               <w:top w:type="dxa" w:w="70"/>
               <w:left w:type="dxa" w:w="110"/>
@@ -10126,7 +10126,7 @@
         <w:tc>
           <w:tcPr>
             <w:tcW w:type="dxa" w:w="2706"/>
-            <w:shd w:fill="F2F5F8" w:color="auto" w:val="clear"/>
+            <w:shd w:fill="F4F4F4" w:color="auto" w:val="clear"/>
             <w:tcMar>
               <w:top w:type="dxa" w:w="70"/>
               <w:left w:type="dxa" w:w="110"/>
@@ -10151,7 +10151,7 @@
         <w:tc>
           <w:tcPr>
             <w:tcW w:type="dxa" w:w="1804"/>
-            <w:shd w:fill="F2F5F8" w:color="auto" w:val="clear"/>
+            <w:shd w:fill="F4F4F4" w:color="auto" w:val="clear"/>
             <w:tcMar>
               <w:top w:type="dxa" w:w="70"/>
               <w:left w:type="dxa" w:w="110"/>
@@ -10176,7 +10176,7 @@
         <w:tc>
           <w:tcPr>
             <w:tcW w:type="dxa" w:w="4510"/>
-            <w:shd w:fill="F2F5F8" w:color="auto" w:val="clear"/>
+            <w:shd w:fill="F4F4F4" w:color="auto" w:val="clear"/>
             <w:tcMar>
               <w:top w:type="dxa" w:w="70"/>
               <w:left w:type="dxa" w:w="110"/>
@@ -10249,7 +10249,7 @@
           <w:rFonts w:ascii="Calibri" w:cs="Calibri" w:eastAsia="Calibri" w:hAnsi="Calibri"/>
           <w:b/>
           <w:bCs/>
-          <w:color w:val="1F4E79"/>
+          <w:color w:val="454545"/>
           <w:sz w:val="30"/>
           <w:szCs w:val="30"/>
         </w:rPr>
@@ -10259,7 +10259,7 @@
     <w:p>
       <w:pPr>
         <w:pBdr>
-          <w:bottom w:val="single" w:color="1F4E79" w:sz="6"/>
+          <w:bottom w:val="single" w:color="454545" w:sz="6"/>
         </w:pBdr>
         <w:spacing w:after="200" w:before="60"/>
       </w:pPr>
@@ -10281,7 +10281,7 @@
           <w:rFonts w:ascii="Calibri" w:cs="Calibri" w:eastAsia="Calibri" w:hAnsi="Calibri"/>
           <w:b/>
           <w:bCs/>
-          <w:color w:val="1F4E79"/>
+          <w:color w:val="454545"/>
           <w:sz w:val="24"/>
           <w:szCs w:val="24"/>
         </w:rPr>
@@ -10325,7 +10325,7 @@
         <w:tc>
           <w:tcPr>
             <w:tcW w:type="dxa" w:w="3067"/>
-            <w:shd w:fill="1F4E79" w:color="auto" w:val="clear"/>
+            <w:shd w:fill="454545" w:color="auto" w:val="clear"/>
             <w:tcMar>
               <w:top w:type="dxa" w:w="70"/>
               <w:left w:type="dxa" w:w="110"/>
@@ -10353,7 +10353,7 @@
         <w:tc>
           <w:tcPr>
             <w:tcW w:type="dxa" w:w="1263"/>
-            <w:shd w:fill="1F4E79" w:color="auto" w:val="clear"/>
+            <w:shd w:fill="454545" w:color="auto" w:val="clear"/>
             <w:tcMar>
               <w:top w:type="dxa" w:w="70"/>
               <w:left w:type="dxa" w:w="110"/>
@@ -10382,7 +10382,7 @@
         <w:tc>
           <w:tcPr>
             <w:tcW w:type="dxa" w:w="4690"/>
-            <w:shd w:fill="1F4E79" w:color="auto" w:val="clear"/>
+            <w:shd w:fill="454545" w:color="auto" w:val="clear"/>
             <w:tcMar>
               <w:top w:type="dxa" w:w="70"/>
               <w:left w:type="dxa" w:w="110"/>
@@ -10908,7 +10908,7 @@
           <w:rFonts w:ascii="Calibri" w:cs="Calibri" w:eastAsia="Calibri" w:hAnsi="Calibri"/>
           <w:b/>
           <w:bCs/>
-          <w:color w:val="1F4E79"/>
+          <w:color w:val="454545"/>
           <w:sz w:val="24"/>
           <w:szCs w:val="24"/>
         </w:rPr>
@@ -10952,7 +10952,7 @@
         <w:tc>
           <w:tcPr>
             <w:tcW w:type="dxa" w:w="2345"/>
-            <w:shd w:fill="1F4E79" w:color="auto" w:val="clear"/>
+            <w:shd w:fill="454545" w:color="auto" w:val="clear"/>
             <w:tcMar>
               <w:top w:type="dxa" w:w="70"/>
               <w:left w:type="dxa" w:w="110"/>
@@ -10980,7 +10980,7 @@
         <w:tc>
           <w:tcPr>
             <w:tcW w:type="dxa" w:w="1082"/>
-            <w:shd w:fill="1F4E79" w:color="auto" w:val="clear"/>
+            <w:shd w:fill="454545" w:color="auto" w:val="clear"/>
             <w:tcMar>
               <w:top w:type="dxa" w:w="70"/>
               <w:left w:type="dxa" w:w="110"/>
@@ -11009,7 +11009,7 @@
         <w:tc>
           <w:tcPr>
             <w:tcW w:type="dxa" w:w="5593"/>
-            <w:shd w:fill="1F4E79" w:color="auto" w:val="clear"/>
+            <w:shd w:fill="454545" w:color="auto" w:val="clear"/>
             <w:tcMar>
               <w:top w:type="dxa" w:w="70"/>
               <w:left w:type="dxa" w:w="110"/>
@@ -11114,7 +11114,7 @@
         <w:tc>
           <w:tcPr>
             <w:tcW w:type="dxa" w:w="2345"/>
-            <w:shd w:fill="F2F5F8" w:color="auto" w:val="clear"/>
+            <w:shd w:fill="F4F4F4" w:color="auto" w:val="clear"/>
             <w:tcMar>
               <w:top w:type="dxa" w:w="70"/>
               <w:left w:type="dxa" w:w="110"/>
@@ -11139,7 +11139,7 @@
         <w:tc>
           <w:tcPr>
             <w:tcW w:type="dxa" w:w="1082"/>
-            <w:shd w:fill="F2F5F8" w:color="auto" w:val="clear"/>
+            <w:shd w:fill="F4F4F4" w:color="auto" w:val="clear"/>
             <w:tcMar>
               <w:top w:type="dxa" w:w="70"/>
               <w:left w:type="dxa" w:w="110"/>
@@ -11165,7 +11165,7 @@
         <w:tc>
           <w:tcPr>
             <w:tcW w:type="dxa" w:w="5593"/>
-            <w:shd w:fill="F2F5F8" w:color="auto" w:val="clear"/>
+            <w:shd w:fill="F4F4F4" w:color="auto" w:val="clear"/>
             <w:tcMar>
               <w:top w:type="dxa" w:w="70"/>
               <w:left w:type="dxa" w:w="110"/>
@@ -11267,7 +11267,7 @@
         <w:tc>
           <w:tcPr>
             <w:tcW w:type="dxa" w:w="2345"/>
-            <w:shd w:fill="F2F5F8" w:color="auto" w:val="clear"/>
+            <w:shd w:fill="F4F4F4" w:color="auto" w:val="clear"/>
             <w:tcMar>
               <w:top w:type="dxa" w:w="70"/>
               <w:left w:type="dxa" w:w="110"/>
@@ -11292,7 +11292,7 @@
         <w:tc>
           <w:tcPr>
             <w:tcW w:type="dxa" w:w="1082"/>
-            <w:shd w:fill="F2F5F8" w:color="auto" w:val="clear"/>
+            <w:shd w:fill="F4F4F4" w:color="auto" w:val="clear"/>
             <w:tcMar>
               <w:top w:type="dxa" w:w="70"/>
               <w:left w:type="dxa" w:w="110"/>
@@ -11318,7 +11318,7 @@
         <w:tc>
           <w:tcPr>
             <w:tcW w:type="dxa" w:w="5593"/>
-            <w:shd w:fill="F2F5F8" w:color="auto" w:val="clear"/>
+            <w:shd w:fill="F4F4F4" w:color="auto" w:val="clear"/>
             <w:tcMar>
               <w:top w:type="dxa" w:w="70"/>
               <w:left w:type="dxa" w:w="110"/>
@@ -11420,7 +11420,7 @@
         <w:tc>
           <w:tcPr>
             <w:tcW w:type="dxa" w:w="2345"/>
-            <w:shd w:fill="F2F5F8" w:color="auto" w:val="clear"/>
+            <w:shd w:fill="F4F4F4" w:color="auto" w:val="clear"/>
             <w:tcMar>
               <w:top w:type="dxa" w:w="70"/>
               <w:left w:type="dxa" w:w="110"/>
@@ -11445,7 +11445,7 @@
         <w:tc>
           <w:tcPr>
             <w:tcW w:type="dxa" w:w="1082"/>
-            <w:shd w:fill="F2F5F8" w:color="auto" w:val="clear"/>
+            <w:shd w:fill="F4F4F4" w:color="auto" w:val="clear"/>
             <w:tcMar>
               <w:top w:type="dxa" w:w="70"/>
               <w:left w:type="dxa" w:w="110"/>
@@ -11471,7 +11471,7 @@
         <w:tc>
           <w:tcPr>
             <w:tcW w:type="dxa" w:w="5593"/>
-            <w:shd w:fill="F2F5F8" w:color="auto" w:val="clear"/>
+            <w:shd w:fill="F4F4F4" w:color="auto" w:val="clear"/>
             <w:tcMar>
               <w:top w:type="dxa" w:w="70"/>
               <w:left w:type="dxa" w:w="110"/>
@@ -11573,7 +11573,7 @@
         <w:tc>
           <w:tcPr>
             <w:tcW w:type="dxa" w:w="2345"/>
-            <w:shd w:fill="F2F5F8" w:color="auto" w:val="clear"/>
+            <w:shd w:fill="F4F4F4" w:color="auto" w:val="clear"/>
             <w:tcMar>
               <w:top w:type="dxa" w:w="70"/>
               <w:left w:type="dxa" w:w="110"/>
@@ -11598,7 +11598,7 @@
         <w:tc>
           <w:tcPr>
             <w:tcW w:type="dxa" w:w="1082"/>
-            <w:shd w:fill="F2F5F8" w:color="auto" w:val="clear"/>
+            <w:shd w:fill="F4F4F4" w:color="auto" w:val="clear"/>
             <w:tcMar>
               <w:top w:type="dxa" w:w="70"/>
               <w:left w:type="dxa" w:w="110"/>
@@ -11624,7 +11624,7 @@
         <w:tc>
           <w:tcPr>
             <w:tcW w:type="dxa" w:w="5593"/>
-            <w:shd w:fill="F2F5F8" w:color="auto" w:val="clear"/>
+            <w:shd w:fill="F4F4F4" w:color="auto" w:val="clear"/>
             <w:tcMar>
               <w:top w:type="dxa" w:w="70"/>
               <w:left w:type="dxa" w:w="110"/>
@@ -11726,7 +11726,7 @@
         <w:tc>
           <w:tcPr>
             <w:tcW w:type="dxa" w:w="2345"/>
-            <w:shd w:fill="F2F5F8" w:color="auto" w:val="clear"/>
+            <w:shd w:fill="F4F4F4" w:color="auto" w:val="clear"/>
             <w:tcMar>
               <w:top w:type="dxa" w:w="70"/>
               <w:left w:type="dxa" w:w="110"/>
@@ -11751,7 +11751,7 @@
         <w:tc>
           <w:tcPr>
             <w:tcW w:type="dxa" w:w="1082"/>
-            <w:shd w:fill="F2F5F8" w:color="auto" w:val="clear"/>
+            <w:shd w:fill="F4F4F4" w:color="auto" w:val="clear"/>
             <w:tcMar>
               <w:top w:type="dxa" w:w="70"/>
               <w:left w:type="dxa" w:w="110"/>
@@ -11777,7 +11777,7 @@
         <w:tc>
           <w:tcPr>
             <w:tcW w:type="dxa" w:w="5593"/>
-            <w:shd w:fill="F2F5F8" w:color="auto" w:val="clear"/>
+            <w:shd w:fill="F4F4F4" w:color="auto" w:val="clear"/>
             <w:tcMar>
               <w:top w:type="dxa" w:w="70"/>
               <w:left w:type="dxa" w:w="110"/>
@@ -11832,7 +11832,7 @@
           <w:rFonts w:ascii="Calibri" w:cs="Calibri" w:eastAsia="Calibri" w:hAnsi="Calibri"/>
           <w:b/>
           <w:bCs/>
-          <w:color w:val="1F4E79"/>
+          <w:color w:val="454545"/>
           <w:sz w:val="24"/>
           <w:szCs w:val="24"/>
         </w:rPr>
@@ -12016,7 +12016,7 @@
           <w:rFonts w:ascii="Calibri" w:cs="Calibri" w:eastAsia="Calibri" w:hAnsi="Calibri"/>
           <w:b/>
           <w:bCs/>
-          <w:color w:val="1F4E79"/>
+          <w:color w:val="454545"/>
           <w:sz w:val="30"/>
           <w:szCs w:val="30"/>
         </w:rPr>
@@ -12026,7 +12026,7 @@
     <w:p>
       <w:pPr>
         <w:pBdr>
-          <w:bottom w:val="single" w:color="1F4E79" w:sz="6"/>
+          <w:bottom w:val="single" w:color="454545" w:sz="6"/>
         </w:pBdr>
         <w:spacing w:after="200" w:before="60"/>
       </w:pPr>
@@ -12048,7 +12048,7 @@
           <w:rFonts w:ascii="Calibri" w:cs="Calibri" w:eastAsia="Calibri" w:hAnsi="Calibri"/>
           <w:b/>
           <w:bCs/>
-          <w:color w:val="1F4E79"/>
+          <w:color w:val="454545"/>
           <w:sz w:val="24"/>
           <w:szCs w:val="24"/>
         </w:rPr>
@@ -12194,7 +12194,7 @@
           <w:rFonts w:ascii="Calibri" w:cs="Calibri" w:eastAsia="Calibri" w:hAnsi="Calibri"/>
           <w:b/>
           <w:bCs/>
-          <w:color w:val="1F4E79"/>
+          <w:color w:val="454545"/>
           <w:sz w:val="24"/>
           <w:szCs w:val="24"/>
         </w:rPr>
@@ -12301,7 +12301,7 @@
           <w:rFonts w:ascii="Calibri" w:cs="Calibri" w:eastAsia="Calibri" w:hAnsi="Calibri"/>
           <w:b/>
           <w:bCs/>
-          <w:color w:val="1F4E79"/>
+          <w:color w:val="454545"/>
           <w:sz w:val="24"/>
           <w:szCs w:val="24"/>
         </w:rPr>
@@ -12336,7 +12336,7 @@
           <w:rFonts w:ascii="Calibri" w:cs="Calibri" w:eastAsia="Calibri" w:hAnsi="Calibri"/>
           <w:b/>
           <w:bCs/>
-          <w:color w:val="1F4E79"/>
+          <w:color w:val="454545"/>
           <w:sz w:val="30"/>
           <w:szCs w:val="30"/>
         </w:rPr>
@@ -12346,7 +12346,7 @@
     <w:p>
       <w:pPr>
         <w:pBdr>
-          <w:bottom w:val="single" w:color="1F4E79" w:sz="6"/>
+          <w:bottom w:val="single" w:color="454545" w:sz="6"/>
         </w:pBdr>
         <w:spacing w:after="200" w:before="60"/>
       </w:pPr>
@@ -12381,7 +12381,7 @@
         <w:tc>
           <w:tcPr>
             <w:tcW w:type="dxa" w:w="2706"/>
-            <w:shd w:fill="1F4E79" w:color="auto" w:val="clear"/>
+            <w:shd w:fill="454545" w:color="auto" w:val="clear"/>
             <w:tcMar>
               <w:top w:type="dxa" w:w="70"/>
               <w:left w:type="dxa" w:w="110"/>
@@ -12409,7 +12409,7 @@
         <w:tc>
           <w:tcPr>
             <w:tcW w:type="dxa" w:w="6314"/>
-            <w:shd w:fill="1F4E79" w:color="auto" w:val="clear"/>
+            <w:shd w:fill="454545" w:color="auto" w:val="clear"/>
             <w:tcMar>
               <w:top w:type="dxa" w:w="70"/>
               <w:left w:type="dxa" w:w="110"/>
@@ -12489,7 +12489,7 @@
         <w:tc>
           <w:tcPr>
             <w:tcW w:type="dxa" w:w="2706"/>
-            <w:shd w:fill="F2F5F8" w:color="auto" w:val="clear"/>
+            <w:shd w:fill="F4F4F4" w:color="auto" w:val="clear"/>
             <w:tcMar>
               <w:top w:type="dxa" w:w="70"/>
               <w:left w:type="dxa" w:w="110"/>
@@ -12514,7 +12514,7 @@
         <w:tc>
           <w:tcPr>
             <w:tcW w:type="dxa" w:w="6314"/>
-            <w:shd w:fill="F2F5F8" w:color="auto" w:val="clear"/>
+            <w:shd w:fill="F4F4F4" w:color="auto" w:val="clear"/>
             <w:tcMar>
               <w:top w:type="dxa" w:w="70"/>
               <w:left w:type="dxa" w:w="110"/>
@@ -12591,7 +12591,7 @@
         <w:tc>
           <w:tcPr>
             <w:tcW w:type="dxa" w:w="2706"/>
-            <w:shd w:fill="F2F5F8" w:color="auto" w:val="clear"/>
+            <w:shd w:fill="F4F4F4" w:color="auto" w:val="clear"/>
             <w:tcMar>
               <w:top w:type="dxa" w:w="70"/>
               <w:left w:type="dxa" w:w="110"/>
@@ -12616,7 +12616,7 @@
         <w:tc>
           <w:tcPr>
             <w:tcW w:type="dxa" w:w="6314"/>
-            <w:shd w:fill="F2F5F8" w:color="auto" w:val="clear"/>
+            <w:shd w:fill="F4F4F4" w:color="auto" w:val="clear"/>
             <w:tcMar>
               <w:top w:type="dxa" w:w="70"/>
               <w:left w:type="dxa" w:w="110"/>
@@ -12693,7 +12693,7 @@
         <w:tc>
           <w:tcPr>
             <w:tcW w:type="dxa" w:w="2706"/>
-            <w:shd w:fill="F2F5F8" w:color="auto" w:val="clear"/>
+            <w:shd w:fill="F4F4F4" w:color="auto" w:val="clear"/>
             <w:tcMar>
               <w:top w:type="dxa" w:w="70"/>
               <w:left w:type="dxa" w:w="110"/>
@@ -12718,7 +12718,7 @@
         <w:tc>
           <w:tcPr>
             <w:tcW w:type="dxa" w:w="6314"/>
-            <w:shd w:fill="F2F5F8" w:color="auto" w:val="clear"/>
+            <w:shd w:fill="F4F4F4" w:color="auto" w:val="clear"/>
             <w:tcMar>
               <w:top w:type="dxa" w:w="70"/>
               <w:left w:type="dxa" w:w="110"/>
@@ -12795,7 +12795,7 @@
         <w:tc>
           <w:tcPr>
             <w:tcW w:type="dxa" w:w="2706"/>
-            <w:shd w:fill="F2F5F8" w:color="auto" w:val="clear"/>
+            <w:shd w:fill="F4F4F4" w:color="auto" w:val="clear"/>
             <w:tcMar>
               <w:top w:type="dxa" w:w="70"/>
               <w:left w:type="dxa" w:w="110"/>
@@ -12820,7 +12820,7 @@
         <w:tc>
           <w:tcPr>
             <w:tcW w:type="dxa" w:w="6314"/>
-            <w:shd w:fill="F2F5F8" w:color="auto" w:val="clear"/>
+            <w:shd w:fill="F4F4F4" w:color="auto" w:val="clear"/>
             <w:tcMar>
               <w:top w:type="dxa" w:w="70"/>
               <w:left w:type="dxa" w:w="110"/>
@@ -12897,7 +12897,7 @@
         <w:tc>
           <w:tcPr>
             <w:tcW w:type="dxa" w:w="2706"/>
-            <w:shd w:fill="F2F5F8" w:color="auto" w:val="clear"/>
+            <w:shd w:fill="F4F4F4" w:color="auto" w:val="clear"/>
             <w:tcMar>
               <w:top w:type="dxa" w:w="70"/>
               <w:left w:type="dxa" w:w="110"/>
@@ -12922,7 +12922,7 @@
         <w:tc>
           <w:tcPr>
             <w:tcW w:type="dxa" w:w="6314"/>
-            <w:shd w:fill="F2F5F8" w:color="auto" w:val="clear"/>
+            <w:shd w:fill="F4F4F4" w:color="auto" w:val="clear"/>
             <w:tcMar>
               <w:top w:type="dxa" w:w="70"/>
               <w:left w:type="dxa" w:w="110"/>
@@ -12999,7 +12999,7 @@
         <w:tc>
           <w:tcPr>
             <w:tcW w:type="dxa" w:w="2706"/>
-            <w:shd w:fill="F2F5F8" w:color="auto" w:val="clear"/>
+            <w:shd w:fill="F4F4F4" w:color="auto" w:val="clear"/>
             <w:tcMar>
               <w:top w:type="dxa" w:w="70"/>
               <w:left w:type="dxa" w:w="110"/>
@@ -13024,7 +13024,7 @@
         <w:tc>
           <w:tcPr>
             <w:tcW w:type="dxa" w:w="6314"/>
-            <w:shd w:fill="F2F5F8" w:color="auto" w:val="clear"/>
+            <w:shd w:fill="F4F4F4" w:color="auto" w:val="clear"/>
             <w:tcMar>
               <w:top w:type="dxa" w:w="70"/>
               <w:left w:type="dxa" w:w="110"/>
@@ -13101,7 +13101,7 @@
         <w:tc>
           <w:tcPr>
             <w:tcW w:type="dxa" w:w="2706"/>
-            <w:shd w:fill="F2F5F8" w:color="auto" w:val="clear"/>
+            <w:shd w:fill="F4F4F4" w:color="auto" w:val="clear"/>
             <w:tcMar>
               <w:top w:type="dxa" w:w="70"/>
               <w:left w:type="dxa" w:w="110"/>
@@ -13126,7 +13126,7 @@
         <w:tc>
           <w:tcPr>
             <w:tcW w:type="dxa" w:w="6314"/>
-            <w:shd w:fill="F2F5F8" w:color="auto" w:val="clear"/>
+            <w:shd w:fill="F4F4F4" w:color="auto" w:val="clear"/>
             <w:tcMar>
               <w:top w:type="dxa" w:w="70"/>
               <w:left w:type="dxa" w:w="110"/>
@@ -13203,7 +13203,7 @@
         <w:tc>
           <w:tcPr>
             <w:tcW w:type="dxa" w:w="2706"/>
-            <w:shd w:fill="F2F5F8" w:color="auto" w:val="clear"/>
+            <w:shd w:fill="F4F4F4" w:color="auto" w:val="clear"/>
             <w:tcMar>
               <w:top w:type="dxa" w:w="70"/>
               <w:left w:type="dxa" w:w="110"/>
@@ -13228,7 +13228,7 @@
         <w:tc>
           <w:tcPr>
             <w:tcW w:type="dxa" w:w="6314"/>
-            <w:shd w:fill="F2F5F8" w:color="auto" w:val="clear"/>
+            <w:shd w:fill="F4F4F4" w:color="auto" w:val="clear"/>
             <w:tcMar>
               <w:top w:type="dxa" w:w="70"/>
               <w:left w:type="dxa" w:w="110"/>
@@ -13305,7 +13305,7 @@
         <w:tc>
           <w:tcPr>
             <w:tcW w:type="dxa" w:w="2706"/>
-            <w:shd w:fill="F2F5F8" w:color="auto" w:val="clear"/>
+            <w:shd w:fill="F4F4F4" w:color="auto" w:val="clear"/>
             <w:tcMar>
               <w:top w:type="dxa" w:w="70"/>
               <w:left w:type="dxa" w:w="110"/>
@@ -13330,7 +13330,7 @@
         <w:tc>
           <w:tcPr>
             <w:tcW w:type="dxa" w:w="6314"/>
-            <w:shd w:fill="F2F5F8" w:color="auto" w:val="clear"/>
+            <w:shd w:fill="F4F4F4" w:color="auto" w:val="clear"/>
             <w:tcMar>
               <w:top w:type="dxa" w:w="70"/>
               <w:left w:type="dxa" w:w="110"/>
@@ -13407,7 +13407,7 @@
         <w:tc>
           <w:tcPr>
             <w:tcW w:type="dxa" w:w="2706"/>
-            <w:shd w:fill="F2F5F8" w:color="auto" w:val="clear"/>
+            <w:shd w:fill="F4F4F4" w:color="auto" w:val="clear"/>
             <w:tcMar>
               <w:top w:type="dxa" w:w="70"/>
               <w:left w:type="dxa" w:w="110"/>
@@ -13432,7 +13432,7 @@
         <w:tc>
           <w:tcPr>
             <w:tcW w:type="dxa" w:w="6314"/>
-            <w:shd w:fill="F2F5F8" w:color="auto" w:val="clear"/>
+            <w:shd w:fill="F4F4F4" w:color="auto" w:val="clear"/>
             <w:tcMar>
               <w:top w:type="dxa" w:w="70"/>
               <w:left w:type="dxa" w:w="110"/>
@@ -13509,7 +13509,7 @@
         <w:tc>
           <w:tcPr>
             <w:tcW w:type="dxa" w:w="2706"/>
-            <w:shd w:fill="F2F5F8" w:color="auto" w:val="clear"/>
+            <w:shd w:fill="F4F4F4" w:color="auto" w:val="clear"/>
             <w:tcMar>
               <w:top w:type="dxa" w:w="70"/>
               <w:left w:type="dxa" w:w="110"/>
@@ -13534,7 +13534,7 @@
         <w:tc>
           <w:tcPr>
             <w:tcW w:type="dxa" w:w="6314"/>
-            <w:shd w:fill="F2F5F8" w:color="auto" w:val="clear"/>
+            <w:shd w:fill="F4F4F4" w:color="auto" w:val="clear"/>
             <w:tcMar>
               <w:top w:type="dxa" w:w="70"/>
               <w:left w:type="dxa" w:w="110"/>
@@ -13626,7 +13626,7 @@
           <w:rFonts w:ascii="Calibri" w:cs="Calibri" w:eastAsia="Calibri" w:hAnsi="Calibri"/>
           <w:b/>
           <w:bCs/>
-          <w:color w:val="1F4E79"/>
+          <w:color w:val="454545"/>
           <w:sz w:val="24"/>
           <w:szCs w:val="24"/>
         </w:rPr>
@@ -13656,7 +13656,7 @@
         <w:tc>
           <w:tcPr>
             <w:tcW w:type="dxa" w:w="6314"/>
-            <w:shd w:fill="1F4E79" w:color="auto" w:val="clear"/>
+            <w:shd w:fill="454545" w:color="auto" w:val="clear"/>
             <w:tcMar>
               <w:top w:type="dxa" w:w="70"/>
               <w:left w:type="dxa" w:w="110"/>
@@ -13684,7 +13684,7 @@
         <w:tc>
           <w:tcPr>
             <w:tcW w:type="dxa" w:w="2706"/>
-            <w:shd w:fill="1F4E79" w:color="auto" w:val="clear"/>
+            <w:shd w:fill="454545" w:color="auto" w:val="clear"/>
             <w:tcMar>
               <w:top w:type="dxa" w:w="70"/>
               <w:left w:type="dxa" w:w="110"/>
@@ -13766,7 +13766,7 @@
         <w:tc>
           <w:tcPr>
             <w:tcW w:type="dxa" w:w="6314"/>
-            <w:shd w:fill="F2F5F8" w:color="auto" w:val="clear"/>
+            <w:shd w:fill="F4F4F4" w:color="auto" w:val="clear"/>
             <w:tcMar>
               <w:top w:type="dxa" w:w="70"/>
               <w:left w:type="dxa" w:w="110"/>
@@ -13791,7 +13791,7 @@
         <w:tc>
           <w:tcPr>
             <w:tcW w:type="dxa" w:w="2706"/>
-            <w:shd w:fill="F2F5F8" w:color="auto" w:val="clear"/>
+            <w:shd w:fill="F4F4F4" w:color="auto" w:val="clear"/>
             <w:tcMar>
               <w:top w:type="dxa" w:w="70"/>
               <w:left w:type="dxa" w:w="110"/>
@@ -13870,7 +13870,7 @@
         <w:tc>
           <w:tcPr>
             <w:tcW w:type="dxa" w:w="6314"/>
-            <w:shd w:fill="F2F5F8" w:color="auto" w:val="clear"/>
+            <w:shd w:fill="F4F4F4" w:color="auto" w:val="clear"/>
             <w:tcMar>
               <w:top w:type="dxa" w:w="70"/>
               <w:left w:type="dxa" w:w="110"/>
@@ -13895,7 +13895,7 @@
         <w:tc>
           <w:tcPr>
             <w:tcW w:type="dxa" w:w="2706"/>
-            <w:shd w:fill="F2F5F8" w:color="auto" w:val="clear"/>
+            <w:shd w:fill="F4F4F4" w:color="auto" w:val="clear"/>
             <w:tcMar>
               <w:top w:type="dxa" w:w="70"/>
               <w:left w:type="dxa" w:w="110"/>
@@ -13974,7 +13974,7 @@
         <w:tc>
           <w:tcPr>
             <w:tcW w:type="dxa" w:w="6314"/>
-            <w:shd w:fill="F2F5F8" w:color="auto" w:val="clear"/>
+            <w:shd w:fill="F4F4F4" w:color="auto" w:val="clear"/>
             <w:tcMar>
               <w:top w:type="dxa" w:w="70"/>
               <w:left w:type="dxa" w:w="110"/>
@@ -13999,7 +13999,7 @@
         <w:tc>
           <w:tcPr>
             <w:tcW w:type="dxa" w:w="2706"/>
-            <w:shd w:fill="F2F5F8" w:color="auto" w:val="clear"/>
+            <w:shd w:fill="F4F4F4" w:color="auto" w:val="clear"/>
             <w:tcMar>
               <w:top w:type="dxa" w:w="70"/>
               <w:left w:type="dxa" w:w="110"/>
@@ -14042,7 +14042,7 @@
           <w:rFonts w:ascii="Calibri" w:cs="Calibri" w:eastAsia="Calibri" w:hAnsi="Calibri"/>
           <w:b/>
           <w:bCs/>
-          <w:color w:val="1F4E79"/>
+          <w:color w:val="454545"/>
           <w:sz w:val="24"/>
           <w:szCs w:val="24"/>
         </w:rPr>
@@ -14063,7 +14063,6 @@
       </w:r>
     </w:p>
     <w:sectPr>
-      <w:headerReference w:type="default" r:id="rId7"/>
       <w:footerReference w:type="default" r:id="rId8"/>
       <w:pgSz w:w="11906" w:h="16838" w:orient="portrait"/>
       <w:pgMar w:top="1200" w:right="1440" w:bottom="1200" w:left="1440" w:header="708" w:footer="708" w:gutter="0"/>
@@ -14178,29 +14177,6 @@
     </w:p>
   </w:footnote>
 </w:footnotes>
-</file>
-
-<file path=word/header1.xml><?xml version="1.0" encoding="utf-8"?>
-<w:hdr xmlns:wpc="http://schemas.microsoft.com/office/word/2010/wordprocessingCanvas" xmlns:mc="http://schemas.openxmlformats.org/markup-compatibility/2006" xmlns:o="urn:schemas-microsoft-com:office:office" xmlns:r="http://schemas.openxmlformats.org/officeDocument/2006/relationships" xmlns:m="http://schemas.openxmlformats.org/officeDocument/2006/math" xmlns:v="urn:schemas-microsoft-com:vml" xmlns:wp14="http://schemas.microsoft.com/office/word/2010/wordprocessingDrawing" xmlns:wp="http://schemas.openxmlformats.org/drawingml/2006/wordprocessingDrawing" xmlns:w10="urn:schemas-microsoft-com:office:word" xmlns:w="http://schemas.openxmlformats.org/wordprocessingml/2006/main" xmlns:w14="http://schemas.microsoft.com/office/word/2010/wordml" xmlns:w15="http://schemas.microsoft.com/office/word/2012/wordml" xmlns:wpg="http://schemas.microsoft.com/office/word/2010/wordprocessingGroup" xmlns:wpi="http://schemas.microsoft.com/office/word/2010/wordprocessingInk" xmlns:wne="http://schemas.microsoft.com/office/word/2006/wordml" xmlns:wps="http://schemas.microsoft.com/office/word/2010/wordprocessingShape" xmlns:cx="http://schemas.microsoft.com/office/drawing/2014/chartex" xmlns:cx1="http://schemas.microsoft.com/office/drawing/2015/9/8/chartex" xmlns:cx2="http://schemas.microsoft.com/office/drawing/2015/10/21/chartex" xmlns:cx3="http://schemas.microsoft.com/office/drawing/2016/5/9/chartex" xmlns:cx4="http://schemas.microsoft.com/office/drawing/2016/5/10/chartex" xmlns:cx5="http://schemas.microsoft.com/office/drawing/2016/5/11/chartex" xmlns:cx6="http://schemas.microsoft.com/office/drawing/2016/5/12/chartex" xmlns:cx7="http://schemas.microsoft.com/office/drawing/2016/5/13/chartex" xmlns:cx8="http://schemas.microsoft.com/office/drawing/2016/5/14/chartex" xmlns:w16cid="http://schemas.microsoft.com/office/word/2016/wordml/cid" xmlns:w16se="http://schemas.microsoft.com/office/word/2015/wordml/symex">
-  <w:p>
-    <w:pPr>
-      <w:pBdr>
-        <w:bottom w:val="single" w:color="BFBFBF" w:sz="4"/>
-      </w:pBdr>
-      <w:spacing w:after="40"/>
-      <w:jc w:val="right"/>
-    </w:pPr>
-    <w:r>
-      <w:rPr>
-        <w:rFonts w:ascii="Calibri" w:cs="Calibri" w:eastAsia="Calibri" w:hAnsi="Calibri"/>
-        <w:color w:val="595959"/>
-        <w:sz w:val="17"/>
-        <w:szCs w:val="17"/>
-      </w:rPr>
-      <w:t xml:space="preserve">S.Mart Retail AI — Technical Project Report</w:t>
-    </w:r>
-  </w:p>
-</w:hdr>
 </file>
 
 <file path=word/numbering.xml><?xml version="1.0" encoding="utf-8"?>
@@ -14371,7 +14347,7 @@
     <w:next w:val="Normal"/>
     <w:qFormat/>
     <w:rPr>
-      <w:color w:val="2E74B5"/>
+      <w:color w:val="666666"/>
       <w:sz w:val="32"/>
       <w:szCs w:val="32"/>
     </w:rPr>
@@ -14382,7 +14358,7 @@
     <w:next w:val="Normal"/>
     <w:qFormat/>
     <w:rPr>
-      <w:color w:val="2E74B5"/>
+      <w:color w:val="666666"/>
       <w:sz w:val="26"/>
       <w:szCs w:val="26"/>
     </w:rPr>
@@ -14393,7 +14369,7 @@
     <w:next w:val="Normal"/>
     <w:qFormat/>
     <w:rPr>
-      <w:color w:val="1F4D78"/>
+      <w:color w:val="444444"/>
       <w:sz w:val="24"/>
       <w:szCs w:val="24"/>
     </w:rPr>
@@ -14406,7 +14382,7 @@
     <w:rPr>
       <w:i/>
       <w:iCs/>
-      <w:color w:val="2E74B5"/>
+      <w:color w:val="666666"/>
     </w:rPr>
   </w:style>
   <w:style w:type="paragraph" w:styleId="Heading5">
@@ -14415,7 +14391,7 @@
     <w:next w:val="Normal"/>
     <w:qFormat/>
     <w:rPr>
-      <w:color w:val="2E74B5"/>
+      <w:color w:val="666666"/>
     </w:rPr>
   </w:style>
   <w:style w:type="paragraph" w:styleId="Heading6">
@@ -14424,7 +14400,7 @@
     <w:next w:val="Normal"/>
     <w:qFormat/>
     <w:rPr>
-      <w:color w:val="1F4D78"/>
+      <w:color w:val="444444"/>
     </w:rPr>
   </w:style>
   <w:style w:type="paragraph" w:styleId="Strong">
@@ -14448,7 +14424,7 @@
     <w:uiPriority w:val="99"/>
     <w:unhideWhenUsed/>
     <w:rPr>
-      <w:color w:val="0563C1"/>
+      <w:color w:val="525252"/>
       <w:u w:val="single"/>
     </w:rPr>
   </w:style>
